--- a/doc/Diplomski_rad.docx
+++ b/doc/Diplomski_rad.docx
@@ -62,7 +62,7 @@
       <w:r>
         <w:fldChar w:fldCharType="separate"/>
       </w:r>
-      <w:hyperlink w:anchor="_Toc231127776" w:history="1">
+      <w:hyperlink w:anchor="_Toc231565769" w:history="1">
         <w:r>
           <w:rPr>
             <w:rStyle w:val="Hyperlink"/>
@@ -89,7 +89,7 @@
             <w:noProof/>
             <w:webHidden/>
           </w:rPr>
-          <w:instrText xml:space="preserve"> PAGEREF _Toc231127776 \h </w:instrText>
+          <w:instrText xml:space="preserve"> PAGEREF _Toc231565769 \h </w:instrText>
         </w:r>
         <w:r>
           <w:rPr>
@@ -135,7 +135,7 @@
           <w14:ligatures w14:val="standardContextual"/>
         </w:rPr>
       </w:pPr>
-      <w:hyperlink w:anchor="_Toc231127777" w:history="1">
+      <w:hyperlink w:anchor="_Toc231565770" w:history="1">
         <w:r>
           <w:rPr>
             <w:rStyle w:val="Hyperlink"/>
@@ -179,7 +179,7 @@
             <w:noProof/>
             <w:webHidden/>
           </w:rPr>
-          <w:instrText xml:space="preserve"> PAGEREF _Toc231127777 \h </w:instrText>
+          <w:instrText xml:space="preserve"> PAGEREF _Toc231565770 \h </w:instrText>
         </w:r>
         <w:r>
           <w:rPr>
@@ -225,7 +225,7 @@
           <w14:ligatures w14:val="standardContextual"/>
         </w:rPr>
       </w:pPr>
-      <w:hyperlink w:anchor="_Toc231127778" w:history="1">
+      <w:hyperlink w:anchor="_Toc231565771" w:history="1">
         <w:r>
           <w:rPr>
             <w:rStyle w:val="Hyperlink"/>
@@ -271,7 +271,7 @@
             <w:noProof/>
             <w:webHidden/>
           </w:rPr>
-          <w:instrText xml:space="preserve"> PAGEREF _Toc231127778 \h </w:instrText>
+          <w:instrText xml:space="preserve"> PAGEREF _Toc231565771 \h </w:instrText>
         </w:r>
         <w:r>
           <w:rPr>
@@ -317,7 +317,7 @@
           <w14:ligatures w14:val="standardContextual"/>
         </w:rPr>
       </w:pPr>
-      <w:hyperlink w:anchor="_Toc231127779" w:history="1">
+      <w:hyperlink w:anchor="_Toc231565772" w:history="1">
         <w:r>
           <w:rPr>
             <w:rStyle w:val="Hyperlink"/>
@@ -363,7 +363,7 @@
             <w:noProof/>
             <w:webHidden/>
           </w:rPr>
-          <w:instrText xml:space="preserve"> PAGEREF _Toc231127779 \h </w:instrText>
+          <w:instrText xml:space="preserve"> PAGEREF _Toc231565772 \h </w:instrText>
         </w:r>
         <w:r>
           <w:rPr>
@@ -409,7 +409,7 @@
           <w14:ligatures w14:val="standardContextual"/>
         </w:rPr>
       </w:pPr>
-      <w:hyperlink w:anchor="_Toc231127780" w:history="1">
+      <w:hyperlink w:anchor="_Toc231565773" w:history="1">
         <w:r>
           <w:rPr>
             <w:rStyle w:val="Hyperlink"/>
@@ -434,7 +434,7 @@
             <w:noProof/>
             <w:lang w:eastAsia="hr-HR"/>
           </w:rPr>
-          <w:t>Koeficijent apsorpcije materijala</w:t>
+          <w:t>Zvučno polje u zatvorenim prostorima</w:t>
         </w:r>
         <w:r>
           <w:rPr>
@@ -455,7 +455,7 @@
             <w:noProof/>
             <w:webHidden/>
           </w:rPr>
-          <w:instrText xml:space="preserve"> PAGEREF _Toc231127780 \h </w:instrText>
+          <w:instrText xml:space="preserve"> PAGEREF _Toc231565773 \h </w:instrText>
         </w:r>
         <w:r>
           <w:rPr>
@@ -488,9 +488,9 @@
     </w:p>
     <w:p>
       <w:pPr>
-        <w:pStyle w:val="TOC2"/>
-        <w:tabs>
-          <w:tab w:val="left" w:pos="960"/>
+        <w:pStyle w:val="TOC1"/>
+        <w:tabs>
+          <w:tab w:val="left" w:pos="480"/>
           <w:tab w:val="right" w:leader="dot" w:pos="8778"/>
         </w:tabs>
         <w:rPr>
@@ -501,14 +501,13 @@
           <w14:ligatures w14:val="standardContextual"/>
         </w:rPr>
       </w:pPr>
-      <w:hyperlink w:anchor="_Toc231127781" w:history="1">
+      <w:hyperlink w:anchor="_Toc231565774" w:history="1">
         <w:r>
           <w:rPr>
             <w:rStyle w:val="Hyperlink"/>
             <w:noProof/>
-            <w:lang w:eastAsia="hr-HR"/>
-          </w:rPr>
-          <w:t>1.4.</w:t>
+          </w:rPr>
+          <w:t>2.</w:t>
         </w:r>
         <w:r>
           <w:rPr>
@@ -524,9 +523,34 @@
           <w:rPr>
             <w:rStyle w:val="Hyperlink"/>
             <w:noProof/>
-            <w:lang w:eastAsia="hr-HR"/>
-          </w:rPr>
-          <w:t>Zvučno polje u zatvorenim prostorima</w:t>
+          </w:rPr>
+          <w:t>Vrijeme odjeka (</w:t>
+        </w:r>
+        <w:r>
+          <w:rPr>
+            <w:rStyle w:val="Hyperlink"/>
+            <w:i/>
+            <w:iCs/>
+            <w:noProof/>
+          </w:rPr>
+          <w:t>RT</w:t>
+        </w:r>
+        <w:r>
+          <w:rPr>
+            <w:rStyle w:val="Hyperlink"/>
+            <w:i/>
+            <w:iCs/>
+            <w:noProof/>
+            <w:vertAlign w:val="subscript"/>
+          </w:rPr>
+          <w:t>60</w:t>
+        </w:r>
+        <w:r>
+          <w:rPr>
+            <w:rStyle w:val="Hyperlink"/>
+            <w:noProof/>
+          </w:rPr>
+          <w:t>)</w:t>
         </w:r>
         <w:r>
           <w:rPr>
@@ -547,7 +571,7 @@
             <w:noProof/>
             <w:webHidden/>
           </w:rPr>
-          <w:instrText xml:space="preserve"> PAGEREF _Toc231127781 \h </w:instrText>
+          <w:instrText xml:space="preserve"> PAGEREF _Toc231565774 \h </w:instrText>
         </w:r>
         <w:r>
           <w:rPr>
@@ -567,7 +591,7 @@
             <w:noProof/>
             <w:webHidden/>
           </w:rPr>
-          <w:t>4</w:t>
+          <w:t>5</w:t>
         </w:r>
         <w:r>
           <w:rPr>
@@ -580,9 +604,9 @@
     </w:p>
     <w:p>
       <w:pPr>
-        <w:pStyle w:val="TOC1"/>
-        <w:tabs>
-          <w:tab w:val="left" w:pos="480"/>
+        <w:pStyle w:val="TOC2"/>
+        <w:tabs>
+          <w:tab w:val="left" w:pos="960"/>
           <w:tab w:val="right" w:leader="dot" w:pos="8778"/>
         </w:tabs>
         <w:rPr>
@@ -593,13 +617,14 @@
           <w14:ligatures w14:val="standardContextual"/>
         </w:rPr>
       </w:pPr>
-      <w:hyperlink w:anchor="_Toc231127782" w:history="1">
+      <w:hyperlink w:anchor="_Toc231565775" w:history="1">
         <w:r>
           <w:rPr>
             <w:rStyle w:val="Hyperlink"/>
             <w:noProof/>
-          </w:rPr>
-          <w:t>2.</w:t>
+            <w:lang w:eastAsia="hr-HR"/>
+          </w:rPr>
+          <w:t>2.1.</w:t>
         </w:r>
         <w:r>
           <w:rPr>
@@ -615,8 +640,9 @@
           <w:rPr>
             <w:rStyle w:val="Hyperlink"/>
             <w:noProof/>
-          </w:rPr>
-          <w:t>Vrijeme odjeka (RT60)</w:t>
+            <w:lang w:eastAsia="hr-HR"/>
+          </w:rPr>
+          <w:t>Sabineova formula</w:t>
         </w:r>
         <w:r>
           <w:rPr>
@@ -637,7 +663,7 @@
             <w:noProof/>
             <w:webHidden/>
           </w:rPr>
-          <w:instrText xml:space="preserve"> PAGEREF _Toc231127782 \h </w:instrText>
+          <w:instrText xml:space="preserve"> PAGEREF _Toc231565775 \h </w:instrText>
         </w:r>
         <w:r>
           <w:rPr>
@@ -657,7 +683,7 @@
             <w:noProof/>
             <w:webHidden/>
           </w:rPr>
-          <w:t>6</w:t>
+          <w:t>5</w:t>
         </w:r>
         <w:r>
           <w:rPr>
@@ -683,14 +709,14 @@
           <w14:ligatures w14:val="standardContextual"/>
         </w:rPr>
       </w:pPr>
-      <w:hyperlink w:anchor="_Toc231127783" w:history="1">
+      <w:hyperlink w:anchor="_Toc231565776" w:history="1">
         <w:r>
           <w:rPr>
             <w:rStyle w:val="Hyperlink"/>
             <w:noProof/>
             <w:lang w:eastAsia="hr-HR"/>
           </w:rPr>
-          <w:t>2.1.</w:t>
+          <w:t>2.2.</w:t>
         </w:r>
         <w:r>
           <w:rPr>
@@ -708,7 +734,7 @@
             <w:noProof/>
             <w:lang w:eastAsia="hr-HR"/>
           </w:rPr>
-          <w:t>Sabineova formula</w:t>
+          <w:t>Eyringova formula</w:t>
         </w:r>
         <w:r>
           <w:rPr>
@@ -729,7 +755,7 @@
             <w:noProof/>
             <w:webHidden/>
           </w:rPr>
-          <w:instrText xml:space="preserve"> PAGEREF _Toc231127783 \h </w:instrText>
+          <w:instrText xml:space="preserve"> PAGEREF _Toc231565776 \h </w:instrText>
         </w:r>
         <w:r>
           <w:rPr>
@@ -775,14 +801,14 @@
           <w14:ligatures w14:val="standardContextual"/>
         </w:rPr>
       </w:pPr>
-      <w:hyperlink w:anchor="_Toc231127784" w:history="1">
+      <w:hyperlink w:anchor="_Toc231565777" w:history="1">
         <w:r>
           <w:rPr>
             <w:rStyle w:val="Hyperlink"/>
             <w:noProof/>
             <w:lang w:eastAsia="hr-HR"/>
           </w:rPr>
-          <w:t>2.2.</w:t>
+          <w:t>2.3.</w:t>
         </w:r>
         <w:r>
           <w:rPr>
@@ -800,7 +826,7 @@
             <w:noProof/>
             <w:lang w:eastAsia="hr-HR"/>
           </w:rPr>
-          <w:t>Eyringova formula</w:t>
+          <w:t>Ograničenja modela</w:t>
         </w:r>
         <w:r>
           <w:rPr>
@@ -821,7 +847,7 @@
             <w:noProof/>
             <w:webHidden/>
           </w:rPr>
-          <w:instrText xml:space="preserve"> PAGEREF _Toc231127784 \h </w:instrText>
+          <w:instrText xml:space="preserve"> PAGEREF _Toc231565777 \h </w:instrText>
         </w:r>
         <w:r>
           <w:rPr>
@@ -841,7 +867,7 @@
             <w:noProof/>
             <w:webHidden/>
           </w:rPr>
-          <w:t>7</w:t>
+          <w:t>6</w:t>
         </w:r>
         <w:r>
           <w:rPr>
@@ -867,14 +893,14 @@
           <w14:ligatures w14:val="standardContextual"/>
         </w:rPr>
       </w:pPr>
-      <w:hyperlink w:anchor="_Toc231127785" w:history="1">
+      <w:hyperlink w:anchor="_Toc231565778" w:history="1">
         <w:r>
           <w:rPr>
             <w:rStyle w:val="Hyperlink"/>
             <w:noProof/>
             <w:lang w:eastAsia="hr-HR"/>
           </w:rPr>
-          <w:t>2.3.</w:t>
+          <w:t>2.4.</w:t>
         </w:r>
         <w:r>
           <w:rPr>
@@ -892,7 +918,7 @@
             <w:noProof/>
             <w:lang w:eastAsia="hr-HR"/>
           </w:rPr>
-          <w:t>Ograničenja modela</w:t>
+          <w:t>Utjecaj volumena i apsorpcije</w:t>
         </w:r>
         <w:r>
           <w:rPr>
@@ -913,7 +939,7 @@
             <w:noProof/>
             <w:webHidden/>
           </w:rPr>
-          <w:instrText xml:space="preserve"> PAGEREF _Toc231127785 \h </w:instrText>
+          <w:instrText xml:space="preserve"> PAGEREF _Toc231565778 \h </w:instrText>
         </w:r>
         <w:r>
           <w:rPr>
@@ -946,9 +972,9 @@
     </w:p>
     <w:p>
       <w:pPr>
-        <w:pStyle w:val="TOC2"/>
-        <w:tabs>
-          <w:tab w:val="left" w:pos="960"/>
+        <w:pStyle w:val="TOC1"/>
+        <w:tabs>
+          <w:tab w:val="left" w:pos="480"/>
           <w:tab w:val="right" w:leader="dot" w:pos="8778"/>
         </w:tabs>
         <w:rPr>
@@ -959,14 +985,13 @@
           <w14:ligatures w14:val="standardContextual"/>
         </w:rPr>
       </w:pPr>
-      <w:hyperlink w:anchor="_Toc231127786" w:history="1">
+      <w:hyperlink w:anchor="_Toc231565779" w:history="1">
         <w:r>
           <w:rPr>
             <w:rStyle w:val="Hyperlink"/>
             <w:noProof/>
-            <w:lang w:eastAsia="hr-HR"/>
-          </w:rPr>
-          <w:t>2.4.</w:t>
+          </w:rPr>
+          <w:t>3.</w:t>
         </w:r>
         <w:r>
           <w:rPr>
@@ -982,9 +1007,8 @@
           <w:rPr>
             <w:rStyle w:val="Hyperlink"/>
             <w:noProof/>
-            <w:lang w:eastAsia="hr-HR"/>
-          </w:rPr>
-          <w:t>Utjecaj volumena i apsorpcije</w:t>
+          </w:rPr>
+          <w:t>Impulsni odziv prostorije</w:t>
         </w:r>
         <w:r>
           <w:rPr>
@@ -1005,7 +1029,7 @@
             <w:noProof/>
             <w:webHidden/>
           </w:rPr>
-          <w:instrText xml:space="preserve"> PAGEREF _Toc231127786 \h </w:instrText>
+          <w:instrText xml:space="preserve"> PAGEREF _Toc231565779 \h </w:instrText>
         </w:r>
         <w:r>
           <w:rPr>
@@ -1038,9 +1062,9 @@
     </w:p>
     <w:p>
       <w:pPr>
-        <w:pStyle w:val="TOC1"/>
-        <w:tabs>
-          <w:tab w:val="left" w:pos="480"/>
+        <w:pStyle w:val="TOC2"/>
+        <w:tabs>
+          <w:tab w:val="left" w:pos="960"/>
           <w:tab w:val="right" w:leader="dot" w:pos="8778"/>
         </w:tabs>
         <w:rPr>
@@ -1051,13 +1075,13 @@
           <w14:ligatures w14:val="standardContextual"/>
         </w:rPr>
       </w:pPr>
-      <w:hyperlink w:anchor="_Toc231127787" w:history="1">
+      <w:hyperlink w:anchor="_Toc231565780" w:history="1">
         <w:r>
           <w:rPr>
             <w:rStyle w:val="Hyperlink"/>
             <w:noProof/>
           </w:rPr>
-          <w:t>3.</w:t>
+          <w:t>3.1.</w:t>
         </w:r>
         <w:r>
           <w:rPr>
@@ -1074,7 +1098,7 @@
             <w:rStyle w:val="Hyperlink"/>
             <w:noProof/>
           </w:rPr>
-          <w:t>Impulsni odziv prostorije</w:t>
+          <w:t>Definicija impulsnog odziva</w:t>
         </w:r>
         <w:r>
           <w:rPr>
@@ -1095,7 +1119,7 @@
             <w:noProof/>
             <w:webHidden/>
           </w:rPr>
-          <w:instrText xml:space="preserve"> PAGEREF _Toc231127787 \h </w:instrText>
+          <w:instrText xml:space="preserve"> PAGEREF _Toc231565780 \h </w:instrText>
         </w:r>
         <w:r>
           <w:rPr>
@@ -1115,7 +1139,7 @@
             <w:noProof/>
             <w:webHidden/>
           </w:rPr>
-          <w:t>9</w:t>
+          <w:t>8</w:t>
         </w:r>
         <w:r>
           <w:rPr>
@@ -1141,13 +1165,13 @@
           <w14:ligatures w14:val="standardContextual"/>
         </w:rPr>
       </w:pPr>
-      <w:hyperlink w:anchor="_Toc231127788" w:history="1">
+      <w:hyperlink w:anchor="_Toc231565781" w:history="1">
         <w:r>
           <w:rPr>
             <w:rStyle w:val="Hyperlink"/>
             <w:noProof/>
           </w:rPr>
-          <w:t>3.1.</w:t>
+          <w:t>3.2.</w:t>
         </w:r>
         <w:r>
           <w:rPr>
@@ -1164,7 +1188,7 @@
             <w:rStyle w:val="Hyperlink"/>
             <w:noProof/>
           </w:rPr>
-          <w:t>Definicija impulsnog odziva</w:t>
+          <w:t>Direktni zvuk i refleksije</w:t>
         </w:r>
         <w:r>
           <w:rPr>
@@ -1185,7 +1209,7 @@
             <w:noProof/>
             <w:webHidden/>
           </w:rPr>
-          <w:instrText xml:space="preserve"> PAGEREF _Toc231127788 \h </w:instrText>
+          <w:instrText xml:space="preserve"> PAGEREF _Toc231565781 \h </w:instrText>
         </w:r>
         <w:r>
           <w:rPr>
@@ -1205,7 +1229,7 @@
             <w:noProof/>
             <w:webHidden/>
           </w:rPr>
-          <w:t>9</w:t>
+          <w:t>8</w:t>
         </w:r>
         <w:r>
           <w:rPr>
@@ -1231,13 +1255,13 @@
           <w14:ligatures w14:val="standardContextual"/>
         </w:rPr>
       </w:pPr>
-      <w:hyperlink w:anchor="_Toc231127789" w:history="1">
+      <w:hyperlink w:anchor="_Toc231565782" w:history="1">
         <w:r>
           <w:rPr>
             <w:rStyle w:val="Hyperlink"/>
             <w:noProof/>
           </w:rPr>
-          <w:t>3.2.</w:t>
+          <w:t>3.3.</w:t>
         </w:r>
         <w:r>
           <w:rPr>
@@ -1254,7 +1278,7 @@
             <w:rStyle w:val="Hyperlink"/>
             <w:noProof/>
           </w:rPr>
-          <w:t>Direktni zvuk i refleksije</w:t>
+          <w:t>Rane i kasne refleksije</w:t>
         </w:r>
         <w:r>
           <w:rPr>
@@ -1275,7 +1299,7 @@
             <w:noProof/>
             <w:webHidden/>
           </w:rPr>
-          <w:instrText xml:space="preserve"> PAGEREF _Toc231127789 \h </w:instrText>
+          <w:instrText xml:space="preserve"> PAGEREF _Toc231565782 \h </w:instrText>
         </w:r>
         <w:r>
           <w:rPr>
@@ -1321,13 +1345,13 @@
           <w14:ligatures w14:val="standardContextual"/>
         </w:rPr>
       </w:pPr>
-      <w:hyperlink w:anchor="_Toc231127790" w:history="1">
+      <w:hyperlink w:anchor="_Toc231565783" w:history="1">
         <w:r>
           <w:rPr>
             <w:rStyle w:val="Hyperlink"/>
             <w:noProof/>
           </w:rPr>
-          <w:t>3.3.</w:t>
+          <w:t>3.4.</w:t>
         </w:r>
         <w:r>
           <w:rPr>
@@ -1344,7 +1368,7 @@
             <w:rStyle w:val="Hyperlink"/>
             <w:noProof/>
           </w:rPr>
-          <w:t>Rana i kasna refleksija</w:t>
+          <w:t>Veza impulsnog odziva i percepcije prostora</w:t>
         </w:r>
         <w:r>
           <w:rPr>
@@ -1365,7 +1389,7 @@
             <w:noProof/>
             <w:webHidden/>
           </w:rPr>
-          <w:instrText xml:space="preserve"> PAGEREF _Toc231127790 \h </w:instrText>
+          <w:instrText xml:space="preserve"> PAGEREF _Toc231565783 \h </w:instrText>
         </w:r>
         <w:r>
           <w:rPr>
@@ -1385,7 +1409,7 @@
             <w:noProof/>
             <w:webHidden/>
           </w:rPr>
-          <w:t>10</w:t>
+          <w:t>9</w:t>
         </w:r>
         <w:r>
           <w:rPr>
@@ -1398,9 +1422,9 @@
     </w:p>
     <w:p>
       <w:pPr>
-        <w:pStyle w:val="TOC2"/>
-        <w:tabs>
-          <w:tab w:val="left" w:pos="960"/>
+        <w:pStyle w:val="TOC1"/>
+        <w:tabs>
+          <w:tab w:val="left" w:pos="480"/>
           <w:tab w:val="right" w:leader="dot" w:pos="8778"/>
         </w:tabs>
         <w:rPr>
@@ -1411,13 +1435,13 @@
           <w14:ligatures w14:val="standardContextual"/>
         </w:rPr>
       </w:pPr>
-      <w:hyperlink w:anchor="_Toc231127791" w:history="1">
+      <w:hyperlink w:anchor="_Toc231565784" w:history="1">
         <w:r>
           <w:rPr>
             <w:rStyle w:val="Hyperlink"/>
             <w:noProof/>
           </w:rPr>
-          <w:t>3.4.</w:t>
+          <w:t>4.</w:t>
         </w:r>
         <w:r>
           <w:rPr>
@@ -1434,7 +1458,7 @@
             <w:rStyle w:val="Hyperlink"/>
             <w:noProof/>
           </w:rPr>
-          <w:t>Veza impulsnog odziva i percepcije prostora</w:t>
+          <w:t>Metoda zrcalnih izvora</w:t>
         </w:r>
         <w:r>
           <w:rPr>
@@ -1455,7 +1479,7 @@
             <w:noProof/>
             <w:webHidden/>
           </w:rPr>
-          <w:instrText xml:space="preserve"> PAGEREF _Toc231127791 \h </w:instrText>
+          <w:instrText xml:space="preserve"> PAGEREF _Toc231565784 \h </w:instrText>
         </w:r>
         <w:r>
           <w:rPr>
@@ -1475,7 +1499,7 @@
             <w:noProof/>
             <w:webHidden/>
           </w:rPr>
-          <w:t>10</w:t>
+          <w:t>11</w:t>
         </w:r>
         <w:r>
           <w:rPr>
@@ -1488,9 +1512,9 @@
     </w:p>
     <w:p>
       <w:pPr>
-        <w:pStyle w:val="TOC1"/>
-        <w:tabs>
-          <w:tab w:val="left" w:pos="480"/>
+        <w:pStyle w:val="TOC2"/>
+        <w:tabs>
+          <w:tab w:val="left" w:pos="960"/>
           <w:tab w:val="right" w:leader="dot" w:pos="8778"/>
         </w:tabs>
         <w:rPr>
@@ -1501,13 +1525,13 @@
           <w14:ligatures w14:val="standardContextual"/>
         </w:rPr>
       </w:pPr>
-      <w:hyperlink w:anchor="_Toc231127792" w:history="1">
+      <w:hyperlink w:anchor="_Toc231565785" w:history="1">
         <w:r>
           <w:rPr>
             <w:rStyle w:val="Hyperlink"/>
             <w:noProof/>
           </w:rPr>
-          <w:t>4.</w:t>
+          <w:t>4.1.</w:t>
         </w:r>
         <w:r>
           <w:rPr>
@@ -1524,7 +1548,7 @@
             <w:rStyle w:val="Hyperlink"/>
             <w:noProof/>
           </w:rPr>
-          <w:t>Image-source metoda</w:t>
+          <w:t>Osnovna ideja virtualnih izvora</w:t>
         </w:r>
         <w:r>
           <w:rPr>
@@ -1545,7 +1569,7 @@
             <w:noProof/>
             <w:webHidden/>
           </w:rPr>
-          <w:instrText xml:space="preserve"> PAGEREF _Toc231127792 \h </w:instrText>
+          <w:instrText xml:space="preserve"> PAGEREF _Toc231565785 \h </w:instrText>
         </w:r>
         <w:r>
           <w:rPr>
@@ -1565,7 +1589,7 @@
             <w:noProof/>
             <w:webHidden/>
           </w:rPr>
-          <w:t>12</w:t>
+          <w:t>11</w:t>
         </w:r>
         <w:r>
           <w:rPr>
@@ -1591,13 +1615,13 @@
           <w14:ligatures w14:val="standardContextual"/>
         </w:rPr>
       </w:pPr>
-      <w:hyperlink w:anchor="_Toc231127793" w:history="1">
+      <w:hyperlink w:anchor="_Toc231565786" w:history="1">
         <w:r>
           <w:rPr>
             <w:rStyle w:val="Hyperlink"/>
             <w:noProof/>
           </w:rPr>
-          <w:t>4.1.</w:t>
+          <w:t>4.2.</w:t>
         </w:r>
         <w:r>
           <w:rPr>
@@ -1614,7 +1638,7 @@
             <w:rStyle w:val="Hyperlink"/>
             <w:noProof/>
           </w:rPr>
-          <w:t>Osnovna ideja virtualnih izvora</w:t>
+          <w:t>Refleksije po osima</w:t>
         </w:r>
         <w:r>
           <w:rPr>
@@ -1635,7 +1659,7 @@
             <w:noProof/>
             <w:webHidden/>
           </w:rPr>
-          <w:instrText xml:space="preserve"> PAGEREF _Toc231127793 \h </w:instrText>
+          <w:instrText xml:space="preserve"> PAGEREF _Toc231565786 \h </w:instrText>
         </w:r>
         <w:r>
           <w:rPr>
@@ -1681,13 +1705,13 @@
           <w14:ligatures w14:val="standardContextual"/>
         </w:rPr>
       </w:pPr>
-      <w:hyperlink w:anchor="_Toc231127794" w:history="1">
+      <w:hyperlink w:anchor="_Toc231565787" w:history="1">
         <w:r>
           <w:rPr>
             <w:rStyle w:val="Hyperlink"/>
             <w:noProof/>
           </w:rPr>
-          <w:t>4.2.</w:t>
+          <w:t>4.3.</w:t>
         </w:r>
         <w:r>
           <w:rPr>
@@ -1704,7 +1728,7 @@
             <w:rStyle w:val="Hyperlink"/>
             <w:noProof/>
           </w:rPr>
-          <w:t>Refleksije po osima</w:t>
+          <w:t>Ograničenje redova ranih refleksija</w:t>
         </w:r>
         <w:r>
           <w:rPr>
@@ -1725,7 +1749,7 @@
             <w:noProof/>
             <w:webHidden/>
           </w:rPr>
-          <w:instrText xml:space="preserve"> PAGEREF _Toc231127794 \h </w:instrText>
+          <w:instrText xml:space="preserve"> PAGEREF _Toc231565787 \h </w:instrText>
         </w:r>
         <w:r>
           <w:rPr>
@@ -1771,13 +1795,13 @@
           <w14:ligatures w14:val="standardContextual"/>
         </w:rPr>
       </w:pPr>
-      <w:hyperlink w:anchor="_Toc231127795" w:history="1">
+      <w:hyperlink w:anchor="_Toc231565788" w:history="1">
         <w:r>
           <w:rPr>
             <w:rStyle w:val="Hyperlink"/>
             <w:noProof/>
           </w:rPr>
-          <w:t>4.3.</w:t>
+          <w:t>4.4.</w:t>
         </w:r>
         <w:r>
           <w:rPr>
@@ -1794,7 +1818,7 @@
             <w:rStyle w:val="Hyperlink"/>
             <w:noProof/>
           </w:rPr>
-          <w:t>Ograničenje po redovima refleksija</w:t>
+          <w:t>Prednosti i nedostaci</w:t>
         </w:r>
         <w:r>
           <w:rPr>
@@ -1815,7 +1839,7 @@
             <w:noProof/>
             <w:webHidden/>
           </w:rPr>
-          <w:instrText xml:space="preserve"> PAGEREF _Toc231127795 \h </w:instrText>
+          <w:instrText xml:space="preserve"> PAGEREF _Toc231565788 \h </w:instrText>
         </w:r>
         <w:r>
           <w:rPr>
@@ -1848,9 +1872,9 @@
     </w:p>
     <w:p>
       <w:pPr>
-        <w:pStyle w:val="TOC2"/>
-        <w:tabs>
-          <w:tab w:val="left" w:pos="960"/>
+        <w:pStyle w:val="TOC1"/>
+        <w:tabs>
+          <w:tab w:val="left" w:pos="480"/>
           <w:tab w:val="right" w:leader="dot" w:pos="8778"/>
         </w:tabs>
         <w:rPr>
@@ -1861,13 +1885,13 @@
           <w14:ligatures w14:val="standardContextual"/>
         </w:rPr>
       </w:pPr>
-      <w:hyperlink w:anchor="_Toc231127796" w:history="1">
+      <w:hyperlink w:anchor="_Toc231565789" w:history="1">
         <w:r>
           <w:rPr>
             <w:rStyle w:val="Hyperlink"/>
             <w:noProof/>
           </w:rPr>
-          <w:t>4.4.</w:t>
+          <w:t>5.</w:t>
         </w:r>
         <w:r>
           <w:rPr>
@@ -1884,7 +1908,7 @@
             <w:rStyle w:val="Hyperlink"/>
             <w:noProof/>
           </w:rPr>
-          <w:t>Prednosti i nedostaci</w:t>
+          <w:t>Modeliranje odjeka</w:t>
         </w:r>
         <w:r>
           <w:rPr>
@@ -1905,7 +1929,7 @@
             <w:noProof/>
             <w:webHidden/>
           </w:rPr>
-          <w:instrText xml:space="preserve"> PAGEREF _Toc231127796 \h </w:instrText>
+          <w:instrText xml:space="preserve"> PAGEREF _Toc231565789 \h </w:instrText>
         </w:r>
         <w:r>
           <w:rPr>
@@ -1938,9 +1962,9 @@
     </w:p>
     <w:p>
       <w:pPr>
-        <w:pStyle w:val="TOC1"/>
-        <w:tabs>
-          <w:tab w:val="left" w:pos="480"/>
+        <w:pStyle w:val="TOC2"/>
+        <w:tabs>
+          <w:tab w:val="left" w:pos="960"/>
           <w:tab w:val="right" w:leader="dot" w:pos="8778"/>
         </w:tabs>
         <w:rPr>
@@ -1951,13 +1975,13 @@
           <w14:ligatures w14:val="standardContextual"/>
         </w:rPr>
       </w:pPr>
-      <w:hyperlink w:anchor="_Toc231127797" w:history="1">
+      <w:hyperlink w:anchor="_Toc231565790" w:history="1">
         <w:r>
           <w:rPr>
             <w:rStyle w:val="Hyperlink"/>
             <w:noProof/>
           </w:rPr>
-          <w:t>5.</w:t>
+          <w:t>5.1.</w:t>
         </w:r>
         <w:r>
           <w:rPr>
@@ -1974,7 +1998,7 @@
             <w:rStyle w:val="Hyperlink"/>
             <w:noProof/>
           </w:rPr>
-          <w:t>Model kasnog odjeka</w:t>
+          <w:t>Potreba za statističkim modelom</w:t>
         </w:r>
         <w:r>
           <w:rPr>
@@ -1995,7 +2019,7 @@
             <w:noProof/>
             <w:webHidden/>
           </w:rPr>
-          <w:instrText xml:space="preserve"> PAGEREF _Toc231127797 \h </w:instrText>
+          <w:instrText xml:space="preserve"> PAGEREF _Toc231565790 \h </w:instrText>
         </w:r>
         <w:r>
           <w:rPr>
@@ -2015,7 +2039,7 @@
             <w:noProof/>
             <w:webHidden/>
           </w:rPr>
-          <w:t>16</w:t>
+          <w:t>15</w:t>
         </w:r>
         <w:r>
           <w:rPr>
@@ -2041,13 +2065,13 @@
           <w14:ligatures w14:val="standardContextual"/>
         </w:rPr>
       </w:pPr>
-      <w:hyperlink w:anchor="_Toc231127798" w:history="1">
+      <w:hyperlink w:anchor="_Toc231565791" w:history="1">
         <w:r>
           <w:rPr>
             <w:rStyle w:val="Hyperlink"/>
             <w:noProof/>
           </w:rPr>
-          <w:t>5.1.</w:t>
+          <w:t>5.2.</w:t>
         </w:r>
         <w:r>
           <w:rPr>
@@ -2064,7 +2088,7 @@
             <w:rStyle w:val="Hyperlink"/>
             <w:noProof/>
           </w:rPr>
-          <w:t>Potreba za statističkim modelom</w:t>
+          <w:t>Eksponencijalni pad energije</w:t>
         </w:r>
         <w:r>
           <w:rPr>
@@ -2085,7 +2109,7 @@
             <w:noProof/>
             <w:webHidden/>
           </w:rPr>
-          <w:instrText xml:space="preserve"> PAGEREF _Toc231127798 \h </w:instrText>
+          <w:instrText xml:space="preserve"> PAGEREF _Toc231565791 \h </w:instrText>
         </w:r>
         <w:r>
           <w:rPr>
@@ -2105,7 +2129,7 @@
             <w:noProof/>
             <w:webHidden/>
           </w:rPr>
-          <w:t>16</w:t>
+          <w:t>15</w:t>
         </w:r>
         <w:r>
           <w:rPr>
@@ -2131,13 +2155,13 @@
           <w14:ligatures w14:val="standardContextual"/>
         </w:rPr>
       </w:pPr>
-      <w:hyperlink w:anchor="_Toc231127799" w:history="1">
+      <w:hyperlink w:anchor="_Toc231565792" w:history="1">
         <w:r>
           <w:rPr>
             <w:rStyle w:val="Hyperlink"/>
             <w:noProof/>
           </w:rPr>
-          <w:t>5.2.</w:t>
+          <w:t>5.3.</w:t>
         </w:r>
         <w:r>
           <w:rPr>
@@ -2154,7 +2178,7 @@
             <w:rStyle w:val="Hyperlink"/>
             <w:noProof/>
           </w:rPr>
-          <w:t>Eksponencijalni pad energije</w:t>
+          <w:t>Hibridni pristup</w:t>
         </w:r>
         <w:r>
           <w:rPr>
@@ -2175,7 +2199,7 @@
             <w:noProof/>
             <w:webHidden/>
           </w:rPr>
-          <w:instrText xml:space="preserve"> PAGEREF _Toc231127799 \h </w:instrText>
+          <w:instrText xml:space="preserve"> PAGEREF _Toc231565792 \h </w:instrText>
         </w:r>
         <w:r>
           <w:rPr>
@@ -2195,7 +2219,7 @@
             <w:noProof/>
             <w:webHidden/>
           </w:rPr>
-          <w:t>16</w:t>
+          <w:t>17</w:t>
         </w:r>
         <w:r>
           <w:rPr>
@@ -2208,9 +2232,9 @@
     </w:p>
     <w:p>
       <w:pPr>
-        <w:pStyle w:val="TOC2"/>
-        <w:tabs>
-          <w:tab w:val="left" w:pos="960"/>
+        <w:pStyle w:val="TOC1"/>
+        <w:tabs>
+          <w:tab w:val="left" w:pos="480"/>
           <w:tab w:val="right" w:leader="dot" w:pos="8778"/>
         </w:tabs>
         <w:rPr>
@@ -2221,13 +2245,13 @@
           <w14:ligatures w14:val="standardContextual"/>
         </w:rPr>
       </w:pPr>
-      <w:hyperlink w:anchor="_Toc231127800" w:history="1">
+      <w:hyperlink w:anchor="_Toc231565793" w:history="1">
         <w:r>
           <w:rPr>
             <w:rStyle w:val="Hyperlink"/>
             <w:noProof/>
           </w:rPr>
-          <w:t>5.3.</w:t>
+          <w:t>6.</w:t>
         </w:r>
         <w:r>
           <w:rPr>
@@ -2244,7 +2268,7 @@
             <w:rStyle w:val="Hyperlink"/>
             <w:noProof/>
           </w:rPr>
-          <w:t>Hibridni pristup</w:t>
+          <w:t>Implementacija aplikacije</w:t>
         </w:r>
         <w:r>
           <w:rPr>
@@ -2265,7 +2289,7 @@
             <w:noProof/>
             <w:webHidden/>
           </w:rPr>
-          <w:instrText xml:space="preserve"> PAGEREF _Toc231127800 \h </w:instrText>
+          <w:instrText xml:space="preserve"> PAGEREF _Toc231565793 \h </w:instrText>
         </w:r>
         <w:r>
           <w:rPr>
@@ -2298,9 +2322,9 @@
     </w:p>
     <w:p>
       <w:pPr>
-        <w:pStyle w:val="TOC1"/>
-        <w:tabs>
-          <w:tab w:val="left" w:pos="480"/>
+        <w:pStyle w:val="TOC2"/>
+        <w:tabs>
+          <w:tab w:val="left" w:pos="960"/>
           <w:tab w:val="right" w:leader="dot" w:pos="8778"/>
         </w:tabs>
         <w:rPr>
@@ -2311,13 +2335,13 @@
           <w14:ligatures w14:val="standardContextual"/>
         </w:rPr>
       </w:pPr>
-      <w:hyperlink w:anchor="_Toc231127801" w:history="1">
+      <w:hyperlink w:anchor="_Toc231565794" w:history="1">
         <w:r>
           <w:rPr>
             <w:rStyle w:val="Hyperlink"/>
             <w:noProof/>
           </w:rPr>
-          <w:t>6.</w:t>
+          <w:t>6.1.</w:t>
         </w:r>
         <w:r>
           <w:rPr>
@@ -2334,7 +2358,7 @@
             <w:rStyle w:val="Hyperlink"/>
             <w:noProof/>
           </w:rPr>
-          <w:t>Implementacija aplikacije</w:t>
+          <w:t>Korištene tehnologije</w:t>
         </w:r>
         <w:r>
           <w:rPr>
@@ -2355,7 +2379,7 @@
             <w:noProof/>
             <w:webHidden/>
           </w:rPr>
-          <w:instrText xml:space="preserve"> PAGEREF _Toc231127801 \h </w:instrText>
+          <w:instrText xml:space="preserve"> PAGEREF _Toc231565794 \h </w:instrText>
         </w:r>
         <w:r>
           <w:rPr>
@@ -2375,7 +2399,7 @@
             <w:noProof/>
             <w:webHidden/>
           </w:rPr>
-          <w:t>19</w:t>
+          <w:t>18</w:t>
         </w:r>
         <w:r>
           <w:rPr>
@@ -2401,13 +2425,13 @@
           <w14:ligatures w14:val="standardContextual"/>
         </w:rPr>
       </w:pPr>
-      <w:hyperlink w:anchor="_Toc231127802" w:history="1">
+      <w:hyperlink w:anchor="_Toc231565795" w:history="1">
         <w:r>
           <w:rPr>
             <w:rStyle w:val="Hyperlink"/>
             <w:noProof/>
           </w:rPr>
-          <w:t>6.1.</w:t>
+          <w:t>6.2.</w:t>
         </w:r>
         <w:r>
           <w:rPr>
@@ -2424,7 +2448,7 @@
             <w:rStyle w:val="Hyperlink"/>
             <w:noProof/>
           </w:rPr>
-          <w:t>Korištene tehnologije</w:t>
+          <w:t>Arhitektura aplikacije</w:t>
         </w:r>
         <w:r>
           <w:rPr>
@@ -2445,7 +2469,7 @@
             <w:noProof/>
             <w:webHidden/>
           </w:rPr>
-          <w:instrText xml:space="preserve"> PAGEREF _Toc231127802 \h </w:instrText>
+          <w:instrText xml:space="preserve"> PAGEREF _Toc231565795 \h </w:instrText>
         </w:r>
         <w:r>
           <w:rPr>
@@ -2465,7 +2489,7 @@
             <w:noProof/>
             <w:webHidden/>
           </w:rPr>
-          <w:t>19</w:t>
+          <w:t>18</w:t>
         </w:r>
         <w:r>
           <w:rPr>
@@ -2491,13 +2515,13 @@
           <w14:ligatures w14:val="standardContextual"/>
         </w:rPr>
       </w:pPr>
-      <w:hyperlink w:anchor="_Toc231127803" w:history="1">
+      <w:hyperlink w:anchor="_Toc231565796" w:history="1">
         <w:r>
           <w:rPr>
             <w:rStyle w:val="Hyperlink"/>
             <w:noProof/>
           </w:rPr>
-          <w:t>6.2.</w:t>
+          <w:t>6.3.</w:t>
         </w:r>
         <w:r>
           <w:rPr>
@@ -2514,7 +2538,7 @@
             <w:rStyle w:val="Hyperlink"/>
             <w:noProof/>
           </w:rPr>
-          <w:t>Arhitektura aplikacije</w:t>
+          <w:t>Modul za materijale</w:t>
         </w:r>
         <w:r>
           <w:rPr>
@@ -2535,7 +2559,7 @@
             <w:noProof/>
             <w:webHidden/>
           </w:rPr>
-          <w:instrText xml:space="preserve"> PAGEREF _Toc231127803 \h </w:instrText>
+          <w:instrText xml:space="preserve"> PAGEREF _Toc231565796 \h </w:instrText>
         </w:r>
         <w:r>
           <w:rPr>
@@ -2581,13 +2605,13 @@
           <w14:ligatures w14:val="standardContextual"/>
         </w:rPr>
       </w:pPr>
-      <w:hyperlink w:anchor="_Toc231127804" w:history="1">
+      <w:hyperlink w:anchor="_Toc231565797" w:history="1">
         <w:r>
           <w:rPr>
             <w:rStyle w:val="Hyperlink"/>
             <w:noProof/>
           </w:rPr>
-          <w:t>6.3.</w:t>
+          <w:t>6.4.</w:t>
         </w:r>
         <w:r>
           <w:rPr>
@@ -2604,7 +2628,7 @@
             <w:rStyle w:val="Hyperlink"/>
             <w:noProof/>
           </w:rPr>
-          <w:t>Modul za materijale</w:t>
+          <w:t>Modul za impulsni odziv</w:t>
         </w:r>
         <w:r>
           <w:rPr>
@@ -2625,7 +2649,7 @@
             <w:noProof/>
             <w:webHidden/>
           </w:rPr>
-          <w:instrText xml:space="preserve"> PAGEREF _Toc231127804 \h </w:instrText>
+          <w:instrText xml:space="preserve"> PAGEREF _Toc231565797 \h </w:instrText>
         </w:r>
         <w:r>
           <w:rPr>
@@ -2671,13 +2695,13 @@
           <w14:ligatures w14:val="standardContextual"/>
         </w:rPr>
       </w:pPr>
-      <w:hyperlink w:anchor="_Toc231127805" w:history="1">
+      <w:hyperlink w:anchor="_Toc231565798" w:history="1">
         <w:r>
           <w:rPr>
             <w:rStyle w:val="Hyperlink"/>
             <w:noProof/>
           </w:rPr>
-          <w:t>6.4.</w:t>
+          <w:t>6.5.</w:t>
         </w:r>
         <w:r>
           <w:rPr>
@@ -2694,7 +2718,7 @@
             <w:rStyle w:val="Hyperlink"/>
             <w:noProof/>
           </w:rPr>
-          <w:t>Modul za impulsni odziv</w:t>
+          <w:t>Modul za vizualizaciju</w:t>
         </w:r>
         <w:r>
           <w:rPr>
@@ -2715,7 +2739,7 @@
             <w:noProof/>
             <w:webHidden/>
           </w:rPr>
-          <w:instrText xml:space="preserve"> PAGEREF _Toc231127805 \h </w:instrText>
+          <w:instrText xml:space="preserve"> PAGEREF _Toc231565798 \h </w:instrText>
         </w:r>
         <w:r>
           <w:rPr>
@@ -2735,7 +2759,7 @@
             <w:noProof/>
             <w:webHidden/>
           </w:rPr>
-          <w:t>21</w:t>
+          <w:t>22</w:t>
         </w:r>
         <w:r>
           <w:rPr>
@@ -2761,13 +2785,13 @@
           <w14:ligatures w14:val="standardContextual"/>
         </w:rPr>
       </w:pPr>
-      <w:hyperlink w:anchor="_Toc231127806" w:history="1">
+      <w:hyperlink w:anchor="_Toc231565799" w:history="1">
         <w:r>
           <w:rPr>
             <w:rStyle w:val="Hyperlink"/>
             <w:noProof/>
           </w:rPr>
-          <w:t>6.5.</w:t>
+          <w:t>6.6.</w:t>
         </w:r>
         <w:r>
           <w:rPr>
@@ -2784,7 +2808,7 @@
             <w:rStyle w:val="Hyperlink"/>
             <w:noProof/>
           </w:rPr>
-          <w:t>Modul za vizualizaciju</w:t>
+          <w:t>Modul za auralizaciju</w:t>
         </w:r>
         <w:r>
           <w:rPr>
@@ -2805,7 +2829,7 @@
             <w:noProof/>
             <w:webHidden/>
           </w:rPr>
-          <w:instrText xml:space="preserve"> PAGEREF _Toc231127806 \h </w:instrText>
+          <w:instrText xml:space="preserve"> PAGEREF _Toc231565799 \h </w:instrText>
         </w:r>
         <w:r>
           <w:rPr>
@@ -2838,9 +2862,9 @@
     </w:p>
     <w:p>
       <w:pPr>
-        <w:pStyle w:val="TOC2"/>
-        <w:tabs>
-          <w:tab w:val="left" w:pos="960"/>
+        <w:pStyle w:val="TOC1"/>
+        <w:tabs>
+          <w:tab w:val="left" w:pos="480"/>
           <w:tab w:val="right" w:leader="dot" w:pos="8778"/>
         </w:tabs>
         <w:rPr>
@@ -2851,13 +2875,13 @@
           <w14:ligatures w14:val="standardContextual"/>
         </w:rPr>
       </w:pPr>
-      <w:hyperlink w:anchor="_Toc231127807" w:history="1">
+      <w:hyperlink w:anchor="_Toc231565800" w:history="1">
         <w:r>
           <w:rPr>
             <w:rStyle w:val="Hyperlink"/>
             <w:noProof/>
           </w:rPr>
-          <w:t>6.6.</w:t>
+          <w:t>7.</w:t>
         </w:r>
         <w:r>
           <w:rPr>
@@ -2874,7 +2898,7 @@
             <w:rStyle w:val="Hyperlink"/>
             <w:noProof/>
           </w:rPr>
-          <w:t>Modul za auralizaciju</w:t>
+          <w:t>Auralizacija zvuka</w:t>
         </w:r>
         <w:r>
           <w:rPr>
@@ -2895,7 +2919,7 @@
             <w:noProof/>
             <w:webHidden/>
           </w:rPr>
-          <w:instrText xml:space="preserve"> PAGEREF _Toc231127807 \h </w:instrText>
+          <w:instrText xml:space="preserve"> PAGEREF _Toc231565800 \h </w:instrText>
         </w:r>
         <w:r>
           <w:rPr>
@@ -2915,7 +2939,7 @@
             <w:noProof/>
             <w:webHidden/>
           </w:rPr>
-          <w:t>24</w:t>
+          <w:t>25</w:t>
         </w:r>
         <w:r>
           <w:rPr>
@@ -2928,9 +2952,9 @@
     </w:p>
     <w:p>
       <w:pPr>
-        <w:pStyle w:val="TOC1"/>
-        <w:tabs>
-          <w:tab w:val="left" w:pos="480"/>
+        <w:pStyle w:val="TOC2"/>
+        <w:tabs>
+          <w:tab w:val="left" w:pos="960"/>
           <w:tab w:val="right" w:leader="dot" w:pos="8778"/>
         </w:tabs>
         <w:rPr>
@@ -2941,13 +2965,13 @@
           <w14:ligatures w14:val="standardContextual"/>
         </w:rPr>
       </w:pPr>
-      <w:hyperlink w:anchor="_Toc231127808" w:history="1">
+      <w:hyperlink w:anchor="_Toc231565801" w:history="1">
         <w:r>
           <w:rPr>
             <w:rStyle w:val="Hyperlink"/>
             <w:noProof/>
           </w:rPr>
-          <w:t>7.</w:t>
+          <w:t>7.1.</w:t>
         </w:r>
         <w:r>
           <w:rPr>
@@ -2964,7 +2988,7 @@
             <w:rStyle w:val="Hyperlink"/>
             <w:noProof/>
           </w:rPr>
-          <w:t>Auralizacija zvuka</w:t>
+          <w:t>Osnovni princip auralizacije</w:t>
         </w:r>
         <w:r>
           <w:rPr>
@@ -2985,7 +3009,7 @@
             <w:noProof/>
             <w:webHidden/>
           </w:rPr>
-          <w:instrText xml:space="preserve"> PAGEREF _Toc231127808 \h </w:instrText>
+          <w:instrText xml:space="preserve"> PAGEREF _Toc231565801 \h </w:instrText>
         </w:r>
         <w:r>
           <w:rPr>
@@ -3031,13 +3055,13 @@
           <w14:ligatures w14:val="standardContextual"/>
         </w:rPr>
       </w:pPr>
-      <w:hyperlink w:anchor="_Toc231127809" w:history="1">
+      <w:hyperlink w:anchor="_Toc231565802" w:history="1">
         <w:r>
           <w:rPr>
             <w:rStyle w:val="Hyperlink"/>
             <w:noProof/>
           </w:rPr>
-          <w:t>7.1.</w:t>
+          <w:t>7.2.</w:t>
         </w:r>
         <w:r>
           <w:rPr>
@@ -3054,7 +3078,7 @@
             <w:rStyle w:val="Hyperlink"/>
             <w:noProof/>
           </w:rPr>
-          <w:t>Osnovni princip auralizacije</w:t>
+          <w:t>Implementacija konvolucije</w:t>
         </w:r>
         <w:r>
           <w:rPr>
@@ -3075,7 +3099,7 @@
             <w:noProof/>
             <w:webHidden/>
           </w:rPr>
-          <w:instrText xml:space="preserve"> PAGEREF _Toc231127809 \h </w:instrText>
+          <w:instrText xml:space="preserve"> PAGEREF _Toc231565802 \h </w:instrText>
         </w:r>
         <w:r>
           <w:rPr>
@@ -3121,13 +3145,13 @@
           <w14:ligatures w14:val="standardContextual"/>
         </w:rPr>
       </w:pPr>
-      <w:hyperlink w:anchor="_Toc231127810" w:history="1">
+      <w:hyperlink w:anchor="_Toc231565803" w:history="1">
         <w:r>
           <w:rPr>
             <w:rStyle w:val="Hyperlink"/>
             <w:noProof/>
           </w:rPr>
-          <w:t>7.2.</w:t>
+          <w:t>7.3.</w:t>
         </w:r>
         <w:r>
           <w:rPr>
@@ -3144,7 +3168,7 @@
             <w:rStyle w:val="Hyperlink"/>
             <w:noProof/>
           </w:rPr>
-          <w:t>Implementacija konvolucije</w:t>
+          <w:t>Mono i stereo obrada</w:t>
         </w:r>
         <w:r>
           <w:rPr>
@@ -3165,7 +3189,7 @@
             <w:noProof/>
             <w:webHidden/>
           </w:rPr>
-          <w:instrText xml:space="preserve"> PAGEREF _Toc231127810 \h </w:instrText>
+          <w:instrText xml:space="preserve"> PAGEREF _Toc231565803 \h </w:instrText>
         </w:r>
         <w:r>
           <w:rPr>
@@ -3211,13 +3235,13 @@
           <w14:ligatures w14:val="standardContextual"/>
         </w:rPr>
       </w:pPr>
-      <w:hyperlink w:anchor="_Toc231127811" w:history="1">
+      <w:hyperlink w:anchor="_Toc231565804" w:history="1">
         <w:r>
           <w:rPr>
             <w:rStyle w:val="Hyperlink"/>
             <w:noProof/>
           </w:rPr>
-          <w:t>7.3.</w:t>
+          <w:t>7.4.</w:t>
         </w:r>
         <w:r>
           <w:rPr>
@@ -3234,7 +3258,7 @@
             <w:rStyle w:val="Hyperlink"/>
             <w:noProof/>
           </w:rPr>
-          <w:t>Mono i stereo obrada</w:t>
+          <w:t>Normalizacija signala</w:t>
         </w:r>
         <w:r>
           <w:rPr>
@@ -3255,7 +3279,7 @@
             <w:noProof/>
             <w:webHidden/>
           </w:rPr>
-          <w:instrText xml:space="preserve"> PAGEREF _Toc231127811 \h </w:instrText>
+          <w:instrText xml:space="preserve"> PAGEREF _Toc231565804 \h </w:instrText>
         </w:r>
         <w:r>
           <w:rPr>
@@ -3275,7 +3299,7 @@
             <w:noProof/>
             <w:webHidden/>
           </w:rPr>
-          <w:t>25</w:t>
+          <w:t>26</w:t>
         </w:r>
         <w:r>
           <w:rPr>
@@ -3301,13 +3325,13 @@
           <w14:ligatures w14:val="standardContextual"/>
         </w:rPr>
       </w:pPr>
-      <w:hyperlink w:anchor="_Toc231127812" w:history="1">
+      <w:hyperlink w:anchor="_Toc231565805" w:history="1">
         <w:r>
           <w:rPr>
             <w:rStyle w:val="Hyperlink"/>
             <w:noProof/>
           </w:rPr>
-          <w:t>7.4.</w:t>
+          <w:t>7.5.</w:t>
         </w:r>
         <w:r>
           <w:rPr>
@@ -3324,7 +3348,7 @@
             <w:rStyle w:val="Hyperlink"/>
             <w:noProof/>
           </w:rPr>
-          <w:t>Normalizacija signala</w:t>
+          <w:t>Subjektivni dojam prostora</w:t>
         </w:r>
         <w:r>
           <w:rPr>
@@ -3345,7 +3369,7 @@
             <w:noProof/>
             <w:webHidden/>
           </w:rPr>
-          <w:instrText xml:space="preserve"> PAGEREF _Toc231127812 \h </w:instrText>
+          <w:instrText xml:space="preserve"> PAGEREF _Toc231565805 \h </w:instrText>
         </w:r>
         <w:r>
           <w:rPr>
@@ -3365,7 +3389,7 @@
             <w:noProof/>
             <w:webHidden/>
           </w:rPr>
-          <w:t>26</w:t>
+          <w:t>27</w:t>
         </w:r>
         <w:r>
           <w:rPr>
@@ -3378,9 +3402,9 @@
     </w:p>
     <w:p>
       <w:pPr>
-        <w:pStyle w:val="TOC2"/>
-        <w:tabs>
-          <w:tab w:val="left" w:pos="960"/>
+        <w:pStyle w:val="TOC1"/>
+        <w:tabs>
+          <w:tab w:val="left" w:pos="480"/>
           <w:tab w:val="right" w:leader="dot" w:pos="8778"/>
         </w:tabs>
         <w:rPr>
@@ -3391,13 +3415,13 @@
           <w14:ligatures w14:val="standardContextual"/>
         </w:rPr>
       </w:pPr>
-      <w:hyperlink w:anchor="_Toc231127813" w:history="1">
+      <w:hyperlink w:anchor="_Toc231565806" w:history="1">
         <w:r>
           <w:rPr>
             <w:rStyle w:val="Hyperlink"/>
             <w:noProof/>
           </w:rPr>
-          <w:t>7.5.</w:t>
+          <w:t>8.</w:t>
         </w:r>
         <w:r>
           <w:rPr>
@@ -3414,7 +3438,7 @@
             <w:rStyle w:val="Hyperlink"/>
             <w:noProof/>
           </w:rPr>
-          <w:t>Subjektivni dojam prostora</w:t>
+          <w:t>Vizualizacija prostorije</w:t>
         </w:r>
         <w:r>
           <w:rPr>
@@ -3435,7 +3459,7 @@
             <w:noProof/>
             <w:webHidden/>
           </w:rPr>
-          <w:instrText xml:space="preserve"> PAGEREF _Toc231127813 \h </w:instrText>
+          <w:instrText xml:space="preserve"> PAGEREF _Toc231565806 \h </w:instrText>
         </w:r>
         <w:r>
           <w:rPr>
@@ -3455,7 +3479,7 @@
             <w:noProof/>
             <w:webHidden/>
           </w:rPr>
-          <w:t>27</w:t>
+          <w:t>28</w:t>
         </w:r>
         <w:r>
           <w:rPr>
@@ -3468,9 +3492,9 @@
     </w:p>
     <w:p>
       <w:pPr>
-        <w:pStyle w:val="TOC1"/>
-        <w:tabs>
-          <w:tab w:val="left" w:pos="480"/>
+        <w:pStyle w:val="TOC2"/>
+        <w:tabs>
+          <w:tab w:val="left" w:pos="960"/>
           <w:tab w:val="right" w:leader="dot" w:pos="8778"/>
         </w:tabs>
         <w:rPr>
@@ -3481,13 +3505,13 @@
           <w14:ligatures w14:val="standardContextual"/>
         </w:rPr>
       </w:pPr>
-      <w:hyperlink w:anchor="_Toc231127814" w:history="1">
+      <w:hyperlink w:anchor="_Toc231565807" w:history="1">
         <w:r>
           <w:rPr>
             <w:rStyle w:val="Hyperlink"/>
             <w:noProof/>
           </w:rPr>
-          <w:t>8.</w:t>
+          <w:t>8.1.</w:t>
         </w:r>
         <w:r>
           <w:rPr>
@@ -3525,7 +3549,7 @@
             <w:noProof/>
             <w:webHidden/>
           </w:rPr>
-          <w:instrText xml:space="preserve"> PAGEREF _Toc231127814 \h </w:instrText>
+          <w:instrText xml:space="preserve"> PAGEREF _Toc231565807 \h </w:instrText>
         </w:r>
         <w:r>
           <w:rPr>
@@ -3571,13 +3595,13 @@
           <w14:ligatures w14:val="standardContextual"/>
         </w:rPr>
       </w:pPr>
-      <w:hyperlink w:anchor="_Toc231127815" w:history="1">
+      <w:hyperlink w:anchor="_Toc231565808" w:history="1">
         <w:r>
           <w:rPr>
             <w:rStyle w:val="Hyperlink"/>
             <w:noProof/>
           </w:rPr>
-          <w:t>8.1.</w:t>
+          <w:t>8.2.</w:t>
         </w:r>
         <w:r>
           <w:rPr>
@@ -3594,7 +3618,7 @@
             <w:rStyle w:val="Hyperlink"/>
             <w:noProof/>
           </w:rPr>
-          <w:t>Vizualizacija prostorije</w:t>
+          <w:t>Izvor zvuka i slušatelj</w:t>
         </w:r>
         <w:r>
           <w:rPr>
@@ -3615,7 +3639,7 @@
             <w:noProof/>
             <w:webHidden/>
           </w:rPr>
-          <w:instrText xml:space="preserve"> PAGEREF _Toc231127815 \h </w:instrText>
+          <w:instrText xml:space="preserve"> PAGEREF _Toc231565808 \h </w:instrText>
         </w:r>
         <w:r>
           <w:rPr>
@@ -3661,13 +3685,13 @@
           <w14:ligatures w14:val="standardContextual"/>
         </w:rPr>
       </w:pPr>
-      <w:hyperlink w:anchor="_Toc231127816" w:history="1">
+      <w:hyperlink w:anchor="_Toc231565809" w:history="1">
         <w:r>
           <w:rPr>
             <w:rStyle w:val="Hyperlink"/>
             <w:noProof/>
           </w:rPr>
-          <w:t>8.2.</w:t>
+          <w:t>8.3.</w:t>
         </w:r>
         <w:r>
           <w:rPr>
@@ -3684,7 +3708,7 @@
             <w:rStyle w:val="Hyperlink"/>
             <w:noProof/>
           </w:rPr>
-          <w:t>Izvor zvuka i slušatelj</w:t>
+          <w:t>Virtualni izvori</w:t>
         </w:r>
         <w:r>
           <w:rPr>
@@ -3705,7 +3729,7 @@
             <w:noProof/>
             <w:webHidden/>
           </w:rPr>
-          <w:instrText xml:space="preserve"> PAGEREF _Toc231127816 \h </w:instrText>
+          <w:instrText xml:space="preserve"> PAGEREF _Toc231565809 \h </w:instrText>
         </w:r>
         <w:r>
           <w:rPr>
@@ -3738,9 +3762,9 @@
     </w:p>
     <w:p>
       <w:pPr>
-        <w:pStyle w:val="TOC2"/>
-        <w:tabs>
-          <w:tab w:val="left" w:pos="960"/>
+        <w:pStyle w:val="TOC1"/>
+        <w:tabs>
+          <w:tab w:val="left" w:pos="480"/>
           <w:tab w:val="right" w:leader="dot" w:pos="8778"/>
         </w:tabs>
         <w:rPr>
@@ -3751,13 +3775,13 @@
           <w14:ligatures w14:val="standardContextual"/>
         </w:rPr>
       </w:pPr>
-      <w:hyperlink w:anchor="_Toc231127817" w:history="1">
+      <w:hyperlink w:anchor="_Toc231565810" w:history="1">
         <w:r>
           <w:rPr>
             <w:rStyle w:val="Hyperlink"/>
             <w:noProof/>
           </w:rPr>
-          <w:t>8.3.</w:t>
+          <w:t>9.</w:t>
         </w:r>
         <w:r>
           <w:rPr>
@@ -3774,7 +3798,7 @@
             <w:rStyle w:val="Hyperlink"/>
             <w:noProof/>
           </w:rPr>
-          <w:t>Virtualni izvori</w:t>
+          <w:t>Rezultati i analiza</w:t>
         </w:r>
         <w:r>
           <w:rPr>
@@ -3795,7 +3819,7 @@
             <w:noProof/>
             <w:webHidden/>
           </w:rPr>
-          <w:instrText xml:space="preserve"> PAGEREF _Toc231127817 \h </w:instrText>
+          <w:instrText xml:space="preserve"> PAGEREF _Toc231565810 \h </w:instrText>
         </w:r>
         <w:r>
           <w:rPr>
@@ -3815,7 +3839,7 @@
             <w:noProof/>
             <w:webHidden/>
           </w:rPr>
-          <w:t>28</w:t>
+          <w:t>31</w:t>
         </w:r>
         <w:r>
           <w:rPr>
@@ -3828,9 +3852,9 @@
     </w:p>
     <w:p>
       <w:pPr>
-        <w:pStyle w:val="TOC1"/>
-        <w:tabs>
-          <w:tab w:val="left" w:pos="480"/>
+        <w:pStyle w:val="TOC2"/>
+        <w:tabs>
+          <w:tab w:val="left" w:pos="960"/>
           <w:tab w:val="right" w:leader="dot" w:pos="8778"/>
         </w:tabs>
         <w:rPr>
@@ -3841,13 +3865,13 @@
           <w14:ligatures w14:val="standardContextual"/>
         </w:rPr>
       </w:pPr>
-      <w:hyperlink w:anchor="_Toc231127818" w:history="1">
+      <w:hyperlink w:anchor="_Toc231565811" w:history="1">
         <w:r>
           <w:rPr>
             <w:rStyle w:val="Hyperlink"/>
             <w:noProof/>
           </w:rPr>
-          <w:t>9.</w:t>
+          <w:t>9.1.</w:t>
         </w:r>
         <w:r>
           <w:rPr>
@@ -3864,7 +3888,7 @@
             <w:rStyle w:val="Hyperlink"/>
             <w:noProof/>
           </w:rPr>
-          <w:t>Rezultati i analiza</w:t>
+          <w:t>Primjer prostorije</w:t>
         </w:r>
         <w:r>
           <w:rPr>
@@ -3885,7 +3909,7 @@
             <w:noProof/>
             <w:webHidden/>
           </w:rPr>
-          <w:instrText xml:space="preserve"> PAGEREF _Toc231127818 \h </w:instrText>
+          <w:instrText xml:space="preserve"> PAGEREF _Toc231565811 \h </w:instrText>
         </w:r>
         <w:r>
           <w:rPr>
@@ -3905,7 +3929,7 @@
             <w:noProof/>
             <w:webHidden/>
           </w:rPr>
-          <w:t>30</w:t>
+          <w:t>31</w:t>
         </w:r>
         <w:r>
           <w:rPr>
@@ -3931,13 +3955,13 @@
           <w14:ligatures w14:val="standardContextual"/>
         </w:rPr>
       </w:pPr>
-      <w:hyperlink w:anchor="_Toc231127819" w:history="1">
+      <w:hyperlink w:anchor="_Toc231565812" w:history="1">
         <w:r>
           <w:rPr>
             <w:rStyle w:val="Hyperlink"/>
             <w:noProof/>
           </w:rPr>
-          <w:t>9.1.</w:t>
+          <w:t>9.2.</w:t>
         </w:r>
         <w:r>
           <w:rPr>
@@ -3954,7 +3978,7 @@
             <w:rStyle w:val="Hyperlink"/>
             <w:noProof/>
           </w:rPr>
-          <w:t>Primjer prostorije</w:t>
+          <w:t>Graf impulsnog odziva</w:t>
         </w:r>
         <w:r>
           <w:rPr>
@@ -3975,7 +3999,7 @@
             <w:noProof/>
             <w:webHidden/>
           </w:rPr>
-          <w:instrText xml:space="preserve"> PAGEREF _Toc231127819 \h </w:instrText>
+          <w:instrText xml:space="preserve"> PAGEREF _Toc231565812 \h </w:instrText>
         </w:r>
         <w:r>
           <w:rPr>
@@ -3995,7 +4019,7 @@
             <w:noProof/>
             <w:webHidden/>
           </w:rPr>
-          <w:t>30</w:t>
+          <w:t>32</w:t>
         </w:r>
         <w:r>
           <w:rPr>
@@ -4021,13 +4045,13 @@
           <w14:ligatures w14:val="standardContextual"/>
         </w:rPr>
       </w:pPr>
-      <w:hyperlink w:anchor="_Toc231127820" w:history="1">
+      <w:hyperlink w:anchor="_Toc231565813" w:history="1">
         <w:r>
           <w:rPr>
             <w:rStyle w:val="Hyperlink"/>
             <w:noProof/>
           </w:rPr>
-          <w:t>9.2.</w:t>
+          <w:t>9.3.</w:t>
         </w:r>
         <w:r>
           <w:rPr>
@@ -4044,7 +4068,7 @@
             <w:rStyle w:val="Hyperlink"/>
             <w:noProof/>
           </w:rPr>
-          <w:t>Graf impulsnog odziva</w:t>
+          <w:t>Rezultati izračuna vremena odjeka</w:t>
         </w:r>
         <w:r>
           <w:rPr>
@@ -4065,7 +4089,7 @@
             <w:noProof/>
             <w:webHidden/>
           </w:rPr>
-          <w:instrText xml:space="preserve"> PAGEREF _Toc231127820 \h </w:instrText>
+          <w:instrText xml:space="preserve"> PAGEREF _Toc231565813 \h </w:instrText>
         </w:r>
         <w:r>
           <w:rPr>
@@ -4085,7 +4109,7 @@
             <w:noProof/>
             <w:webHidden/>
           </w:rPr>
-          <w:t>31</w:t>
+          <w:t>32</w:t>
         </w:r>
         <w:r>
           <w:rPr>
@@ -4111,13 +4135,13 @@
           <w14:ligatures w14:val="standardContextual"/>
         </w:rPr>
       </w:pPr>
-      <w:hyperlink w:anchor="_Toc231127821" w:history="1">
+      <w:hyperlink w:anchor="_Toc231565814" w:history="1">
         <w:r>
           <w:rPr>
             <w:rStyle w:val="Hyperlink"/>
             <w:noProof/>
           </w:rPr>
-          <w:t>9.3.</w:t>
+          <w:t>9.4.</w:t>
         </w:r>
         <w:r>
           <w:rPr>
@@ -4134,7 +4158,7 @@
             <w:rStyle w:val="Hyperlink"/>
             <w:noProof/>
           </w:rPr>
-          <w:t>RT60 rezultati</w:t>
+          <w:t>Usporedba materijala</w:t>
         </w:r>
         <w:r>
           <w:rPr>
@@ -4155,7 +4179,7 @@
             <w:noProof/>
             <w:webHidden/>
           </w:rPr>
-          <w:instrText xml:space="preserve"> PAGEREF _Toc231127821 \h </w:instrText>
+          <w:instrText xml:space="preserve"> PAGEREF _Toc231565814 \h </w:instrText>
         </w:r>
         <w:r>
           <w:rPr>
@@ -4175,7 +4199,7 @@
             <w:noProof/>
             <w:webHidden/>
           </w:rPr>
-          <w:t>31</w:t>
+          <w:t>33</w:t>
         </w:r>
         <w:r>
           <w:rPr>
@@ -4201,13 +4225,13 @@
           <w14:ligatures w14:val="standardContextual"/>
         </w:rPr>
       </w:pPr>
-      <w:hyperlink w:anchor="_Toc231127822" w:history="1">
+      <w:hyperlink w:anchor="_Toc231565815" w:history="1">
         <w:r>
           <w:rPr>
             <w:rStyle w:val="Hyperlink"/>
             <w:noProof/>
           </w:rPr>
-          <w:t>9.4.</w:t>
+          <w:t>9.5.</w:t>
         </w:r>
         <w:r>
           <w:rPr>
@@ -4224,7 +4248,7 @@
             <w:rStyle w:val="Hyperlink"/>
             <w:noProof/>
           </w:rPr>
-          <w:t>Usporedba materijala</w:t>
+          <w:t>Subjektivni dojam slušanja</w:t>
         </w:r>
         <w:r>
           <w:rPr>
@@ -4245,7 +4269,7 @@
             <w:noProof/>
             <w:webHidden/>
           </w:rPr>
-          <w:instrText xml:space="preserve"> PAGEREF _Toc231127822 \h </w:instrText>
+          <w:instrText xml:space="preserve"> PAGEREF _Toc231565815 \h </w:instrText>
         </w:r>
         <w:r>
           <w:rPr>
@@ -4265,7 +4289,7 @@
             <w:noProof/>
             <w:webHidden/>
           </w:rPr>
-          <w:t>32</w:t>
+          <w:t>34</w:t>
         </w:r>
         <w:r>
           <w:rPr>
@@ -4278,9 +4302,8 @@
     </w:p>
     <w:p>
       <w:pPr>
-        <w:pStyle w:val="TOC2"/>
-        <w:tabs>
-          <w:tab w:val="left" w:pos="960"/>
+        <w:pStyle w:val="TOC1"/>
+        <w:tabs>
           <w:tab w:val="right" w:leader="dot" w:pos="8778"/>
         </w:tabs>
         <w:rPr>
@@ -4291,40 +4314,23 @@
           <w14:ligatures w14:val="standardContextual"/>
         </w:rPr>
       </w:pPr>
-      <w:hyperlink w:anchor="_Toc231127823" w:history="1">
+      <w:hyperlink w:anchor="_Toc231565816" w:history="1">
         <w:r>
           <w:rPr>
             <w:rStyle w:val="Hyperlink"/>
             <w:noProof/>
           </w:rPr>
-          <w:t>9.5.</w:t>
-        </w:r>
-        <w:r>
-          <w:rPr>
-            <w:rFonts w:asciiTheme="minorHAnsi" w:eastAsiaTheme="minorEastAsia" w:hAnsiTheme="minorHAnsi" w:cstheme="minorBidi"/>
-            <w:noProof/>
-            <w:kern w:val="2"/>
-            <w:lang w:eastAsia="hr-HR"/>
-            <w14:ligatures w14:val="standardContextual"/>
+          <w:t>Zaključak</w:t>
+        </w:r>
+        <w:r>
+          <w:rPr>
+            <w:noProof/>
+            <w:webHidden/>
           </w:rPr>
           <w:tab/>
         </w:r>
         <w:r>
           <w:rPr>
-            <w:rStyle w:val="Hyperlink"/>
-            <w:noProof/>
-          </w:rPr>
-          <w:t>Subjektivni dojam slušanja</w:t>
-        </w:r>
-        <w:r>
-          <w:rPr>
-            <w:noProof/>
-            <w:webHidden/>
-          </w:rPr>
-          <w:tab/>
-        </w:r>
-        <w:r>
-          <w:rPr>
             <w:noProof/>
             <w:webHidden/>
           </w:rPr>
@@ -4335,7 +4341,7 @@
             <w:noProof/>
             <w:webHidden/>
           </w:rPr>
-          <w:instrText xml:space="preserve"> PAGEREF _Toc231127823 \h </w:instrText>
+          <w:instrText xml:space="preserve"> PAGEREF _Toc231565816 \h </w:instrText>
         </w:r>
         <w:r>
           <w:rPr>
@@ -4355,7 +4361,7 @@
             <w:noProof/>
             <w:webHidden/>
           </w:rPr>
-          <w:t>33</w:t>
+          <w:t>35</w:t>
         </w:r>
         <w:r>
           <w:rPr>
@@ -4380,13 +4386,13 @@
           <w14:ligatures w14:val="standardContextual"/>
         </w:rPr>
       </w:pPr>
-      <w:hyperlink w:anchor="_Toc231127824" w:history="1">
+      <w:hyperlink w:anchor="_Toc231565817" w:history="1">
         <w:r>
           <w:rPr>
             <w:rStyle w:val="Hyperlink"/>
             <w:noProof/>
           </w:rPr>
-          <w:t>Zaključak</w:t>
+          <w:t>Literatura</w:t>
         </w:r>
         <w:r>
           <w:rPr>
@@ -4407,7 +4413,7 @@
             <w:noProof/>
             <w:webHidden/>
           </w:rPr>
-          <w:instrText xml:space="preserve"> PAGEREF _Toc231127824 \h </w:instrText>
+          <w:instrText xml:space="preserve"> PAGEREF _Toc231565817 \h </w:instrText>
         </w:r>
         <w:r>
           <w:rPr>
@@ -4427,7 +4433,7 @@
             <w:noProof/>
             <w:webHidden/>
           </w:rPr>
-          <w:t>34</w:t>
+          <w:t>36</w:t>
         </w:r>
         <w:r>
           <w:rPr>
@@ -4452,13 +4458,13 @@
           <w14:ligatures w14:val="standardContextual"/>
         </w:rPr>
       </w:pPr>
-      <w:hyperlink w:anchor="_Toc231127825" w:history="1">
+      <w:hyperlink w:anchor="_Toc231565818" w:history="1">
         <w:r>
           <w:rPr>
             <w:rStyle w:val="Hyperlink"/>
             <w:noProof/>
           </w:rPr>
-          <w:t>Literatura</w:t>
+          <w:t>Sažetak</w:t>
         </w:r>
         <w:r>
           <w:rPr>
@@ -4479,7 +4485,7 @@
             <w:noProof/>
             <w:webHidden/>
           </w:rPr>
-          <w:instrText xml:space="preserve"> PAGEREF _Toc231127825 \h </w:instrText>
+          <w:instrText xml:space="preserve"> PAGEREF _Toc231565818 \h </w:instrText>
         </w:r>
         <w:r>
           <w:rPr>
@@ -4499,7 +4505,7 @@
             <w:noProof/>
             <w:webHidden/>
           </w:rPr>
-          <w:t>35</w:t>
+          <w:t>37</w:t>
         </w:r>
         <w:r>
           <w:rPr>
@@ -4524,13 +4530,13 @@
           <w14:ligatures w14:val="standardContextual"/>
         </w:rPr>
       </w:pPr>
-      <w:hyperlink w:anchor="_Toc231127826" w:history="1">
+      <w:hyperlink w:anchor="_Toc231565819" w:history="1">
         <w:r>
           <w:rPr>
             <w:rStyle w:val="Hyperlink"/>
             <w:noProof/>
           </w:rPr>
-          <w:t>Sažetak</w:t>
+          <w:t>Summary</w:t>
         </w:r>
         <w:r>
           <w:rPr>
@@ -4551,7 +4557,7 @@
             <w:noProof/>
             <w:webHidden/>
           </w:rPr>
-          <w:instrText xml:space="preserve"> PAGEREF _Toc231127826 \h </w:instrText>
+          <w:instrText xml:space="preserve"> PAGEREF _Toc231565819 \h </w:instrText>
         </w:r>
         <w:r>
           <w:rPr>
@@ -4571,7 +4577,7 @@
             <w:noProof/>
             <w:webHidden/>
           </w:rPr>
-          <w:t>36</w:t>
+          <w:t>38</w:t>
         </w:r>
         <w:r>
           <w:rPr>
@@ -4596,13 +4602,13 @@
           <w14:ligatures w14:val="standardContextual"/>
         </w:rPr>
       </w:pPr>
-      <w:hyperlink w:anchor="_Toc231127827" w:history="1">
+      <w:hyperlink w:anchor="_Toc231565820" w:history="1">
         <w:r>
           <w:rPr>
             <w:rStyle w:val="Hyperlink"/>
             <w:noProof/>
           </w:rPr>
-          <w:t>Summary</w:t>
+          <w:t>Privitak</w:t>
         </w:r>
         <w:r>
           <w:rPr>
@@ -4623,7 +4629,7 @@
             <w:noProof/>
             <w:webHidden/>
           </w:rPr>
-          <w:instrText xml:space="preserve"> PAGEREF _Toc231127827 \h </w:instrText>
+          <w:instrText xml:space="preserve"> PAGEREF _Toc231565820 \h </w:instrText>
         </w:r>
         <w:r>
           <w:rPr>
@@ -4643,79 +4649,7 @@
             <w:noProof/>
             <w:webHidden/>
           </w:rPr>
-          <w:t>37</w:t>
-        </w:r>
-        <w:r>
-          <w:rPr>
-            <w:noProof/>
-            <w:webHidden/>
-          </w:rPr>
-          <w:fldChar w:fldCharType="end"/>
-        </w:r>
-      </w:hyperlink>
-    </w:p>
-    <w:p>
-      <w:pPr>
-        <w:pStyle w:val="TOC1"/>
-        <w:tabs>
-          <w:tab w:val="right" w:leader="dot" w:pos="8778"/>
-        </w:tabs>
-        <w:rPr>
-          <w:rFonts w:asciiTheme="minorHAnsi" w:eastAsiaTheme="minorEastAsia" w:hAnsiTheme="minorHAnsi" w:cstheme="minorBidi"/>
-          <w:noProof/>
-          <w:kern w:val="2"/>
-          <w:lang w:eastAsia="hr-HR"/>
-          <w14:ligatures w14:val="standardContextual"/>
-        </w:rPr>
-      </w:pPr>
-      <w:hyperlink w:anchor="_Toc231127828" w:history="1">
-        <w:r>
-          <w:rPr>
-            <w:rStyle w:val="Hyperlink"/>
-            <w:noProof/>
-          </w:rPr>
-          <w:t>Privitak</w:t>
-        </w:r>
-        <w:r>
-          <w:rPr>
-            <w:noProof/>
-            <w:webHidden/>
-          </w:rPr>
-          <w:tab/>
-        </w:r>
-        <w:r>
-          <w:rPr>
-            <w:noProof/>
-            <w:webHidden/>
-          </w:rPr>
-          <w:fldChar w:fldCharType="begin"/>
-        </w:r>
-        <w:r>
-          <w:rPr>
-            <w:noProof/>
-            <w:webHidden/>
-          </w:rPr>
-          <w:instrText xml:space="preserve"> PAGEREF _Toc231127828 \h </w:instrText>
-        </w:r>
-        <w:r>
-          <w:rPr>
-            <w:noProof/>
-            <w:webHidden/>
-          </w:rPr>
-        </w:r>
-        <w:r>
-          <w:rPr>
-            <w:noProof/>
-            <w:webHidden/>
-          </w:rPr>
-          <w:fldChar w:fldCharType="separate"/>
-        </w:r>
-        <w:r>
-          <w:rPr>
-            <w:noProof/>
-            <w:webHidden/>
-          </w:rPr>
-          <w:t>38</w:t>
+          <w:t>39</w:t>
         </w:r>
         <w:r>
           <w:rPr>
@@ -4790,7 +4724,7 @@
           <w:numId w:val="0"/>
         </w:numPr>
       </w:pPr>
-      <w:bookmarkStart w:id="0" w:name="_Toc231127776"/>
+      <w:bookmarkStart w:id="0" w:name="_Toc231565769"/>
       <w:r>
         <w:lastRenderedPageBreak/>
         <w:t>Uvod</w:t>
@@ -4810,7 +4744,7 @@
     </w:p>
     <w:p>
       <w:r>
-        <w:t>Jedan od temeljnih pojmova u akustici prostorija je impulsni odziv, koji opisuje kako prostorija reagira na kratkotrajni zvučni impuls. Impulsni odziv sadrži informacije o direktnom zvuku, ranim refleksijama i kasnom odjeku, te predstavlja osnovu za analizu akustičkih svojstava prostora. Na temelju impulsnog odziva moguće je izračunati različite parametre, poput vremena odjeka, koji kvantificira trajanje zvuka nakon prestanka pobude.</w:t>
+        <w:t>Jedan od temeljnih pojmova u akustici prostorija je impulsni odziv, koji opisuje kako prostorija reagira na kratkotrajni zvučni impuls. Impulsni odziv sadrži informacije o direktnom zvuku, ranim refleksijama i odjeku, te predstavlja osnovu za analizu akustičkih svojstava prostora. Na temelju impulsnog odziva moguće je izračunati različite parametre, poput vremena odjeka, koji kvantificira trajanje zvuka nakon prestanka pobude.</w:t>
       </w:r>
     </w:p>
     <w:p>
@@ -4820,12 +4754,30 @@
     </w:p>
     <w:p>
       <w:r>
-        <w:t>U modernim pristupima analizi akustike sve se više koriste računalne simulacije. Jedna od najpoznatijih metoda za simulaciju refleksija zvuka je image-source metoda, koja modelira refleksije pomoću virtualnih izvora zvuka. Ova metoda omogućuje relativno jednostavnu implementaciju i intuitivnu vizualizaciju putanja zvuka unutar prostorije, osobito za pravokutne geometrije.</w:t>
-      </w:r>
-    </w:p>
-    <w:p>
-      <w:r>
-        <w:t>Cilj ovog rada je razvoj višeplatformske aplikacije za simulaciju akustike pravokutne prostorije, s naglaskom na izračun impulsnog odziva i njegovu primjenu u auralizaciji zvuka. Aplikacija omogućuje korisniku unos dimenzija prostorije, definiranje položaja izvora i slušatelja te odabir materijala s pripadajućim apsorpcijskim koeficijentima. Na temelju tih podataka generira se impulsni odziv korištenjem kombinacije direktnog zvuka, refleksija modeliranih image-source metodom i aproksimacije kasnog odjeka.</w:t>
+        <w:t xml:space="preserve">U modernim pristupima analizi akustike sve se više koriste računalne simulacije. Jedna od najpoznatijih metoda za simulaciju refleksija zvuka je </w:t>
+      </w:r>
+      <w:r>
+        <w:t>metoda zrcalnih izvora</w:t>
+      </w:r>
+      <w:r>
+        <w:t>, koja modelira refleksije pomoću virtualnih izvora zvuka. Ova metoda omogućuje relativno jednostavnu implementaciju i intuitivnu vizualizaciju putanja zvuka unutar prostorije, osobito za pravokutne geometrije.</w:t>
+      </w:r>
+    </w:p>
+    <w:p>
+      <w:r>
+        <w:t>Cilj ovog rada je razvoj višeplatformske aplikacije za simulaciju akustike pravokutne prostorije, s naglaskom na izračun impulsnog odziva i njegovu primjenu u auralizaciji zvuka. Aplikacija omogućuje korisniku unos dimenzija prostorije, definiranje položaja izvora i slušatelja te odabir materijala s pripadajućim apsorpcijskim koeficijentima. Na temelju tih podataka generira se impulsni odziv k</w:t>
+      </w:r>
+      <w:r>
+        <w:t>ao kombinacija</w:t>
+      </w:r>
+      <w:r>
+        <w:t xml:space="preserve"> direktnog zvuka, refleksija modeliranih </w:t>
+      </w:r>
+      <w:r>
+        <w:t>metodom zrcalnih izvora</w:t>
+      </w:r>
+      <w:r>
+        <w:t xml:space="preserve"> i aproksimacije odjeka.</w:t>
       </w:r>
     </w:p>
     <w:p>
@@ -4844,7 +4796,7 @@
       <w:pPr>
         <w:pStyle w:val="Heading1"/>
       </w:pPr>
-      <w:bookmarkStart w:id="1" w:name="_Toc231127777"/>
+      <w:bookmarkStart w:id="1" w:name="_Toc231565770"/>
       <w:r>
         <w:lastRenderedPageBreak/>
         <w:t>Teorijska osnova akustike prostorija</w:t>
@@ -4858,7 +4810,7 @@
           <w:lang w:eastAsia="hr-HR"/>
         </w:rPr>
       </w:pPr>
-      <w:bookmarkStart w:id="2" w:name="_Toc231127778"/>
+      <w:bookmarkStart w:id="2" w:name="_Toc231565771"/>
       <w:r>
         <w:rPr>
           <w:lang w:eastAsia="hr-HR"/>
@@ -4871,6 +4823,7 @@
       <w:pPr>
         <w:pStyle w:val="NormalWeb"/>
         <w:spacing w:before="120" w:beforeAutospacing="0" w:after="60" w:afterAutospacing="0" w:line="360" w:lineRule="auto"/>
+        <w:jc w:val="both"/>
       </w:pPr>
       <w:r>
         <w:t>Zvuk je mehanički val koji se širi kroz elastični medij, najčešće zrak, kao longitudinalni poremećaj tlaka i gustoće. Širenje zvuka opisuje se valnom jednadžbom, a brzina širenja ovisi o svojstvima medija, poput temperature i gustoće. U zraku pri sobnoj temperaturi brzina zvuka iznosi približno 343 m/s.</w:t>
@@ -4880,6 +4833,7 @@
       <w:pPr>
         <w:pStyle w:val="NormalWeb"/>
         <w:spacing w:before="120" w:beforeAutospacing="0" w:after="60" w:afterAutospacing="0" w:line="360" w:lineRule="auto"/>
+        <w:jc w:val="both"/>
       </w:pPr>
       <w:r>
         <w:t>Pri širenju zvuka energija se prenosi kroz oscilacije čestica medija bez njihovog trajnog pomaka. U slobodnom prostoru (tzv. slobodno zvučno polje) intenzitet zvuka opada s kvadratom udaljenosti od izvora. Međutim, u zatvorenim prostorima ponašanje zvuka postaje znatno složenije zbog interakcije sa granicama prostorije.</w:t>
@@ -4892,7 +4846,7 @@
           <w:lang w:eastAsia="hr-HR"/>
         </w:rPr>
       </w:pPr>
-      <w:bookmarkStart w:id="3" w:name="_Toc231127779"/>
+      <w:bookmarkStart w:id="3" w:name="_Toc231565772"/>
       <w:r>
         <w:rPr>
           <w:lang w:eastAsia="hr-HR"/>
@@ -4999,7 +4953,19 @@
         <w:rPr>
           <w:lang w:eastAsia="hr-HR"/>
         </w:rPr>
-        <w:t>Refleksija ovisi o geometriji i tvrdoći površine. Glatke i tvrde površine uzrokuju spekularnu refleksiju (poput ogledala), dok nepravilne površine uzrokuju difuzno raspršenje zvuka.</w:t>
+        <w:t xml:space="preserve">Refleksija ovisi o geometriji i tvrdoći površine. Glatke i tvrde površine uzrokuju </w:t>
+      </w:r>
+      <w:r>
+        <w:rPr>
+          <w:lang w:eastAsia="hr-HR"/>
+        </w:rPr>
+        <w:t>zrcalnu</w:t>
+      </w:r>
+      <w:r>
+        <w:rPr>
+          <w:lang w:eastAsia="hr-HR"/>
+        </w:rPr>
+        <w:t xml:space="preserve"> refleksiju (poput ogledala), dok nepravilne površine uzrokuju difuzno raspršenje zvuka.</w:t>
       </w:r>
     </w:p>
     <w:p>
@@ -5030,24 +4996,677 @@
     </w:p>
     <w:p>
       <w:pPr>
+        <w:rPr>
+          <w:lang w:eastAsia="hr-HR"/>
+        </w:rPr>
+      </w:pPr>
+    </w:p>
+    <w:p>
+      <w:pPr>
         <w:pStyle w:val="Heading2"/>
         <w:rPr>
           <w:lang w:eastAsia="hr-HR"/>
         </w:rPr>
       </w:pPr>
-      <w:bookmarkStart w:id="4" w:name="_Toc231127780"/>
+      <w:bookmarkStart w:id="4" w:name="_Toc231565773"/>
       <w:r>
         <w:rPr>
           <w:lang w:eastAsia="hr-HR"/>
         </w:rPr>
         <w:lastRenderedPageBreak/>
-        <w:t>Koeficijent apsorpcije materijala</w:t>
+        <w:t>Zvučno polje u zatvorenim prostorima</w:t>
       </w:r>
       <w:bookmarkEnd w:id="4"/>
     </w:p>
     <w:p>
       <w:pPr>
-        <w:jc w:val="left"/>
+        <w:rPr>
+          <w:lang w:eastAsia="hr-HR"/>
+        </w:rPr>
+      </w:pPr>
+      <w:r>
+        <w:rPr>
+          <w:lang w:eastAsia="hr-HR"/>
+        </w:rPr>
+        <w:t>Zvučno polje u prostoriji sastoji se od više komponenti koje zajedno određuju percepciju zvuka:</w:t>
+      </w:r>
+    </w:p>
+    <w:p>
+      <w:pPr>
+        <w:numPr>
+          <w:ilvl w:val="0"/>
+          <w:numId w:val="10"/>
+        </w:numPr>
+        <w:rPr>
+          <w:lang w:eastAsia="hr-HR"/>
+        </w:rPr>
+      </w:pPr>
+      <w:r>
+        <w:rPr>
+          <w:b/>
+          <w:bCs/>
+          <w:lang w:eastAsia="hr-HR"/>
+        </w:rPr>
+        <w:t>Direktni zvuk</w:t>
+      </w:r>
+      <w:r>
+        <w:rPr>
+          <w:lang w:eastAsia="hr-HR"/>
+        </w:rPr>
+        <w:t xml:space="preserve"> – dolazi izravno od izvora do slušatelja </w:t>
+      </w:r>
+    </w:p>
+    <w:p>
+      <w:pPr>
+        <w:numPr>
+          <w:ilvl w:val="0"/>
+          <w:numId w:val="10"/>
+        </w:numPr>
+        <w:rPr>
+          <w:lang w:eastAsia="hr-HR"/>
+        </w:rPr>
+      </w:pPr>
+      <w:r>
+        <w:rPr>
+          <w:b/>
+          <w:bCs/>
+          <w:lang w:eastAsia="hr-HR"/>
+        </w:rPr>
+        <w:t>Rane refleksije</w:t>
+      </w:r>
+      <w:r>
+        <w:rPr>
+          <w:lang w:eastAsia="hr-HR"/>
+        </w:rPr>
+        <w:t xml:space="preserve"> – prve refleksije koje dolaze s malim kašnjenjem </w:t>
+      </w:r>
+    </w:p>
+    <w:p>
+      <w:pPr>
+        <w:numPr>
+          <w:ilvl w:val="0"/>
+          <w:numId w:val="10"/>
+        </w:numPr>
+        <w:rPr>
+          <w:lang w:eastAsia="hr-HR"/>
+        </w:rPr>
+      </w:pPr>
+      <w:r>
+        <w:rPr>
+          <w:b/>
+          <w:bCs/>
+          <w:lang w:eastAsia="hr-HR"/>
+        </w:rPr>
+        <w:t>Kasno (difuzno) zvučno polje</w:t>
+      </w:r>
+      <w:r>
+        <w:rPr>
+          <w:lang w:eastAsia="hr-HR"/>
+        </w:rPr>
+        <w:t xml:space="preserve"> – veliki broj refleksija koje dolaze iz svih smjerova </w:t>
+      </w:r>
+    </w:p>
+    <w:p>
+      <w:pPr>
+        <w:rPr>
+          <w:lang w:eastAsia="hr-HR"/>
+        </w:rPr>
+      </w:pPr>
+      <w:r>
+        <w:rPr>
+          <w:lang w:eastAsia="hr-HR"/>
+        </w:rPr>
+        <w:t xml:space="preserve">U početnoj fazi dominira direktni zvuk, dok kasnije refleksije stvaraju tzv. </w:t>
+      </w:r>
+      <w:r>
+        <w:rPr>
+          <w:lang w:eastAsia="hr-HR"/>
+        </w:rPr>
+        <w:t>odječno</w:t>
+      </w:r>
+      <w:r>
+        <w:rPr>
+          <w:lang w:eastAsia="hr-HR"/>
+        </w:rPr>
+        <w:t xml:space="preserve"> polje. U idealnim uvjetima ono se može aproksimirati kao </w:t>
+      </w:r>
+      <w:r>
+        <w:rPr>
+          <w:lang w:eastAsia="hr-HR"/>
+        </w:rPr>
+        <w:t>difuzno zvučno polje</w:t>
+      </w:r>
+      <w:r>
+        <w:rPr>
+          <w:lang w:eastAsia="hr-HR"/>
+        </w:rPr>
+        <w:t xml:space="preserve">, gdje je energija ravnomjerno raspoređena u prostoru. </w:t>
+      </w:r>
+    </w:p>
+    <w:p>
+      <w:pPr>
+        <w:rPr>
+          <w:lang w:eastAsia="hr-HR"/>
+        </w:rPr>
+      </w:pPr>
+      <w:r>
+        <w:rPr>
+          <w:lang w:eastAsia="hr-HR"/>
+        </w:rPr>
+        <w:t xml:space="preserve">U takvom polju energija zvuka opada eksponencijalno </w:t>
+      </w:r>
+      <w:r>
+        <w:rPr>
+          <w:lang w:eastAsia="hr-HR"/>
+        </w:rPr>
+        <w:t>u</w:t>
+      </w:r>
+      <w:r>
+        <w:rPr>
+          <w:lang w:eastAsia="hr-HR"/>
+        </w:rPr>
+        <w:t xml:space="preserve"> vr</w:t>
+      </w:r>
+      <w:r>
+        <w:rPr>
+          <w:lang w:eastAsia="hr-HR"/>
+        </w:rPr>
+        <w:t>emenu nakon prestanka rada izvora zvuka</w:t>
+      </w:r>
+      <w:r>
+        <w:rPr>
+          <w:lang w:eastAsia="hr-HR"/>
+        </w:rPr>
+        <w:t xml:space="preserve">, što omogućuje definiranje vremena odjeka kao osnovnog akustičkog parametra. </w:t>
+      </w:r>
+    </w:p>
+    <w:p>
+      <w:pPr>
+        <w:rPr>
+          <w:lang w:eastAsia="hr-HR"/>
+        </w:rPr>
+      </w:pPr>
+      <w:r>
+        <w:rPr>
+          <w:lang w:eastAsia="hr-HR"/>
+        </w:rPr>
+        <w:t>Za opis zvučnog polja koriste se tri teorijska pristupa:</w:t>
+      </w:r>
+    </w:p>
+    <w:p>
+      <w:pPr>
+        <w:numPr>
+          <w:ilvl w:val="0"/>
+          <w:numId w:val="11"/>
+        </w:numPr>
+        <w:rPr>
+          <w:lang w:eastAsia="hr-HR"/>
+        </w:rPr>
+      </w:pPr>
+      <w:r>
+        <w:rPr>
+          <w:b/>
+          <w:bCs/>
+          <w:lang w:eastAsia="hr-HR"/>
+        </w:rPr>
+        <w:t>Modalna teorija</w:t>
+      </w:r>
+      <w:r>
+        <w:rPr>
+          <w:lang w:eastAsia="hr-HR"/>
+        </w:rPr>
+        <w:t xml:space="preserve"> – dominantna na niskim frekvencijama </w:t>
+      </w:r>
+    </w:p>
+    <w:p>
+      <w:pPr>
+        <w:numPr>
+          <w:ilvl w:val="0"/>
+          <w:numId w:val="11"/>
+        </w:numPr>
+        <w:rPr>
+          <w:lang w:eastAsia="hr-HR"/>
+        </w:rPr>
+      </w:pPr>
+      <w:r>
+        <w:rPr>
+          <w:b/>
+          <w:bCs/>
+          <w:lang w:eastAsia="hr-HR"/>
+        </w:rPr>
+        <w:t>Geometrijska akustika</w:t>
+      </w:r>
+      <w:r>
+        <w:rPr>
+          <w:lang w:eastAsia="hr-HR"/>
+        </w:rPr>
+        <w:t xml:space="preserve"> – koristi</w:t>
+      </w:r>
+      <w:r>
+        <w:rPr>
+          <w:lang w:eastAsia="hr-HR"/>
+        </w:rPr>
+        <w:t xml:space="preserve"> zvučne</w:t>
+      </w:r>
+      <w:r>
+        <w:rPr>
+          <w:lang w:eastAsia="hr-HR"/>
+        </w:rPr>
+        <w:t xml:space="preserve"> zrake za modeliranje </w:t>
+      </w:r>
+      <w:r>
+        <w:rPr>
+          <w:lang w:eastAsia="hr-HR"/>
+        </w:rPr>
+        <w:t xml:space="preserve">putova zvuka i </w:t>
+      </w:r>
+      <w:r>
+        <w:rPr>
+          <w:lang w:eastAsia="hr-HR"/>
+        </w:rPr>
+        <w:t xml:space="preserve">refleksija </w:t>
+      </w:r>
+    </w:p>
+    <w:p>
+      <w:pPr>
+        <w:numPr>
+          <w:ilvl w:val="0"/>
+          <w:numId w:val="11"/>
+        </w:numPr>
+        <w:rPr>
+          <w:lang w:eastAsia="hr-HR"/>
+        </w:rPr>
+      </w:pPr>
+      <w:r>
+        <w:rPr>
+          <w:b/>
+          <w:bCs/>
+          <w:lang w:eastAsia="hr-HR"/>
+        </w:rPr>
+        <w:t>Statistička teorija (Sabine)</w:t>
+      </w:r>
+      <w:r>
+        <w:rPr>
+          <w:lang w:eastAsia="hr-HR"/>
+        </w:rPr>
+        <w:t xml:space="preserve"> – primjenjiva u difuznom polju</w:t>
+      </w:r>
+    </w:p>
+    <w:p>
+      <w:pPr>
+        <w:pStyle w:val="Heading1"/>
+      </w:pPr>
+      <w:bookmarkStart w:id="5" w:name="_Toc231565774"/>
+      <w:r>
+        <w:lastRenderedPageBreak/>
+        <w:t>Vrijeme odjeka (</w:t>
+      </w:r>
+      <w:r>
+        <w:rPr>
+          <w:i/>
+          <w:iCs/>
+        </w:rPr>
+        <w:t>RT</w:t>
+      </w:r>
+      <w:r>
+        <w:rPr>
+          <w:i/>
+          <w:iCs/>
+          <w:vertAlign w:val="subscript"/>
+        </w:rPr>
+        <w:t>60</w:t>
+      </w:r>
+      <w:r>
+        <w:t>)</w:t>
+      </w:r>
+      <w:bookmarkEnd w:id="5"/>
+    </w:p>
+    <w:p>
+      <w:pPr>
+        <w:rPr>
+          <w:lang w:eastAsia="hr-HR"/>
+        </w:rPr>
+      </w:pPr>
+      <w:r>
+        <w:rPr>
+          <w:lang w:eastAsia="hr-HR"/>
+        </w:rPr>
+        <w:t xml:space="preserve">Vrijeme odjeka, često označeno kao </w:t>
+      </w:r>
+      <w:r>
+        <w:rPr>
+          <w:i/>
+          <w:iCs/>
+          <w:lang w:eastAsia="hr-HR"/>
+        </w:rPr>
+        <w:t>RT</w:t>
+      </w:r>
+      <w:r>
+        <w:rPr>
+          <w:i/>
+          <w:iCs/>
+          <w:vertAlign w:val="subscript"/>
+          <w:lang w:eastAsia="hr-HR"/>
+        </w:rPr>
+        <w:t>60</w:t>
+      </w:r>
+      <w:r>
+        <w:rPr>
+          <w:lang w:eastAsia="hr-HR"/>
+        </w:rPr>
+        <w:t>, predstavlja jedan od osnovnih parametara u akustici prostorija. Definira se kao vrijeme potrebno da razina zvučnog tlaka opadne za 60 dB nakon prestanka</w:t>
+      </w:r>
+      <w:r>
+        <w:rPr>
+          <w:lang w:eastAsia="hr-HR"/>
+        </w:rPr>
+        <w:t xml:space="preserve"> rada</w:t>
+      </w:r>
+      <w:r>
+        <w:rPr>
+          <w:lang w:eastAsia="hr-HR"/>
+        </w:rPr>
+        <w:t xml:space="preserve"> izvora zvuka. Ovaj parametar izravno utječe na razumljivost govora, kvalitetu glazbene reprodukcije te opći subjektivni doživljaj prostora.</w:t>
+      </w:r>
+    </w:p>
+    <w:p>
+      <w:pPr>
+        <w:rPr>
+          <w:lang w:eastAsia="hr-HR"/>
+        </w:rPr>
+      </w:pPr>
+      <w:r>
+        <w:rPr>
+          <w:lang w:eastAsia="hr-HR"/>
+        </w:rPr>
+        <w:t>U prostorijama s dugim vremenom odjeka zvuk se zadržava dulje, što može dovesti do smanjene razumljivosti govora. S druge strane, prekratko vrijeme odjeka može rezultirati</w:t>
+      </w:r>
+      <w:r>
+        <w:rPr>
+          <w:lang w:eastAsia="hr-HR"/>
+        </w:rPr>
+        <w:t xml:space="preserve"> </w:t>
+      </w:r>
+      <w:r>
+        <w:rPr>
+          <w:lang w:eastAsia="hr-HR"/>
+        </w:rPr>
+        <w:t>neprirodnim zvukom. Zbog toga je pravilno određivanje i kontrola vremena odjeka ključna u projektiranju akustički kvalitetnih prostora.</w:t>
+      </w:r>
+    </w:p>
+    <w:p>
+      <w:pPr>
+        <w:pStyle w:val="Heading2"/>
+        <w:rPr>
+          <w:lang w:eastAsia="hr-HR"/>
+        </w:rPr>
+      </w:pPr>
+      <w:bookmarkStart w:id="6" w:name="_Toc231565775"/>
+      <w:r>
+        <w:rPr>
+          <w:lang w:eastAsia="hr-HR"/>
+        </w:rPr>
+        <w:t>Sabineova formula</w:t>
+      </w:r>
+      <w:bookmarkEnd w:id="6"/>
+    </w:p>
+    <w:p>
+      <w:pPr>
+        <w:rPr>
+          <w:lang w:eastAsia="hr-HR"/>
+        </w:rPr>
+      </w:pPr>
+      <w:r>
+        <w:rPr>
+          <w:lang w:eastAsia="hr-HR"/>
+        </w:rPr>
+        <w:t>Jedan od najstarijih i najčešće korištenih modela za procjenu vremena odjeka je Sabineova formula. Ova formula temelji se na pretpostavci difuznog zvučnog polja i male ukupne apsorpcije.</w:t>
+      </w:r>
+    </w:p>
+    <w:tbl>
+      <w:tblPr>
+        <w:tblW w:w="0" w:type="auto"/>
+        <w:tblLook w:val="04A0" w:firstRow="1" w:lastRow="0" w:firstColumn="1" w:lastColumn="0" w:noHBand="0" w:noVBand="1"/>
+      </w:tblPr>
+      <w:tblGrid>
+        <w:gridCol w:w="8120"/>
+        <w:gridCol w:w="668"/>
+      </w:tblGrid>
+      <w:tr>
+        <w:tc>
+          <w:tcPr>
+            <w:tcW w:w="8120" w:type="dxa"/>
+            <w:vAlign w:val="center"/>
+          </w:tcPr>
+          <w:p>
+            <w:pPr>
+              <w:rPr>
+                <w:lang w:eastAsia="hr-HR"/>
+              </w:rPr>
+            </w:pPr>
+            <m:oMathPara>
+              <m:oMath>
+                <m:r>
+                  <w:rPr>
+                    <w:rFonts w:ascii="Cambria Math" w:hAnsi="Cambria Math"/>
+                    <w:lang w:eastAsia="hr-HR"/>
+                  </w:rPr>
+                  <m:t>T=</m:t>
+                </m:r>
+                <m:f>
+                  <m:fPr>
+                    <m:ctrlPr>
+                      <w:rPr>
+                        <w:rFonts w:ascii="Cambria Math" w:hAnsi="Cambria Math"/>
+                        <w:lang w:eastAsia="hr-HR"/>
+                      </w:rPr>
+                    </m:ctrlPr>
+                  </m:fPr>
+                  <m:num>
+                    <m:r>
+                      <w:rPr>
+                        <w:rFonts w:ascii="Cambria Math" w:hAnsi="Cambria Math"/>
+                        <w:lang w:eastAsia="hr-HR"/>
+                      </w:rPr>
+                      <m:t>0.161V</m:t>
+                    </m:r>
+                  </m:num>
+                  <m:den>
+                    <m:r>
+                      <w:rPr>
+                        <w:rFonts w:ascii="Cambria Math" w:hAnsi="Cambria Math"/>
+                        <w:lang w:eastAsia="hr-HR"/>
+                      </w:rPr>
+                      <m:t>A</m:t>
+                    </m:r>
+                  </m:den>
+                </m:f>
+              </m:oMath>
+            </m:oMathPara>
+          </w:p>
+        </w:tc>
+        <w:tc>
+          <w:tcPr>
+            <w:tcW w:w="668" w:type="dxa"/>
+            <w:vAlign w:val="center"/>
+          </w:tcPr>
+          <w:p>
+            <w:pPr>
+              <w:pStyle w:val="formula"/>
+              <w:jc w:val="right"/>
+              <w:rPr>
+                <w:lang w:val="hr-HR"/>
+              </w:rPr>
+            </w:pPr>
+            <w:r>
+              <w:rPr>
+                <w:lang w:val="hr-HR"/>
+              </w:rPr>
+              <w:t>(</w:t>
+            </w:r>
+            <w:r>
+              <w:rPr>
+                <w:lang w:val="hr-HR"/>
+              </w:rPr>
+              <w:t>1</w:t>
+            </w:r>
+            <w:r>
+              <w:rPr>
+                <w:lang w:val="hr-HR"/>
+              </w:rPr>
+              <w:t>)</w:t>
+            </w:r>
+          </w:p>
+        </w:tc>
+      </w:tr>
+    </w:tbl>
+    <w:p>
+      <w:pPr>
+        <w:rPr>
+          <w:lang w:eastAsia="hr-HR"/>
+        </w:rPr>
+      </w:pPr>
+      <w:r>
+        <w:rPr>
+          <w:lang w:eastAsia="hr-HR"/>
+        </w:rPr>
+        <w:t>gdje je:</w:t>
+      </w:r>
+    </w:p>
+    <w:p>
+      <w:pPr>
+        <w:numPr>
+          <w:ilvl w:val="0"/>
+          <w:numId w:val="12"/>
+        </w:numPr>
+        <w:rPr>
+          <w:lang w:eastAsia="hr-HR"/>
+        </w:rPr>
+      </w:pPr>
+      <m:oMath>
+        <m:r>
+          <w:rPr>
+            <w:rFonts w:ascii="Cambria Math" w:hAnsi="Cambria Math"/>
+            <w:lang w:eastAsia="hr-HR"/>
+          </w:rPr>
+          <m:t>T</m:t>
+        </m:r>
+      </m:oMath>
+      <w:r>
+        <w:rPr>
+          <w:lang w:eastAsia="hr-HR"/>
+        </w:rPr>
+        <w:t xml:space="preserve"> </w:t>
+      </w:r>
+      <w:r>
+        <w:rPr>
+          <w:lang w:eastAsia="hr-HR"/>
+        </w:rPr>
+        <w:t xml:space="preserve">– vrijeme odjeka (s) </w:t>
+      </w:r>
+    </w:p>
+    <w:p>
+      <w:pPr>
+        <w:numPr>
+          <w:ilvl w:val="0"/>
+          <w:numId w:val="12"/>
+        </w:numPr>
+        <w:rPr>
+          <w:lang w:eastAsia="hr-HR"/>
+        </w:rPr>
+      </w:pPr>
+      <m:oMath>
+        <m:r>
+          <w:rPr>
+            <w:rFonts w:ascii="Cambria Math" w:hAnsi="Cambria Math"/>
+            <w:lang w:eastAsia="hr-HR"/>
+          </w:rPr>
+          <m:t>V</m:t>
+        </m:r>
+      </m:oMath>
+      <w:r>
+        <w:rPr>
+          <w:lang w:eastAsia="hr-HR"/>
+        </w:rPr>
+        <w:t xml:space="preserve"> </w:t>
+      </w:r>
+      <w:r>
+        <w:rPr>
+          <w:lang w:eastAsia="hr-HR"/>
+        </w:rPr>
+        <w:t xml:space="preserve">– volumen prostorije (m³) </w:t>
+      </w:r>
+    </w:p>
+    <w:p>
+      <w:pPr>
+        <w:numPr>
+          <w:ilvl w:val="0"/>
+          <w:numId w:val="12"/>
+        </w:numPr>
+        <w:rPr>
+          <w:lang w:eastAsia="hr-HR"/>
+        </w:rPr>
+      </w:pPr>
+      <m:oMath>
+        <m:r>
+          <w:rPr>
+            <w:rFonts w:ascii="Cambria Math" w:hAnsi="Cambria Math"/>
+            <w:lang w:eastAsia="hr-HR"/>
+          </w:rPr>
+          <m:t>A</m:t>
+        </m:r>
+      </m:oMath>
+      <w:r>
+        <w:rPr>
+          <w:lang w:eastAsia="hr-HR"/>
+        </w:rPr>
+        <w:t xml:space="preserve"> </w:t>
+      </w:r>
+      <w:r>
+        <w:rPr>
+          <w:lang w:eastAsia="hr-HR"/>
+        </w:rPr>
+        <w:t>– ukupna</w:t>
+      </w:r>
+      <w:r>
+        <w:rPr>
+          <w:lang w:eastAsia="hr-HR"/>
+        </w:rPr>
+        <w:t xml:space="preserve"> ekvivalentna</w:t>
+      </w:r>
+      <w:r>
+        <w:rPr>
+          <w:lang w:eastAsia="hr-HR"/>
+        </w:rPr>
+        <w:t xml:space="preserve"> apsorpcij</w:t>
+      </w:r>
+      <w:r>
+        <w:rPr>
+          <w:lang w:eastAsia="hr-HR"/>
+        </w:rPr>
+        <w:t>sk</w:t>
+      </w:r>
+      <w:r>
+        <w:rPr>
+          <w:lang w:eastAsia="hr-HR"/>
+        </w:rPr>
+        <w:t>a</w:t>
+      </w:r>
+      <w:r>
+        <w:rPr>
+          <w:lang w:eastAsia="hr-HR"/>
+        </w:rPr>
+        <w:t xml:space="preserve"> površina prostorije</w:t>
+      </w:r>
+      <w:r>
+        <w:rPr>
+          <w:lang w:eastAsia="hr-HR"/>
+        </w:rPr>
+        <w:t xml:space="preserve"> (m² Sabina) </w:t>
+      </w:r>
+    </w:p>
+    <w:p>
+      <w:pPr>
         <w:rPr>
           <w:lang w:eastAsia="hr-HR"/>
         </w:rPr>
@@ -5073,7 +5692,6 @@
     </w:p>
     <w:p>
       <w:pPr>
-        <w:jc w:val="left"/>
         <w:rPr>
           <w:lang w:eastAsia="hr-HR"/>
         </w:rPr>
@@ -5212,7 +5830,19 @@
               <w:rPr>
                 <w:lang w:val="hr-HR"/>
               </w:rPr>
-              <w:t>(1)</w:t>
+              <w:t>(</w:t>
+            </w:r>
+            <w:r>
+              <w:rPr>
+                <w:lang w:val="hr-HR"/>
+              </w:rPr>
+              <w:t>2</w:t>
+            </w:r>
+            <w:r>
+              <w:rPr>
+                <w:lang w:val="hr-HR"/>
+              </w:rPr>
+              <w:t>)</w:t>
             </w:r>
           </w:p>
         </w:tc>
@@ -5220,16 +5850,70 @@
     </w:tbl>
     <w:p>
       <w:pPr>
-        <w:jc w:val="left"/>
-        <w:rPr>
-          <w:lang w:eastAsia="hr-HR"/>
-        </w:rPr>
-      </w:pPr>
-      <w:r>
-        <w:rPr>
-          <w:lang w:eastAsia="hr-HR"/>
-        </w:rPr>
-        <w:t>U praksi se koeficijent apsorpcije određuje eksperimentalno i ovisi o frekvenciji, zbog čega se prikazuje u frekvencijskim pojasevima (npr. oktavni pojasevi). Ukupna apsorpcija prostorije definira se kao suma doprinosa svih površina:</w:t>
+        <w:rPr>
+          <w:lang w:eastAsia="hr-HR"/>
+        </w:rPr>
+      </w:pPr>
+      <w:r>
+        <w:rPr>
+          <w:lang w:eastAsia="hr-HR"/>
+        </w:rPr>
+        <w:t>U praksi se koeficijent apsorpcije određuje eksperimentalno i ovisi o frekvenciji, zbog čega se prikazuje u frekvencijskim pojasevima (npr. oktavni pojasevi). Ukupna apsorpcija</w:t>
+      </w:r>
+      <w:r>
+        <w:rPr>
+          <w:lang w:eastAsia="hr-HR"/>
+        </w:rPr>
+        <w:t xml:space="preserve"> u</w:t>
+      </w:r>
+      <w:r>
+        <w:rPr>
+          <w:lang w:eastAsia="hr-HR"/>
+        </w:rPr>
+        <w:t xml:space="preserve"> </w:t>
+      </w:r>
+      <w:r>
+        <w:rPr>
+          <w:lang w:eastAsia="hr-HR"/>
+        </w:rPr>
+        <w:lastRenderedPageBreak/>
+        <w:t>prostori</w:t>
+      </w:r>
+      <w:r>
+        <w:rPr>
+          <w:lang w:eastAsia="hr-HR"/>
+        </w:rPr>
+        <w:t>ji</w:t>
+      </w:r>
+      <w:r>
+        <w:rPr>
+          <w:lang w:eastAsia="hr-HR"/>
+        </w:rPr>
+        <w:t xml:space="preserve"> definira se </w:t>
+      </w:r>
+      <w:r>
+        <w:rPr>
+          <w:lang w:eastAsia="hr-HR"/>
+        </w:rPr>
+        <w:t xml:space="preserve">ukupnom ekvivalentnom apsorpcijskom površinom A </w:t>
+      </w:r>
+      <w:r>
+        <w:rPr>
+          <w:lang w:eastAsia="hr-HR"/>
+        </w:rPr>
+        <w:t>kao suma doprinosa</w:t>
+      </w:r>
+      <w:r>
+        <w:rPr>
+          <w:lang w:eastAsia="hr-HR"/>
+        </w:rPr>
+        <w:t xml:space="preserve"> apsorpcije na pojedinim plohama prostorije</w:t>
+      </w:r>
+      <w:r>
+        <w:rPr>
+          <w:lang w:eastAsia="hr-HR"/>
+        </w:rPr>
+        <w:t>:</w:t>
       </w:r>
     </w:p>
     <w:tbl>
@@ -5369,7 +6053,7 @@
               <w:rPr>
                 <w:lang w:val="hr-HR"/>
               </w:rPr>
-              <w:t>2</w:t>
+              <w:t>3</w:t>
             </w:r>
             <w:r>
               <w:rPr>
@@ -5383,7 +6067,6 @@
     </w:tbl>
     <w:p>
       <w:pPr>
-        <w:jc w:val="left"/>
         <w:rPr>
           <w:lang w:eastAsia="hr-HR"/>
         </w:rPr>
@@ -5470,21 +6153,87 @@
         <w:rPr>
           <w:lang w:eastAsia="hr-HR"/>
         </w:rPr>
+        <w:t xml:space="preserve"> </w:t>
+      </w:r>
+      <w:r>
+        <w:rPr>
+          <w:lang w:eastAsia="hr-HR"/>
+        </w:rPr>
         <w:t xml:space="preserve">njezin koeficijent apsorpcije. </w:t>
       </w:r>
     </w:p>
     <w:p>
       <w:pPr>
-        <w:jc w:val="left"/>
-        <w:rPr>
-          <w:lang w:eastAsia="hr-HR"/>
-        </w:rPr>
-      </w:pPr>
-      <w:r>
-        <w:rPr>
-          <w:lang w:eastAsia="hr-HR"/>
-        </w:rPr>
-        <w:t>Ovaj parametar ključan je za daljnju analizu akustičkih svojstava prostorije, posebno za izračun vremena odjeka.</w:t>
+        <w:rPr>
+          <w:lang w:eastAsia="hr-HR"/>
+        </w:rPr>
+      </w:pPr>
+      <w:r>
+        <w:rPr>
+          <w:lang w:eastAsia="hr-HR"/>
+        </w:rPr>
+        <w:t>Ovaj parametar</w:t>
+      </w:r>
+      <w:r>
+        <w:rPr>
+          <w:lang w:eastAsia="hr-HR"/>
+        </w:rPr>
+        <w:t xml:space="preserve"> frekvencijski je ovisan i</w:t>
+      </w:r>
+      <w:r>
+        <w:rPr>
+          <w:lang w:eastAsia="hr-HR"/>
+        </w:rPr>
+        <w:t xml:space="preserve"> ključan je za daljnju analizu akustičkih svojstava prostorije, posebno za izračun vremena odjeka</w:t>
+      </w:r>
+      <w:r>
+        <w:rPr>
+          <w:lang w:eastAsia="hr-HR"/>
+        </w:rPr>
+        <w:t>, također u ovisnosti o frekvenciji</w:t>
+      </w:r>
+      <w:r>
+        <w:rPr>
+          <w:lang w:eastAsia="hr-HR"/>
+        </w:rPr>
+        <w:t>.</w:t>
+      </w:r>
+    </w:p>
+    <w:p>
+      <w:pPr>
+        <w:rPr>
+          <w:lang w:eastAsia="hr-HR"/>
+        </w:rPr>
+      </w:pPr>
+      <w:r>
+        <w:rPr>
+          <w:lang w:eastAsia="hr-HR"/>
+        </w:rPr>
+        <w:t>Sabineova formula pretpostavlja da je zvučno polje potpuno difuzno, odnosno da je energija zvuka jednoliko raspoređena u svim smjerovima. Također, pretpostavlja se da su apsorpcijski koeficijenti relativno mali</w:t>
+      </w:r>
+      <w:r>
+        <w:rPr>
+          <w:lang w:eastAsia="hr-HR"/>
+        </w:rPr>
+        <w:t xml:space="preserve"> te da </w:t>
+      </w:r>
+      <w:r>
+        <w:rPr>
+          <w:lang w:eastAsia="hr-HR"/>
+        </w:rPr>
+        <w:t>j</w:t>
+      </w:r>
+      <w:r>
+        <w:rPr>
+          <w:lang w:eastAsia="hr-HR"/>
+        </w:rPr>
+        <w:t>e apsorpcija zvuka ravnomjerno raspoređena u sve tri osi prostorije</w:t>
+      </w:r>
+      <w:r>
+        <w:rPr>
+          <w:lang w:eastAsia="hr-HR"/>
+        </w:rPr>
+        <w:t>.</w:t>
       </w:r>
     </w:p>
     <w:p>
@@ -5494,695 +6243,14 @@
           <w:lang w:eastAsia="hr-HR"/>
         </w:rPr>
       </w:pPr>
-      <w:bookmarkStart w:id="5" w:name="_Toc231127781"/>
-      <w:r>
-        <w:rPr>
-          <w:lang w:eastAsia="hr-HR"/>
-        </w:rPr>
-        <w:t>Zvučno polje u zatvorenim prostorima</w:t>
-      </w:r>
-      <w:bookmarkEnd w:id="5"/>
-    </w:p>
-    <w:p>
-      <w:pPr>
-        <w:rPr>
-          <w:lang w:eastAsia="hr-HR"/>
-        </w:rPr>
-      </w:pPr>
-      <w:r>
-        <w:rPr>
-          <w:lang w:eastAsia="hr-HR"/>
-        </w:rPr>
-        <w:t>Zvučno polje u prostoriji sastoji se od više komponenti koje zajedno određuju percepciju zvuka:</w:t>
-      </w:r>
-    </w:p>
-    <w:p>
-      <w:pPr>
-        <w:numPr>
-          <w:ilvl w:val="0"/>
-          <w:numId w:val="10"/>
-        </w:numPr>
-        <w:rPr>
-          <w:lang w:eastAsia="hr-HR"/>
-        </w:rPr>
-      </w:pPr>
-      <w:r>
-        <w:rPr>
-          <w:b/>
-          <w:bCs/>
-          <w:lang w:eastAsia="hr-HR"/>
-        </w:rPr>
-        <w:t>Direktni zvuk</w:t>
-      </w:r>
-      <w:r>
-        <w:rPr>
-          <w:lang w:eastAsia="hr-HR"/>
-        </w:rPr>
-        <w:t xml:space="preserve"> – dolazi izravno od izvora do slušatelja </w:t>
-      </w:r>
-    </w:p>
-    <w:p>
-      <w:pPr>
-        <w:numPr>
-          <w:ilvl w:val="0"/>
-          <w:numId w:val="10"/>
-        </w:numPr>
-        <w:rPr>
-          <w:lang w:eastAsia="hr-HR"/>
-        </w:rPr>
-      </w:pPr>
-      <w:r>
-        <w:rPr>
-          <w:b/>
-          <w:bCs/>
-          <w:lang w:eastAsia="hr-HR"/>
-        </w:rPr>
-        <w:t>Rane refleksije</w:t>
-      </w:r>
-      <w:r>
-        <w:rPr>
-          <w:lang w:eastAsia="hr-HR"/>
-        </w:rPr>
-        <w:t xml:space="preserve"> – prve refleksije koje dolaze s malim kašnjenjem </w:t>
-      </w:r>
-    </w:p>
-    <w:p>
-      <w:pPr>
-        <w:numPr>
-          <w:ilvl w:val="0"/>
-          <w:numId w:val="10"/>
-        </w:numPr>
-        <w:rPr>
-          <w:lang w:eastAsia="hr-HR"/>
-        </w:rPr>
-      </w:pPr>
-      <w:r>
-        <w:rPr>
-          <w:b/>
-          <w:bCs/>
-          <w:lang w:eastAsia="hr-HR"/>
-        </w:rPr>
-        <w:t>Kasno (difuzno) zvučno polje</w:t>
-      </w:r>
-      <w:r>
-        <w:rPr>
-          <w:lang w:eastAsia="hr-HR"/>
-        </w:rPr>
-        <w:t xml:space="preserve"> – veliki broj refleksija koje dolaze iz svih smjerova </w:t>
-      </w:r>
-    </w:p>
-    <w:p>
-      <w:pPr>
-        <w:rPr>
-          <w:lang w:eastAsia="hr-HR"/>
-        </w:rPr>
-      </w:pPr>
-      <w:r>
-        <w:rPr>
-          <w:lang w:eastAsia="hr-HR"/>
-        </w:rPr>
-        <w:t xml:space="preserve">U početnoj fazi dominira direktni zvuk, dok kasnije refleksije stvaraju tzv. reverberantno polje. U idealnim uvjetima ono se može aproksimirati kao </w:t>
-      </w:r>
-      <w:r>
-        <w:rPr>
-          <w:lang w:eastAsia="hr-HR"/>
-        </w:rPr>
-        <w:t>difuzno zvučno polje</w:t>
-      </w:r>
-      <w:r>
-        <w:rPr>
-          <w:lang w:eastAsia="hr-HR"/>
-        </w:rPr>
-        <w:t xml:space="preserve">, gdje je energija ravnomjerno raspoređena u prostoru. </w:t>
-      </w:r>
-    </w:p>
-    <w:p>
-      <w:pPr>
-        <w:rPr>
-          <w:lang w:eastAsia="hr-HR"/>
-        </w:rPr>
-      </w:pPr>
-      <w:r>
-        <w:rPr>
-          <w:lang w:eastAsia="hr-HR"/>
-        </w:rPr>
-        <w:t xml:space="preserve">U takvom polju energija zvuka opada eksponencijalno kroz vrijeme, što omogućuje definiranje vremena odjeka kao osnovnog akustičkog parametra. </w:t>
-      </w:r>
-    </w:p>
-    <w:p>
-      <w:pPr>
-        <w:rPr>
-          <w:lang w:eastAsia="hr-HR"/>
-        </w:rPr>
-      </w:pPr>
-      <w:r>
-        <w:rPr>
-          <w:lang w:eastAsia="hr-HR"/>
-        </w:rPr>
-        <w:t>Za opis zvučnog polja koriste se tri teorijska pristupa:</w:t>
-      </w:r>
-    </w:p>
-    <w:p>
-      <w:pPr>
-        <w:numPr>
-          <w:ilvl w:val="0"/>
-          <w:numId w:val="11"/>
-        </w:numPr>
-        <w:rPr>
-          <w:lang w:eastAsia="hr-HR"/>
-        </w:rPr>
-      </w:pPr>
-      <w:r>
-        <w:rPr>
-          <w:b/>
-          <w:bCs/>
-          <w:lang w:eastAsia="hr-HR"/>
-        </w:rPr>
-        <w:lastRenderedPageBreak/>
-        <w:t>Modalna teorija</w:t>
-      </w:r>
-      <w:r>
-        <w:rPr>
-          <w:lang w:eastAsia="hr-HR"/>
-        </w:rPr>
-        <w:t xml:space="preserve"> – dominantna na niskim frekvencijama </w:t>
-      </w:r>
-    </w:p>
-    <w:p>
-      <w:pPr>
-        <w:numPr>
-          <w:ilvl w:val="0"/>
-          <w:numId w:val="11"/>
-        </w:numPr>
-        <w:rPr>
-          <w:lang w:eastAsia="hr-HR"/>
-        </w:rPr>
-      </w:pPr>
-      <w:r>
-        <w:rPr>
-          <w:b/>
-          <w:bCs/>
-          <w:lang w:eastAsia="hr-HR"/>
-        </w:rPr>
-        <w:t>Geometrijska akustika</w:t>
-      </w:r>
-      <w:r>
-        <w:rPr>
-          <w:lang w:eastAsia="hr-HR"/>
-        </w:rPr>
-        <w:t xml:space="preserve"> – koristi zrake za modeliranje refleksija </w:t>
-      </w:r>
-    </w:p>
-    <w:p>
-      <w:pPr>
-        <w:numPr>
-          <w:ilvl w:val="0"/>
-          <w:numId w:val="11"/>
-        </w:numPr>
-        <w:rPr>
-          <w:lang w:eastAsia="hr-HR"/>
-        </w:rPr>
-      </w:pPr>
-      <w:r>
-        <w:rPr>
-          <w:b/>
-          <w:bCs/>
-          <w:lang w:eastAsia="hr-HR"/>
-        </w:rPr>
-        <w:t>Statistička teorija (Sabine)</w:t>
-      </w:r>
-      <w:r>
-        <w:rPr>
-          <w:lang w:eastAsia="hr-HR"/>
-        </w:rPr>
-        <w:t xml:space="preserve"> – primjenjiva u difuznom polju</w:t>
-      </w:r>
-    </w:p>
-    <w:p>
-      <w:pPr>
-        <w:rPr>
-          <w:lang w:eastAsia="hr-HR"/>
-        </w:rPr>
-      </w:pPr>
-    </w:p>
-    <w:p>
-      <w:pPr>
-        <w:pStyle w:val="Heading1"/>
-      </w:pPr>
-      <w:bookmarkStart w:id="6" w:name="_Toc231127782"/>
-      <w:r>
-        <w:lastRenderedPageBreak/>
-        <w:t>Vrijeme odjeka (RT60)</w:t>
-      </w:r>
-      <w:bookmarkEnd w:id="6"/>
-    </w:p>
-    <w:p>
-      <w:pPr>
-        <w:rPr>
-          <w:lang w:eastAsia="hr-HR"/>
-        </w:rPr>
-      </w:pPr>
-      <w:r>
-        <w:rPr>
-          <w:lang w:eastAsia="hr-HR"/>
-        </w:rPr>
-        <w:t>Vrijeme odjeka, često označeno kao RT60, predstavlja jedan od osnovnih parametara u akustici prostorija. Definira se kao vrijeme potrebno da razina zvučnog tlaka opadne za 60 dB nakon prestanka izvora zvuka. Ovaj parametar izravno utječe na razumljivost govora, kvalitetu glazbene reprodukcije te opći subjektivni doživljaj prostora.</w:t>
-      </w:r>
-    </w:p>
-    <w:p>
-      <w:pPr>
-        <w:rPr>
-          <w:lang w:eastAsia="hr-HR"/>
-        </w:rPr>
-      </w:pPr>
-      <w:r>
-        <w:rPr>
-          <w:lang w:eastAsia="hr-HR"/>
-        </w:rPr>
-        <w:t>U prostorijama s dugim vremenom odjeka zvuk se zadržava dulje, što može dovesti do smanjene razumljivosti govora. S druge strane, prekratko vrijeme odjeka može rezultirati</w:t>
-      </w:r>
-      <w:r>
-        <w:rPr>
-          <w:lang w:eastAsia="hr-HR"/>
-        </w:rPr>
-        <w:t xml:space="preserve"> </w:t>
-      </w:r>
-      <w:r>
-        <w:rPr>
-          <w:lang w:eastAsia="hr-HR"/>
-        </w:rPr>
-        <w:t>neprirodnim zvukom. Zbog toga je pravilno određivanje i kontrola vremena odjeka ključna u projektiranju akustički kvalitetnih prostora.</w:t>
-      </w:r>
-    </w:p>
-    <w:p>
-      <w:pPr>
-        <w:pStyle w:val="Heading2"/>
-        <w:rPr>
-          <w:lang w:eastAsia="hr-HR"/>
-        </w:rPr>
-      </w:pPr>
-      <w:bookmarkStart w:id="7" w:name="_Toc231127783"/>
-      <w:r>
-        <w:rPr>
-          <w:lang w:eastAsia="hr-HR"/>
-        </w:rPr>
-        <w:t>Sabineova formula</w:t>
+      <w:bookmarkStart w:id="7" w:name="_Toc231565776"/>
+      <w:r>
+        <w:rPr>
+          <w:lang w:eastAsia="hr-HR"/>
+        </w:rPr>
+        <w:t>Eyringova formula</w:t>
       </w:r>
       <w:bookmarkEnd w:id="7"/>
-    </w:p>
-    <w:p>
-      <w:pPr>
-        <w:rPr>
-          <w:lang w:eastAsia="hr-HR"/>
-        </w:rPr>
-      </w:pPr>
-      <w:r>
-        <w:rPr>
-          <w:lang w:eastAsia="hr-HR"/>
-        </w:rPr>
-        <w:t>Jedan od najstarijih i najčešće korištenih modela za procjenu vremena odjeka je Sabineova formula. Ova formula temelji se na pretpostavci difuznog zvučnog polja i male ukupne apsorpcije.</w:t>
-      </w:r>
-    </w:p>
-    <w:tbl>
-      <w:tblPr>
-        <w:tblW w:w="0" w:type="auto"/>
-        <w:tblLook w:val="04A0" w:firstRow="1" w:lastRow="0" w:firstColumn="1" w:lastColumn="0" w:noHBand="0" w:noVBand="1"/>
-      </w:tblPr>
-      <w:tblGrid>
-        <w:gridCol w:w="8120"/>
-        <w:gridCol w:w="668"/>
-      </w:tblGrid>
-      <w:tr>
-        <w:tc>
-          <w:tcPr>
-            <w:tcW w:w="8120" w:type="dxa"/>
-            <w:vAlign w:val="center"/>
-          </w:tcPr>
-          <w:p>
-            <w:pPr>
-              <w:rPr>
-                <w:lang w:eastAsia="hr-HR"/>
-              </w:rPr>
-            </w:pPr>
-            <m:oMathPara>
-              <m:oMath>
-                <m:r>
-                  <w:rPr>
-                    <w:rFonts w:ascii="Cambria Math" w:hAnsi="Cambria Math"/>
-                    <w:lang w:eastAsia="hr-HR"/>
-                  </w:rPr>
-                  <m:t>T=</m:t>
-                </m:r>
-                <m:f>
-                  <m:fPr>
-                    <m:ctrlPr>
-                      <w:rPr>
-                        <w:rFonts w:ascii="Cambria Math" w:hAnsi="Cambria Math"/>
-                        <w:lang w:eastAsia="hr-HR"/>
-                      </w:rPr>
-                    </m:ctrlPr>
-                  </m:fPr>
-                  <m:num>
-                    <m:r>
-                      <w:rPr>
-                        <w:rFonts w:ascii="Cambria Math" w:hAnsi="Cambria Math"/>
-                        <w:lang w:eastAsia="hr-HR"/>
-                      </w:rPr>
-                      <m:t>0.161V</m:t>
-                    </m:r>
-                  </m:num>
-                  <m:den>
-                    <m:r>
-                      <w:rPr>
-                        <w:rFonts w:ascii="Cambria Math" w:hAnsi="Cambria Math"/>
-                        <w:lang w:eastAsia="hr-HR"/>
-                      </w:rPr>
-                      <m:t>A</m:t>
-                    </m:r>
-                  </m:den>
-                </m:f>
-              </m:oMath>
-            </m:oMathPara>
-          </w:p>
-        </w:tc>
-        <w:tc>
-          <w:tcPr>
-            <w:tcW w:w="668" w:type="dxa"/>
-            <w:vAlign w:val="center"/>
-          </w:tcPr>
-          <w:p>
-            <w:pPr>
-              <w:pStyle w:val="formula"/>
-              <w:jc w:val="right"/>
-              <w:rPr>
-                <w:lang w:val="hr-HR"/>
-              </w:rPr>
-            </w:pPr>
-            <w:r>
-              <w:rPr>
-                <w:lang w:val="hr-HR"/>
-              </w:rPr>
-              <w:t>(</w:t>
-            </w:r>
-            <w:r>
-              <w:rPr>
-                <w:lang w:val="hr-HR"/>
-              </w:rPr>
-              <w:t>3</w:t>
-            </w:r>
-            <w:r>
-              <w:rPr>
-                <w:lang w:val="hr-HR"/>
-              </w:rPr>
-              <w:t>)</w:t>
-            </w:r>
-          </w:p>
-        </w:tc>
-      </w:tr>
-    </w:tbl>
-    <w:p>
-      <w:pPr>
-        <w:rPr>
-          <w:lang w:eastAsia="hr-HR"/>
-        </w:rPr>
-      </w:pPr>
-      <w:r>
-        <w:rPr>
-          <w:lang w:eastAsia="hr-HR"/>
-        </w:rPr>
-        <w:t>gdje je:</w:t>
-      </w:r>
-    </w:p>
-    <w:p>
-      <w:pPr>
-        <w:numPr>
-          <w:ilvl w:val="0"/>
-          <w:numId w:val="12"/>
-        </w:numPr>
-        <w:rPr>
-          <w:lang w:eastAsia="hr-HR"/>
-        </w:rPr>
-      </w:pPr>
-      <m:oMath>
-        <m:r>
-          <w:rPr>
-            <w:rFonts w:ascii="Cambria Math" w:hAnsi="Cambria Math"/>
-            <w:lang w:eastAsia="hr-HR"/>
-          </w:rPr>
-          <m:t>T</m:t>
-        </m:r>
-      </m:oMath>
-      <w:r>
-        <w:rPr>
-          <w:lang w:eastAsia="hr-HR"/>
-        </w:rPr>
-        <w:t xml:space="preserve"> </w:t>
-      </w:r>
-      <w:r>
-        <w:rPr>
-          <w:lang w:eastAsia="hr-HR"/>
-        </w:rPr>
-        <w:t xml:space="preserve">– vrijeme odjeka (s) </w:t>
-      </w:r>
-    </w:p>
-    <w:p>
-      <w:pPr>
-        <w:numPr>
-          <w:ilvl w:val="0"/>
-          <w:numId w:val="12"/>
-        </w:numPr>
-        <w:rPr>
-          <w:lang w:eastAsia="hr-HR"/>
-        </w:rPr>
-      </w:pPr>
-      <m:oMath>
-        <m:r>
-          <w:rPr>
-            <w:rFonts w:ascii="Cambria Math" w:hAnsi="Cambria Math"/>
-            <w:lang w:eastAsia="hr-HR"/>
-          </w:rPr>
-          <m:t>V</m:t>
-        </m:r>
-      </m:oMath>
-      <w:r>
-        <w:rPr>
-          <w:lang w:eastAsia="hr-HR"/>
-        </w:rPr>
-        <w:t xml:space="preserve"> </w:t>
-      </w:r>
-      <w:r>
-        <w:rPr>
-          <w:lang w:eastAsia="hr-HR"/>
-        </w:rPr>
-        <w:t xml:space="preserve">– volumen prostorije (m³) </w:t>
-      </w:r>
-    </w:p>
-    <w:p>
-      <w:pPr>
-        <w:numPr>
-          <w:ilvl w:val="0"/>
-          <w:numId w:val="12"/>
-        </w:numPr>
-        <w:rPr>
-          <w:lang w:eastAsia="hr-HR"/>
-        </w:rPr>
-      </w:pPr>
-      <m:oMath>
-        <m:r>
-          <w:rPr>
-            <w:rFonts w:ascii="Cambria Math" w:hAnsi="Cambria Math"/>
-            <w:lang w:eastAsia="hr-HR"/>
-          </w:rPr>
-          <m:t>A</m:t>
-        </m:r>
-      </m:oMath>
-      <w:r>
-        <w:rPr>
-          <w:lang w:eastAsia="hr-HR"/>
-        </w:rPr>
-        <w:t xml:space="preserve"> </w:t>
-      </w:r>
-      <w:r>
-        <w:rPr>
-          <w:lang w:eastAsia="hr-HR"/>
-        </w:rPr>
-        <w:t xml:space="preserve">– ukupna apsorpcija (m² Sabina) </w:t>
-      </w:r>
-    </w:p>
-    <w:p>
-      <w:pPr>
-        <w:rPr>
-          <w:lang w:eastAsia="hr-HR"/>
-        </w:rPr>
-      </w:pPr>
-      <w:r>
-        <w:rPr>
-          <w:lang w:eastAsia="hr-HR"/>
-        </w:rPr>
-        <w:t>Ukupna apsorpcija računa se kao zbroj produkata površina i njihovih koeficijenata apsorpcije:</w:t>
-      </w:r>
-    </w:p>
-    <w:tbl>
-      <w:tblPr>
-        <w:tblW w:w="0" w:type="auto"/>
-        <w:tblLook w:val="04A0" w:firstRow="1" w:lastRow="0" w:firstColumn="1" w:lastColumn="0" w:noHBand="0" w:noVBand="1"/>
-      </w:tblPr>
-      <w:tblGrid>
-        <w:gridCol w:w="8120"/>
-        <w:gridCol w:w="668"/>
-      </w:tblGrid>
-      <w:tr>
-        <w:tc>
-          <w:tcPr>
-            <w:tcW w:w="8120" w:type="dxa"/>
-            <w:vAlign w:val="center"/>
-          </w:tcPr>
-          <w:p>
-            <w:pPr>
-              <w:rPr>
-                <w:lang w:eastAsia="hr-HR"/>
-              </w:rPr>
-            </w:pPr>
-            <m:oMathPara>
-              <m:oMath>
-                <m:r>
-                  <w:rPr>
-                    <w:rFonts w:ascii="Cambria Math" w:hAnsi="Cambria Math"/>
-                    <w:lang w:eastAsia="hr-HR"/>
-                  </w:rPr>
-                  <m:t>A=∑</m:t>
-                </m:r>
-                <m:sSub>
-                  <m:sSubPr>
-                    <m:ctrlPr>
-                      <w:rPr>
-                        <w:rFonts w:ascii="Cambria Math" w:hAnsi="Cambria Math"/>
-                        <w:lang w:eastAsia="hr-HR"/>
-                      </w:rPr>
-                    </m:ctrlPr>
-                  </m:sSubPr>
-                  <m:e>
-                    <m:r>
-                      <w:rPr>
-                        <w:rFonts w:ascii="Cambria Math" w:hAnsi="Cambria Math"/>
-                        <w:lang w:eastAsia="hr-HR"/>
-                      </w:rPr>
-                      <m:t>α</m:t>
-                    </m:r>
-                  </m:e>
-                  <m:sub>
-                    <m:r>
-                      <w:rPr>
-                        <w:rFonts w:ascii="Cambria Math" w:hAnsi="Cambria Math"/>
-                        <w:lang w:eastAsia="hr-HR"/>
-                      </w:rPr>
-                      <m:t>i</m:t>
-                    </m:r>
-                  </m:sub>
-                </m:sSub>
-                <m:sSub>
-                  <m:sSubPr>
-                    <m:ctrlPr>
-                      <w:rPr>
-                        <w:rFonts w:ascii="Cambria Math" w:hAnsi="Cambria Math"/>
-                        <w:lang w:eastAsia="hr-HR"/>
-                      </w:rPr>
-                    </m:ctrlPr>
-                  </m:sSubPr>
-                  <m:e>
-                    <m:r>
-                      <w:rPr>
-                        <w:rFonts w:ascii="Cambria Math" w:hAnsi="Cambria Math"/>
-                        <w:lang w:eastAsia="hr-HR"/>
-                      </w:rPr>
-                      <m:t>S</m:t>
-                    </m:r>
-                  </m:e>
-                  <m:sub>
-                    <m:r>
-                      <w:rPr>
-                        <w:rFonts w:ascii="Cambria Math" w:hAnsi="Cambria Math"/>
-                        <w:lang w:eastAsia="hr-HR"/>
-                      </w:rPr>
-                      <m:t>i</m:t>
-                    </m:r>
-                  </m:sub>
-                </m:sSub>
-              </m:oMath>
-            </m:oMathPara>
-          </w:p>
-        </w:tc>
-        <w:tc>
-          <w:tcPr>
-            <w:tcW w:w="668" w:type="dxa"/>
-            <w:vAlign w:val="center"/>
-          </w:tcPr>
-          <w:p>
-            <w:pPr>
-              <w:pStyle w:val="formula"/>
-              <w:jc w:val="right"/>
-              <w:rPr>
-                <w:lang w:val="hr-HR"/>
-              </w:rPr>
-            </w:pPr>
-            <w:r>
-              <w:rPr>
-                <w:lang w:val="hr-HR"/>
-              </w:rPr>
-              <w:t>(</w:t>
-            </w:r>
-            <w:r>
-              <w:rPr>
-                <w:lang w:val="hr-HR"/>
-              </w:rPr>
-              <w:t>4</w:t>
-            </w:r>
-            <w:r>
-              <w:rPr>
-                <w:lang w:val="hr-HR"/>
-              </w:rPr>
-              <w:t>)</w:t>
-            </w:r>
-          </w:p>
-        </w:tc>
-      </w:tr>
-    </w:tbl>
-    <w:p>
-      <w:pPr>
-        <w:rPr>
-          <w:lang w:eastAsia="hr-HR"/>
-        </w:rPr>
-      </w:pPr>
-      <w:r>
-        <w:rPr>
-          <w:lang w:eastAsia="hr-HR"/>
-        </w:rPr>
-        <w:t>Sabineova formula pretpostavlja da je zvučno polje potpuno difuzno, odnosno da je energija zvuka jednoliko raspoređena u svim smjerovima. Također, pretpostavlja se da su apsorpcijski koeficijenti relativno mali.</w:t>
-      </w:r>
-    </w:p>
-    <w:p>
-      <w:pPr>
-        <w:rPr>
-          <w:lang w:eastAsia="hr-HR"/>
-        </w:rPr>
-      </w:pPr>
-    </w:p>
-    <w:p>
-      <w:pPr>
-        <w:pStyle w:val="Heading2"/>
-        <w:rPr>
-          <w:lang w:eastAsia="hr-HR"/>
-        </w:rPr>
-      </w:pPr>
-      <w:bookmarkStart w:id="8" w:name="_Toc231127784"/>
-      <w:r>
-        <w:rPr>
-          <w:lang w:eastAsia="hr-HR"/>
-        </w:rPr>
-        <w:lastRenderedPageBreak/>
-        <w:t>Eyringova formula</w:t>
-      </w:r>
-      <w:bookmarkEnd w:id="8"/>
     </w:p>
     <w:p>
       <w:pPr>
@@ -6334,7 +6402,7 @@
               <w:rPr>
                 <w:lang w:val="hr-HR"/>
               </w:rPr>
-              <w:t>5</w:t>
+              <w:t>4</w:t>
             </w:r>
             <w:r>
               <w:rPr>
@@ -6443,6 +6511,12 @@
         </w:rPr>
         <w:t xml:space="preserve">– srednji koeficijent apsorpcije </w:t>
       </w:r>
+      <w:r>
+        <w:rPr>
+          <w:lang w:eastAsia="hr-HR"/>
+        </w:rPr>
+        <w:t>dobiven iz izraza (2)</w:t>
+      </w:r>
     </w:p>
     <w:p>
       <w:pPr>
@@ -6464,14 +6538,14 @@
           <w:lang w:eastAsia="hr-HR"/>
         </w:rPr>
       </w:pPr>
-      <w:bookmarkStart w:id="9" w:name="_Toc231127785"/>
+      <w:bookmarkStart w:id="8" w:name="_Toc231565777"/>
       <w:r>
         <w:rPr>
           <w:lang w:eastAsia="hr-HR"/>
         </w:rPr>
         <w:t>Ograničenja modela</w:t>
       </w:r>
-      <w:bookmarkEnd w:id="9"/>
+      <w:bookmarkEnd w:id="8"/>
     </w:p>
     <w:p>
       <w:pPr>
@@ -6529,6 +6603,7 @@
         <w:rPr>
           <w:lang w:eastAsia="hr-HR"/>
         </w:rPr>
+        <w:lastRenderedPageBreak/>
         <w:t xml:space="preserve">Modeli ne uzimaju u </w:t>
       </w:r>
       <w:r>
@@ -6651,27 +6726,47 @@
           <w:lang w:eastAsia="hr-HR"/>
         </w:rPr>
       </w:pPr>
-      <w:bookmarkStart w:id="10" w:name="_Toc231127786"/>
-      <w:r>
-        <w:rPr>
-          <w:lang w:eastAsia="hr-HR"/>
-        </w:rPr>
-        <w:lastRenderedPageBreak/>
+      <w:bookmarkStart w:id="9" w:name="_Toc231565778"/>
+      <w:r>
+        <w:rPr>
+          <w:lang w:eastAsia="hr-HR"/>
+        </w:rPr>
         <w:t>Utjecaj volumena i apsorpcije</w:t>
       </w:r>
-      <w:bookmarkEnd w:id="10"/>
-    </w:p>
-    <w:p>
-      <w:pPr>
-        <w:rPr>
-          <w:lang w:eastAsia="hr-HR"/>
-        </w:rPr>
-      </w:pPr>
-      <w:r>
-        <w:rPr>
-          <w:lang w:eastAsia="hr-HR"/>
-        </w:rPr>
-        <w:t>Vrijeme odjeka izravno ovisi o volumenu prostorije i ukupnoj apsorpciji. Iz Sabineove formule vidljivo je da je RT60 proporcionalan volumenu, a obrnuto proporcionalan apsorpciji:</w:t>
+      <w:bookmarkEnd w:id="9"/>
+    </w:p>
+    <w:p>
+      <w:pPr>
+        <w:rPr>
+          <w:lang w:eastAsia="hr-HR"/>
+        </w:rPr>
+      </w:pPr>
+      <w:r>
+        <w:rPr>
+          <w:lang w:eastAsia="hr-HR"/>
+        </w:rPr>
+        <w:t xml:space="preserve">Vrijeme odjeka izravno ovisi o volumenu prostorije i ukupnoj apsorpciji. Iz Sabineove formule vidljivo je da je </w:t>
+      </w:r>
+      <w:r>
+        <w:rPr>
+          <w:i/>
+          <w:iCs/>
+          <w:lang w:eastAsia="hr-HR"/>
+        </w:rPr>
+        <w:t>RT</w:t>
+      </w:r>
+      <w:r>
+        <w:rPr>
+          <w:vertAlign w:val="subscript"/>
+          <w:lang w:eastAsia="hr-HR"/>
+        </w:rPr>
+        <w:t>60</w:t>
+      </w:r>
+      <w:r>
+        <w:rPr>
+          <w:lang w:eastAsia="hr-HR"/>
+        </w:rPr>
+        <w:t xml:space="preserve"> proporcionalan volumenu, a obrnuto proporcionalan apsorpciji:</w:t>
       </w:r>
     </w:p>
     <w:p>
@@ -6796,7 +6891,28 @@
         <w:rPr>
           <w:lang w:eastAsia="hr-HR"/>
         </w:rPr>
-        <w:t xml:space="preserve">kraći RT60 (bolja razumljivost) </w:t>
+        <w:t xml:space="preserve">kraći </w:t>
+      </w:r>
+      <w:r>
+        <w:rPr>
+          <w:i/>
+          <w:iCs/>
+          <w:lang w:eastAsia="hr-HR"/>
+        </w:rPr>
+        <w:t>RT</w:t>
+      </w:r>
+      <w:r>
+        <w:rPr>
+          <w:vertAlign w:val="subscript"/>
+          <w:lang w:eastAsia="hr-HR"/>
+        </w:rPr>
+        <w:t>60</w:t>
+      </w:r>
+      <w:r>
+        <w:rPr>
+          <w:lang w:eastAsia="hr-HR"/>
+        </w:rPr>
+        <w:t xml:space="preserve"> (bolja razumljivost) </w:t>
       </w:r>
     </w:p>
     <w:p>
@@ -6831,7 +6947,28 @@
         <w:rPr>
           <w:lang w:eastAsia="hr-HR"/>
         </w:rPr>
-        <w:t xml:space="preserve"> dulji RT60 (bogatiji zvuk) </w:t>
+        <w:t xml:space="preserve"> dulji </w:t>
+      </w:r>
+      <w:r>
+        <w:rPr>
+          <w:i/>
+          <w:iCs/>
+          <w:lang w:eastAsia="hr-HR"/>
+        </w:rPr>
+        <w:t>RT</w:t>
+      </w:r>
+      <w:r>
+        <w:rPr>
+          <w:vertAlign w:val="subscript"/>
+          <w:lang w:eastAsia="hr-HR"/>
+        </w:rPr>
+        <w:t>60</w:t>
+      </w:r>
+      <w:r>
+        <w:rPr>
+          <w:lang w:eastAsia="hr-HR"/>
+        </w:rPr>
+        <w:t xml:space="preserve"> (bogatiji zvuk) </w:t>
       </w:r>
     </w:p>
     <w:p>
@@ -6851,31 +6988,30 @@
       <w:pPr>
         <w:pStyle w:val="Heading1"/>
       </w:pPr>
-      <w:bookmarkStart w:id="11" w:name="_Toc231127787"/>
+      <w:bookmarkStart w:id="10" w:name="_Toc231565779"/>
       <w:r>
         <w:lastRenderedPageBreak/>
         <w:t>Impulsni odziv prostorije</w:t>
       </w:r>
+      <w:bookmarkEnd w:id="10"/>
+    </w:p>
+    <w:p>
+      <w:r>
+        <w:t>Impulsni odziv prostorije predstavlja temeljni alat za analizu akustičkih svojstava zatvorenih prostora. Pomoću njega moguće je u potpunosti opisati kako prostorija utječe na zvuk, uključujući sve refleksije i gubitke energije tijekom vremena.</w:t>
+      </w:r>
+    </w:p>
+    <w:p>
+      <w:pPr>
+        <w:pStyle w:val="Heading2"/>
+      </w:pPr>
+      <w:bookmarkStart w:id="11" w:name="_Toc231565780"/>
+      <w:r>
+        <w:t>Definicija impulsnog odziva</w:t>
+      </w:r>
       <w:bookmarkEnd w:id="11"/>
     </w:p>
     <w:p>
-      <w:r>
-        <w:t>Impulsni odziv prostorije predstavlja temeljni alat za analizu akustičkih svojstava zatvorenih prostora. Pomoću njega moguće je u potpunosti opisati kako prostorija utječe na zvuk, uključujući sve refleksije i gubitke energije tijekom vremena.</w:t>
-      </w:r>
-    </w:p>
-    <w:p>
-      <w:pPr>
-        <w:pStyle w:val="Heading2"/>
-      </w:pPr>
-      <w:bookmarkStart w:id="12" w:name="_Toc231127788"/>
-      <w:r>
-        <w:t>Definicija impulsnog odziva</w:t>
-      </w:r>
-      <w:bookmarkEnd w:id="12"/>
-    </w:p>
-    <w:p>
-      <w:pPr>
-        <w:jc w:val="left"/>
+      <w:pPr>
         <w:rPr>
           <w:lang w:eastAsia="hr-HR"/>
         </w:rPr>
@@ -6890,12 +7026,23 @@
         <w:rPr>
           <w:lang w:eastAsia="hr-HR"/>
         </w:rPr>
-        <w:t>mpulsni odziv definira se kao odgovor sustava na idealni impuls, odnosno signal vrlo kratkog trajanja i širokog frekvencijskog spektra. U kontekstu akustike prostorija, impulsni odziv opisuje kako zvuk emitiran iz izvora dolazi do slušatelja kroz vrijeme, uključujući sve direktne i reflektirane komponente.</w:t>
-      </w:r>
-    </w:p>
-    <w:p>
-      <w:pPr>
-        <w:jc w:val="left"/>
+        <w:t xml:space="preserve">mpulsni odziv definira se kao </w:t>
+      </w:r>
+      <w:r>
+        <w:rPr>
+          <w:lang w:eastAsia="hr-HR"/>
+        </w:rPr>
+        <w:t>odziv</w:t>
+      </w:r>
+      <w:r>
+        <w:rPr>
+          <w:lang w:eastAsia="hr-HR"/>
+        </w:rPr>
+        <w:t xml:space="preserve"> sustava na idealni impuls, odnosno signal vrlo kratkog trajanja i širokog frekvencijskog spektra. U kontekstu akustike prostorija, impulsni odziv opisuje kako zvuk emitiran iz izvora dolazi do slušatelja kroz vrijeme, uključujući sve direktne i reflektirane komponente.</w:t>
+      </w:r>
+    </w:p>
+    <w:p>
+      <w:pPr>
         <w:rPr>
           <w:lang w:eastAsia="hr-HR"/>
         </w:rPr>
@@ -7021,7 +7168,7 @@
               <w:rPr>
                 <w:lang w:val="hr-HR"/>
               </w:rPr>
-              <w:t>6</w:t>
+              <w:t>5</w:t>
             </w:r>
             <w:r>
               <w:rPr>
@@ -7035,7 +7182,6 @@
     </w:tbl>
     <w:p>
       <w:pPr>
-        <w:jc w:val="left"/>
         <w:rPr>
           <w:lang w:eastAsia="hr-HR"/>
         </w:rPr>
@@ -7051,16 +7197,17 @@
       <w:pPr>
         <w:pStyle w:val="Heading2"/>
       </w:pPr>
-      <w:bookmarkStart w:id="13" w:name="_Toc231127789"/>
+      <w:bookmarkStart w:id="12" w:name="_Toc231565781"/>
       <w:r>
         <w:t>Direktni zvuk i refleksije</w:t>
       </w:r>
-      <w:bookmarkEnd w:id="13"/>
+      <w:bookmarkEnd w:id="12"/>
     </w:p>
     <w:p>
       <w:pPr>
         <w:pStyle w:val="NormalWeb"/>
         <w:spacing w:before="120" w:beforeAutospacing="0" w:after="60" w:afterAutospacing="0" w:line="360" w:lineRule="auto"/>
+        <w:jc w:val="both"/>
       </w:pPr>
       <w:r>
         <w:t>Impulsni odziv sastoji se od više komponenti koje dolaze do slušatelja u različitim vremenskim trenucima. Prva komponenta je direktni zvuk, koji putuje najkraćim putem od izvora do slušatelja bez interakcije s površinama. Njegovo kašnjenje ovisi o udaljenosti između izvora i slušatelja, dok amplituda opada s udaljenošću.</w:t>
@@ -7070,6 +7217,7 @@
       <w:pPr>
         <w:pStyle w:val="NormalWeb"/>
         <w:spacing w:before="120" w:beforeAutospacing="0" w:after="60" w:afterAutospacing="0" w:line="360" w:lineRule="auto"/>
+        <w:jc w:val="both"/>
       </w:pPr>
       <w:r>
         <w:t>Nakon direktnog zvuka dolaze refleksije, koje nastaju odbijanjem zvuka od granica prostorije. Svaka refleksija ima dulju putanju, veće kašnjenje i manju amplitudu zbog apsorpcije energije na površinama. Ukupni impulsni odziv predstavlja superpoziciju direktnog zvuka i svih refleksija.</w:t>
@@ -7079,12 +7227,27 @@
       <w:pPr>
         <w:pStyle w:val="Heading2"/>
       </w:pPr>
-      <w:bookmarkStart w:id="14" w:name="_Toc231127790"/>
+      <w:bookmarkStart w:id="13" w:name="_Toc231565782"/>
       <w:r>
         <w:lastRenderedPageBreak/>
-        <w:t>Rana i kasna refleksija</w:t>
-      </w:r>
-      <w:bookmarkEnd w:id="14"/>
+        <w:t>Ran</w:t>
+      </w:r>
+      <w:r>
+        <w:t>e</w:t>
+      </w:r>
+      <w:r>
+        <w:t xml:space="preserve"> i kasn</w:t>
+      </w:r>
+      <w:r>
+        <w:t>e</w:t>
+      </w:r>
+      <w:r>
+        <w:t xml:space="preserve"> refleksij</w:t>
+      </w:r>
+      <w:r>
+        <w:t>e</w:t>
+      </w:r>
+      <w:bookmarkEnd w:id="13"/>
     </w:p>
     <w:p>
       <w:r>
@@ -7106,7 +7269,13 @@
         <w:t>Rane refleksije</w:t>
       </w:r>
       <w:r>
-        <w:t xml:space="preserve"> dolaze unutar prvih približno 50–80 ms nakon direktnog zvuka </w:t>
+        <w:t xml:space="preserve"> dolaze</w:t>
+      </w:r>
+      <w:r>
+        <w:t xml:space="preserve"> od izvora do slušatelja</w:t>
+      </w:r>
+      <w:r>
+        <w:t xml:space="preserve"> unutar prvih približno 50–80 ms nakon direktnog zvuka </w:t>
       </w:r>
     </w:p>
     <w:p>
@@ -7124,7 +7293,13 @@
         <w:t>Kasne refleksije</w:t>
       </w:r>
       <w:r>
-        <w:t xml:space="preserve"> čine gusti skup refleksija koje se percipiraju kao kontinuirani odjek </w:t>
+        <w:t xml:space="preserve"> </w:t>
+      </w:r>
+      <w:r>
+        <w:t xml:space="preserve">stižu kasnije te </w:t>
+      </w:r>
+      <w:r>
+        <w:t xml:space="preserve">čine gusti skup refleksija koje se percipiraju kao kontinuirani odjek </w:t>
       </w:r>
     </w:p>
     <w:p>
@@ -7134,7 +7309,19 @@
     </w:p>
     <w:p>
       <w:r>
-        <w:t>Kasne refleksije, s druge strane, stvaraju dojam reverberacije. Zbog velike gustoće refleksija, pojedinačni doprinosi više se ne mogu razlikovati, već se percipiraju kao kontinuirani pad energije kroz vrijeme. Ova komponenta često se aproksimira statističkim modelima ili eksponencijalnim opadanjem.</w:t>
+        <w:t xml:space="preserve">Kasne refleksije, s druge strane, stvaraju dojam </w:t>
+      </w:r>
+      <w:r>
+        <w:t>odječnosti</w:t>
+      </w:r>
+      <w:r>
+        <w:t xml:space="preserve">. Zbog velike gustoće refleksija, pojedinačni doprinosi više se ne mogu razlikovati, već se percipiraju kao kontinuirani pad energije </w:t>
+      </w:r>
+      <w:r>
+        <w:t>u vremenu</w:t>
+      </w:r>
+      <w:r>
+        <w:t>. Ova komponenta često se aproksimira statističkim modelima ili eksponencijalnim opadanjem.</w:t>
       </w:r>
     </w:p>
     <w:p>
@@ -7146,10 +7333,10 @@
           <w:noProof/>
         </w:rPr>
         <w:drawing>
-          <wp:inline distT="0" distB="0" distL="0" distR="0" wp14:anchorId="1808678C" wp14:editId="788564A8">
-            <wp:extent cx="5580380" cy="2703830"/>
-            <wp:effectExtent l="0" t="0" r="1270" b="1270"/>
-            <wp:docPr id="2574631" name="Picture 2"/>
+          <wp:inline distT="0" distB="0" distL="0" distR="0" wp14:anchorId="696A5605" wp14:editId="11654FE4">
+            <wp:extent cx="5773479" cy="2797391"/>
+            <wp:effectExtent l="0" t="0" r="0" b="3175"/>
+            <wp:docPr id="1859883058" name="Picture 2"/>
             <wp:cNvGraphicFramePr>
               <a:graphicFrameLocks xmlns:a="http://schemas.openxmlformats.org/drawingml/2006/main" noChangeAspect="1"/>
             </wp:cNvGraphicFramePr>
@@ -7157,8 +7344,10 @@
               <a:graphicData uri="http://schemas.openxmlformats.org/drawingml/2006/picture">
                 <pic:pic xmlns:pic="http://schemas.openxmlformats.org/drawingml/2006/picture">
                   <pic:nvPicPr>
-                    <pic:cNvPr id="2574631" name="Picture 2574631"/>
-                    <pic:cNvPicPr/>
+                    <pic:cNvPr id="0" name="Picture 6"/>
+                    <pic:cNvPicPr>
+                      <a:picLocks noChangeAspect="1" noChangeArrowheads="1"/>
+                    </pic:cNvPicPr>
                   </pic:nvPicPr>
                   <pic:blipFill>
                     <a:blip r:embed="rId14">
@@ -7168,18 +7357,23 @@
                         </a:ext>
                       </a:extLst>
                     </a:blip>
+                    <a:srcRect/>
                     <a:stretch>
                       <a:fillRect/>
                     </a:stretch>
                   </pic:blipFill>
-                  <pic:spPr>
+                  <pic:spPr bwMode="auto">
                     <a:xfrm>
                       <a:off x="0" y="0"/>
-                      <a:ext cx="5580380" cy="2703830"/>
+                      <a:ext cx="5779089" cy="2800109"/>
                     </a:xfrm>
                     <a:prstGeom prst="rect">
                       <a:avLst/>
                     </a:prstGeom>
+                    <a:noFill/>
+                    <a:ln>
+                      <a:noFill/>
+                    </a:ln>
                   </pic:spPr>
                 </pic:pic>
               </a:graphicData>
@@ -7206,27 +7400,48 @@
       <w:pPr>
         <w:pStyle w:val="Heading2"/>
       </w:pPr>
-      <w:bookmarkStart w:id="15" w:name="_Toc231127791"/>
+      <w:bookmarkStart w:id="14" w:name="_Toc231565783"/>
       <w:r>
         <w:t>Veza impulsnog odziva i percepcije prostora</w:t>
       </w:r>
-      <w:bookmarkEnd w:id="15"/>
+      <w:bookmarkEnd w:id="14"/>
     </w:p>
     <w:p>
       <w:pPr>
         <w:pStyle w:val="NormalWeb"/>
         <w:spacing w:before="120" w:beforeAutospacing="0" w:after="60" w:afterAutospacing="0" w:line="360" w:lineRule="auto"/>
-      </w:pPr>
-      <w:r>
-        <w:t>Impulsni odziv ima ključnu ulogu u određivanju načina na koji čovjek percipira zvuk unutar prostorije. Njegova vremenska struktura omogućuje razumijevanje kako različite komponente zvuka utječu na subjektivni doživljaj prostora.</w:t>
+        <w:jc w:val="both"/>
+      </w:pPr>
+      <w:r>
+        <w:t xml:space="preserve">Impulsni odziv ima ključnu ulogu u određivanju načina na koji čovjek percipira zvuk unutar prostorije. Njegova vremenska struktura omogućuje razumijevanje </w:t>
+      </w:r>
+      <w:r>
+        <w:t>utjecaja</w:t>
+      </w:r>
+      <w:r>
+        <w:t xml:space="preserve"> različit</w:t>
+      </w:r>
+      <w:r>
+        <w:t>ih</w:t>
+      </w:r>
+      <w:r>
+        <w:t xml:space="preserve"> komponent</w:t>
+      </w:r>
+      <w:r>
+        <w:t>i</w:t>
+      </w:r>
+      <w:r>
+        <w:t xml:space="preserve"> zvuka na subjektivni doživljaj prostora.</w:t>
       </w:r>
     </w:p>
     <w:p>
       <w:pPr>
         <w:pStyle w:val="NormalWeb"/>
         <w:spacing w:before="120" w:beforeAutospacing="0" w:after="60" w:afterAutospacing="0" w:line="360" w:lineRule="auto"/>
-      </w:pPr>
-      <w:r>
+        <w:jc w:val="both"/>
+      </w:pPr>
+      <w:r>
+        <w:lastRenderedPageBreak/>
         <w:t>Direktni zvuk, koji prvi dolazi do slušatelja, najvažniji je za percepciju jasnoće i preciznu lokalizaciju izvora. Njegova energija i vremenski dolazak određuju koliko će signal biti razumljiv i jasno definiran.</w:t>
       </w:r>
     </w:p>
@@ -7234,9 +7449,9 @@
       <w:pPr>
         <w:pStyle w:val="NormalWeb"/>
         <w:spacing w:before="120" w:beforeAutospacing="0" w:after="60" w:afterAutospacing="0" w:line="360" w:lineRule="auto"/>
-      </w:pPr>
-      <w:r>
-        <w:lastRenderedPageBreak/>
+        <w:jc w:val="both"/>
+      </w:pPr>
+      <w:r>
         <w:t>Rane refleksije, koje dolaze neposredno nakon direktnog zvuka, doprinose osjećaju prostornosti i širine zvučne slike. One mogu poboljšati percepciju zvuka jer povećavaju ukupnu energiju bez značajnog narušavanja razumljivosti, pod uvjetom da vremensko kašnjenje nije preveliko.</w:t>
       </w:r>
     </w:p>
@@ -7244,6 +7459,7 @@
       <w:pPr>
         <w:pStyle w:val="NormalWeb"/>
         <w:spacing w:before="120" w:beforeAutospacing="0" w:after="60" w:afterAutospacing="0" w:line="360" w:lineRule="auto"/>
+        <w:jc w:val="both"/>
       </w:pPr>
       <w:r>
         <w:t>Kasne refleksije, odnosno gusto raspoređene refleksije koje dolaze nakon određenog vremena, percipiraju se kao kontinuirani odjek. Ova komponenta zvuka povezana je s doživljajem veličine prostorije. Veće vrijeme odjeka obično stvara osjećaj većeg prostora, dok kraće vrijeme odjeka daje dojam manjih prostorija.</w:t>
@@ -7253,15 +7469,23 @@
       <w:pPr>
         <w:pStyle w:val="NormalWeb"/>
         <w:spacing w:before="120" w:beforeAutospacing="0" w:after="60" w:afterAutospacing="0" w:line="360" w:lineRule="auto"/>
-      </w:pPr>
-      <w:r>
-        <w:t>Za kvantitativnu analizu ovih perceptivnih svojstava koriste se različiti parametri dobiveni iz impulsnog odziva. Na primjer, omjer energije ranih i kasnih refleksija koristi se za procjenu jasnoće zvuka, dok ukupna energija refleksija određuje dojam reverberacije. Iako se ti parametri često koriste u profesionalnoj akustici, u osnovnoj analizi dovoljno je promatrati raspodjelu energije kroz vrijeme i oblik impulsnog odziva.</w:t>
+        <w:jc w:val="both"/>
+      </w:pPr>
+      <w:r>
+        <w:t xml:space="preserve">Za kvantitativnu analizu ovih perceptivnih svojstava koriste se različiti parametri dobiveni iz impulsnog odziva. Na primjer, omjer energije ranih i kasnih refleksija koristi se za procjenu jasnoće zvuka, dok ukupna energija refleksija određuje dojam </w:t>
+      </w:r>
+      <w:r>
+        <w:t>odječnosti</w:t>
+      </w:r>
+      <w:r>
+        <w:t>. Iako se ti parametri često koriste u profesionalnoj akustici, u osnovnoj analizi dovoljno je promatrati raspodjelu energije kroz vrijeme i oblik impulsnog odziva.</w:t>
       </w:r>
     </w:p>
     <w:p>
       <w:pPr>
         <w:pStyle w:val="NormalWeb"/>
         <w:spacing w:before="120" w:beforeAutospacing="0" w:after="60" w:afterAutospacing="0" w:line="360" w:lineRule="auto"/>
+        <w:jc w:val="both"/>
       </w:pPr>
       <w:r>
         <w:t xml:space="preserve">Impulsni odziv također omogućuje provođenje </w:t>
@@ -7286,16 +7510,25 @@
       <w:pPr>
         <w:pStyle w:val="Heading1"/>
       </w:pPr>
-      <w:bookmarkStart w:id="16" w:name="_Toc231127792"/>
+      <w:bookmarkStart w:id="15" w:name="_Toc231565784"/>
       <w:r>
         <w:lastRenderedPageBreak/>
-        <w:t>Image-source metoda</w:t>
-      </w:r>
-      <w:bookmarkEnd w:id="16"/>
-    </w:p>
-    <w:p>
-      <w:r>
-        <w:t>Image-source metoda predstavlja jednu od najčešće korištenih tehnika za modeliranje refleksija zvuka u zatvorenim prostorima. Temelji se na geometrijskoj interpretaciji širenja zvuka te omogućuje relativno jednostavan i učinkovit izračun impulsnog odziva, osobito u pravokutnim prostorijama.</w:t>
+        <w:t>Metoda zrcalnih izvora</w:t>
+      </w:r>
+      <w:bookmarkEnd w:id="15"/>
+    </w:p>
+    <w:p>
+      <w:r>
+        <w:t>Metoda</w:t>
+      </w:r>
+      <w:r>
+        <w:t xml:space="preserve"> </w:t>
+      </w:r>
+      <w:r>
+        <w:t>zrcalnih izvora</w:t>
+      </w:r>
+      <w:r>
+        <w:t xml:space="preserve"> predstavlja jednu od najčešće korištenih tehnika za modeliranje refleksija zvuka u zatvorenim prostorima. Temelji se na geometrijskoj interpretaciji širenja zvuka te omogućuje relativno jednostavan i učinkovit izračun impulsnog odziva, osobito u pravokutnim prostorijama.</w:t>
       </w:r>
     </w:p>
     <w:p>
@@ -7307,10 +7540,10 @@
           <w:noProof/>
         </w:rPr>
         <w:drawing>
-          <wp:inline distT="0" distB="0" distL="0" distR="0" wp14:anchorId="2ABD8DBF" wp14:editId="515F1CFC">
-            <wp:extent cx="5334000" cy="4341877"/>
-            <wp:effectExtent l="0" t="0" r="0" b="1905"/>
-            <wp:docPr id="1857856648" name="Picture 3" descr="Geometrical representation of direct sound wave (solid red line), 1st-order reflection paths (solid blue lines) and the 2nd-order reflection paths (solid black line). The letter S and R refers to a sound source and the receiver"/>
+          <wp:inline distT="0" distB="0" distL="0" distR="0" wp14:anchorId="28AFB26F" wp14:editId="288C377D">
+            <wp:extent cx="5709684" cy="4643868"/>
+            <wp:effectExtent l="0" t="0" r="5715" b="4445"/>
+            <wp:docPr id="1542781877" name="Picture 3"/>
             <wp:cNvGraphicFramePr>
               <a:graphicFrameLocks xmlns:a="http://schemas.openxmlformats.org/drawingml/2006/main" noChangeAspect="1"/>
             </wp:cNvGraphicFramePr>
@@ -7318,7 +7551,7 @@
               <a:graphicData uri="http://schemas.openxmlformats.org/drawingml/2006/picture">
                 <pic:pic xmlns:pic="http://schemas.openxmlformats.org/drawingml/2006/picture">
                   <pic:nvPicPr>
-                    <pic:cNvPr id="0" name="Picture 6" descr="Geometrical representation of direct sound wave (solid red line), 1st-order reflection paths (solid blue lines) and the 2nd-order reflection paths (solid black line). The letter S and R refers to a sound source and the receiver"/>
+                    <pic:cNvPr id="0" name="Picture 8"/>
                     <pic:cNvPicPr>
                       <a:picLocks noChangeAspect="1" noChangeArrowheads="1"/>
                     </pic:cNvPicPr>
@@ -7339,7 +7572,7 @@
                   <pic:spPr bwMode="auto">
                     <a:xfrm>
                       <a:off x="0" y="0"/>
-                      <a:ext cx="5364725" cy="4366887"/>
+                      <a:ext cx="5711254" cy="4645145"/>
                     </a:xfrm>
                     <a:prstGeom prst="rect">
                       <a:avLst/>
@@ -7367,31 +7600,70 @@
         <w:t>P</w:t>
       </w:r>
       <w:r>
-        <w:t>rimjer refleksija prvog i drugog reda</w:t>
+        <w:t xml:space="preserve">rimjer </w:t>
+      </w:r>
+      <w:r>
+        <w:t xml:space="preserve">zrcalnih izvora i pripadnih </w:t>
+      </w:r>
+      <w:r>
+        <w:t>refleksija prvog i drugog reda</w:t>
+      </w:r>
+      <w:r>
+        <w:t xml:space="preserve"> pri širenju zvuka od izvora S do točke prijema R</w:t>
       </w:r>
     </w:p>
     <w:p>
       <w:pPr>
         <w:pStyle w:val="Heading2"/>
       </w:pPr>
-      <w:bookmarkStart w:id="17" w:name="_Toc231127793"/>
+      <w:bookmarkStart w:id="16" w:name="_Toc231565785"/>
       <w:r>
         <w:t>Osnovna ideja virtualnih izvora</w:t>
       </w:r>
-      <w:bookmarkEnd w:id="17"/>
-    </w:p>
-    <w:p>
-      <w:r>
-        <w:t>I</w:t>
-      </w:r>
-      <w:r>
-        <w:t>mage-source metoda temelji se na konceptu virtualnih (zrcalnih) izvora zvuka. Umjesto da se izravno modelira refleksija zvučnog vala od površine, svaka refleksija zamjenjuje se novim, virtualnim izvorom koji se nalazi iza reflektirajuće plohe.</w:t>
+      <w:bookmarkEnd w:id="16"/>
+    </w:p>
+    <w:p>
+      <w:r>
+        <w:t>Metoda zrcalnih izvora</w:t>
+      </w:r>
+      <w:r>
+        <w:t xml:space="preserve"> temelji se na konceptu virtualnih (zrcalnih) izvora zvuka. Umjesto da se izravno modelira refleksija zvučnog vala od površine, </w:t>
+      </w:r>
+      <w:r>
+        <w:t>simulira se njezin dolazak od novog</w:t>
+      </w:r>
+      <w:r>
+        <w:t>, virtualn</w:t>
+      </w:r>
+      <w:r>
+        <w:t>og</w:t>
+      </w:r>
+      <w:r>
+        <w:t xml:space="preserve"> izvor</w:t>
+      </w:r>
+      <w:r>
+        <w:t>a</w:t>
+      </w:r>
+      <w:r>
+        <w:t xml:space="preserve"> koji se nalazi iza reflektirajuće plohe.</w:t>
       </w:r>
     </w:p>
     <w:p>
       <w:r>
         <w:lastRenderedPageBreak/>
-        <w:t>Drugim riječima, reflektirani put zvuka može se promatrati kao pravocrtno širenje zvuka od virtualnog izvora do slušatelja. Položaj virtualnog izvora dobiva se zrcaljenjem stvarnog izvora u odnosu na odgovarajuću površinu.</w:t>
+        <w:t>Drugim riječima,</w:t>
+      </w:r>
+      <w:r>
+        <w:t xml:space="preserve"> put</w:t>
+      </w:r>
+      <w:r>
+        <w:t xml:space="preserve"> reflektiran</w:t>
+      </w:r>
+      <w:r>
+        <w:t>og</w:t>
+      </w:r>
+      <w:r>
+        <w:t xml:space="preserve"> zvuka može se promatrati kao pravocrtno širenje zvuka od virtualnog izvora do slušatelja. Položaj virtualnog izvora dobiva se zrcaljenjem stvarnog izvora u odnosu na odgovarajuću površinu.</w:t>
       </w:r>
     </w:p>
     <w:p>
@@ -7418,7 +7690,13 @@
         </w:numPr>
       </w:pPr>
       <w:r>
-        <w:t>broj refleksija određuje slabljenje amplitude</w:t>
+        <w:t xml:space="preserve">broj refleksija </w:t>
+      </w:r>
+      <w:r>
+        <w:t xml:space="preserve">i duljina puta </w:t>
+      </w:r>
+      <w:r>
+        <w:t>određuje slabljenje amplitude</w:t>
       </w:r>
     </w:p>
     <w:p>
@@ -7477,18 +7755,24 @@
         <w:t>P</w:t>
       </w:r>
       <w:r>
-        <w:t>rikaz prostorije s virtualnim izvorima prvog reda refleksije</w:t>
+        <w:t>rikaz prostorije s virtualnim izvorima</w:t>
+      </w:r>
+      <w:r>
+        <w:t xml:space="preserve"> refleksija</w:t>
+      </w:r>
+      <w:r>
+        <w:t xml:space="preserve"> prvog reda</w:t>
       </w:r>
     </w:p>
     <w:p>
       <w:pPr>
         <w:pStyle w:val="Heading2"/>
       </w:pPr>
-      <w:bookmarkStart w:id="18" w:name="_Toc231127794"/>
+      <w:bookmarkStart w:id="17" w:name="_Toc231565786"/>
       <w:r>
         <w:t>Refleksije po osima</w:t>
       </w:r>
-      <w:bookmarkEnd w:id="18"/>
+      <w:bookmarkEnd w:id="17"/>
     </w:p>
     <w:p>
       <w:r>
@@ -7774,7 +8058,7 @@
               <w:rPr>
                 <w:lang w:val="hr-HR"/>
               </w:rPr>
-              <w:t>7</w:t>
+              <w:t>6</w:t>
             </w:r>
             <w:r>
               <w:rPr>
@@ -7837,22 +8121,46 @@
     </w:p>
     <w:p>
       <w:r>
-        <w:t>Ovaj pristup omogućuje generiranje velikog broja virtualnih izvora koji predstavljaju sve moguće refleksije do određenog reda.</w:t>
+        <w:t xml:space="preserve">Ovaj pristup omogućuje generiranje velikog broja virtualnih izvora koji predstavljaju sve moguće refleksije do </w:t>
+      </w:r>
+      <w:r>
+        <w:t>zadanog</w:t>
+      </w:r>
+      <w:r>
+        <w:t xml:space="preserve"> reda.</w:t>
       </w:r>
     </w:p>
     <w:p>
       <w:pPr>
         <w:pStyle w:val="Heading2"/>
       </w:pPr>
-      <w:bookmarkStart w:id="19" w:name="_Toc231127795"/>
-      <w:r>
-        <w:t>Ograničenje po redovima refleksija</w:t>
-      </w:r>
-      <w:bookmarkEnd w:id="19"/>
-    </w:p>
-    <w:p>
-      <w:r>
-        <w:t>U teoriji, broj refleksija je beskonačan, jer se zvuk može neograničeno odbijati unutar prostorije. Međutim, u praktičnoj implementaciji potrebno je ograničiti broj refleksija kako bi se smanjila računalna složenost.</w:t>
+      <w:bookmarkStart w:id="18" w:name="_Toc231565787"/>
+      <w:r>
+        <w:t xml:space="preserve">Ograničenje redova </w:t>
+      </w:r>
+      <w:r>
+        <w:t xml:space="preserve">ranih </w:t>
+      </w:r>
+      <w:r>
+        <w:t>refleksija</w:t>
+      </w:r>
+      <w:bookmarkEnd w:id="18"/>
+    </w:p>
+    <w:p>
+      <w:r>
+        <w:t>U teoriji, broj refleksija je beskonačan, jer se zvuk može neograničen</w:t>
+      </w:r>
+      <w:r>
+        <w:t>i broj puta</w:t>
+      </w:r>
+      <w:r>
+        <w:t xml:space="preserve"> </w:t>
+      </w:r>
+      <w:r>
+        <w:t>reflektirati</w:t>
+      </w:r>
+      <w:r>
+        <w:t xml:space="preserve"> unutar prostorije. Međutim, u praktičnoj implementaciji potrebno je ograničiti broj refleksija kako bi se smanjila računalna složenost.</w:t>
       </w:r>
     </w:p>
     <w:p>
@@ -8000,7 +8308,7 @@
               <w:rPr>
                 <w:lang w:val="hr-HR"/>
               </w:rPr>
-              <w:t>8</w:t>
+              <w:t>7</w:t>
             </w:r>
             <w:r>
               <w:rPr>
@@ -8038,10 +8346,19 @@
       <w:r>
         <w:t xml:space="preserve">doprinos pojedinog izvora opada zbog apsorpcije i duljeg puta </w:t>
       </w:r>
-    </w:p>
-    <w:p>
-      <w:r>
-        <w:t>U praksi se najčešće koriste refleksije do drugog ili trećeg reda, jer više refleksije imaju vrlo mali utjecaj na ukupni impulsni odziv, posebno u ranoj fazi.</w:t>
+      <w:r>
+        <w:t>širenja zvuka</w:t>
+      </w:r>
+    </w:p>
+    <w:p>
+      <w:r>
+        <w:t>U praksi se najčešće koriste refleksije do drugog ili trećeg reda, jer refleksije</w:t>
+      </w:r>
+      <w:r>
+        <w:t xml:space="preserve"> viših redova</w:t>
+      </w:r>
+      <w:r>
+        <w:t xml:space="preserve"> imaju vrlo mali utjecaj na ukupni impulsni odziv, posebno u ranoj fazi.</w:t>
       </w:r>
     </w:p>
     <w:p/>
@@ -8050,16 +8367,19 @@
       <w:pPr>
         <w:pStyle w:val="Heading2"/>
       </w:pPr>
-      <w:bookmarkStart w:id="20" w:name="_Toc231127796"/>
+      <w:bookmarkStart w:id="19" w:name="_Toc231565788"/>
       <w:r>
         <w:lastRenderedPageBreak/>
         <w:t>Prednosti i nedostaci</w:t>
       </w:r>
-      <w:bookmarkEnd w:id="20"/>
-    </w:p>
-    <w:p>
-      <w:r>
-        <w:t>Image-source metoda ima niz prednosti koje je čine vrlo pogodnom za primjenu</w:t>
+      <w:bookmarkEnd w:id="19"/>
+    </w:p>
+    <w:p>
+      <w:r>
+        <w:t>Metoda zrcalnih izvora</w:t>
+      </w:r>
+      <w:r>
+        <w:t xml:space="preserve"> ima niz prednosti koje je čine vrlo pogodnom za primjenu</w:t>
       </w:r>
       <w:r>
         <w:t>.</w:t>
@@ -8143,7 +8463,13 @@
         </w:numPr>
       </w:pPr>
       <w:r>
-        <w:t xml:space="preserve">računalna složenost brzo raste s brojem refleksija </w:t>
+        <w:t>računalna složenost brzo raste s brojem</w:t>
+      </w:r>
+      <w:r>
+        <w:t>/redom</w:t>
+      </w:r>
+      <w:r>
+        <w:t xml:space="preserve"> refleksija </w:t>
       </w:r>
     </w:p>
     <w:p>
@@ -8176,49 +8502,99 @@
         </w:numPr>
       </w:pPr>
       <w:r>
-        <w:t xml:space="preserve">manje je precizna za kasne refleksije (reverberaciju) </w:t>
-      </w:r>
-    </w:p>
-    <w:p>
-      <w:r>
-        <w:t>Zbog navedenih nedostataka, image-source metoda se često kombinira s drugim pristupima, poput statističkih modela za kasni odjek, što omogućuje realističniji prikaz ukupnog zvučnog polja.</w:t>
-      </w:r>
-    </w:p>
-    <w:p/>
+        <w:t>manje je precizna za kasne refleksije (</w:t>
+      </w:r>
+      <w:r>
+        <w:t>odjek</w:t>
+      </w:r>
+      <w:r>
+        <w:t xml:space="preserve">) </w:t>
+      </w:r>
+    </w:p>
+    <w:p>
+      <w:r>
+        <w:t xml:space="preserve">Zbog navedenih nedostataka, </w:t>
+      </w:r>
+      <w:r>
+        <w:t xml:space="preserve">metoda zrcalnih izvora </w:t>
+      </w:r>
+      <w:r>
+        <w:t xml:space="preserve">se često kombinira s drugim pristupima, poput statističkih modela </w:t>
+      </w:r>
+      <w:r>
+        <w:t>odjeka</w:t>
+      </w:r>
+      <w:r>
+        <w:t>, što omogućuje realističniji prikaz ukupnog zvučnog polja</w:t>
+      </w:r>
+      <w:r>
+        <w:t xml:space="preserve"> u prostoriji</w:t>
+      </w:r>
+      <w:r>
+        <w:t>.</w:t>
+      </w:r>
+    </w:p>
     <w:p>
       <w:pPr>
         <w:pStyle w:val="Heading1"/>
       </w:pPr>
-      <w:bookmarkStart w:id="21" w:name="_Toc231127797"/>
+      <w:bookmarkStart w:id="20" w:name="_Toc231565789"/>
       <w:r>
         <w:lastRenderedPageBreak/>
-        <w:t>Model kasnog odjeka</w:t>
+        <w:t>Model</w:t>
+      </w:r>
+      <w:r>
+        <w:t>iranje</w:t>
+      </w:r>
+      <w:r>
+        <w:t xml:space="preserve"> odjeka</w:t>
+      </w:r>
+      <w:bookmarkEnd w:id="20"/>
+    </w:p>
+    <w:p>
+      <w:pPr>
+        <w:pStyle w:val="Heading2"/>
+      </w:pPr>
+      <w:bookmarkStart w:id="21" w:name="_Toc231565790"/>
+      <w:r>
+        <w:t>Potreba za statističkim modelom</w:t>
       </w:r>
       <w:bookmarkEnd w:id="21"/>
-    </w:p>
-    <w:p>
-      <w:pPr>
-        <w:pStyle w:val="Heading2"/>
-      </w:pPr>
-      <w:bookmarkStart w:id="22" w:name="_Toc231127798"/>
-      <w:r>
-        <w:t>Potreba za statističkim modelom</w:t>
-      </w:r>
-      <w:bookmarkEnd w:id="22"/>
     </w:p>
     <w:p>
       <w:pPr>
         <w:pStyle w:val="NormalWeb"/>
         <w:spacing w:before="120" w:beforeAutospacing="0" w:after="60" w:afterAutospacing="0" w:line="360" w:lineRule="auto"/>
-      </w:pPr>
-      <w:r>
-        <w:t>Kod modeliranja akustike prostorija metodama geometrijske akustike, poput metode virtualnih izvora (image-source), moguće je precizno opisati direktni zvuk i rane refleksije. Međutim, s porastom reda refleksija broj zvučnih putanja eksponencijalno raste, što dovodi do velike računalne složenosti.</w:t>
+        <w:jc w:val="both"/>
+      </w:pPr>
+      <w:r>
+        <w:t xml:space="preserve">Kod modeliranja akustike prostorija metodama geometrijske akustike, poput metode </w:t>
+      </w:r>
+      <w:r>
+        <w:t>zrcalnih</w:t>
+      </w:r>
+      <w:r>
+        <w:t xml:space="preserve"> izvora (</w:t>
+      </w:r>
+      <w:r>
+        <w:t xml:space="preserve">engl. </w:t>
+      </w:r>
+      <w:r>
+        <w:rPr>
+          <w:i/>
+          <w:iCs/>
+        </w:rPr>
+        <w:t>image-source</w:t>
+      </w:r>
+      <w:r>
+        <w:t>), moguće je precizno opisati direktni zvuk i rane refleksije. Međutim, s porastom reda refleksija broj zvučnih putanja eksponencijalno raste, što dovodi do velike računalne složenosti.</w:t>
       </w:r>
     </w:p>
     <w:p>
       <w:pPr>
         <w:pStyle w:val="NormalWeb"/>
         <w:spacing w:before="120" w:beforeAutospacing="0" w:after="60" w:afterAutospacing="0" w:line="360" w:lineRule="auto"/>
+        <w:jc w:val="both"/>
       </w:pPr>
       <w:r>
         <w:t>Osim toga, nakon određenog vremena refleksije postaju toliko guste da ih više nije moguće percipirati kao pojedinačne događaje. Umjesto toga, zvučno polje poprima karakter difuznog polja, u kojem se energija zvuka ravnomjerno raspodjeljuje u svim smjerovima.</w:t>
@@ -8228,9 +8604,10 @@
       <w:pPr>
         <w:pStyle w:val="NormalWeb"/>
         <w:spacing w:before="120" w:beforeAutospacing="0" w:after="60" w:afterAutospacing="0" w:line="360" w:lineRule="auto"/>
-      </w:pPr>
-      <w:r>
-        <w:t xml:space="preserve">Zbog toga se kasni odjek (engl. </w:t>
+        <w:jc w:val="both"/>
+      </w:pPr>
+      <w:r>
+        <w:t xml:space="preserve">Zbog toga se odjek (engl. </w:t>
       </w:r>
       <w:r>
         <w:rPr>
@@ -8246,11 +8623,11 @@
       <w:pPr>
         <w:pStyle w:val="Heading2"/>
       </w:pPr>
-      <w:bookmarkStart w:id="23" w:name="_Toc231127799"/>
+      <w:bookmarkStart w:id="22" w:name="_Toc231565791"/>
       <w:r>
         <w:t>Eksponencijalni pad energije</w:t>
       </w:r>
-      <w:bookmarkEnd w:id="23"/>
+      <w:bookmarkEnd w:id="22"/>
     </w:p>
     <w:p>
       <w:r>
@@ -8374,7 +8751,7 @@
               <w:rPr>
                 <w:lang w:val="hr-HR"/>
               </w:rPr>
-              <w:t>9</w:t>
+              <w:t>8</w:t>
             </w:r>
             <w:r>
               <w:rPr>
@@ -8577,8 +8954,35 @@
                       <w:rPr>
                         <w:rFonts w:ascii="Cambria Math" w:hAnsi="Cambria Math"/>
                       </w:rPr>
-                      <m:t>RT60</m:t>
+                      <m:t>R</m:t>
                     </m:r>
+                    <m:sSub>
+                      <m:sSubPr>
+                        <m:ctrlPr>
+                          <w:rPr>
+                            <w:rFonts w:ascii="Cambria Math" w:hAnsi="Cambria Math"/>
+                            <w:i/>
+                            <w:iCs/>
+                          </w:rPr>
+                        </m:ctrlPr>
+                      </m:sSubPr>
+                      <m:e>
+                        <m:r>
+                          <w:rPr>
+                            <w:rFonts w:ascii="Cambria Math" w:hAnsi="Cambria Math"/>
+                          </w:rPr>
+                          <m:t>T</m:t>
+                        </m:r>
+                      </m:e>
+                      <m:sub>
+                        <m:r>
+                          <w:rPr>
+                            <w:rFonts w:ascii="Cambria Math" w:hAnsi="Cambria Math"/>
+                          </w:rPr>
+                          <m:t>60</m:t>
+                        </m:r>
+                      </m:sub>
+                    </m:sSub>
                   </m:sup>
                 </m:sSup>
               </m:oMath>
@@ -8608,7 +9012,7 @@
               <w:rPr>
                 <w:lang w:val="hr-HR"/>
               </w:rPr>
-              <w:t>10</w:t>
+              <w:t>9</w:t>
             </w:r>
             <w:r>
               <w:rPr>
@@ -8621,6 +9025,7 @@
       </w:tr>
     </w:tbl>
     <w:p/>
+    <w:p/>
     <w:p>
       <w:r>
         <w:lastRenderedPageBreak/>
@@ -8633,6 +9038,525 @@
       </w:r>
     </w:p>
     <w:p/>
+    <w:p>
+      <w:pPr>
+        <w:spacing w:line="240" w:lineRule="auto"/>
+        <w:jc w:val="left"/>
+        <w:rPr>
+          <w:rFonts w:ascii="Courier New" w:hAnsi="Courier New" w:cs="Courier New"/>
+          <w:sz w:val="18"/>
+          <w:szCs w:val="18"/>
+        </w:rPr>
+      </w:pPr>
+      <w:r>
+        <w:rPr>
+          <w:rFonts w:ascii="Courier New" w:hAnsi="Courier New" w:cs="Courier New"/>
+          <w:sz w:val="18"/>
+          <w:szCs w:val="18"/>
+        </w:rPr>
+        <w:t>rt60_for_tail = avg_rt60_eyring if avg_rt60_eyring &gt; 0 else avg_rt60_sabine</w:t>
+      </w:r>
+    </w:p>
+    <w:p>
+      <w:pPr>
+        <w:spacing w:line="240" w:lineRule="auto"/>
+        <w:jc w:val="left"/>
+        <w:rPr>
+          <w:rFonts w:ascii="Courier New" w:hAnsi="Courier New" w:cs="Courier New"/>
+          <w:sz w:val="18"/>
+          <w:szCs w:val="18"/>
+        </w:rPr>
+      </w:pPr>
+      <w:r>
+        <w:rPr>
+          <w:rFonts w:ascii="Courier New" w:hAnsi="Courier New" w:cs="Courier New"/>
+          <w:sz w:val="18"/>
+          <w:szCs w:val="18"/>
+        </w:rPr>
+        <w:t>if rt60_for_tail &lt;= 0:</w:t>
+      </w:r>
+    </w:p>
+    <w:p>
+      <w:pPr>
+        <w:spacing w:line="240" w:lineRule="auto"/>
+        <w:jc w:val="left"/>
+        <w:rPr>
+          <w:rFonts w:ascii="Courier New" w:hAnsi="Courier New" w:cs="Courier New"/>
+          <w:sz w:val="18"/>
+          <w:szCs w:val="18"/>
+        </w:rPr>
+      </w:pPr>
+      <w:r>
+        <w:rPr>
+          <w:rFonts w:ascii="Courier New" w:hAnsi="Courier New" w:cs="Courier New"/>
+          <w:sz w:val="18"/>
+          <w:szCs w:val="18"/>
+        </w:rPr>
+        <w:t>    rt60_for_tail = 1.0</w:t>
+      </w:r>
+    </w:p>
+    <w:p>
+      <w:pPr>
+        <w:spacing w:line="240" w:lineRule="auto"/>
+        <w:jc w:val="left"/>
+        <w:rPr>
+          <w:rFonts w:ascii="Courier New" w:hAnsi="Courier New" w:cs="Courier New"/>
+          <w:sz w:val="18"/>
+          <w:szCs w:val="18"/>
+        </w:rPr>
+      </w:pPr>
+    </w:p>
+    <w:p>
+      <w:pPr>
+        <w:spacing w:line="240" w:lineRule="auto"/>
+        <w:jc w:val="left"/>
+        <w:rPr>
+          <w:rFonts w:ascii="Courier New" w:hAnsi="Courier New" w:cs="Courier New"/>
+          <w:sz w:val="18"/>
+          <w:szCs w:val="18"/>
+        </w:rPr>
+      </w:pPr>
+      <w:r>
+        <w:rPr>
+          <w:rFonts w:ascii="Courier New" w:hAnsi="Courier New" w:cs="Courier New"/>
+          <w:sz w:val="18"/>
+          <w:szCs w:val="18"/>
+        </w:rPr>
+        <w:t>predelay = 2.0 * V ** (1.0 / 3.0) / c</w:t>
+      </w:r>
+    </w:p>
+    <w:p>
+      <w:pPr>
+        <w:spacing w:line="240" w:lineRule="auto"/>
+        <w:jc w:val="left"/>
+        <w:rPr>
+          <w:rFonts w:ascii="Courier New" w:hAnsi="Courier New" w:cs="Courier New"/>
+          <w:sz w:val="18"/>
+          <w:szCs w:val="18"/>
+        </w:rPr>
+      </w:pPr>
+      <w:r>
+        <w:rPr>
+          <w:rFonts w:ascii="Courier New" w:hAnsi="Courier New" w:cs="Courier New"/>
+          <w:sz w:val="18"/>
+          <w:szCs w:val="18"/>
+        </w:rPr>
+        <w:t>tail_start = int(predelay * self.fs)</w:t>
+      </w:r>
+    </w:p>
+    <w:p>
+      <w:pPr>
+        <w:spacing w:line="240" w:lineRule="auto"/>
+        <w:jc w:val="left"/>
+        <w:rPr>
+          <w:rFonts w:ascii="Courier New" w:hAnsi="Courier New" w:cs="Courier New"/>
+          <w:sz w:val="18"/>
+          <w:szCs w:val="18"/>
+        </w:rPr>
+      </w:pPr>
+      <w:r>
+        <w:rPr>
+          <w:rFonts w:ascii="Courier New" w:hAnsi="Courier New" w:cs="Courier New"/>
+          <w:sz w:val="18"/>
+          <w:szCs w:val="18"/>
+        </w:rPr>
+        <w:t>if max_reflection_delay &gt; 0:</w:t>
+      </w:r>
+    </w:p>
+    <w:p>
+      <w:pPr>
+        <w:spacing w:line="240" w:lineRule="auto"/>
+        <w:jc w:val="left"/>
+        <w:rPr>
+          <w:rFonts w:ascii="Courier New" w:hAnsi="Courier New" w:cs="Courier New"/>
+          <w:sz w:val="18"/>
+          <w:szCs w:val="18"/>
+        </w:rPr>
+      </w:pPr>
+      <w:r>
+        <w:rPr>
+          <w:rFonts w:ascii="Courier New" w:hAnsi="Courier New" w:cs="Courier New"/>
+          <w:sz w:val="18"/>
+          <w:szCs w:val="18"/>
+        </w:rPr>
+        <w:t>    tail_start = max(tail_start, max_reflection_delay + 1)</w:t>
+      </w:r>
+    </w:p>
+    <w:p>
+      <w:pPr>
+        <w:spacing w:line="240" w:lineRule="auto"/>
+        <w:jc w:val="left"/>
+        <w:rPr>
+          <w:rFonts w:ascii="Courier New" w:hAnsi="Courier New" w:cs="Courier New"/>
+          <w:sz w:val="18"/>
+          <w:szCs w:val="18"/>
+        </w:rPr>
+      </w:pPr>
+    </w:p>
+    <w:p>
+      <w:pPr>
+        <w:spacing w:line="240" w:lineRule="auto"/>
+        <w:jc w:val="left"/>
+        <w:rPr>
+          <w:rFonts w:ascii="Courier New" w:hAnsi="Courier New" w:cs="Courier New"/>
+          <w:sz w:val="18"/>
+          <w:szCs w:val="18"/>
+        </w:rPr>
+      </w:pPr>
+      <w:r>
+        <w:rPr>
+          <w:rFonts w:ascii="Courier New" w:hAnsi="Courier New" w:cs="Courier New"/>
+          <w:sz w:val="18"/>
+          <w:szCs w:val="18"/>
+        </w:rPr>
+        <w:t>if tail_start &lt; ir_length:</w:t>
+      </w:r>
+    </w:p>
+    <w:p>
+      <w:pPr>
+        <w:spacing w:line="240" w:lineRule="auto"/>
+        <w:jc w:val="left"/>
+        <w:rPr>
+          <w:rFonts w:ascii="Courier New" w:hAnsi="Courier New" w:cs="Courier New"/>
+          <w:sz w:val="18"/>
+          <w:szCs w:val="18"/>
+        </w:rPr>
+      </w:pPr>
+      <w:r>
+        <w:rPr>
+          <w:rFonts w:ascii="Courier New" w:hAnsi="Courier New" w:cs="Courier New"/>
+          <w:sz w:val="18"/>
+          <w:szCs w:val="18"/>
+        </w:rPr>
+        <w:t>    tail_len = ir_length - tail_start</w:t>
+      </w:r>
+    </w:p>
+    <w:p>
+      <w:pPr>
+        <w:spacing w:line="240" w:lineRule="auto"/>
+        <w:jc w:val="left"/>
+        <w:rPr>
+          <w:rFonts w:ascii="Courier New" w:hAnsi="Courier New" w:cs="Courier New"/>
+          <w:sz w:val="18"/>
+          <w:szCs w:val="18"/>
+        </w:rPr>
+      </w:pPr>
+      <w:r>
+        <w:rPr>
+          <w:rFonts w:ascii="Courier New" w:hAnsi="Courier New" w:cs="Courier New"/>
+          <w:sz w:val="18"/>
+          <w:szCs w:val="18"/>
+        </w:rPr>
+        <w:t>    tail_time = np.arange(tail_len) / self.fs</w:t>
+      </w:r>
+    </w:p>
+    <w:p>
+      <w:pPr>
+        <w:spacing w:line="240" w:lineRule="auto"/>
+        <w:jc w:val="left"/>
+        <w:rPr>
+          <w:rFonts w:ascii="Courier New" w:hAnsi="Courier New" w:cs="Courier New"/>
+          <w:sz w:val="18"/>
+          <w:szCs w:val="18"/>
+        </w:rPr>
+      </w:pPr>
+      <w:r>
+        <w:rPr>
+          <w:rFonts w:ascii="Courier New" w:hAnsi="Courier New" w:cs="Courier New"/>
+          <w:sz w:val="18"/>
+          <w:szCs w:val="18"/>
+        </w:rPr>
+        <w:t>    decay = np.exp(-6.91 * tail_time / rt60_for_tail)</w:t>
+      </w:r>
+    </w:p>
+    <w:p>
+      <w:pPr>
+        <w:spacing w:line="240" w:lineRule="auto"/>
+        <w:jc w:val="left"/>
+        <w:rPr>
+          <w:rFonts w:ascii="Courier New" w:hAnsi="Courier New" w:cs="Courier New"/>
+          <w:sz w:val="18"/>
+          <w:szCs w:val="18"/>
+        </w:rPr>
+      </w:pPr>
+      <w:r>
+        <w:rPr>
+          <w:rFonts w:ascii="Courier New" w:hAnsi="Courier New" w:cs="Courier New"/>
+          <w:sz w:val="18"/>
+          <w:szCs w:val="18"/>
+        </w:rPr>
+        <w:t>    window_size = int(0.02 * self.fs)</w:t>
+      </w:r>
+    </w:p>
+    <w:p>
+      <w:pPr>
+        <w:spacing w:line="240" w:lineRule="auto"/>
+        <w:jc w:val="left"/>
+        <w:rPr>
+          <w:rFonts w:ascii="Courier New" w:hAnsi="Courier New" w:cs="Courier New"/>
+          <w:sz w:val="18"/>
+          <w:szCs w:val="18"/>
+        </w:rPr>
+      </w:pPr>
+      <w:r>
+        <w:rPr>
+          <w:rFonts w:ascii="Courier New" w:hAnsi="Courier New" w:cs="Courier New"/>
+          <w:sz w:val="18"/>
+          <w:szCs w:val="18"/>
+        </w:rPr>
+        <w:t>    search_start = max(0, tail_start - window_size)</w:t>
+      </w:r>
+    </w:p>
+    <w:p>
+      <w:pPr>
+        <w:spacing w:line="240" w:lineRule="auto"/>
+        <w:jc w:val="left"/>
+        <w:rPr>
+          <w:rFonts w:ascii="Courier New" w:hAnsi="Courier New" w:cs="Courier New"/>
+          <w:sz w:val="18"/>
+          <w:szCs w:val="18"/>
+        </w:rPr>
+      </w:pPr>
+      <w:r>
+        <w:rPr>
+          <w:rFonts w:ascii="Courier New" w:hAnsi="Courier New" w:cs="Courier New"/>
+          <w:sz w:val="18"/>
+          <w:szCs w:val="18"/>
+        </w:rPr>
+        <w:t>    if search_start &lt; tail_start:</w:t>
+      </w:r>
+    </w:p>
+    <w:p>
+      <w:pPr>
+        <w:spacing w:line="240" w:lineRule="auto"/>
+        <w:jc w:val="left"/>
+        <w:rPr>
+          <w:rFonts w:ascii="Courier New" w:hAnsi="Courier New" w:cs="Courier New"/>
+          <w:sz w:val="18"/>
+          <w:szCs w:val="18"/>
+        </w:rPr>
+      </w:pPr>
+      <w:r>
+        <w:rPr>
+          <w:rFonts w:ascii="Courier New" w:hAnsi="Courier New" w:cs="Courier New"/>
+          <w:sz w:val="18"/>
+          <w:szCs w:val="18"/>
+        </w:rPr>
+        <w:t>        reflections_segment = np.abs(self.reflection_ir[search_start:tail_start])</w:t>
+      </w:r>
+    </w:p>
+    <w:p>
+      <w:pPr>
+        <w:spacing w:line="240" w:lineRule="auto"/>
+        <w:jc w:val="left"/>
+        <w:rPr>
+          <w:rFonts w:ascii="Courier New" w:hAnsi="Courier New" w:cs="Courier New"/>
+          <w:sz w:val="18"/>
+          <w:szCs w:val="18"/>
+        </w:rPr>
+      </w:pPr>
+      <w:r>
+        <w:rPr>
+          <w:rFonts w:ascii="Courier New" w:hAnsi="Courier New" w:cs="Courier New"/>
+          <w:sz w:val="18"/>
+          <w:szCs w:val="18"/>
+        </w:rPr>
+        <w:t>        if reflections_segment.size and np.any(reflections_segment &gt; 0):</w:t>
+      </w:r>
+    </w:p>
+    <w:p>
+      <w:pPr>
+        <w:spacing w:line="240" w:lineRule="auto"/>
+        <w:jc w:val="left"/>
+        <w:rPr>
+          <w:rFonts w:ascii="Courier New" w:hAnsi="Courier New" w:cs="Courier New"/>
+          <w:sz w:val="18"/>
+          <w:szCs w:val="18"/>
+        </w:rPr>
+      </w:pPr>
+      <w:r>
+        <w:rPr>
+          <w:rFonts w:ascii="Courier New" w:hAnsi="Courier New" w:cs="Courier New"/>
+          <w:sz w:val="18"/>
+          <w:szCs w:val="18"/>
+        </w:rPr>
+        <w:t>            start_amp = np.mean(reflections_segment[reflections_segment &gt; 0])</w:t>
+      </w:r>
+    </w:p>
+    <w:p>
+      <w:pPr>
+        <w:spacing w:line="240" w:lineRule="auto"/>
+        <w:jc w:val="left"/>
+        <w:rPr>
+          <w:rFonts w:ascii="Courier New" w:hAnsi="Courier New" w:cs="Courier New"/>
+          <w:sz w:val="18"/>
+          <w:szCs w:val="18"/>
+        </w:rPr>
+      </w:pPr>
+      <w:r>
+        <w:rPr>
+          <w:rFonts w:ascii="Courier New" w:hAnsi="Courier New" w:cs="Courier New"/>
+          <w:sz w:val="18"/>
+          <w:szCs w:val="18"/>
+        </w:rPr>
+        <w:t>        else:</w:t>
+      </w:r>
+    </w:p>
+    <w:p>
+      <w:pPr>
+        <w:spacing w:line="240" w:lineRule="auto"/>
+        <w:jc w:val="left"/>
+        <w:rPr>
+          <w:rFonts w:ascii="Courier New" w:hAnsi="Courier New" w:cs="Courier New"/>
+          <w:sz w:val="18"/>
+          <w:szCs w:val="18"/>
+        </w:rPr>
+      </w:pPr>
+      <w:r>
+        <w:rPr>
+          <w:rFonts w:ascii="Courier New" w:hAnsi="Courier New" w:cs="Courier New"/>
+          <w:sz w:val="18"/>
+          <w:szCs w:val="18"/>
+        </w:rPr>
+        <w:t>            start_amp = np.max(np.abs(self.ir[search_start:tail_start]))</w:t>
+      </w:r>
+    </w:p>
+    <w:p>
+      <w:pPr>
+        <w:spacing w:line="240" w:lineRule="auto"/>
+        <w:jc w:val="left"/>
+        <w:rPr>
+          <w:rFonts w:ascii="Courier New" w:hAnsi="Courier New" w:cs="Courier New"/>
+          <w:sz w:val="18"/>
+          <w:szCs w:val="18"/>
+        </w:rPr>
+      </w:pPr>
+      <w:r>
+        <w:rPr>
+          <w:rFonts w:ascii="Courier New" w:hAnsi="Courier New" w:cs="Courier New"/>
+          <w:sz w:val="18"/>
+          <w:szCs w:val="18"/>
+        </w:rPr>
+        <w:t>        start_amp = max(start_amp, 0.02)</w:t>
+      </w:r>
+    </w:p>
+    <w:p>
+      <w:pPr>
+        <w:spacing w:line="240" w:lineRule="auto"/>
+        <w:jc w:val="left"/>
+        <w:rPr>
+          <w:rFonts w:ascii="Courier New" w:hAnsi="Courier New" w:cs="Courier New"/>
+          <w:sz w:val="18"/>
+          <w:szCs w:val="18"/>
+        </w:rPr>
+      </w:pPr>
+      <w:r>
+        <w:rPr>
+          <w:rFonts w:ascii="Courier New" w:hAnsi="Courier New" w:cs="Courier New"/>
+          <w:sz w:val="18"/>
+          <w:szCs w:val="18"/>
+        </w:rPr>
+        <w:t>    else:</w:t>
+      </w:r>
+    </w:p>
+    <w:p>
+      <w:pPr>
+        <w:spacing w:line="240" w:lineRule="auto"/>
+        <w:jc w:val="left"/>
+        <w:rPr>
+          <w:rFonts w:ascii="Courier New" w:hAnsi="Courier New" w:cs="Courier New"/>
+          <w:sz w:val="18"/>
+          <w:szCs w:val="18"/>
+        </w:rPr>
+      </w:pPr>
+      <w:r>
+        <w:rPr>
+          <w:rFonts w:ascii="Courier New" w:hAnsi="Courier New" w:cs="Courier New"/>
+          <w:sz w:val="18"/>
+          <w:szCs w:val="18"/>
+        </w:rPr>
+        <w:t>        start_amp = 0.02</w:t>
+      </w:r>
+    </w:p>
+    <w:p>
+      <w:pPr>
+        <w:spacing w:line="240" w:lineRule="auto"/>
+        <w:jc w:val="left"/>
+        <w:rPr>
+          <w:rFonts w:ascii="Courier New" w:hAnsi="Courier New" w:cs="Courier New"/>
+          <w:sz w:val="18"/>
+          <w:szCs w:val="18"/>
+        </w:rPr>
+      </w:pPr>
+    </w:p>
+    <w:p>
+      <w:pPr>
+        <w:spacing w:line="240" w:lineRule="auto"/>
+        <w:jc w:val="left"/>
+        <w:rPr>
+          <w:rFonts w:ascii="Courier New" w:hAnsi="Courier New" w:cs="Courier New"/>
+          <w:sz w:val="18"/>
+          <w:szCs w:val="18"/>
+        </w:rPr>
+      </w:pPr>
+      <w:r>
+        <w:rPr>
+          <w:rFonts w:ascii="Courier New" w:hAnsi="Courier New" w:cs="Courier New"/>
+          <w:sz w:val="18"/>
+          <w:szCs w:val="18"/>
+        </w:rPr>
+        <w:t>    tail = start_amp * decay</w:t>
+      </w:r>
+    </w:p>
+    <w:p>
+      <w:pPr>
+        <w:spacing w:line="240" w:lineRule="auto"/>
+        <w:jc w:val="left"/>
+        <w:rPr>
+          <w:rFonts w:ascii="Courier New" w:hAnsi="Courier New" w:cs="Courier New"/>
+          <w:sz w:val="18"/>
+          <w:szCs w:val="18"/>
+        </w:rPr>
+      </w:pPr>
+    </w:p>
+    <w:p>
+      <w:pPr>
+        <w:spacing w:line="240" w:lineRule="auto"/>
+        <w:jc w:val="left"/>
+        <w:rPr>
+          <w:rFonts w:ascii="Courier New" w:hAnsi="Courier New" w:cs="Courier New"/>
+          <w:sz w:val="18"/>
+          <w:szCs w:val="18"/>
+        </w:rPr>
+      </w:pPr>
+      <w:r>
+        <w:rPr>
+          <w:rFonts w:ascii="Courier New" w:hAnsi="Courier New" w:cs="Courier New"/>
+          <w:sz w:val="18"/>
+          <w:szCs w:val="18"/>
+        </w:rPr>
+        <w:t>    self.ir[tail_start:] += tail</w:t>
+      </w:r>
+    </w:p>
+    <w:p>
+      <w:pPr>
+        <w:spacing w:line="240" w:lineRule="auto"/>
+        <w:jc w:val="left"/>
+        <w:rPr>
+          <w:rFonts w:ascii="Courier New" w:hAnsi="Courier New" w:cs="Courier New"/>
+          <w:sz w:val="18"/>
+          <w:szCs w:val="18"/>
+        </w:rPr>
+      </w:pPr>
+      <w:r>
+        <w:rPr>
+          <w:rFonts w:ascii="Courier New" w:hAnsi="Courier New" w:cs="Courier New"/>
+          <w:sz w:val="18"/>
+          <w:szCs w:val="18"/>
+        </w:rPr>
+        <w:t>    self.reflection_ir[tail_start:] += tail</w:t>
+      </w:r>
+    </w:p>
     <w:p>
       <w:pPr>
         <w:spacing w:line="240" w:lineRule="auto"/>
@@ -8642,404 +9566,6 @@
           <w:szCs w:val="20"/>
         </w:rPr>
       </w:pPr>
-      <w:r>
-        <w:rPr>
-          <w:rFonts w:ascii="Courier New" w:hAnsi="Courier New" w:cs="Courier New"/>
-          <w:sz w:val="20"/>
-          <w:szCs w:val="20"/>
-        </w:rPr>
-        <w:t>rt60_for_tail = avg_rt60_eyring if avg_rt60_eyring &gt; 0 else avg_rt60_sabine</w:t>
-      </w:r>
-    </w:p>
-    <w:p>
-      <w:pPr>
-        <w:spacing w:line="240" w:lineRule="auto"/>
-        <w:rPr>
-          <w:rFonts w:ascii="Courier New" w:hAnsi="Courier New" w:cs="Courier New"/>
-          <w:sz w:val="20"/>
-          <w:szCs w:val="20"/>
-        </w:rPr>
-      </w:pPr>
-      <w:r>
-        <w:rPr>
-          <w:rFonts w:ascii="Courier New" w:hAnsi="Courier New" w:cs="Courier New"/>
-          <w:sz w:val="20"/>
-          <w:szCs w:val="20"/>
-        </w:rPr>
-        <w:t>if rt60_for_tail &lt;= 0:</w:t>
-      </w:r>
-    </w:p>
-    <w:p>
-      <w:pPr>
-        <w:spacing w:line="240" w:lineRule="auto"/>
-        <w:rPr>
-          <w:rFonts w:ascii="Courier New" w:hAnsi="Courier New" w:cs="Courier New"/>
-          <w:sz w:val="20"/>
-          <w:szCs w:val="20"/>
-        </w:rPr>
-      </w:pPr>
-      <w:r>
-        <w:rPr>
-          <w:rFonts w:ascii="Courier New" w:hAnsi="Courier New" w:cs="Courier New"/>
-          <w:sz w:val="20"/>
-          <w:szCs w:val="20"/>
-        </w:rPr>
-        <w:t>    rt60_for_tail = 1.0</w:t>
-      </w:r>
-    </w:p>
-    <w:p>
-      <w:pPr>
-        <w:spacing w:line="240" w:lineRule="auto"/>
-        <w:rPr>
-          <w:rFonts w:ascii="Courier New" w:hAnsi="Courier New" w:cs="Courier New"/>
-          <w:sz w:val="20"/>
-          <w:szCs w:val="20"/>
-        </w:rPr>
-      </w:pPr>
-    </w:p>
-    <w:p>
-      <w:pPr>
-        <w:spacing w:line="240" w:lineRule="auto"/>
-        <w:rPr>
-          <w:rFonts w:ascii="Courier New" w:hAnsi="Courier New" w:cs="Courier New"/>
-          <w:sz w:val="20"/>
-          <w:szCs w:val="20"/>
-        </w:rPr>
-      </w:pPr>
-      <w:r>
-        <w:rPr>
-          <w:rFonts w:ascii="Courier New" w:hAnsi="Courier New" w:cs="Courier New"/>
-          <w:sz w:val="20"/>
-          <w:szCs w:val="20"/>
-        </w:rPr>
-        <w:t>tail_start = int(0.15 * self.fs)</w:t>
-      </w:r>
-    </w:p>
-    <w:p>
-      <w:pPr>
-        <w:spacing w:line="240" w:lineRule="auto"/>
-        <w:rPr>
-          <w:rFonts w:ascii="Courier New" w:hAnsi="Courier New" w:cs="Courier New"/>
-          <w:sz w:val="20"/>
-          <w:szCs w:val="20"/>
-        </w:rPr>
-      </w:pPr>
-    </w:p>
-    <w:p>
-      <w:pPr>
-        <w:spacing w:line="240" w:lineRule="auto"/>
-        <w:rPr>
-          <w:rFonts w:ascii="Courier New" w:hAnsi="Courier New" w:cs="Courier New"/>
-          <w:sz w:val="20"/>
-          <w:szCs w:val="20"/>
-        </w:rPr>
-      </w:pPr>
-      <w:r>
-        <w:rPr>
-          <w:rFonts w:ascii="Courier New" w:hAnsi="Courier New" w:cs="Courier New"/>
-          <w:sz w:val="20"/>
-          <w:szCs w:val="20"/>
-        </w:rPr>
-        <w:t>if tail_start &lt; ir_length:</w:t>
-      </w:r>
-    </w:p>
-    <w:p>
-      <w:pPr>
-        <w:spacing w:line="240" w:lineRule="auto"/>
-        <w:rPr>
-          <w:rFonts w:ascii="Courier New" w:hAnsi="Courier New" w:cs="Courier New"/>
-          <w:sz w:val="20"/>
-          <w:szCs w:val="20"/>
-        </w:rPr>
-      </w:pPr>
-      <w:r>
-        <w:rPr>
-          <w:rFonts w:ascii="Courier New" w:hAnsi="Courier New" w:cs="Courier New"/>
-          <w:sz w:val="20"/>
-          <w:szCs w:val="20"/>
-        </w:rPr>
-        <w:t>    tail_len = ir_length - tail_start</w:t>
-      </w:r>
-    </w:p>
-    <w:p>
-      <w:pPr>
-        <w:spacing w:line="240" w:lineRule="auto"/>
-        <w:rPr>
-          <w:rFonts w:ascii="Courier New" w:hAnsi="Courier New" w:cs="Courier New"/>
-          <w:sz w:val="20"/>
-          <w:szCs w:val="20"/>
-        </w:rPr>
-      </w:pPr>
-      <w:r>
-        <w:rPr>
-          <w:rFonts w:ascii="Courier New" w:hAnsi="Courier New" w:cs="Courier New"/>
-          <w:sz w:val="20"/>
-          <w:szCs w:val="20"/>
-        </w:rPr>
-        <w:t>    tail_time = np.arange(tail_len) / self.fs</w:t>
-      </w:r>
-    </w:p>
-    <w:p>
-      <w:pPr>
-        <w:spacing w:line="240" w:lineRule="auto"/>
-        <w:rPr>
-          <w:rFonts w:ascii="Courier New" w:hAnsi="Courier New" w:cs="Courier New"/>
-          <w:sz w:val="20"/>
-          <w:szCs w:val="20"/>
-        </w:rPr>
-      </w:pPr>
-      <w:r>
-        <w:rPr>
-          <w:rFonts w:ascii="Courier New" w:hAnsi="Courier New" w:cs="Courier New"/>
-          <w:sz w:val="20"/>
-          <w:szCs w:val="20"/>
-        </w:rPr>
-        <w:t>    decay = np.exp(-6.91 * tail_time / rt60_for_tail)</w:t>
-      </w:r>
-    </w:p>
-    <w:p>
-      <w:pPr>
-        <w:spacing w:line="240" w:lineRule="auto"/>
-        <w:rPr>
-          <w:rFonts w:ascii="Courier New" w:hAnsi="Courier New" w:cs="Courier New"/>
-          <w:sz w:val="20"/>
-          <w:szCs w:val="20"/>
-        </w:rPr>
-      </w:pPr>
-      <w:r>
-        <w:rPr>
-          <w:rFonts w:ascii="Courier New" w:hAnsi="Courier New" w:cs="Courier New"/>
-          <w:sz w:val="20"/>
-          <w:szCs w:val="20"/>
-        </w:rPr>
-        <w:t>    window_size = int(0.02 * self.fs)</w:t>
-      </w:r>
-    </w:p>
-    <w:p>
-      <w:pPr>
-        <w:spacing w:line="240" w:lineRule="auto"/>
-        <w:rPr>
-          <w:rFonts w:ascii="Courier New" w:hAnsi="Courier New" w:cs="Courier New"/>
-          <w:sz w:val="20"/>
-          <w:szCs w:val="20"/>
-        </w:rPr>
-      </w:pPr>
-      <w:r>
-        <w:rPr>
-          <w:rFonts w:ascii="Courier New" w:hAnsi="Courier New" w:cs="Courier New"/>
-          <w:sz w:val="20"/>
-          <w:szCs w:val="20"/>
-        </w:rPr>
-        <w:t>    search_start = max(0, tail_start - window_size)</w:t>
-      </w:r>
-    </w:p>
-    <w:p>
-      <w:pPr>
-        <w:spacing w:line="240" w:lineRule="auto"/>
-        <w:rPr>
-          <w:rFonts w:ascii="Courier New" w:hAnsi="Courier New" w:cs="Courier New"/>
-          <w:sz w:val="20"/>
-          <w:szCs w:val="20"/>
-        </w:rPr>
-      </w:pPr>
-      <w:r>
-        <w:rPr>
-          <w:rFonts w:ascii="Courier New" w:hAnsi="Courier New" w:cs="Courier New"/>
-          <w:sz w:val="20"/>
-          <w:szCs w:val="20"/>
-        </w:rPr>
-        <w:t>    if search_start &lt; tail_start:</w:t>
-      </w:r>
-    </w:p>
-    <w:p>
-      <w:pPr>
-        <w:spacing w:line="240" w:lineRule="auto"/>
-        <w:rPr>
-          <w:rFonts w:ascii="Courier New" w:hAnsi="Courier New" w:cs="Courier New"/>
-          <w:sz w:val="20"/>
-          <w:szCs w:val="20"/>
-        </w:rPr>
-      </w:pPr>
-      <w:r>
-        <w:rPr>
-          <w:rFonts w:ascii="Courier New" w:hAnsi="Courier New" w:cs="Courier New"/>
-          <w:sz w:val="20"/>
-          <w:szCs w:val="20"/>
-        </w:rPr>
-        <w:t>        start_amp = np.max(np.abs(self.ir[search_start:tail_start]))</w:t>
-      </w:r>
-    </w:p>
-    <w:p>
-      <w:pPr>
-        <w:spacing w:line="240" w:lineRule="auto"/>
-        <w:rPr>
-          <w:rFonts w:ascii="Courier New" w:hAnsi="Courier New" w:cs="Courier New"/>
-          <w:sz w:val="20"/>
-          <w:szCs w:val="20"/>
-        </w:rPr>
-      </w:pPr>
-      <w:r>
-        <w:rPr>
-          <w:rFonts w:ascii="Courier New" w:hAnsi="Courier New" w:cs="Courier New"/>
-          <w:sz w:val="20"/>
-          <w:szCs w:val="20"/>
-        </w:rPr>
-        <w:t>        if start_amp == 0:</w:t>
-      </w:r>
-    </w:p>
-    <w:p>
-      <w:pPr>
-        <w:spacing w:line="240" w:lineRule="auto"/>
-        <w:rPr>
-          <w:rFonts w:ascii="Courier New" w:hAnsi="Courier New" w:cs="Courier New"/>
-          <w:sz w:val="20"/>
-          <w:szCs w:val="20"/>
-        </w:rPr>
-      </w:pPr>
-      <w:r>
-        <w:rPr>
-          <w:rFonts w:ascii="Courier New" w:hAnsi="Courier New" w:cs="Courier New"/>
-          <w:sz w:val="20"/>
-          <w:szCs w:val="20"/>
-        </w:rPr>
-        <w:t>            start_amp = 0.02</w:t>
-      </w:r>
-    </w:p>
-    <w:p>
-      <w:pPr>
-        <w:spacing w:line="240" w:lineRule="auto"/>
-        <w:rPr>
-          <w:rFonts w:ascii="Courier New" w:hAnsi="Courier New" w:cs="Courier New"/>
-          <w:sz w:val="20"/>
-          <w:szCs w:val="20"/>
-        </w:rPr>
-      </w:pPr>
-      <w:r>
-        <w:rPr>
-          <w:rFonts w:ascii="Courier New" w:hAnsi="Courier New" w:cs="Courier New"/>
-          <w:sz w:val="20"/>
-          <w:szCs w:val="20"/>
-        </w:rPr>
-        <w:t>    else:</w:t>
-      </w:r>
-    </w:p>
-    <w:p>
-      <w:pPr>
-        <w:spacing w:line="240" w:lineRule="auto"/>
-        <w:rPr>
-          <w:rFonts w:ascii="Courier New" w:hAnsi="Courier New" w:cs="Courier New"/>
-          <w:sz w:val="20"/>
-          <w:szCs w:val="20"/>
-        </w:rPr>
-      </w:pPr>
-      <w:r>
-        <w:rPr>
-          <w:rFonts w:ascii="Courier New" w:hAnsi="Courier New" w:cs="Courier New"/>
-          <w:sz w:val="20"/>
-          <w:szCs w:val="20"/>
-        </w:rPr>
-        <w:t>        start_amp = 0.02</w:t>
-      </w:r>
-    </w:p>
-    <w:p>
-      <w:pPr>
-        <w:spacing w:line="240" w:lineRule="auto"/>
-        <w:rPr>
-          <w:rFonts w:ascii="Courier New" w:hAnsi="Courier New" w:cs="Courier New"/>
-          <w:sz w:val="20"/>
-          <w:szCs w:val="20"/>
-        </w:rPr>
-      </w:pPr>
-      <w:r>
-        <w:rPr>
-          <w:rFonts w:ascii="Courier New" w:hAnsi="Courier New" w:cs="Courier New"/>
-          <w:sz w:val="20"/>
-          <w:szCs w:val="20"/>
-        </w:rPr>
-        <w:t xml:space="preserve">        </w:t>
-      </w:r>
-    </w:p>
-    <w:p>
-      <w:pPr>
-        <w:spacing w:line="240" w:lineRule="auto"/>
-        <w:rPr>
-          <w:rFonts w:ascii="Courier New" w:hAnsi="Courier New" w:cs="Courier New"/>
-          <w:sz w:val="20"/>
-          <w:szCs w:val="20"/>
-        </w:rPr>
-      </w:pPr>
-      <w:r>
-        <w:rPr>
-          <w:rFonts w:ascii="Courier New" w:hAnsi="Courier New" w:cs="Courier New"/>
-          <w:sz w:val="20"/>
-          <w:szCs w:val="20"/>
-        </w:rPr>
-        <w:t>    tail = start_amp * decay</w:t>
-      </w:r>
-    </w:p>
-    <w:p>
-      <w:pPr>
-        <w:spacing w:line="240" w:lineRule="auto"/>
-        <w:rPr>
-          <w:rFonts w:ascii="Courier New" w:hAnsi="Courier New" w:cs="Courier New"/>
-          <w:sz w:val="20"/>
-          <w:szCs w:val="20"/>
-        </w:rPr>
-      </w:pPr>
-      <w:r>
-        <w:rPr>
-          <w:rFonts w:ascii="Courier New" w:hAnsi="Courier New" w:cs="Courier New"/>
-          <w:sz w:val="20"/>
-          <w:szCs w:val="20"/>
-        </w:rPr>
-        <w:t xml:space="preserve">    </w:t>
-      </w:r>
-    </w:p>
-    <w:p>
-      <w:pPr>
-        <w:spacing w:line="240" w:lineRule="auto"/>
-        <w:rPr>
-          <w:rFonts w:ascii="Courier New" w:hAnsi="Courier New" w:cs="Courier New"/>
-          <w:sz w:val="20"/>
-          <w:szCs w:val="20"/>
-        </w:rPr>
-      </w:pPr>
-      <w:r>
-        <w:rPr>
-          <w:rFonts w:ascii="Courier New" w:hAnsi="Courier New" w:cs="Courier New"/>
-          <w:sz w:val="20"/>
-          <w:szCs w:val="20"/>
-        </w:rPr>
-        <w:t>    self.ir[tail_start:] += tail</w:t>
-      </w:r>
-    </w:p>
-    <w:p>
-      <w:pPr>
-        <w:spacing w:line="240" w:lineRule="auto"/>
-        <w:rPr>
-          <w:rFonts w:ascii="Courier New" w:hAnsi="Courier New" w:cs="Courier New"/>
-          <w:sz w:val="20"/>
-          <w:szCs w:val="20"/>
-        </w:rPr>
-      </w:pPr>
-      <w:r>
-        <w:rPr>
-          <w:rFonts w:ascii="Courier New" w:hAnsi="Courier New" w:cs="Courier New"/>
-          <w:sz w:val="20"/>
-          <w:szCs w:val="20"/>
-        </w:rPr>
-        <w:t>    self.reflection_ir[tail_start:] += tail</w:t>
-      </w:r>
-    </w:p>
-    <w:p>
-      <w:pPr>
-        <w:spacing w:line="240" w:lineRule="auto"/>
-        <w:rPr>
-          <w:rFonts w:ascii="Courier New" w:hAnsi="Courier New" w:cs="Courier New"/>
-          <w:sz w:val="20"/>
-          <w:szCs w:val="20"/>
-        </w:rPr>
-      </w:pPr>
     </w:p>
     <w:p>
       <w:pPr>
@@ -9052,7 +9578,13 @@
         <w:t>I</w:t>
       </w:r>
       <w:r>
-        <w:t>mplementacija kasnog odjeka</w:t>
+        <w:t xml:space="preserve">mplementacija </w:t>
+      </w:r>
+      <w:r>
+        <w:t>modela</w:t>
+      </w:r>
+      <w:r>
+        <w:t xml:space="preserve"> odjeka</w:t>
       </w:r>
     </w:p>
     <w:p>
@@ -9079,12 +9611,12 @@
       <w:pPr>
         <w:pStyle w:val="Heading2"/>
       </w:pPr>
-      <w:bookmarkStart w:id="24" w:name="_Toc231127800"/>
+      <w:bookmarkStart w:id="23" w:name="_Toc231565792"/>
       <w:r>
         <w:lastRenderedPageBreak/>
         <w:t>Hibridni pristup</w:t>
       </w:r>
-      <w:bookmarkEnd w:id="24"/>
+      <w:bookmarkEnd w:id="23"/>
     </w:p>
     <w:p>
       <w:r>
@@ -9106,7 +9638,16 @@
         <w:t>geometrijski model</w:t>
       </w:r>
       <w:r>
-        <w:t xml:space="preserve"> – za direktni zvuk i rane refleksije (npr. image-source metoda), </w:t>
+        <w:t xml:space="preserve"> – za direktni zvuk i rane refleksije (npr. </w:t>
+      </w:r>
+      <w:r>
+        <w:t>m</w:t>
+      </w:r>
+      <w:r>
+        <w:t>etoda zrcalnih izvora</w:t>
+      </w:r>
+      <w:r>
+        <w:t xml:space="preserve">), </w:t>
       </w:r>
     </w:p>
     <w:p>
@@ -9124,7 +9665,13 @@
         <w:t>statistički model</w:t>
       </w:r>
       <w:r>
-        <w:t xml:space="preserve"> – za kasni odjek (eksponencijalni pad energije). </w:t>
+        <w:t xml:space="preserve"> – za</w:t>
+      </w:r>
+      <w:r>
+        <w:t xml:space="preserve"> </w:t>
+      </w:r>
+      <w:r>
+        <w:t xml:space="preserve">odjek (eksponencijalni pad energije). </w:t>
       </w:r>
     </w:p>
     <w:p>
@@ -9140,7 +9687,19 @@
         </w:numPr>
       </w:pPr>
       <w:r>
-        <w:t xml:space="preserve">realističan prikaz prostorne strukture zvuka (rana refleksija), </w:t>
+        <w:t>realističan prikaz prostorne strukture zvuka (ran</w:t>
+      </w:r>
+      <w:r>
+        <w:t>e</w:t>
+      </w:r>
+      <w:r>
+        <w:t xml:space="preserve"> refleksij</w:t>
+      </w:r>
+      <w:r>
+        <w:t>e</w:t>
+      </w:r>
+      <w:r>
+        <w:t xml:space="preserve">), </w:t>
       </w:r>
     </w:p>
     <w:p>
@@ -9162,39 +9721,52 @@
         </w:numPr>
       </w:pPr>
       <w:r>
-        <w:t xml:space="preserve">perceptivno uvjerljiv rezultat (kontinuirani reverberacijski rep). </w:t>
-      </w:r>
-    </w:p>
-    <w:p>
-      <w:r>
-        <w:t>U implementaciji simulacija, kasni odjek se često dodaje kao kontinuirani signal koji započinje nakon određenog vremena (npr. 100–200 ms nakon direktnog zvuka), čime se osigurava glatki prijelaz između determinističkog i statističkog dijela odziva.</w:t>
+        <w:t xml:space="preserve">perceptivno </w:t>
+      </w:r>
+      <w:r>
+        <w:t>realističan</w:t>
+      </w:r>
+      <w:r>
+        <w:t xml:space="preserve"> rezultat (kontinuirani </w:t>
+      </w:r>
+      <w:r>
+        <w:t>odjek</w:t>
+      </w:r>
+      <w:r>
+        <w:t xml:space="preserve">). </w:t>
+      </w:r>
+    </w:p>
+    <w:p>
+      <w:r>
+        <w:t>U implementaciji simulacija, odjek se često dodaje kao kontinuirani signal koji započinje nakon određenog vremena (npr. 100–200 ms nakon direktnog zvuka), čime se osigurava glatki prijelaz između determinističkog i statističkog dijela odziva.</w:t>
       </w:r>
     </w:p>
     <w:p>
       <w:pPr>
         <w:pStyle w:val="Heading1"/>
       </w:pPr>
-      <w:bookmarkStart w:id="25" w:name="_Toc231127801"/>
+      <w:bookmarkStart w:id="24" w:name="_Toc231565793"/>
       <w:r>
         <w:lastRenderedPageBreak/>
         <w:t>Implementacija aplikacije</w:t>
       </w:r>
+      <w:bookmarkEnd w:id="24"/>
+    </w:p>
+    <w:p>
+      <w:pPr>
+        <w:pStyle w:val="Heading2"/>
+      </w:pPr>
+      <w:bookmarkStart w:id="25" w:name="_Toc231565794"/>
+      <w:r>
+        <w:t>Korištene tehnologije</w:t>
+      </w:r>
       <w:bookmarkEnd w:id="25"/>
-    </w:p>
-    <w:p>
-      <w:pPr>
-        <w:pStyle w:val="Heading2"/>
-      </w:pPr>
-      <w:bookmarkStart w:id="26" w:name="_Toc231127802"/>
-      <w:r>
-        <w:t>Korištene tehnologije</w:t>
-      </w:r>
-      <w:bookmarkEnd w:id="26"/>
     </w:p>
     <w:p>
       <w:pPr>
         <w:pStyle w:val="NormalWeb"/>
         <w:spacing w:before="120" w:beforeAutospacing="0" w:after="60" w:afterAutospacing="0" w:line="360" w:lineRule="auto"/>
+        <w:jc w:val="both"/>
       </w:pPr>
       <w:r>
         <w:t>Aplikacija je razvijena korištenjem programskog jezika Python zbog njegove jednostavnosti, velikog broja dostupnih biblioteka i dobre podrške za znanstvene izračune i obradu signala.</w:t>
@@ -9204,6 +9776,7 @@
       <w:pPr>
         <w:pStyle w:val="NormalWeb"/>
         <w:spacing w:before="120" w:beforeAutospacing="0" w:after="60" w:afterAutospacing="0" w:line="360" w:lineRule="auto"/>
+        <w:jc w:val="both"/>
       </w:pPr>
       <w:r>
         <w:t>Za izradu grafičkog korisničkog sučelja korišten je PyQt6, koji omogućuje razvoj modernih desktop aplikacija s podrškom za višestruke prozore, tabove i interaktivne elemente.</w:t>
@@ -9213,6 +9786,7 @@
       <w:pPr>
         <w:pStyle w:val="NormalWeb"/>
         <w:spacing w:before="120" w:beforeAutospacing="0" w:after="60" w:afterAutospacing="0" w:line="360" w:lineRule="auto"/>
+        <w:jc w:val="both"/>
       </w:pPr>
       <w:r>
         <w:t>Numerički i signalni proračuni realizirani su pomoću biblioteka NumPy i SciPy. NumPy se koristi za rad s višedimenzionalnim poljima i matematičke operacije, dok SciPy omogućuje naprednije funkcije poput konvolucije koja se koristi u procesu auralizacije.</w:t>
@@ -9222,6 +9796,7 @@
       <w:pPr>
         <w:pStyle w:val="NormalWeb"/>
         <w:spacing w:before="120" w:beforeAutospacing="0" w:after="60" w:afterAutospacing="0" w:line="360" w:lineRule="auto"/>
+        <w:jc w:val="both"/>
       </w:pPr>
       <w:r>
         <w:t>Za pohranu podataka o materijalima koristi se SQLite baza podataka. Ovakav pristup omogućuje jednostavno spremanje i dohvaćanje koeficijenata apsorpcije bez potrebe za vanjskim serverom.</w:t>
@@ -9231,6 +9806,7 @@
       <w:pPr>
         <w:pStyle w:val="NormalWeb"/>
         <w:spacing w:before="120" w:beforeAutospacing="0" w:after="60" w:afterAutospacing="0" w:line="360" w:lineRule="auto"/>
+        <w:jc w:val="both"/>
       </w:pPr>
       <w:r>
         <w:t>Za vizualizaciju rezultata koristi se Matplotlib, koji je integriran unutar PyQt sučelja putem FigureCanvas komponente.</w:t>
@@ -9240,11 +9816,11 @@
       <w:pPr>
         <w:pStyle w:val="Heading2"/>
       </w:pPr>
-      <w:bookmarkStart w:id="27" w:name="_Toc231127803"/>
+      <w:bookmarkStart w:id="26" w:name="_Toc231565795"/>
       <w:r>
         <w:t>Arhitektura aplikacije</w:t>
       </w:r>
-      <w:bookmarkEnd w:id="27"/>
+      <w:bookmarkEnd w:id="26"/>
     </w:p>
     <w:p>
       <w:r>
@@ -9313,18 +9889,18 @@
     </w:p>
     <w:p>
       <w:r>
+        <w:t>Svaki od ovih modula implementiran je kao zaseban dio korisničkog sučelja, ali svi međusobno dijele iste podatke unutar glavne klase aplikacije.</w:t>
+      </w:r>
+    </w:p>
+    <w:p>
+      <w:pPr>
+        <w:jc w:val="center"/>
+      </w:pPr>
+      <w:r>
+        <w:rPr>
+          <w:noProof/>
+        </w:rPr>
         <w:lastRenderedPageBreak/>
-        <w:t>Svaki od ovih modula implementiran je kao zaseban dio korisničkog sučelja, ali svi međusobno dijele iste podatke unutar glavne klase aplikacije.</w:t>
-      </w:r>
-    </w:p>
-    <w:p>
-      <w:pPr>
-        <w:jc w:val="center"/>
-      </w:pPr>
-      <w:r>
-        <w:rPr>
-          <w:noProof/>
-        </w:rPr>
         <w:drawing>
           <wp:inline distT="0" distB="0" distL="0" distR="0" wp14:anchorId="1BE17D43" wp14:editId="5D869A3B">
             <wp:extent cx="5580380" cy="3388360"/>
@@ -9380,18 +9956,24 @@
       <w:pPr>
         <w:pStyle w:val="Heading2"/>
       </w:pPr>
-      <w:bookmarkStart w:id="28" w:name="_Toc231127804"/>
+      <w:bookmarkStart w:id="27" w:name="_Toc231565796"/>
       <w:r>
         <w:t>Modul za materijale</w:t>
       </w:r>
-      <w:bookmarkEnd w:id="28"/>
+      <w:bookmarkEnd w:id="27"/>
     </w:p>
     <w:p>
       <w:r>
         <w:t>Modul za materijale omogućuje upravljanje bazom akustičkih svojstava površina u prostoriji. Svaki materijal definiran je nizom koeficijenata apsorpcije za standardne frekvencijske pojaseve</w:t>
       </w:r>
       <w:r>
-        <w:t xml:space="preserve"> (63 HZ, 125</w:t>
+        <w:t xml:space="preserve"> (63 H</w:t>
+      </w:r>
+      <w:r>
+        <w:t>z</w:t>
+      </w:r>
+      <w:r>
+        <w:t>, 125</w:t>
       </w:r>
       <w:r>
         <w:t xml:space="preserve"> </w:t>
@@ -9544,7 +10126,13 @@
               <w:rPr>
                 <w:lang w:val="hr-HR"/>
               </w:rPr>
-              <w:t>11</w:t>
+              <w:t>1</w:t>
+            </w:r>
+            <w:r>
+              <w:rPr>
+                <w:lang w:val="hr-HR"/>
+              </w:rPr>
+              <w:t>0</w:t>
             </w:r>
             <w:r>
               <w:rPr>
@@ -9563,18 +10151,30 @@
     </w:p>
     <w:p>
       <w:r>
+        <w:t xml:space="preserve">Ovi koeficijenti koriste se </w:t>
+      </w:r>
+      <w:r>
+        <w:t>pri</w:t>
+      </w:r>
+      <w:r>
+        <w:t xml:space="preserve"> model</w:t>
+      </w:r>
+      <w:r>
+        <w:t>iranju</w:t>
+      </w:r>
+      <w:r>
+        <w:t xml:space="preserve"> refleksija za proračun impulsnog odziva.</w:t>
+      </w:r>
+    </w:p>
+    <w:p>
+      <w:pPr>
+        <w:jc w:val="center"/>
+      </w:pPr>
+      <w:r>
+        <w:rPr>
+          <w:noProof/>
+        </w:rPr>
         <w:lastRenderedPageBreak/>
-        <w:t>Ovi koeficijenti koriste se u modelu refleksija za proračun impulsnog odziva.</w:t>
-      </w:r>
-    </w:p>
-    <w:p>
-      <w:pPr>
-        <w:jc w:val="center"/>
-      </w:pPr>
-      <w:r>
-        <w:rPr>
-          <w:noProof/>
-        </w:rPr>
         <w:drawing>
           <wp:inline distT="0" distB="0" distL="0" distR="0" wp14:anchorId="16907B45" wp14:editId="37ACCF81">
             <wp:extent cx="5580380" cy="4191635"/>
@@ -9624,11 +10224,11 @@
       <w:pPr>
         <w:pStyle w:val="Heading2"/>
       </w:pPr>
-      <w:bookmarkStart w:id="29" w:name="_Toc231127805"/>
+      <w:bookmarkStart w:id="28" w:name="_Toc231565797"/>
       <w:r>
         <w:t>Modul za impulsni odziv</w:t>
       </w:r>
-      <w:bookmarkEnd w:id="29"/>
+      <w:bookmarkEnd w:id="28"/>
     </w:p>
     <w:p>
       <w:r>
@@ -9654,7 +10254,13 @@
         </w:numPr>
       </w:pPr>
       <w:r>
-        <w:t xml:space="preserve">ranih refleksija (image-source metoda) </w:t>
+        <w:t>ranih refleksija (</w:t>
+      </w:r>
+      <w:r>
+        <w:t>metoda zrcalnih izvora</w:t>
+      </w:r>
+      <w:r>
+        <w:t xml:space="preserve">) </w:t>
       </w:r>
     </w:p>
     <w:p>
@@ -9665,7 +10271,10 @@
         </w:numPr>
       </w:pPr>
       <w:r>
-        <w:t xml:space="preserve">difuznog repa (kasne refleksije) </w:t>
+        <w:t>odjeka</w:t>
+      </w:r>
+      <w:r>
+        <w:t xml:space="preserve"> (kasne refleksije) </w:t>
       </w:r>
     </w:p>
     <w:p>
@@ -9675,7 +10284,29 @@
     </w:p>
     <w:p>
       <w:r>
-        <w:t>Refleksije se računaju pomoću metode zrcalnih izvora (image-source method), gdje se generiraju virtualni izvori za različite redove refleksije.</w:t>
+        <w:t>Refleksije se računaju pomoću metode zrcalnih izvora (</w:t>
+      </w:r>
+      <w:r>
+        <w:t xml:space="preserve">engl. </w:t>
+      </w:r>
+      <w:r>
+        <w:rPr>
+          <w:i/>
+          <w:iCs/>
+        </w:rPr>
+        <w:t>image-source method</w:t>
+      </w:r>
+      <w:r>
+        <w:t>), gdje se generiraju virtualni izvori za različite redove refleksij</w:t>
+      </w:r>
+      <w:r>
+        <w:t>a</w:t>
+      </w:r>
+      <w:r>
+        <w:t>.</w:t>
+      </w:r>
+      <w:r>
+        <w:t xml:space="preserve"> Red refleksije je fiksno definiran na 3 kako bi se ograničila računalna složenost i osigurala stabilnost i predvidljivost simulacije. </w:t>
       </w:r>
     </w:p>
     <w:p/>
@@ -9696,6 +10327,9 @@
       <w:r>
         <w:t xml:space="preserve">udaljenosti </w:t>
       </w:r>
+      <w:r>
+        <w:t>(ukupnom prijeđenom putu zvuka)</w:t>
+      </w:r>
     </w:p>
     <w:p>
       <w:pPr>
@@ -9707,6 +10341,9 @@
       <w:r>
         <w:t xml:space="preserve">broju refleksija </w:t>
       </w:r>
+      <w:r>
+        <w:t>na putu zvuka</w:t>
+      </w:r>
     </w:p>
     <w:p>
       <w:pPr>
@@ -9718,10 +10355,19 @@
       <w:r>
         <w:t xml:space="preserve">koeficijentima refleksije površina </w:t>
       </w:r>
-    </w:p>
-    <w:p>
-      <w:r>
-        <w:t xml:space="preserve">Kasni </w:t>
+      <w:r>
+        <w:t>na koje je zvuk putem naišao</w:t>
+      </w:r>
+    </w:p>
+    <w:p>
+      <w:r>
+        <w:t>Kasni</w:t>
+      </w:r>
+      <w:r>
+        <w:t xml:space="preserve"> dio impulsnog odziva predstavlja</w:t>
+      </w:r>
+      <w:r>
+        <w:t xml:space="preserve"> </w:t>
       </w:r>
       <w:r>
         <w:t>odjek</w:t>
@@ -9733,7 +10379,87 @@
         <w:t xml:space="preserve">akozvani engl. </w:t>
       </w:r>
       <w:r>
-        <w:t>reverberation tail) modeliran je kao eksponencijalno opadajući šum čiji je pad određen vremenom odjeka RT60.</w:t>
+        <w:rPr>
+          <w:i/>
+          <w:iCs/>
+        </w:rPr>
+        <w:t>reverberation</w:t>
+      </w:r>
+      <w:r>
+        <w:t xml:space="preserve"> </w:t>
+      </w:r>
+      <w:r>
+        <w:rPr>
+          <w:i/>
+          <w:iCs/>
+        </w:rPr>
+        <w:t>tail</w:t>
+      </w:r>
+      <w:r>
+        <w:t xml:space="preserve">) modeliran je kao šum </w:t>
+      </w:r>
+      <w:r>
+        <w:t>čija amplituda opada eksponencijalno, a brzina opadanja</w:t>
+      </w:r>
+      <w:r>
+        <w:t xml:space="preserve"> određen</w:t>
+      </w:r>
+      <w:r>
+        <w:t>a je</w:t>
+      </w:r>
+      <w:r>
+        <w:t xml:space="preserve"> vremenom odjeka </w:t>
+      </w:r>
+      <w:r>
+        <w:rPr>
+          <w:i/>
+          <w:iCs/>
+        </w:rPr>
+        <w:t>RT</w:t>
+      </w:r>
+      <w:r>
+        <w:rPr>
+          <w:vertAlign w:val="subscript"/>
+        </w:rPr>
+        <w:t>60</w:t>
+      </w:r>
+      <w:r>
+        <w:t>.</w:t>
+      </w:r>
+    </w:p>
+    <w:p>
+      <w:r>
+        <w:t xml:space="preserve">Omjer između direktnog zvuka, ranih refleksija i </w:t>
+      </w:r>
+      <w:r>
+        <w:t>odječnog</w:t>
+      </w:r>
+      <w:r>
+        <w:t xml:space="preserve"> dijela definiran je kombinacijom determinističkog i statističkog modela. Direktni zvuk i rane refleksije dobivaju se deterministički metodom zrcalnih izvora, pri čemu amplituda ovisi o udaljenosti i koeficijentima refleksije površina.</w:t>
+      </w:r>
+    </w:p>
+    <w:p>
+      <w:r>
+        <w:t>Kasni reverberacijski dio nadovezuje se na energiju ranih refleksija te se modelira kao stohastički signal čija amplituda eksponencijalno opada u skladu s vremenom odjeka</w:t>
+      </w:r>
+      <w:r>
+        <w:t xml:space="preserve"> </w:t>
+      </w:r>
+      <w:r>
+        <w:rPr>
+          <w:i/>
+          <w:iCs/>
+        </w:rPr>
+        <w:t>RT</w:t>
+      </w:r>
+      <w:r>
+        <w:rPr>
+          <w:vertAlign w:val="subscript"/>
+        </w:rPr>
+        <w:t>60</w:t>
+      </w:r>
+      <w:r>
+        <w:t>. Početna razina kasnog dijela skalirana je na temelju energije prisutne u završnom segmentu ranih refleksija kako bi se osigurala kontinuitet prijelaza između ova dva modela.</w:t>
       </w:r>
     </w:p>
     <w:p>
@@ -9771,11 +10497,12 @@
         <w:rPr>
           <w:noProof/>
         </w:rPr>
+        <w:lastRenderedPageBreak/>
         <w:drawing>
-          <wp:inline distT="0" distB="0" distL="0" distR="0" wp14:anchorId="6D311C3E" wp14:editId="27EB0C85">
-            <wp:extent cx="5580380" cy="3931285"/>
+          <wp:inline distT="0" distB="0" distL="0" distR="0" wp14:anchorId="14D069B9" wp14:editId="1C4173F6">
+            <wp:extent cx="5580380" cy="3680460"/>
             <wp:effectExtent l="0" t="0" r="1270" b="0"/>
-            <wp:docPr id="1137839914" name="Picture 1"/>
+            <wp:docPr id="817228533" name="Picture 1"/>
             <wp:cNvGraphicFramePr>
               <a:graphicFrameLocks xmlns:a="http://schemas.openxmlformats.org/drawingml/2006/main" noChangeAspect="1"/>
             </wp:cNvGraphicFramePr>
@@ -9783,7 +10510,7 @@
               <a:graphicData uri="http://schemas.openxmlformats.org/drawingml/2006/picture">
                 <pic:pic xmlns:pic="http://schemas.openxmlformats.org/drawingml/2006/picture">
                   <pic:nvPicPr>
-                    <pic:cNvPr id="1137839914" name=""/>
+                    <pic:cNvPr id="817228533" name=""/>
                     <pic:cNvPicPr/>
                   </pic:nvPicPr>
                   <pic:blipFill>
@@ -9795,7 +10522,7 @@
                   <pic:spPr>
                     <a:xfrm>
                       <a:off x="0" y="0"/>
-                      <a:ext cx="5580380" cy="3931285"/>
+                      <a:ext cx="5580380" cy="3680460"/>
                     </a:xfrm>
                     <a:prstGeom prst="rect">
                       <a:avLst/>
@@ -9816,57 +10543,60 @@
         <w:t>Sl. 6 Prikaz rezultata</w:t>
       </w:r>
     </w:p>
-    <w:p/>
-    <w:p/>
-    <w:p/>
     <w:p>
       <w:pPr>
         <w:pStyle w:val="Heading2"/>
       </w:pPr>
-      <w:bookmarkStart w:id="30" w:name="_Toc231127806"/>
-      <w:r>
+      <w:bookmarkStart w:id="29" w:name="_Toc231565798"/>
+      <w:r>
+        <w:t>Modul za vizualizaciju</w:t>
+      </w:r>
+      <w:bookmarkEnd w:id="29"/>
+    </w:p>
+    <w:p>
+      <w:r>
+        <w:t>Vizualizacija prostorije implementirana je u 3D prikazu korištenjem Matplotlib biblioteke.</w:t>
+      </w:r>
+      <w:r>
+        <w:t xml:space="preserve"> </w:t>
+      </w:r>
+      <w:r>
+        <w:t>Prikazuju se</w:t>
+      </w:r>
+      <w:r>
+        <w:t xml:space="preserve"> dimenzije prostorije, pozicija izvora zvuka, pozicija slušatelja i virtualni izvori (refleksije).</w:t>
+      </w:r>
+      <w:r>
+        <w:t xml:space="preserve"> </w:t>
+      </w:r>
+    </w:p>
+    <w:p>
+      <w:r>
+        <w:t xml:space="preserve">Korisnik može odabrati </w:t>
+      </w:r>
+      <w:r>
+        <w:t>red</w:t>
+      </w:r>
+      <w:r>
+        <w:t xml:space="preserve"> refleksija (npr. 1., 2. ili 3. red), pri čemu se svaki red prikazuje različitom bojom.</w:t>
+      </w:r>
+    </w:p>
+    <w:p>
+      <w:r>
+        <w:t>Ovaj modul omogućuje intuitivno razumijevanje geometrije refleksija i širenja zvuka u prostoru.</w:t>
+      </w:r>
+    </w:p>
+    <w:p>
+      <w:pPr>
+        <w:jc w:val="center"/>
+      </w:pPr>
+      <w:r>
+        <w:rPr>
+          <w:noProof/>
+        </w:rPr>
         <w:lastRenderedPageBreak/>
-        <w:t>Modul za vizualizaciju</w:t>
-      </w:r>
-      <w:bookmarkEnd w:id="30"/>
-    </w:p>
-    <w:p>
-      <w:r>
-        <w:t>Vizualizacija prostorije implementirana je u 3D prikazu korištenjem Matplotlib biblioteke.</w:t>
-      </w:r>
-      <w:r>
-        <w:t xml:space="preserve"> </w:t>
-      </w:r>
-      <w:r>
-        <w:t>Prikazuju se</w:t>
-      </w:r>
-      <w:r>
-        <w:t xml:space="preserve"> dimenzije prostorije, pozicija izvora zvuka, pozicija slušatelja i virtualni izvori (refleksije).</w:t>
-      </w:r>
-      <w:r>
-        <w:t xml:space="preserve"> </w:t>
-      </w:r>
-    </w:p>
-    <w:p>
-      <w:r>
-        <w:t>Korisnik može odabrati razinu refleksija (npr. 1., 2. ili 3. red), pri čemu se svaki red prikazuje različitom bojom.</w:t>
-      </w:r>
-    </w:p>
-    <w:p>
-      <w:r>
-        <w:t>Ovaj modul omogućuje intuitivno razumijevanje geometrije refleksija i širenja zvuka u prostoru.</w:t>
-      </w:r>
-    </w:p>
-    <w:p>
-      <w:pPr>
-        <w:jc w:val="center"/>
-      </w:pPr>
-      <w:r>
-        <w:rPr>
-          <w:noProof/>
-        </w:rPr>
         <w:drawing>
-          <wp:inline distT="0" distB="0" distL="0" distR="0" wp14:anchorId="5F428DA0" wp14:editId="1D9AF9CF">
+          <wp:inline distT="0" distB="0" distL="0" distR="0" wp14:anchorId="5F428DA0" wp14:editId="257F9DCF">
             <wp:extent cx="5580380" cy="3907790"/>
             <wp:effectExtent l="0" t="0" r="1270" b="0"/>
             <wp:docPr id="273482532" name="Picture 1"/>
@@ -9916,26 +10646,16 @@
         <w:t>izualizacija virtualnih izvora</w:t>
       </w:r>
     </w:p>
-    <w:p>
-      <w:pPr>
-        <w:jc w:val="center"/>
-      </w:pPr>
-    </w:p>
-    <w:p>
-      <w:pPr>
-        <w:jc w:val="center"/>
-      </w:pPr>
-    </w:p>
+    <w:p/>
     <w:p>
       <w:pPr>
         <w:pStyle w:val="Heading2"/>
       </w:pPr>
-      <w:bookmarkStart w:id="31" w:name="_Toc231127807"/>
-      <w:r>
-        <w:lastRenderedPageBreak/>
+      <w:bookmarkStart w:id="30" w:name="_Toc231565799"/>
+      <w:r>
         <w:t>Modul za auralizaciju</w:t>
       </w:r>
-      <w:bookmarkEnd w:id="31"/>
+      <w:bookmarkEnd w:id="30"/>
     </w:p>
     <w:p>
       <w:r>
@@ -9945,7 +10665,13 @@
         <w:t xml:space="preserve">izrađenoj </w:t>
       </w:r>
       <w:r>
-        <w:t>aplikaciji auralizacija se temelji na konvoluciji ulaznog audio signala s impulsnim odzivom prostorije. Impulsni odziv sadrži sve informacije o širenju zvuka, uključujući direktni signal, refleksije i reverberaciju.</w:t>
+        <w:t xml:space="preserve">aplikaciji auralizacija se temelji na konvoluciji ulaznog audio signala s impulsnim odzivom prostorije. Impulsni odziv sadrži sve informacije o širenju zvuka, uključujući direktni signal, refleksije i </w:t>
+      </w:r>
+      <w:r>
+        <w:t>odjek</w:t>
+      </w:r>
+      <w:r>
+        <w:t>.</w:t>
       </w:r>
     </w:p>
     <w:p>
@@ -10003,6 +10729,17 @@
       </w:r>
     </w:p>
     <w:p>
+      <w:pPr>
+        <w:numPr>
+          <w:ilvl w:val="0"/>
+          <w:numId w:val="34"/>
+        </w:numPr>
+      </w:pPr>
+      <w:r>
+        <w:t>spremanje auraliziranog zvuka u novu .wav datoteku</w:t>
+      </w:r>
+    </w:p>
+    <w:p>
       <w:r>
         <w:t>Rezultat se normalizira kako bi se izbjeglo izobličenje signala.</w:t>
       </w:r>
@@ -10015,11 +10752,12 @@
         <w:rPr>
           <w:noProof/>
         </w:rPr>
+        <w:lastRenderedPageBreak/>
         <w:drawing>
-          <wp:inline distT="0" distB="0" distL="0" distR="0" wp14:anchorId="44508EB4" wp14:editId="4EDE6A07">
-            <wp:extent cx="5580380" cy="1863090"/>
-            <wp:effectExtent l="0" t="0" r="1270" b="3810"/>
-            <wp:docPr id="1231029070" name="Picture 1"/>
+          <wp:inline distT="0" distB="0" distL="0" distR="0" wp14:anchorId="5FF2F842" wp14:editId="72B722EE">
+            <wp:extent cx="5580380" cy="1934210"/>
+            <wp:effectExtent l="0" t="0" r="1270" b="8890"/>
+            <wp:docPr id="548112241" name="Picture 1"/>
             <wp:cNvGraphicFramePr>
               <a:graphicFrameLocks xmlns:a="http://schemas.openxmlformats.org/drawingml/2006/main" noChangeAspect="1"/>
             </wp:cNvGraphicFramePr>
@@ -10027,7 +10765,7 @@
               <a:graphicData uri="http://schemas.openxmlformats.org/drawingml/2006/picture">
                 <pic:pic xmlns:pic="http://schemas.openxmlformats.org/drawingml/2006/picture">
                   <pic:nvPicPr>
-                    <pic:cNvPr id="1231029070" name=""/>
+                    <pic:cNvPr id="548112241" name=""/>
                     <pic:cNvPicPr/>
                   </pic:nvPicPr>
                   <pic:blipFill>
@@ -10039,7 +10777,7 @@
                   <pic:spPr>
                     <a:xfrm>
                       <a:off x="0" y="0"/>
-                      <a:ext cx="5580380" cy="1863090"/>
+                      <a:ext cx="5580380" cy="1934210"/>
                     </a:xfrm>
                     <a:prstGeom prst="rect">
                       <a:avLst/>
@@ -10071,52 +10809,63 @@
       <w:pPr>
         <w:pStyle w:val="Heading1"/>
       </w:pPr>
-      <w:bookmarkStart w:id="32" w:name="_Toc231127808"/>
+      <w:bookmarkStart w:id="31" w:name="_Toc231565800"/>
       <w:r>
         <w:lastRenderedPageBreak/>
         <w:t>Auralizacija zvuka</w:t>
       </w:r>
+      <w:bookmarkEnd w:id="31"/>
+    </w:p>
+    <w:p>
+      <w:pPr>
+        <w:pStyle w:val="Heading2"/>
+      </w:pPr>
+      <w:bookmarkStart w:id="32" w:name="_Toc231565801"/>
+      <w:r>
+        <w:t>Osnovni princip auralizacije</w:t>
+      </w:r>
       <w:bookmarkEnd w:id="32"/>
     </w:p>
     <w:p>
+      <w:r>
+        <w:t>Auralizacija predstavlja proces simulacije zvučnog doživljaja u određenom prostoru. Cilj je omogućiti korisniku da čuje kako bi određeni audio signal zvučao u definiranoj akustičkoj okolini.</w:t>
+      </w:r>
+    </w:p>
+    <w:p>
+      <w:r>
+        <w:t>Matematički, izlazni signal definiran je kao</w:t>
+      </w:r>
+      <w:r>
+        <w:t xml:space="preserve"> izraz (</w:t>
+      </w:r>
+      <w:r>
+        <w:t>5</w:t>
+      </w:r>
+      <w:r>
+        <w:t>).</w:t>
+      </w:r>
+      <w:r>
+        <w:t xml:space="preserve"> Na ovaj način moguće je real</w:t>
+      </w:r>
+      <w:r>
+        <w:t>istično</w:t>
+      </w:r>
+      <w:r>
+        <w:t xml:space="preserve"> simulirati utjecaj prostorije na zvuk bez fizičkog mjerenja.</w:t>
+      </w:r>
+    </w:p>
+    <w:p>
       <w:pPr>
         <w:pStyle w:val="Heading2"/>
       </w:pPr>
-      <w:bookmarkStart w:id="33" w:name="_Toc231127809"/>
-      <w:r>
-        <w:t>Osnovni princip auralizacije</w:t>
+      <w:bookmarkStart w:id="33" w:name="_Toc231565802"/>
+      <w:r>
+        <w:t>Implementacija konvolucije</w:t>
       </w:r>
       <w:bookmarkEnd w:id="33"/>
     </w:p>
     <w:p>
-      <w:r>
-        <w:t>Auralizacija predstavlja proces simulacije zvučnog doživljaja u određenom prostoru. Cilj je omogućiti korisniku da čuje kako bi određeni audio signal zvučao u definiranoj akustičkoj okolini.</w:t>
-      </w:r>
-    </w:p>
-    <w:p>
-      <w:r>
-        <w:t>Matematički, izlazni signal definiran je kao</w:t>
-      </w:r>
-      <w:r>
-        <w:t xml:space="preserve"> izraz (6).</w:t>
-      </w:r>
-      <w:r>
-        <w:t xml:space="preserve"> Na ovaj način moguće je realno simulirati utjecaj prostorije na zvuk bez fizičkog mjerenja.</w:t>
-      </w:r>
-    </w:p>
-    <w:p>
-      <w:pPr>
-        <w:pStyle w:val="Heading2"/>
-      </w:pPr>
-      <w:bookmarkStart w:id="34" w:name="_Toc231127810"/>
-      <w:r>
-        <w:t>Implementacija konvolucije</w:t>
-      </w:r>
-      <w:bookmarkEnd w:id="34"/>
-    </w:p>
-    <w:p>
-      <w:pPr>
-        <w:jc w:val="left"/>
+      <w:pPr>
         <w:rPr>
           <w:lang w:eastAsia="hr-HR"/>
         </w:rPr>
@@ -10145,7 +10894,6 @@
     </w:p>
     <w:p>
       <w:pPr>
-        <w:jc w:val="left"/>
         <w:rPr>
           <w:lang w:eastAsia="hr-HR"/>
         </w:rPr>
@@ -10251,7 +10999,7 @@
               <w:rPr>
                 <w:lang w:val="hr-HR"/>
               </w:rPr>
-              <w:t>2</w:t>
+              <w:t>1</w:t>
             </w:r>
             <w:r>
               <w:rPr>
@@ -10265,7 +11013,6 @@
     </w:tbl>
     <w:p>
       <w:pPr>
-        <w:jc w:val="left"/>
         <w:rPr>
           <w:lang w:eastAsia="hr-HR"/>
         </w:rPr>
@@ -10281,11 +11028,11 @@
       <w:pPr>
         <w:pStyle w:val="Heading2"/>
       </w:pPr>
-      <w:bookmarkStart w:id="35" w:name="_Toc231127811"/>
+      <w:bookmarkStart w:id="34" w:name="_Toc231565803"/>
       <w:r>
         <w:t>Mono i stereo obrada</w:t>
       </w:r>
-      <w:bookmarkEnd w:id="35"/>
+      <w:bookmarkEnd w:id="34"/>
     </w:p>
     <w:p>
       <w:r>
@@ -10311,7 +11058,19 @@
         <w:t>, pri čemu se svaki kanal konvoluira s istim impulsnim odzivom.</w:t>
       </w:r>
       <w:r>
-        <w:t xml:space="preserve"> Rezultat je stereo izlaz koji zadržava prostornu informaciju originalnog signala, ali uključuje utjecaj simulirane prostorije.</w:t>
+        <w:t xml:space="preserve"> Rezultat je</w:t>
+      </w:r>
+      <w:r>
+        <w:t xml:space="preserve"> izlazni signal u</w:t>
+      </w:r>
+      <w:r>
+        <w:t xml:space="preserve"> stereo </w:t>
+      </w:r>
+      <w:r>
+        <w:t>formatu</w:t>
+      </w:r>
+      <w:r>
+        <w:t xml:space="preserve"> koji zadržava prostornu informaciju originalnog signala, ali uključuje utjecaj simulirane prostorije.</w:t>
       </w:r>
     </w:p>
     <w:p>
@@ -10323,25 +11082,36 @@
       <w:pPr>
         <w:pStyle w:val="Heading2"/>
       </w:pPr>
-      <w:bookmarkStart w:id="36" w:name="_Toc231127812"/>
+      <w:bookmarkStart w:id="35" w:name="_Toc231565804"/>
       <w:r>
         <w:lastRenderedPageBreak/>
         <w:t>Normalizacija signala</w:t>
       </w:r>
-      <w:bookmarkEnd w:id="36"/>
-    </w:p>
-    <w:p>
-      <w:pPr>
-        <w:jc w:val="left"/>
-        <w:rPr>
-          <w:lang w:eastAsia="hr-HR"/>
-        </w:rPr>
-      </w:pPr>
-      <w:r>
-        <w:rPr>
-          <w:lang w:eastAsia="hr-HR"/>
-        </w:rPr>
-        <w:t>Nakon konvolucije može doći do povećanja amplitude signala, što može uzrokovati izobličenje (</w:t>
+      <w:bookmarkEnd w:id="35"/>
+    </w:p>
+    <w:p>
+      <w:pPr>
+        <w:rPr>
+          <w:lang w:eastAsia="hr-HR"/>
+        </w:rPr>
+      </w:pPr>
+      <w:r>
+        <w:rPr>
+          <w:lang w:eastAsia="hr-HR"/>
+        </w:rPr>
+        <w:t xml:space="preserve">Nakon konvolucije može doći do povećanja amplitude signala, što može uzrokovati izobličenje </w:t>
+      </w:r>
+      <w:r>
+        <w:rPr>
+          <w:lang w:eastAsia="hr-HR"/>
+        </w:rPr>
+        <w:t xml:space="preserve">u obliku rezanja signala </w:t>
+      </w:r>
+      <w:r>
+        <w:rPr>
+          <w:lang w:eastAsia="hr-HR"/>
+        </w:rPr>
+        <w:t>(</w:t>
       </w:r>
       <w:r>
         <w:rPr>
@@ -10358,16 +11128,51 @@
     </w:p>
     <w:p>
       <w:pPr>
-        <w:jc w:val="left"/>
-        <w:rPr>
-          <w:lang w:eastAsia="hr-HR"/>
-        </w:rPr>
-      </w:pPr>
-      <w:r>
-        <w:rPr>
-          <w:lang w:eastAsia="hr-HR"/>
-        </w:rPr>
-        <w:t>Kako bi se to izbjeglo, izlazni signal se normalizira prema maksimalnoj apsolutnoj vrijednosti:</w:t>
+        <w:rPr>
+          <w:lang w:eastAsia="hr-HR"/>
+        </w:rPr>
+      </w:pPr>
+      <w:r>
+        <w:rPr>
+          <w:lang w:eastAsia="hr-HR"/>
+        </w:rPr>
+        <w:t xml:space="preserve">Kako bi se to izbjeglo, izlazni signal se normalizira </w:t>
+      </w:r>
+      <w:r>
+        <w:rPr>
+          <w:lang w:eastAsia="hr-HR"/>
+        </w:rPr>
+        <w:t>na</w:t>
+      </w:r>
+      <w:r>
+        <w:rPr>
+          <w:lang w:eastAsia="hr-HR"/>
+        </w:rPr>
+        <w:t xml:space="preserve"> maksimaln</w:t>
+      </w:r>
+      <w:r>
+        <w:rPr>
+          <w:lang w:eastAsia="hr-HR"/>
+        </w:rPr>
+        <w:t>u</w:t>
+      </w:r>
+      <w:r>
+        <w:rPr>
+          <w:lang w:eastAsia="hr-HR"/>
+        </w:rPr>
+        <w:t xml:space="preserve"> apsolutn</w:t>
+      </w:r>
+      <w:r>
+        <w:rPr>
+          <w:lang w:eastAsia="hr-HR"/>
+        </w:rPr>
+        <w:t>u</w:t>
+      </w:r>
+      <w:r>
+        <w:rPr>
+          <w:lang w:eastAsia="hr-HR"/>
+        </w:rPr>
+        <w:t xml:space="preserve"> vrijednost:</w:t>
       </w:r>
     </w:p>
     <w:tbl>
@@ -10521,7 +11326,7 @@
               <w:rPr>
                 <w:lang w:val="hr-HR"/>
               </w:rPr>
-              <w:t>3</w:t>
+              <w:t>2</w:t>
             </w:r>
             <w:r>
               <w:rPr>
@@ -10535,22 +11340,44 @@
     </w:tbl>
     <w:p>
       <w:pPr>
-        <w:jc w:val="left"/>
-        <w:rPr>
-          <w:lang w:eastAsia="hr-HR"/>
-        </w:rPr>
-      </w:pPr>
-      <w:r>
-        <w:rPr>
-          <w:lang w:eastAsia="hr-HR"/>
-        </w:rPr>
-        <w:t>Na taj način osigurava se da sve vrijednosti signala ostanu unutar dozvoljenog raspona bez gubitka relativnih odnosa između uzoraka.</w:t>
+        <w:rPr>
+          <w:lang w:eastAsia="hr-HR"/>
+        </w:rPr>
+      </w:pPr>
+      <w:r>
+        <w:rPr>
+          <w:lang w:eastAsia="hr-HR"/>
+        </w:rPr>
+        <w:t>Na taj način osigurava se da sve vrijednosti signala ostanu unutar dozvoljenog raspona</w:t>
+      </w:r>
+      <w:r>
+        <w:rPr>
+          <w:lang w:eastAsia="hr-HR"/>
+        </w:rPr>
+        <w:t xml:space="preserve"> amplituda</w:t>
+      </w:r>
+      <w:r>
+        <w:rPr>
+          <w:lang w:eastAsia="hr-HR"/>
+        </w:rPr>
+        <w:t xml:space="preserve"> bez gubitka relativnih </w:t>
+      </w:r>
+      <w:r>
+        <w:rPr>
+          <w:lang w:eastAsia="hr-HR"/>
+        </w:rPr>
+        <w:t xml:space="preserve">amplitudnih </w:t>
+      </w:r>
+      <w:r>
+        <w:rPr>
+          <w:lang w:eastAsia="hr-HR"/>
+        </w:rPr>
+        <w:t>odnosa između uzoraka.</w:t>
       </w:r>
     </w:p>
     <w:p>
       <w:pPr>
         <w:spacing w:line="240" w:lineRule="auto"/>
-        <w:jc w:val="left"/>
         <w:rPr>
           <w:rFonts w:ascii="Courier New" w:hAnsi="Courier New" w:cs="Courier New"/>
           <w:sz w:val="16"/>
@@ -10571,7 +11398,6 @@
     <w:p>
       <w:pPr>
         <w:spacing w:line="240" w:lineRule="auto"/>
-        <w:jc w:val="left"/>
         <w:rPr>
           <w:rFonts w:ascii="Courier New" w:hAnsi="Courier New" w:cs="Courier New"/>
           <w:sz w:val="16"/>
@@ -10592,7 +11418,6 @@
     <w:p>
       <w:pPr>
         <w:spacing w:line="240" w:lineRule="auto"/>
-        <w:jc w:val="left"/>
         <w:rPr>
           <w:rFonts w:ascii="Courier New" w:hAnsi="Courier New" w:cs="Courier New"/>
           <w:sz w:val="16"/>
@@ -10613,7 +11438,6 @@
     <w:p>
       <w:pPr>
         <w:spacing w:line="240" w:lineRule="auto"/>
-        <w:jc w:val="left"/>
         <w:rPr>
           <w:rFonts w:ascii="Courier New" w:hAnsi="Courier New" w:cs="Courier New"/>
           <w:sz w:val="16"/>
@@ -10634,7 +11458,6 @@
     <w:p>
       <w:pPr>
         <w:spacing w:line="240" w:lineRule="auto"/>
-        <w:jc w:val="left"/>
         <w:rPr>
           <w:rFonts w:ascii="Courier New" w:hAnsi="Courier New" w:cs="Courier New"/>
           <w:sz w:val="16"/>
@@ -10655,7 +11478,6 @@
     <w:p>
       <w:pPr>
         <w:spacing w:line="240" w:lineRule="auto"/>
-        <w:jc w:val="left"/>
         <w:rPr>
           <w:rFonts w:ascii="Courier New" w:hAnsi="Courier New" w:cs="Courier New"/>
           <w:sz w:val="16"/>
@@ -10676,7 +11498,6 @@
     <w:p>
       <w:pPr>
         <w:spacing w:line="240" w:lineRule="auto"/>
-        <w:jc w:val="left"/>
         <w:rPr>
           <w:rFonts w:ascii="Courier New" w:hAnsi="Courier New" w:cs="Courier New"/>
           <w:sz w:val="16"/>
@@ -10697,7 +11518,6 @@
     <w:p>
       <w:pPr>
         <w:spacing w:line="240" w:lineRule="auto"/>
-        <w:jc w:val="left"/>
         <w:rPr>
           <w:rFonts w:ascii="Courier New" w:hAnsi="Courier New" w:cs="Courier New"/>
           <w:sz w:val="16"/>
@@ -10718,7 +11538,6 @@
     <w:p>
       <w:pPr>
         <w:spacing w:line="240" w:lineRule="auto"/>
-        <w:jc w:val="left"/>
         <w:rPr>
           <w:rFonts w:ascii="Courier New" w:hAnsi="Courier New" w:cs="Courier New"/>
           <w:sz w:val="16"/>
@@ -10739,7 +11558,6 @@
     <w:p>
       <w:pPr>
         <w:spacing w:line="240" w:lineRule="auto"/>
-        <w:jc w:val="left"/>
         <w:rPr>
           <w:rFonts w:ascii="Courier New" w:hAnsi="Courier New" w:cs="Courier New"/>
           <w:sz w:val="16"/>
@@ -10760,7 +11578,6 @@
     <w:p>
       <w:pPr>
         <w:spacing w:line="240" w:lineRule="auto"/>
-        <w:jc w:val="left"/>
         <w:rPr>
           <w:rFonts w:ascii="Courier New" w:hAnsi="Courier New" w:cs="Courier New"/>
           <w:sz w:val="16"/>
@@ -10781,7 +11598,6 @@
     <w:p>
       <w:pPr>
         <w:spacing w:line="240" w:lineRule="auto"/>
-        <w:jc w:val="left"/>
         <w:rPr>
           <w:rFonts w:ascii="Courier New" w:hAnsi="Courier New" w:cs="Courier New"/>
           <w:sz w:val="16"/>
@@ -10802,7 +11618,6 @@
     <w:p>
       <w:pPr>
         <w:spacing w:line="240" w:lineRule="auto"/>
-        <w:jc w:val="left"/>
         <w:rPr>
           <w:rFonts w:ascii="Courier New" w:hAnsi="Courier New" w:cs="Courier New"/>
           <w:sz w:val="16"/>
@@ -10823,7 +11638,6 @@
     <w:p>
       <w:pPr>
         <w:spacing w:line="240" w:lineRule="auto"/>
-        <w:jc w:val="left"/>
         <w:rPr>
           <w:rFonts w:ascii="Courier New" w:hAnsi="Courier New" w:cs="Courier New"/>
           <w:sz w:val="16"/>
@@ -10844,7 +11658,6 @@
     <w:p>
       <w:pPr>
         <w:spacing w:line="240" w:lineRule="auto"/>
-        <w:jc w:val="left"/>
         <w:rPr>
           <w:rFonts w:ascii="Courier New" w:hAnsi="Courier New" w:cs="Courier New"/>
           <w:sz w:val="16"/>
@@ -10865,7 +11678,6 @@
     <w:p>
       <w:pPr>
         <w:spacing w:line="240" w:lineRule="auto"/>
-        <w:jc w:val="left"/>
         <w:rPr>
           <w:rFonts w:ascii="Courier New" w:hAnsi="Courier New" w:cs="Courier New"/>
           <w:sz w:val="16"/>
@@ -10886,7 +11698,6 @@
     <w:p>
       <w:pPr>
         <w:spacing w:line="240" w:lineRule="auto"/>
-        <w:jc w:val="left"/>
         <w:rPr>
           <w:rFonts w:ascii="Courier New" w:hAnsi="Courier New" w:cs="Courier New"/>
           <w:sz w:val="16"/>
@@ -10907,7 +11718,6 @@
     <w:p>
       <w:pPr>
         <w:spacing w:line="240" w:lineRule="auto"/>
-        <w:jc w:val="left"/>
         <w:rPr>
           <w:rFonts w:ascii="Courier New" w:hAnsi="Courier New" w:cs="Courier New"/>
           <w:sz w:val="16"/>
@@ -10928,7 +11738,6 @@
     <w:p>
       <w:pPr>
         <w:spacing w:line="240" w:lineRule="auto"/>
-        <w:jc w:val="left"/>
         <w:rPr>
           <w:rFonts w:ascii="Courier New" w:hAnsi="Courier New" w:cs="Courier New"/>
           <w:sz w:val="16"/>
@@ -10949,7 +11758,6 @@
     <w:p>
       <w:pPr>
         <w:spacing w:line="240" w:lineRule="auto"/>
-        <w:jc w:val="left"/>
         <w:rPr>
           <w:rFonts w:ascii="Courier New" w:hAnsi="Courier New" w:cs="Courier New"/>
           <w:sz w:val="16"/>
@@ -10970,7 +11778,6 @@
     <w:p>
       <w:pPr>
         <w:spacing w:line="240" w:lineRule="auto"/>
-        <w:jc w:val="left"/>
         <w:rPr>
           <w:rFonts w:ascii="Courier New" w:hAnsi="Courier New" w:cs="Courier New"/>
           <w:sz w:val="16"/>
@@ -10991,7 +11798,6 @@
     <w:p>
       <w:pPr>
         <w:spacing w:line="240" w:lineRule="auto"/>
-        <w:jc w:val="left"/>
         <w:rPr>
           <w:rFonts w:ascii="Courier New" w:hAnsi="Courier New" w:cs="Courier New"/>
           <w:sz w:val="16"/>
@@ -11012,7 +11818,6 @@
     <w:p>
       <w:pPr>
         <w:spacing w:line="240" w:lineRule="auto"/>
-        <w:jc w:val="left"/>
         <w:rPr>
           <w:rFonts w:ascii="Courier New" w:hAnsi="Courier New" w:cs="Courier New"/>
           <w:sz w:val="16"/>
@@ -11033,7 +11838,6 @@
     <w:p>
       <w:pPr>
         <w:spacing w:line="240" w:lineRule="auto"/>
-        <w:jc w:val="left"/>
         <w:rPr>
           <w:rFonts w:ascii="Courier New" w:hAnsi="Courier New" w:cs="Courier New"/>
           <w:sz w:val="16"/>
@@ -11054,7 +11858,6 @@
     <w:p>
       <w:pPr>
         <w:spacing w:line="240" w:lineRule="auto"/>
-        <w:jc w:val="left"/>
         <w:rPr>
           <w:rFonts w:ascii="Courier New" w:hAnsi="Courier New" w:cs="Courier New"/>
           <w:sz w:val="16"/>
@@ -11075,7 +11878,6 @@
     <w:p>
       <w:pPr>
         <w:spacing w:line="240" w:lineRule="auto"/>
-        <w:jc w:val="left"/>
         <w:rPr>
           <w:rFonts w:ascii="Courier New" w:hAnsi="Courier New" w:cs="Courier New"/>
           <w:sz w:val="16"/>
@@ -11096,7 +11898,6 @@
     <w:p>
       <w:pPr>
         <w:spacing w:line="240" w:lineRule="auto"/>
-        <w:jc w:val="left"/>
         <w:rPr>
           <w:rFonts w:ascii="Courier New" w:hAnsi="Courier New" w:cs="Courier New"/>
           <w:sz w:val="16"/>
@@ -11111,13 +11912,12 @@
           <w:szCs w:val="16"/>
           <w:lang w:eastAsia="hr-HR"/>
         </w:rPr>
-        <w:t>        QMessageBox.information(self, "Info", "Auralizacija završena")</w:t>
+        <w:t>        self.save_auralized_button.setEnabled(True)</w:t>
       </w:r>
     </w:p>
     <w:p>
       <w:pPr>
         <w:spacing w:line="240" w:lineRule="auto"/>
-        <w:jc w:val="left"/>
         <w:rPr>
           <w:rFonts w:ascii="Courier New" w:hAnsi="Courier New" w:cs="Courier New"/>
           <w:sz w:val="16"/>
@@ -11132,13 +11932,12 @@
           <w:szCs w:val="16"/>
           <w:lang w:eastAsia="hr-HR"/>
         </w:rPr>
-        <w:t>    else:</w:t>
+        <w:t>        QMessageBox.information(self, "Info", "Auralizacija završena")</w:t>
       </w:r>
     </w:p>
     <w:p>
       <w:pPr>
         <w:spacing w:line="240" w:lineRule="auto"/>
-        <w:jc w:val="left"/>
         <w:rPr>
           <w:rFonts w:ascii="Courier New" w:hAnsi="Courier New" w:cs="Courier New"/>
           <w:sz w:val="16"/>
@@ -11153,11 +11952,43 @@
           <w:szCs w:val="16"/>
           <w:lang w:eastAsia="hr-HR"/>
         </w:rPr>
+        <w:t>    else:</w:t>
+      </w:r>
+    </w:p>
+    <w:p>
+      <w:pPr>
+        <w:spacing w:line="240" w:lineRule="auto"/>
+        <w:rPr>
+          <w:rFonts w:ascii="Courier New" w:hAnsi="Courier New" w:cs="Courier New"/>
+          <w:sz w:val="16"/>
+          <w:szCs w:val="16"/>
+          <w:lang w:eastAsia="hr-HR"/>
+        </w:rPr>
+      </w:pPr>
+      <w:r>
+        <w:rPr>
+          <w:rFonts w:ascii="Courier New" w:hAnsi="Courier New" w:cs="Courier New"/>
+          <w:sz w:val="16"/>
+          <w:szCs w:val="16"/>
+          <w:lang w:eastAsia="hr-HR"/>
+        </w:rPr>
         <w:t>        QMessageBox.warning(self, "Upozorenje", "Učitajte wav i izračunajte IR prvo")</w:t>
       </w:r>
     </w:p>
     <w:p>
       <w:pPr>
+        <w:spacing w:line="240" w:lineRule="auto"/>
+        <w:jc w:val="left"/>
+        <w:rPr>
+          <w:rFonts w:ascii="Courier New" w:hAnsi="Courier New" w:cs="Courier New"/>
+          <w:sz w:val="16"/>
+          <w:szCs w:val="16"/>
+          <w:lang w:eastAsia="hr-HR"/>
+        </w:rPr>
+      </w:pPr>
+    </w:p>
+    <w:p>
+      <w:pPr>
         <w:jc w:val="center"/>
         <w:rPr>
           <w:lang w:eastAsia="hr-HR"/>
@@ -11174,12 +12005,12 @@
       <w:pPr>
         <w:pStyle w:val="Heading2"/>
       </w:pPr>
-      <w:bookmarkStart w:id="37" w:name="_Toc231127813"/>
+      <w:bookmarkStart w:id="36" w:name="_Toc231565805"/>
       <w:r>
         <w:lastRenderedPageBreak/>
         <w:t>Subjektivni dojam prostora</w:t>
       </w:r>
-      <w:bookmarkEnd w:id="37"/>
+      <w:bookmarkEnd w:id="36"/>
     </w:p>
     <w:p>
       <w:r>
@@ -11221,7 +12052,13 @@
         </w:numPr>
       </w:pPr>
       <w:r>
-        <w:t xml:space="preserve">materijalima površina (apsorpciji) </w:t>
+        <w:t xml:space="preserve">materijalima </w:t>
+      </w:r>
+      <w:r>
+        <w:t xml:space="preserve">na plohama prostorije </w:t>
+      </w:r>
+      <w:r>
+        <w:t xml:space="preserve">(apsorpciji) </w:t>
       </w:r>
     </w:p>
     <w:p>
@@ -11243,84 +12080,90 @@
     </w:p>
     <w:p>
       <w:r>
-        <w:t>Iako implementirani model koristi pojednostavljene pretpostavke, dobiveni rezultati pružaju intuitivan uvid u utjecaj akustike prostora na zvučni signal.</w:t>
+        <w:t>Iako implementirani model koristi pojednostavljene pretpostavke, dobiveni rezultati pružaju intuitivan uvid u utjecaj akustike prostora na zvu</w:t>
+      </w:r>
+      <w:r>
+        <w:t>k u prostoriji</w:t>
+      </w:r>
+      <w:r>
+        <w:t>.</w:t>
       </w:r>
     </w:p>
     <w:p>
       <w:pPr>
         <w:pStyle w:val="Heading1"/>
       </w:pPr>
-      <w:bookmarkStart w:id="38" w:name="_Toc231127814"/>
+      <w:bookmarkStart w:id="37" w:name="_Toc231565806"/>
       <w:r>
         <w:lastRenderedPageBreak/>
         <w:t>Vizualizacija prostorije</w:t>
       </w:r>
+      <w:bookmarkEnd w:id="37"/>
+    </w:p>
+    <w:p>
+      <w:pPr>
+        <w:pStyle w:val="Heading2"/>
+      </w:pPr>
+      <w:bookmarkStart w:id="38" w:name="_Toc231565807"/>
+      <w:r>
+        <w:t>Vizualizacija prostorije</w:t>
+      </w:r>
       <w:bookmarkEnd w:id="38"/>
     </w:p>
     <w:p>
+      <w:r>
+        <w:t>Aplikacija uključuje modul za trodimenzionalnu vizualizaciju prostorije koji korisniku omogućuje grafički prikaz geometrije prostora i rasporeda elemenata akustičkog sustava.</w:t>
+      </w:r>
+      <w:r>
+        <w:t xml:space="preserve"> </w:t>
+      </w:r>
+      <w:r>
+        <w:t>Prostorija se modelira kao</w:t>
+      </w:r>
+      <w:r>
+        <w:t xml:space="preserve"> </w:t>
+      </w:r>
+      <w:r>
+        <w:t>struktura</w:t>
+      </w:r>
+      <w:r>
+        <w:t xml:space="preserve"> kvadra</w:t>
+      </w:r>
+      <w:r>
+        <w:t xml:space="preserve"> definirana dimenzijama</w:t>
+      </w:r>
+      <w:r>
+        <w:t xml:space="preserve"> duljine, širine i visine.</w:t>
+      </w:r>
+      <w:r>
+        <w:t xml:space="preserve"> </w:t>
+      </w:r>
+    </w:p>
+    <w:p>
+      <w:r>
+        <w:t>Rubovi prostorije crtaju se pomoću linija koje definiraju pod</w:t>
+      </w:r>
+      <w:r>
+        <w:t xml:space="preserve"> i</w:t>
+      </w:r>
+      <w:r>
+        <w:t xml:space="preserve"> strop prostorije.</w:t>
+      </w:r>
+    </w:p>
+    <w:p>
+      <w:r>
+        <w:t>Prikaz se automatski ažurira pri promjeni dimenzija ili položaja elemenata unutar prostora.</w:t>
+      </w:r>
+    </w:p>
+    <w:p>
       <w:pPr>
         <w:pStyle w:val="Heading2"/>
       </w:pPr>
-      <w:bookmarkStart w:id="39" w:name="_Toc231127815"/>
-      <w:r>
-        <w:t>Vizualizacija prostorije</w:t>
+      <w:bookmarkStart w:id="39" w:name="_Toc231565808"/>
+      <w:r>
+        <w:t>Izvor zvuka i slušatelj</w:t>
       </w:r>
       <w:bookmarkEnd w:id="39"/>
-    </w:p>
-    <w:p>
-      <w:r>
-        <w:t>Aplikacija uključuje modul za trodimenzionalnu vizualizaciju prostorije koji korisniku omogućuje grafički prikaz geometrije prostora i rasporeda elemenata akustičkog sustava.</w:t>
-      </w:r>
-      <w:r>
-        <w:t xml:space="preserve"> </w:t>
-      </w:r>
-      <w:r>
-        <w:t>Prostorija se modelira kao</w:t>
-      </w:r>
-      <w:r>
-        <w:t xml:space="preserve"> </w:t>
-      </w:r>
-      <w:r>
-        <w:t>struktura</w:t>
-      </w:r>
-      <w:r>
-        <w:t xml:space="preserve"> kvadra</w:t>
-      </w:r>
-      <w:r>
-        <w:t xml:space="preserve"> definirana dimenzijama</w:t>
-      </w:r>
-      <w:r>
-        <w:t xml:space="preserve"> duljine, širine i visine.</w:t>
-      </w:r>
-      <w:r>
-        <w:t xml:space="preserve"> </w:t>
-      </w:r>
-    </w:p>
-    <w:p>
-      <w:r>
-        <w:t>Rubovi prostorije crtaju se pomoću linija koje definiraju pod</w:t>
-      </w:r>
-      <w:r>
-        <w:t xml:space="preserve"> i</w:t>
-      </w:r>
-      <w:r>
-        <w:t xml:space="preserve"> strop prostorije.</w:t>
-      </w:r>
-    </w:p>
-    <w:p>
-      <w:r>
-        <w:t>Prikaz se automatski ažurira pri promjeni dimenzija ili položaja elemenata unutar prostora.</w:t>
-      </w:r>
-    </w:p>
-    <w:p>
-      <w:pPr>
-        <w:pStyle w:val="Heading2"/>
-      </w:pPr>
-      <w:bookmarkStart w:id="40" w:name="_Toc231127816"/>
-      <w:r>
-        <w:t>Izvor zvuka i slušatelj</w:t>
-      </w:r>
-      <w:bookmarkEnd w:id="40"/>
     </w:p>
     <w:p>
       <w:r>
@@ -11366,6 +12209,12 @@
       <w:r>
         <w:t>Korisnik može proizvoljno mijenjati položaje unutar granica prostorije, čime se omogućuje analiza utjecaja rasporeda elemenata na impulsni odziv i akustički doživljaj prostora.</w:t>
       </w:r>
+      <w:r>
+        <w:t xml:space="preserve"> </w:t>
+      </w:r>
+      <w:r>
+        <w:t>Pozicije izvora i slušatelja ograničene su granicama prostorije te aplikacija ne dopušta unos koordinata izvan definiranog volumena. Time se osigurava geometrijska konzistentnost simulacije i sprječava generiranje fizički nevaljanih konfiguracija.</w:t>
+      </w:r>
     </w:p>
     <w:p>
       <w:r>
@@ -11376,15 +12225,27 @@
       <w:pPr>
         <w:pStyle w:val="Heading2"/>
       </w:pPr>
-      <w:bookmarkStart w:id="41" w:name="_Toc231127817"/>
+      <w:bookmarkStart w:id="40" w:name="_Toc231565809"/>
       <w:r>
         <w:t>Virtualni izvori</w:t>
       </w:r>
-      <w:bookmarkEnd w:id="41"/>
-    </w:p>
-    <w:p>
-      <w:r>
-        <w:t>Za prikaz refleksija koristi se metoda virtualnih izvora (image-source method). Kod ove metode refleksije se modeliraju stvaranjem zamišljenih izvora izvan granica prostorije.</w:t>
+      <w:bookmarkEnd w:id="40"/>
+    </w:p>
+    <w:p>
+      <w:r>
+        <w:t xml:space="preserve">Za prikaz refleksija koristi se metoda </w:t>
+      </w:r>
+      <w:r>
+        <w:t>zrcalnih</w:t>
+      </w:r>
+      <w:r>
+        <w:t xml:space="preserve"> izvora (</w:t>
+      </w:r>
+      <w:r>
+        <w:t xml:space="preserve">engl. </w:t>
+      </w:r>
+      <w:r>
+        <w:t>image-source method). Kod ove metode refleksije se modeliraju stvaranjem zamišljenih izvora izvan granica prostorije.</w:t>
       </w:r>
     </w:p>
     <w:p>
@@ -11411,6 +12272,7 @@
         </w:numPr>
       </w:pPr>
       <w:r>
+        <w:lastRenderedPageBreak/>
         <w:t xml:space="preserve">refleksije drugog reda predstavljaju dva odbijanja </w:t>
       </w:r>
     </w:p>
@@ -11427,7 +12289,6 @@
     </w:p>
     <w:p>
       <w:r>
-        <w:lastRenderedPageBreak/>
         <w:t>Virtualni izvori generiraju se zrcaljenjem koordinata stvarnog izvora preko zidova prostorije.</w:t>
       </w:r>
     </w:p>
@@ -11439,6 +12300,9 @@
     <w:p>
       <w:r>
         <w:t>Korisnik može odabrati maksimalni red refleksija koji će biti prikazan.</w:t>
+      </w:r>
+      <w:r>
+        <w:t xml:space="preserve"> Odabrani red refleksija se koristi samo za prikaza, a izračun odjeka se uvijek koriste sve rane refleksije do trećeg reda.</w:t>
       </w:r>
     </w:p>
     <w:p>
@@ -11504,60 +12368,76 @@
         <w:t xml:space="preserve">Sl. </w:t>
       </w:r>
       <w:r>
-        <w:t>9 Prikaz prostorije s virtualnom izvorima različitih redova refleksije</w:t>
-      </w:r>
-    </w:p>
-    <w:p>
-      <w:pPr>
-        <w:jc w:val="center"/>
-      </w:pPr>
-    </w:p>
-    <w:p>
-      <w:pPr>
-        <w:jc w:val="center"/>
-      </w:pPr>
-    </w:p>
+        <w:t>9 Prikaz prostorije s virtualnom izvorima različitih redova refleksij</w:t>
+      </w:r>
+      <w:r>
+        <w:t>a</w:t>
+      </w:r>
+    </w:p>
+    <w:p/>
     <w:p>
       <w:pPr>
         <w:pStyle w:val="Heading1"/>
       </w:pPr>
-      <w:bookmarkStart w:id="42" w:name="_Toc231127818"/>
+      <w:bookmarkStart w:id="41" w:name="_Toc231565810"/>
       <w:r>
         <w:lastRenderedPageBreak/>
         <w:t>Rezultati i analiza</w:t>
       </w:r>
+      <w:bookmarkEnd w:id="41"/>
+    </w:p>
+    <w:p>
+      <w:r>
+        <w:t xml:space="preserve">U ovom poglavlju prikazani su rezultati rada razvijene aplikacije za simulaciju akustike prostorije. Analiza uključuje primjer definirane prostorije, prikaz generiranog impulsnog odziva, izračun vremena odjeka </w:t>
+      </w:r>
+      <w:r>
+        <w:rPr>
+          <w:i/>
+          <w:iCs/>
+        </w:rPr>
+        <w:t>RT</w:t>
+      </w:r>
+      <w:r>
+        <w:rPr>
+          <w:vertAlign w:val="subscript"/>
+        </w:rPr>
+        <w:t>60</w:t>
+      </w:r>
+      <w:r>
+        <w:t>, usporedbu različitih materijala te subjektivnu procjenu dobivene auralizacije.</w:t>
+      </w:r>
+    </w:p>
+    <w:p>
+      <w:pPr>
+        <w:pStyle w:val="Heading2"/>
+      </w:pPr>
+      <w:bookmarkStart w:id="42" w:name="_Toc231565811"/>
+      <w:r>
+        <w:t>Primjer prostorije</w:t>
+      </w:r>
       <w:bookmarkEnd w:id="42"/>
     </w:p>
     <w:p>
       <w:r>
-        <w:t>U ovom poglavlju prikazani su rezultati rada razvijene aplikacije za simulaciju akustike prostorije. Analiza uključuje primjer definirane prostorije, prikaz generiranog impulsnog odziva, izračun vremena odjeka RT60, usporedbu različitih materijala te subjektivnu procjenu dobivene auralizacije.</w:t>
-      </w:r>
-    </w:p>
-    <w:p>
-      <w:pPr>
-        <w:pStyle w:val="Heading2"/>
-      </w:pPr>
-      <w:bookmarkStart w:id="43" w:name="_Toc231127819"/>
-      <w:r>
-        <w:t>Primjer prostorije</w:t>
-      </w:r>
-      <w:bookmarkEnd w:id="43"/>
-    </w:p>
-    <w:p>
-      <w:r>
         <w:t>Za testiranje aplikacije korištena je pravokutna prostorija dimenzija 5 m × 4 m × 3 m. Izvor zvuka postavljen je na koordinatama (1.0, 2.0, 1.5) m, dok je slušatelj smješten na koordinatama (3.0, 2.0, 1.5) m. Za površine prostorije korišteni su različiti materijali iz početne baze podataka, pri čemu je za pod odabran</w:t>
       </w:r>
       <w:r>
         <w:t>o</w:t>
       </w:r>
       <w:r>
-        <w:t xml:space="preserve"> drven</w:t>
+        <w:t xml:space="preserve"> drv</w:t>
       </w:r>
       <w:r>
         <w:t>o</w:t>
       </w:r>
       <w:r>
-        <w:t>, za strop beton, dok su zidovi izvedeni kombinacijom betona i stakla. Na temelju definiranih parametara aplikacija generira impulsni odziv prostorije korištenjem metode virtualnih izvora te računa osnovne akustičke parametre prostora.</w:t>
+        <w:t>, za strop beton, dok su zidovi izvedeni kombinacijom betona i stakla. Na temelju definiranih parametara aplikacija generira impulsni odziv prostorije korištenjem metode virtualnih izvora</w:t>
+      </w:r>
+      <w:r>
+        <w:t xml:space="preserve"> i simuliranog odjeka</w:t>
+      </w:r>
+      <w:r>
+        <w:t xml:space="preserve"> te računa osnovne akustičke parametre prostora.</w:t>
       </w:r>
     </w:p>
     <w:p>
@@ -11620,12 +12500,12 @@
       <w:pPr>
         <w:pStyle w:val="Heading2"/>
       </w:pPr>
-      <w:bookmarkStart w:id="44" w:name="_Toc231127820"/>
+      <w:bookmarkStart w:id="43" w:name="_Toc231565812"/>
       <w:r>
         <w:lastRenderedPageBreak/>
         <w:t>Graf impulsnog odziva</w:t>
       </w:r>
-      <w:bookmarkEnd w:id="44"/>
+      <w:bookmarkEnd w:id="43"/>
     </w:p>
     <w:p>
       <w:pPr>
@@ -11633,7 +12513,13 @@
         <w:spacing w:before="120" w:beforeAutospacing="0" w:after="60" w:afterAutospacing="0" w:line="360" w:lineRule="auto"/>
       </w:pPr>
       <w:r>
-        <w:t>Nakon pokretanja izračuna aplikacija generira impulsni odziv prostorije koji prikazuje dolazak direktnog zvuka, ranih refleksija i kasnijeg reverberacijskog repa.</w:t>
+        <w:t>Nakon pokretanja izračuna aplikacija generira impulsni odziv prostorije koji prikazuje dolazak direktnog zvuka, ranih refleksija i kasni</w:t>
+      </w:r>
+      <w:r>
+        <w:t>h refleksija u obliku odjeka</w:t>
+      </w:r>
+      <w:r>
+        <w:t>.</w:t>
       </w:r>
     </w:p>
     <w:p>
@@ -11651,7 +12537,25 @@
         <w:spacing w:before="120" w:beforeAutospacing="0" w:after="60" w:afterAutospacing="0" w:line="360" w:lineRule="auto"/>
       </w:pPr>
       <w:r>
-        <w:t>Kasniji dio odziva predstavlja difuzni reverberacijski rep čija amplituda eksponencijalno opada tijekom vremena. Duljina i oblik repa ovise o apsorpcijskim svojstvima materijala prostorije.</w:t>
+        <w:t>Kasniji dio odziva predstavlja difuzn</w:t>
+      </w:r>
+      <w:r>
+        <w:t>u</w:t>
+      </w:r>
+      <w:r>
+        <w:t xml:space="preserve"> </w:t>
+      </w:r>
+      <w:r>
+        <w:t>komponentu odjeka</w:t>
+      </w:r>
+      <w:r>
+        <w:t xml:space="preserve"> čija amplituda eksponencijalno opada tijekom vremena. Duljina i oblik </w:t>
+      </w:r>
+      <w:r>
+        <w:t>ove komponente</w:t>
+      </w:r>
+      <w:r>
+        <w:t xml:space="preserve"> ovise o apsorpcijskim svojstvima materijala prostorije.</w:t>
       </w:r>
     </w:p>
     <w:p>
@@ -11673,10 +12577,10 @@
           <w:noProof/>
         </w:rPr>
         <w:drawing>
-          <wp:inline distT="0" distB="0" distL="0" distR="0" wp14:anchorId="50CBC75F" wp14:editId="530F101E">
-            <wp:extent cx="5580380" cy="2442845"/>
+          <wp:inline distT="0" distB="0" distL="0" distR="0" wp14:anchorId="44DB5E35" wp14:editId="16F7FCCB">
+            <wp:extent cx="5580380" cy="2312035"/>
             <wp:effectExtent l="0" t="0" r="1270" b="0"/>
-            <wp:docPr id="2057525999" name="Picture 1"/>
+            <wp:docPr id="13429906" name="Picture 1"/>
             <wp:cNvGraphicFramePr>
               <a:graphicFrameLocks xmlns:a="http://schemas.openxmlformats.org/drawingml/2006/main" noChangeAspect="1"/>
             </wp:cNvGraphicFramePr>
@@ -11684,7 +12588,7 @@
               <a:graphicData uri="http://schemas.openxmlformats.org/drawingml/2006/picture">
                 <pic:pic xmlns:pic="http://schemas.openxmlformats.org/drawingml/2006/picture">
                   <pic:nvPicPr>
-                    <pic:cNvPr id="2057525999" name=""/>
+                    <pic:cNvPr id="13429906" name=""/>
                     <pic:cNvPicPr/>
                   </pic:nvPicPr>
                   <pic:blipFill>
@@ -11696,7 +12600,7 @@
                   <pic:spPr>
                     <a:xfrm>
                       <a:off x="0" y="0"/>
-                      <a:ext cx="5580380" cy="2442845"/>
+                      <a:ext cx="5580380" cy="2312035"/>
                     </a:xfrm>
                     <a:prstGeom prst="rect">
                       <a:avLst/>
@@ -11723,18 +12627,49 @@
       <w:pPr>
         <w:pStyle w:val="Heading2"/>
       </w:pPr>
-      <w:bookmarkStart w:id="45" w:name="_Toc231127821"/>
-      <w:r>
-        <w:t>RT60 rezultati</w:t>
-      </w:r>
-      <w:bookmarkEnd w:id="45"/>
-    </w:p>
-    <w:p>
-      <w:r>
-        <w:t>Aplikacija računa vrijeme odjeka RT60 korištenjem Sabineove i Eyringove formule za osam oktavnih pojaseva</w:t>
-      </w:r>
-      <w:r>
-        <w:t xml:space="preserve"> u rasponu od 63 Hz – 8kHz.</w:t>
+      <w:bookmarkStart w:id="44" w:name="_Toc231565813"/>
+      <w:r>
+        <w:t>R</w:t>
+      </w:r>
+      <w:r>
+        <w:t>ezultati</w:t>
+      </w:r>
+      <w:r>
+        <w:t xml:space="preserve"> izračuna vremena odjeka</w:t>
+      </w:r>
+      <w:bookmarkEnd w:id="44"/>
+    </w:p>
+    <w:p>
+      <w:r>
+        <w:t xml:space="preserve">Aplikacija računa vrijeme odjeka </w:t>
+      </w:r>
+      <w:r>
+        <w:rPr>
+          <w:i/>
+          <w:iCs/>
+        </w:rPr>
+        <w:t>RT</w:t>
+      </w:r>
+      <w:r>
+        <w:rPr>
+          <w:vertAlign w:val="subscript"/>
+        </w:rPr>
+        <w:t>60</w:t>
+      </w:r>
+      <w:r>
+        <w:t xml:space="preserve"> </w:t>
+      </w:r>
+      <w:r>
+        <w:t>korištenjem Sabineove i Eyringove formule za osam oktavnih pojaseva</w:t>
+      </w:r>
+      <w:r>
+        <w:t xml:space="preserve"> u rasponu od 63 Hz – 8</w:t>
+      </w:r>
+      <w:r>
+        <w:t xml:space="preserve"> </w:t>
+      </w:r>
+      <w:r>
+        <w:t>kHz.</w:t>
       </w:r>
     </w:p>
     <w:p>
@@ -11748,12 +12683,44 @@
       </w:r>
       <w:r>
         <w:lastRenderedPageBreak/>
-        <w:t>slučajeva Eyringove vrijednosti RT60 bile su nešto manje od Sabineovih zbog preciznijeg modeliranja gubitaka energije.</w:t>
-      </w:r>
-    </w:p>
-    <w:p>
-      <w:r>
-        <w:t>Rezultati pokazuju da prostorije s reflektivnijim materijalima imaju dulje vrijeme odjeka, dok korištenje apsorptivnih materijala poput tepiha značajno smanjuje RT60.</w:t>
+        <w:t xml:space="preserve">slučajeva Eyringove vrijednosti </w:t>
+      </w:r>
+      <w:r>
+        <w:rPr>
+          <w:i/>
+          <w:iCs/>
+        </w:rPr>
+        <w:t>RT</w:t>
+      </w:r>
+      <w:r>
+        <w:rPr>
+          <w:vertAlign w:val="subscript"/>
+        </w:rPr>
+        <w:t>60</w:t>
+      </w:r>
+      <w:r>
+        <w:t xml:space="preserve"> bile su nešto manje od Sabineovih zbog preciznijeg modeliranja gubitaka energije.</w:t>
+      </w:r>
+    </w:p>
+    <w:p>
+      <w:r>
+        <w:t xml:space="preserve">Rezultati pokazuju da prostorije s reflektivnijim materijalima imaju dulje vrijeme odjeka, dok korištenje apsorptivnih materijala poput tepiha značajno smanjuje </w:t>
+      </w:r>
+      <w:r>
+        <w:rPr>
+          <w:i/>
+          <w:iCs/>
+        </w:rPr>
+        <w:t>RT</w:t>
+      </w:r>
+      <w:r>
+        <w:rPr>
+          <w:vertAlign w:val="subscript"/>
+        </w:rPr>
+        <w:t>60</w:t>
+      </w:r>
+      <w:r>
+        <w:t>.</w:t>
       </w:r>
     </w:p>
     <w:p>
@@ -11812,23 +12779,33 @@
         <w:t>P</w:t>
       </w:r>
       <w:r>
-        <w:t>rikaz RT60 rezultata na testnim podacima</w:t>
+        <w:t>rikaz rezultata</w:t>
+      </w:r>
+      <w:r>
+        <w:t xml:space="preserve"> izračuna vremena odjeka</w:t>
+      </w:r>
+      <w:r>
+        <w:t xml:space="preserve"> na </w:t>
+      </w:r>
+      <w:r>
+        <w:t>ispitnom skupu podataka</w:t>
       </w:r>
     </w:p>
     <w:p>
       <w:pPr>
         <w:pStyle w:val="Heading2"/>
       </w:pPr>
-      <w:bookmarkStart w:id="46" w:name="_Toc231127822"/>
+      <w:bookmarkStart w:id="45" w:name="_Toc231565814"/>
       <w:r>
         <w:t>Usporedba materijala</w:t>
       </w:r>
-      <w:bookmarkEnd w:id="46"/>
+      <w:bookmarkEnd w:id="45"/>
     </w:p>
     <w:p>
       <w:pPr>
         <w:pStyle w:val="NormalWeb"/>
         <w:spacing w:before="120" w:beforeAutospacing="0" w:after="60" w:afterAutospacing="0" w:line="360" w:lineRule="auto"/>
+        <w:jc w:val="both"/>
       </w:pPr>
       <w:r>
         <w:t>Jedna od važnih funkcionalnosti aplikacije je mogućnost promjene materijala pojedinih ploha prostorije i analiza njihovog utjecaja na akustiku prostora.</w:t>
@@ -11838,9 +12815,16 @@
       <w:pPr>
         <w:pStyle w:val="NormalWeb"/>
         <w:spacing w:before="120" w:beforeAutospacing="0" w:after="60" w:afterAutospacing="0" w:line="360" w:lineRule="auto"/>
-      </w:pPr>
-      <w:r>
-        <w:t xml:space="preserve">Kod korištenja betonskih zidova impulsni odziv sadrži jače refleksije i dulji reverberacijski rep zbog vrlo malog koeficijenta apsorpcije. </w:t>
+        <w:jc w:val="both"/>
+      </w:pPr>
+      <w:r>
+        <w:t>Kod korištenja betonskih zidova impulsni odziv sadrži jače refleksije i dulji rep</w:t>
+      </w:r>
+      <w:r>
+        <w:t xml:space="preserve"> odjeka</w:t>
+      </w:r>
+      <w:r>
+        <w:t xml:space="preserve"> zbog vrlo malog koeficijenta apsorpcije. </w:t>
       </w:r>
       <w:r>
         <w:t>Takva prostorija ima izraženiji odjek, što može uzrokovati slabiju razumljivost govora.</w:t>
@@ -11850,6 +12834,7 @@
       <w:pPr>
         <w:pStyle w:val="NormalWeb"/>
         <w:spacing w:before="120" w:beforeAutospacing="0" w:after="60" w:afterAutospacing="0" w:line="360" w:lineRule="auto"/>
+        <w:jc w:val="both"/>
       </w:pPr>
       <w:r>
         <w:t>Primjenom apsorpcijskih materijala, poput tepiha, povećava se ukupna apsorpcija zvuka u prostoriji, čime se smanjuje energija reflektiranog zvuka i skraćuje vrijeme odjeka. Kao rezultat, postiže se akustički povoljnije okruženje s boljom razumljivošću govora.</w:t>
@@ -11859,6 +12844,7 @@
       <w:pPr>
         <w:pStyle w:val="NormalWeb"/>
         <w:spacing w:before="120" w:beforeAutospacing="0" w:after="60" w:afterAutospacing="0" w:line="360" w:lineRule="auto"/>
+        <w:jc w:val="both"/>
       </w:pPr>
       <w:r>
         <w:t>Staklene površine uzrokuju izražene refleksije visokih frekvencija, što može povećati osjećaj oštrine zvuka.</w:t>
@@ -11868,6 +12854,7 @@
       <w:pPr>
         <w:pStyle w:val="NormalWeb"/>
         <w:spacing w:before="120" w:beforeAutospacing="0" w:after="60" w:afterAutospacing="0" w:line="360" w:lineRule="auto"/>
+        <w:jc w:val="both"/>
       </w:pPr>
       <w:r>
         <w:t>Usporedba različitih konfiguracija pokazuje kako odabir materijala značajno utječe na subjektivni doživljaj prostora i mjerene akustičke parametre.</w:t>
@@ -11877,17 +12864,18 @@
       <w:pPr>
         <w:pStyle w:val="Heading2"/>
       </w:pPr>
-      <w:bookmarkStart w:id="47" w:name="_Toc231127823"/>
+      <w:bookmarkStart w:id="46" w:name="_Toc231565815"/>
       <w:r>
         <w:lastRenderedPageBreak/>
         <w:t>Subjektivni dojam slušanja</w:t>
       </w:r>
-      <w:bookmarkEnd w:id="47"/>
+      <w:bookmarkEnd w:id="46"/>
     </w:p>
     <w:p>
       <w:pPr>
         <w:pStyle w:val="NormalWeb"/>
         <w:spacing w:before="120" w:beforeAutospacing="0" w:after="60" w:afterAutospacing="0" w:line="360" w:lineRule="auto"/>
+        <w:jc w:val="both"/>
       </w:pPr>
       <w:r>
         <w:t>Auralizacija omogućuje subjektivnu procjenu simulirane akustike prostorije slušanjem audio signala nakon konvolucije s impulsnim odzivom.</w:t>
@@ -11897,24 +12885,49 @@
       <w:pPr>
         <w:pStyle w:val="NormalWeb"/>
         <w:spacing w:before="120" w:beforeAutospacing="0" w:after="60" w:afterAutospacing="0" w:line="360" w:lineRule="auto"/>
-      </w:pPr>
-      <w:r>
-        <w:t>Kod prostorija s većim vremenom odjeka zvuk djeluje prostornije i bogatije, ali može izgubiti jasnoću zbog velikog broja refleksija. S druge strane, prostorije s kraćim RT60 imaju čišći i precizniji zvuk, ali mogu djelovati manje prirodno.</w:t>
+        <w:jc w:val="both"/>
+      </w:pPr>
+      <w:r>
+        <w:t xml:space="preserve">Kod prostorija s većim vremenom odjeka zvuk djeluje prostornije i bogatije, ali može izgubiti jasnoću zbog velikog broja refleksija. S druge strane, prostorije s kraćim </w:t>
+      </w:r>
+      <w:r>
+        <w:rPr>
+          <w:i/>
+          <w:iCs/>
+        </w:rPr>
+        <w:t>RT</w:t>
+      </w:r>
+      <w:r>
+        <w:rPr>
+          <w:vertAlign w:val="subscript"/>
+        </w:rPr>
+        <w:t>60</w:t>
+      </w:r>
+      <w:r>
+        <w:t xml:space="preserve"> imaju čišći i precizniji zvuk, ali mogu djelovati manje prirodno.</w:t>
       </w:r>
     </w:p>
     <w:p>
       <w:pPr>
         <w:pStyle w:val="NormalWeb"/>
         <w:spacing w:before="120" w:beforeAutospacing="0" w:after="60" w:afterAutospacing="0" w:line="360" w:lineRule="auto"/>
-      </w:pPr>
-      <w:r>
-        <w:t>Razlike između materijala jasno su primjetne tijekom slušanja. Reflektivni materijali stvaraju izraženiji osjećaj prostora, dok apsorptivni materijali smanjuju reverberaciju i poboljšavaju razumljivost govora.</w:t>
+        <w:jc w:val="both"/>
+      </w:pPr>
+      <w:r>
+        <w:t xml:space="preserve">Razlike između materijala jasno su primjetne tijekom slušanja. Reflektivni materijali stvaraju izraženiji osjećaj prostora, dok apsorptivni materijali smanjuju </w:t>
+      </w:r>
+      <w:r>
+        <w:t>odjek</w:t>
+      </w:r>
+      <w:r>
+        <w:t xml:space="preserve"> i poboljšavaju razumljivost govora.</w:t>
       </w:r>
     </w:p>
     <w:p>
       <w:pPr>
         <w:pStyle w:val="NormalWeb"/>
         <w:spacing w:before="120" w:beforeAutospacing="0" w:after="60" w:afterAutospacing="0" w:line="360" w:lineRule="auto"/>
+        <w:jc w:val="both"/>
       </w:pPr>
       <w:r>
         <w:t>Dobiveni rezultati potvrđuju da aplikacija uspješno simulira osnovna akustička svojstva prostorije te omogućuje vizualnu i subjektivnu analizu utjecaja geometrije i materijala na širenje zvuka.</w:t>
@@ -11928,12 +12941,12 @@
           <w:numId w:val="0"/>
         </w:numPr>
       </w:pPr>
-      <w:bookmarkStart w:id="48" w:name="_Toc231127824"/>
+      <w:bookmarkStart w:id="47" w:name="_Toc231565816"/>
       <w:r>
         <w:lastRenderedPageBreak/>
         <w:t>Zaključak</w:t>
       </w:r>
-      <w:bookmarkEnd w:id="48"/>
+      <w:bookmarkEnd w:id="47"/>
     </w:p>
     <w:p>
       <w:r>
@@ -11942,12 +12955,36 @@
     </w:p>
     <w:p>
       <w:r>
-        <w:t>U teorijskom dijelu rada obrađeni su osnovni pojmovi prostorne akustike, uključujući zvučno polje, apsorpciju zvuka, koeficijent apsorpcije i vrijeme odjeka. Posebna pažnja posvećena je Sabineovoj i Eyringovoj formuli za izračun RT60 parametra, koji predstavlja jedno od najvažnijih obilježja akustike zatvorenog prostora.</w:t>
-      </w:r>
-    </w:p>
-    <w:p>
-      <w:r>
-        <w:t>Praktični dio rada obuhvatio je razvoj aplikacije podijeljene u više funkcionalnih modula. Implementiran je modul za upravljanje materijalima i pohranu njihovih apsorpcijskih koeficijenata korištenjem SQLite baze podataka. Razvijen je modul za generiranje impulsnog odziva temeljen na pojednostavljenoj metodi virtualnih izvora, uključujući direktni zvuk, rane refleksije i difuzni reverberacijski rep. Također je implementirana 3D vizualizacija prostorije i virtualnih izvora korištenjem biblioteke Matplotlib, čime je omogućeno lakše razumijevanje propagacije zvuka unutar prostora.</w:t>
+        <w:t xml:space="preserve">U teorijskom dijelu rada obrađeni su osnovni pojmovi prostorne akustike, uključujući zvučno polje, apsorpciju zvuka, koeficijent apsorpcije i vrijeme odjeka. Posebna pažnja posvećena je Sabineovoj i Eyringovoj formuli za izračun </w:t>
+      </w:r>
+      <w:r>
+        <w:t>vremena odjeka</w:t>
+      </w:r>
+      <w:r>
+        <w:t>, koj</w:t>
+      </w:r>
+      <w:r>
+        <w:t>e</w:t>
+      </w:r>
+      <w:r>
+        <w:t xml:space="preserve"> predstavlja jedno od najvažnijih obilježja akustike zatvorenog prostora.</w:t>
+      </w:r>
+    </w:p>
+    <w:p>
+      <w:r>
+        <w:t>Praktični dio rada obuhvatio je razvoj aplikacije podijeljene u više funkcionalnih modula. Implementiran je modul za upravljanje materijalima i pohranu njihovih apsorpcijskih koeficijenata korištenjem SQLite baze podataka. Razvijen je modul za generiranje impulsnog odziva temeljen na pojednostavljenoj metodi virtualnih izvora, uključujući direktni zvuk, rane refleksije i difuzni</w:t>
+      </w:r>
+      <w:r>
+        <w:t xml:space="preserve"> </w:t>
+      </w:r>
+      <w:r>
+        <w:t>rep</w:t>
+      </w:r>
+      <w:r>
+        <w:t xml:space="preserve"> odjeka</w:t>
+      </w:r>
+      <w:r>
+        <w:t>. Također je implementirana 3D vizualizacija prostorije i virtualnih izvora korištenjem biblioteke Matplotlib, čime je omogućeno lakše razumijevanje propagacije zvuka unutar prostora.</w:t>
       </w:r>
     </w:p>
     <w:p>
@@ -11957,7 +12994,37 @@
     </w:p>
     <w:p>
       <w:r>
-        <w:t>Rezultati dobiveni tijekom testiranja pokazali su da promjena dimenzija prostorije i odabira materijala značajno utječe na impulsni odziv, vrijeme odjeka i subjektivni dojam prostora. Reflektivni materijali stvaraju dulji reverberacijski rep i izraženiji osjećaj prostornosti, dok apsorptivni materijali smanjuju refleksije i poboljšavaju razumljivost zvuka.</w:t>
+        <w:t xml:space="preserve">Rezultati dobiveni tijekom testiranja pokazali su da promjena dimenzija prostorije i odabira materijala značajno utječe na impulsni odziv, vrijeme odjeka i subjektivni dojam prostora. Reflektivni materijali </w:t>
+      </w:r>
+      <w:r>
+        <w:t xml:space="preserve">dovode do duljeg odjeka </w:t>
+      </w:r>
+      <w:r>
+        <w:t>i izraženij</w:t>
+      </w:r>
+      <w:r>
+        <w:t>eg</w:t>
+      </w:r>
+      <w:r>
+        <w:t xml:space="preserve"> osjećaj</w:t>
+      </w:r>
+      <w:r>
+        <w:t>a</w:t>
+      </w:r>
+      <w:r>
+        <w:t xml:space="preserve"> prostornosti, dok apsorptivni materijali smanjuju refleksije i poboljšavaju </w:t>
+      </w:r>
+      <w:r>
+        <w:t>jasnoću</w:t>
+      </w:r>
+      <w:r>
+        <w:t xml:space="preserve"> zvuka</w:t>
+      </w:r>
+      <w:r>
+        <w:t xml:space="preserve"> i razumljivost govora</w:t>
+      </w:r>
+      <w:r>
+        <w:t>.</w:t>
       </w:r>
     </w:p>
     <w:p>
@@ -11973,12 +13040,12 @@
           <w:numId w:val="0"/>
         </w:numPr>
       </w:pPr>
-      <w:bookmarkStart w:id="49" w:name="_Toc231127825"/>
+      <w:bookmarkStart w:id="48" w:name="_Toc231565817"/>
       <w:r>
         <w:lastRenderedPageBreak/>
         <w:t>Literatura</w:t>
       </w:r>
-      <w:bookmarkEnd w:id="49"/>
+      <w:bookmarkEnd w:id="48"/>
     </w:p>
     <w:p>
       <w:pPr>
@@ -12425,16 +13492,38 @@
           <w:numId w:val="0"/>
         </w:numPr>
       </w:pPr>
-      <w:bookmarkStart w:id="50" w:name="_Toc231127826"/>
+      <w:bookmarkStart w:id="49" w:name="_Toc231565818"/>
       <w:r>
         <w:lastRenderedPageBreak/>
         <w:t>Sažetak</w:t>
       </w:r>
-      <w:bookmarkEnd w:id="50"/>
-    </w:p>
-    <w:p>
-      <w:r>
-        <w:t>U ovom diplomskom radu obrađena je teorijska osnova prostorne akustike, uključujući apsorpciju zvuka, vrijeme odjeka RT60 te metode za modeliranje refleksija zvuka u zatvorenim prostorima. Na temelju teorijskog dijela razvijena je višeplatformska aplikacija u programskom jeziku Python za simulaciju akustike prostorije i generiranje impulsnog odziva. Aplikacija omogućuje definiranje dimenzija prostorije, položaja izvora zvuka i slušatelja te odabir materijala različitih apsorpcijskih svojstava. Implementirane su 3D vizualizacija prostorije i auralizacija zvuka konvolucijom audio signala s generiranim impulsnim odzivom.</w:t>
+      <w:bookmarkEnd w:id="49"/>
+    </w:p>
+    <w:p>
+      <w:r>
+        <w:t xml:space="preserve">U ovom diplomskom radu obrađena je teorijska osnova prostorne akustike, uključujući apsorpciju zvuka, vrijeme odjeka </w:t>
+      </w:r>
+      <w:r>
+        <w:rPr>
+          <w:i/>
+          <w:iCs/>
+        </w:rPr>
+        <w:t>RT</w:t>
+      </w:r>
+      <w:r>
+        <w:rPr>
+          <w:vertAlign w:val="subscript"/>
+        </w:rPr>
+        <w:t>60</w:t>
+      </w:r>
+      <w:r>
+        <w:t xml:space="preserve"> </w:t>
+      </w:r>
+      <w:r>
+        <w:t>te</w:t>
+      </w:r>
+      <w:r>
+        <w:t xml:space="preserve"> metode za modeliranje refleksija zvuka u zatvorenim prostorima. Na temelju teorijskog dijela razvijena je višeplatformska aplikacija u programskom jeziku Python za simulaciju akustike prostorije i generiranje impulsnog odziva. Aplikacija omogućuje definiranje dimenzija prostorije, položaja izvora zvuka i slušatelja te odabir materijala različitih apsorpcijskih svojstava. Implementirane su 3D vizualizacija prostorije i auralizacija zvuka konvolucijom audio signala s generiranim impulsnim odzivom.</w:t>
       </w:r>
     </w:p>
     <w:p>
@@ -12446,7 +13535,13 @@
         <w:t>Ključne riječi:</w:t>
       </w:r>
       <w:r>
-        <w:t xml:space="preserve"> prostorna akustika, impulsni odziv, RT60, auralizacija, virtualni izvori, Python</w:t>
+        <w:t xml:space="preserve"> prostorna akustika, impulsni odziv, </w:t>
+      </w:r>
+      <w:r>
+        <w:t>vrijeme odjeka</w:t>
+      </w:r>
+      <w:r>
+        <w:t>, auralizacija, virtualni izvori, Python</w:t>
       </w:r>
     </w:p>
     <w:p>
@@ -12457,16 +13552,35 @@
           <w:numId w:val="0"/>
         </w:numPr>
       </w:pPr>
-      <w:bookmarkStart w:id="51" w:name="_Toc231127827"/>
+      <w:bookmarkStart w:id="50" w:name="_Toc231565819"/>
       <w:r>
         <w:lastRenderedPageBreak/>
         <w:t>Summary</w:t>
       </w:r>
-      <w:bookmarkEnd w:id="51"/>
-    </w:p>
-    <w:p>
-      <w:r>
-        <w:t>This thesis presents the theoretical background of room acoustics, including sound absorption, RT60 reverberation time, and methods for modeling sound reflections in enclosed spaces. Based on the theoretical part, a cross-platform application for room acoustics simulation and impulse response generation was developed using the Python programming language. The application enables the definition of room dimensions, sound source and listener positions, and the selection of materials with different absorption properties. A 3D room visualization and sound auralization through convolution of an audio signal with the generated impulse response were also implemented.</w:t>
+      <w:bookmarkEnd w:id="50"/>
+    </w:p>
+    <w:p>
+      <w:r>
+        <w:t>This thesis presents the theoretical background of room acoustics, including sound absorption, reverberation time</w:t>
+      </w:r>
+      <w:r>
+        <w:t xml:space="preserve"> </w:t>
+      </w:r>
+      <w:r>
+        <w:rPr>
+          <w:i/>
+          <w:iCs/>
+        </w:rPr>
+        <w:t>RT</w:t>
+      </w:r>
+      <w:r>
+        <w:rPr>
+          <w:vertAlign w:val="subscript"/>
+        </w:rPr>
+        <w:t>60</w:t>
+      </w:r>
+      <w:r>
+        <w:t>, and methods for modeling sound reflections in enclosed spaces. Based on the theoretical part, a cross-platform application for room acoustics simulation and impulse response generation was developed using the Python programming language. The application enables the definition of room dimensions, sound source and listener positions, and the selection of materials with different absorption properties. A 3D room visualization and sound auralization through convolution of an audio signal with the generated impulse response were also implemented.</w:t>
       </w:r>
     </w:p>
     <w:p>
@@ -12478,7 +13592,13 @@
         <w:t>Keywords:</w:t>
       </w:r>
       <w:r>
-        <w:t xml:space="preserve"> room acoustics, impulse response, RT60, auralization, image sources, Python</w:t>
+        <w:t xml:space="preserve"> room acoustics, impulse response, </w:t>
+      </w:r>
+      <w:r>
+        <w:t>reverberation time</w:t>
+      </w:r>
+      <w:r>
+        <w:t>, auralization, image sources, Python</w:t>
       </w:r>
     </w:p>
     <w:p>
@@ -12494,12 +13614,12 @@
           <w:numId w:val="0"/>
         </w:numPr>
       </w:pPr>
-      <w:bookmarkStart w:id="52" w:name="_Toc231127828"/>
+      <w:bookmarkStart w:id="51" w:name="_Toc231565820"/>
       <w:r>
         <w:lastRenderedPageBreak/>
         <w:t>Privitak</w:t>
       </w:r>
-      <w:bookmarkEnd w:id="52"/>
+      <w:bookmarkEnd w:id="51"/>
     </w:p>
     <w:p>
       <w:pPr>
@@ -12585,7 +13705,13 @@
       <w:rPr>
         <w:noProof/>
       </w:rPr>
-      <w:t>iv</w:t>
+      <w:t>i</w:t>
+    </w:r>
+    <w:r>
+      <w:rPr>
+        <w:noProof/>
+      </w:rPr>
+      <w:t>v</w:t>
     </w:r>
     <w:r>
       <w:fldChar w:fldCharType="end"/>
@@ -12629,7 +13755,14 @@
         <w:rStyle w:val="PageNumber"/>
         <w:noProof/>
       </w:rPr>
-      <w:t>15</w:t>
+      <w:t>1</w:t>
+    </w:r>
+    <w:r>
+      <w:rPr>
+        <w:rStyle w:val="PageNumber"/>
+        <w:noProof/>
+      </w:rPr>
+      <w:t>5</w:t>
     </w:r>
     <w:r>
       <w:rPr>
@@ -20986,6 +22119,17 @@
       <w:shd w:val="clear" w:color="auto" w:fill="E1DFDD"/>
     </w:rPr>
   </w:style>
+  <w:style w:type="paragraph" w:styleId="ListParagraph">
+    <w:name w:val="List Paragraph"/>
+    <w:basedOn w:val="Normal"/>
+    <w:uiPriority w:val="34"/>
+    <w:qFormat/>
+    <w:rsid w:val="009C2320"/>
+    <w:pPr>
+      <w:ind w:left="720"/>
+      <w:contextualSpacing/>
+    </w:pPr>
+  </w:style>
 </w:styles>
 </file>
 

--- a/doc/Diplomski_rad.docx
+++ b/doc/Diplomski_rad.docx
@@ -62,7 +62,7 @@
       <w:r>
         <w:fldChar w:fldCharType="separate"/>
       </w:r>
-      <w:hyperlink w:anchor="_Toc231565769" w:history="1">
+      <w:hyperlink w:anchor="_Toc232618710" w:history="1">
         <w:r>
           <w:rPr>
             <w:rStyle w:val="Hyperlink"/>
@@ -89,7 +89,7 @@
             <w:noProof/>
             <w:webHidden/>
           </w:rPr>
-          <w:instrText xml:space="preserve"> PAGEREF _Toc231565769 \h </w:instrText>
+          <w:instrText xml:space="preserve"> PAGEREF _Toc232618710 \h </w:instrText>
         </w:r>
         <w:r>
           <w:rPr>
@@ -135,7 +135,7 @@
           <w14:ligatures w14:val="standardContextual"/>
         </w:rPr>
       </w:pPr>
-      <w:hyperlink w:anchor="_Toc231565770" w:history="1">
+      <w:hyperlink w:anchor="_Toc232618711" w:history="1">
         <w:r>
           <w:rPr>
             <w:rStyle w:val="Hyperlink"/>
@@ -179,7 +179,7 @@
             <w:noProof/>
             <w:webHidden/>
           </w:rPr>
-          <w:instrText xml:space="preserve"> PAGEREF _Toc231565770 \h </w:instrText>
+          <w:instrText xml:space="preserve"> PAGEREF _Toc232618711 \h </w:instrText>
         </w:r>
         <w:r>
           <w:rPr>
@@ -225,7 +225,7 @@
           <w14:ligatures w14:val="standardContextual"/>
         </w:rPr>
       </w:pPr>
-      <w:hyperlink w:anchor="_Toc231565771" w:history="1">
+      <w:hyperlink w:anchor="_Toc232618712" w:history="1">
         <w:r>
           <w:rPr>
             <w:rStyle w:val="Hyperlink"/>
@@ -271,7 +271,7 @@
             <w:noProof/>
             <w:webHidden/>
           </w:rPr>
-          <w:instrText xml:space="preserve"> PAGEREF _Toc231565771 \h </w:instrText>
+          <w:instrText xml:space="preserve"> PAGEREF _Toc232618712 \h </w:instrText>
         </w:r>
         <w:r>
           <w:rPr>
@@ -317,7 +317,7 @@
           <w14:ligatures w14:val="standardContextual"/>
         </w:rPr>
       </w:pPr>
-      <w:hyperlink w:anchor="_Toc231565772" w:history="1">
+      <w:hyperlink w:anchor="_Toc232618713" w:history="1">
         <w:r>
           <w:rPr>
             <w:rStyle w:val="Hyperlink"/>
@@ -363,7 +363,7 @@
             <w:noProof/>
             <w:webHidden/>
           </w:rPr>
-          <w:instrText xml:space="preserve"> PAGEREF _Toc231565772 \h </w:instrText>
+          <w:instrText xml:space="preserve"> PAGEREF _Toc232618713 \h </w:instrText>
         </w:r>
         <w:r>
           <w:rPr>
@@ -409,7 +409,7 @@
           <w14:ligatures w14:val="standardContextual"/>
         </w:rPr>
       </w:pPr>
-      <w:hyperlink w:anchor="_Toc231565773" w:history="1">
+      <w:hyperlink w:anchor="_Toc232618714" w:history="1">
         <w:r>
           <w:rPr>
             <w:rStyle w:val="Hyperlink"/>
@@ -455,7 +455,7 @@
             <w:noProof/>
             <w:webHidden/>
           </w:rPr>
-          <w:instrText xml:space="preserve"> PAGEREF _Toc231565773 \h </w:instrText>
+          <w:instrText xml:space="preserve"> PAGEREF _Toc232618714 \h </w:instrText>
         </w:r>
         <w:r>
           <w:rPr>
@@ -501,7 +501,7 @@
           <w14:ligatures w14:val="standardContextual"/>
         </w:rPr>
       </w:pPr>
-      <w:hyperlink w:anchor="_Toc231565774" w:history="1">
+      <w:hyperlink w:anchor="_Toc232618715" w:history="1">
         <w:r>
           <w:rPr>
             <w:rStyle w:val="Hyperlink"/>
@@ -571,7 +571,7 @@
             <w:noProof/>
             <w:webHidden/>
           </w:rPr>
-          <w:instrText xml:space="preserve"> PAGEREF _Toc231565774 \h </w:instrText>
+          <w:instrText xml:space="preserve"> PAGEREF _Toc232618715 \h </w:instrText>
         </w:r>
         <w:r>
           <w:rPr>
@@ -617,7 +617,7 @@
           <w14:ligatures w14:val="standardContextual"/>
         </w:rPr>
       </w:pPr>
-      <w:hyperlink w:anchor="_Toc231565775" w:history="1">
+      <w:hyperlink w:anchor="_Toc232618716" w:history="1">
         <w:r>
           <w:rPr>
             <w:rStyle w:val="Hyperlink"/>
@@ -663,7 +663,7 @@
             <w:noProof/>
             <w:webHidden/>
           </w:rPr>
-          <w:instrText xml:space="preserve"> PAGEREF _Toc231565775 \h </w:instrText>
+          <w:instrText xml:space="preserve"> PAGEREF _Toc232618716 \h </w:instrText>
         </w:r>
         <w:r>
           <w:rPr>
@@ -709,7 +709,7 @@
           <w14:ligatures w14:val="standardContextual"/>
         </w:rPr>
       </w:pPr>
-      <w:hyperlink w:anchor="_Toc231565776" w:history="1">
+      <w:hyperlink w:anchor="_Toc232618717" w:history="1">
         <w:r>
           <w:rPr>
             <w:rStyle w:val="Hyperlink"/>
@@ -755,7 +755,7 @@
             <w:noProof/>
             <w:webHidden/>
           </w:rPr>
-          <w:instrText xml:space="preserve"> PAGEREF _Toc231565776 \h </w:instrText>
+          <w:instrText xml:space="preserve"> PAGEREF _Toc232618717 \h </w:instrText>
         </w:r>
         <w:r>
           <w:rPr>
@@ -801,7 +801,7 @@
           <w14:ligatures w14:val="standardContextual"/>
         </w:rPr>
       </w:pPr>
-      <w:hyperlink w:anchor="_Toc231565777" w:history="1">
+      <w:hyperlink w:anchor="_Toc232618718" w:history="1">
         <w:r>
           <w:rPr>
             <w:rStyle w:val="Hyperlink"/>
@@ -847,7 +847,7 @@
             <w:noProof/>
             <w:webHidden/>
           </w:rPr>
-          <w:instrText xml:space="preserve"> PAGEREF _Toc231565777 \h </w:instrText>
+          <w:instrText xml:space="preserve"> PAGEREF _Toc232618718 \h </w:instrText>
         </w:r>
         <w:r>
           <w:rPr>
@@ -893,7 +893,7 @@
           <w14:ligatures w14:val="standardContextual"/>
         </w:rPr>
       </w:pPr>
-      <w:hyperlink w:anchor="_Toc231565778" w:history="1">
+      <w:hyperlink w:anchor="_Toc232618719" w:history="1">
         <w:r>
           <w:rPr>
             <w:rStyle w:val="Hyperlink"/>
@@ -939,7 +939,7 @@
             <w:noProof/>
             <w:webHidden/>
           </w:rPr>
-          <w:instrText xml:space="preserve"> PAGEREF _Toc231565778 \h </w:instrText>
+          <w:instrText xml:space="preserve"> PAGEREF _Toc232618719 \h </w:instrText>
         </w:r>
         <w:r>
           <w:rPr>
@@ -985,7 +985,7 @@
           <w14:ligatures w14:val="standardContextual"/>
         </w:rPr>
       </w:pPr>
-      <w:hyperlink w:anchor="_Toc231565779" w:history="1">
+      <w:hyperlink w:anchor="_Toc232618720" w:history="1">
         <w:r>
           <w:rPr>
             <w:rStyle w:val="Hyperlink"/>
@@ -1029,7 +1029,7 @@
             <w:noProof/>
             <w:webHidden/>
           </w:rPr>
-          <w:instrText xml:space="preserve"> PAGEREF _Toc231565779 \h </w:instrText>
+          <w:instrText xml:space="preserve"> PAGEREF _Toc232618720 \h </w:instrText>
         </w:r>
         <w:r>
           <w:rPr>
@@ -1075,7 +1075,7 @@
           <w14:ligatures w14:val="standardContextual"/>
         </w:rPr>
       </w:pPr>
-      <w:hyperlink w:anchor="_Toc231565780" w:history="1">
+      <w:hyperlink w:anchor="_Toc232618721" w:history="1">
         <w:r>
           <w:rPr>
             <w:rStyle w:val="Hyperlink"/>
@@ -1119,7 +1119,7 @@
             <w:noProof/>
             <w:webHidden/>
           </w:rPr>
-          <w:instrText xml:space="preserve"> PAGEREF _Toc231565780 \h </w:instrText>
+          <w:instrText xml:space="preserve"> PAGEREF _Toc232618721 \h </w:instrText>
         </w:r>
         <w:r>
           <w:rPr>
@@ -1165,7 +1165,7 @@
           <w14:ligatures w14:val="standardContextual"/>
         </w:rPr>
       </w:pPr>
-      <w:hyperlink w:anchor="_Toc231565781" w:history="1">
+      <w:hyperlink w:anchor="_Toc232618722" w:history="1">
         <w:r>
           <w:rPr>
             <w:rStyle w:val="Hyperlink"/>
@@ -1209,7 +1209,7 @@
             <w:noProof/>
             <w:webHidden/>
           </w:rPr>
-          <w:instrText xml:space="preserve"> PAGEREF _Toc231565781 \h </w:instrText>
+          <w:instrText xml:space="preserve"> PAGEREF _Toc232618722 \h </w:instrText>
         </w:r>
         <w:r>
           <w:rPr>
@@ -1255,7 +1255,7 @@
           <w14:ligatures w14:val="standardContextual"/>
         </w:rPr>
       </w:pPr>
-      <w:hyperlink w:anchor="_Toc231565782" w:history="1">
+      <w:hyperlink w:anchor="_Toc232618723" w:history="1">
         <w:r>
           <w:rPr>
             <w:rStyle w:val="Hyperlink"/>
@@ -1299,7 +1299,7 @@
             <w:noProof/>
             <w:webHidden/>
           </w:rPr>
-          <w:instrText xml:space="preserve"> PAGEREF _Toc231565782 \h </w:instrText>
+          <w:instrText xml:space="preserve"> PAGEREF _Toc232618723 \h </w:instrText>
         </w:r>
         <w:r>
           <w:rPr>
@@ -1345,7 +1345,7 @@
           <w14:ligatures w14:val="standardContextual"/>
         </w:rPr>
       </w:pPr>
-      <w:hyperlink w:anchor="_Toc231565783" w:history="1">
+      <w:hyperlink w:anchor="_Toc232618724" w:history="1">
         <w:r>
           <w:rPr>
             <w:rStyle w:val="Hyperlink"/>
@@ -1389,7 +1389,7 @@
             <w:noProof/>
             <w:webHidden/>
           </w:rPr>
-          <w:instrText xml:space="preserve"> PAGEREF _Toc231565783 \h </w:instrText>
+          <w:instrText xml:space="preserve"> PAGEREF _Toc232618724 \h </w:instrText>
         </w:r>
         <w:r>
           <w:rPr>
@@ -1435,7 +1435,7 @@
           <w14:ligatures w14:val="standardContextual"/>
         </w:rPr>
       </w:pPr>
-      <w:hyperlink w:anchor="_Toc231565784" w:history="1">
+      <w:hyperlink w:anchor="_Toc232618725" w:history="1">
         <w:r>
           <w:rPr>
             <w:rStyle w:val="Hyperlink"/>
@@ -1479,7 +1479,7 @@
             <w:noProof/>
             <w:webHidden/>
           </w:rPr>
-          <w:instrText xml:space="preserve"> PAGEREF _Toc231565784 \h </w:instrText>
+          <w:instrText xml:space="preserve"> PAGEREF _Toc232618725 \h </w:instrText>
         </w:r>
         <w:r>
           <w:rPr>
@@ -1525,7 +1525,7 @@
           <w14:ligatures w14:val="standardContextual"/>
         </w:rPr>
       </w:pPr>
-      <w:hyperlink w:anchor="_Toc231565785" w:history="1">
+      <w:hyperlink w:anchor="_Toc232618726" w:history="1">
         <w:r>
           <w:rPr>
             <w:rStyle w:val="Hyperlink"/>
@@ -1569,7 +1569,7 @@
             <w:noProof/>
             <w:webHidden/>
           </w:rPr>
-          <w:instrText xml:space="preserve"> PAGEREF _Toc231565785 \h </w:instrText>
+          <w:instrText xml:space="preserve"> PAGEREF _Toc232618726 \h </w:instrText>
         </w:r>
         <w:r>
           <w:rPr>
@@ -1615,7 +1615,7 @@
           <w14:ligatures w14:val="standardContextual"/>
         </w:rPr>
       </w:pPr>
-      <w:hyperlink w:anchor="_Toc231565786" w:history="1">
+      <w:hyperlink w:anchor="_Toc232618727" w:history="1">
         <w:r>
           <w:rPr>
             <w:rStyle w:val="Hyperlink"/>
@@ -1659,7 +1659,7 @@
             <w:noProof/>
             <w:webHidden/>
           </w:rPr>
-          <w:instrText xml:space="preserve"> PAGEREF _Toc231565786 \h </w:instrText>
+          <w:instrText xml:space="preserve"> PAGEREF _Toc232618727 \h </w:instrText>
         </w:r>
         <w:r>
           <w:rPr>
@@ -1705,7 +1705,7 @@
           <w14:ligatures w14:val="standardContextual"/>
         </w:rPr>
       </w:pPr>
-      <w:hyperlink w:anchor="_Toc231565787" w:history="1">
+      <w:hyperlink w:anchor="_Toc232618728" w:history="1">
         <w:r>
           <w:rPr>
             <w:rStyle w:val="Hyperlink"/>
@@ -1749,7 +1749,7 @@
             <w:noProof/>
             <w:webHidden/>
           </w:rPr>
-          <w:instrText xml:space="preserve"> PAGEREF _Toc231565787 \h </w:instrText>
+          <w:instrText xml:space="preserve"> PAGEREF _Toc232618728 \h </w:instrText>
         </w:r>
         <w:r>
           <w:rPr>
@@ -1795,7 +1795,7 @@
           <w14:ligatures w14:val="standardContextual"/>
         </w:rPr>
       </w:pPr>
-      <w:hyperlink w:anchor="_Toc231565788" w:history="1">
+      <w:hyperlink w:anchor="_Toc232618729" w:history="1">
         <w:r>
           <w:rPr>
             <w:rStyle w:val="Hyperlink"/>
@@ -1839,7 +1839,7 @@
             <w:noProof/>
             <w:webHidden/>
           </w:rPr>
-          <w:instrText xml:space="preserve"> PAGEREF _Toc231565788 \h </w:instrText>
+          <w:instrText xml:space="preserve"> PAGEREF _Toc232618729 \h </w:instrText>
         </w:r>
         <w:r>
           <w:rPr>
@@ -1885,7 +1885,7 @@
           <w14:ligatures w14:val="standardContextual"/>
         </w:rPr>
       </w:pPr>
-      <w:hyperlink w:anchor="_Toc231565789" w:history="1">
+      <w:hyperlink w:anchor="_Toc232618730" w:history="1">
         <w:r>
           <w:rPr>
             <w:rStyle w:val="Hyperlink"/>
@@ -1929,7 +1929,7 @@
             <w:noProof/>
             <w:webHidden/>
           </w:rPr>
-          <w:instrText xml:space="preserve"> PAGEREF _Toc231565789 \h </w:instrText>
+          <w:instrText xml:space="preserve"> PAGEREF _Toc232618730 \h </w:instrText>
         </w:r>
         <w:r>
           <w:rPr>
@@ -1975,7 +1975,7 @@
           <w14:ligatures w14:val="standardContextual"/>
         </w:rPr>
       </w:pPr>
-      <w:hyperlink w:anchor="_Toc231565790" w:history="1">
+      <w:hyperlink w:anchor="_Toc232618731" w:history="1">
         <w:r>
           <w:rPr>
             <w:rStyle w:val="Hyperlink"/>
@@ -2019,7 +2019,7 @@
             <w:noProof/>
             <w:webHidden/>
           </w:rPr>
-          <w:instrText xml:space="preserve"> PAGEREF _Toc231565790 \h </w:instrText>
+          <w:instrText xml:space="preserve"> PAGEREF _Toc232618731 \h </w:instrText>
         </w:r>
         <w:r>
           <w:rPr>
@@ -2065,7 +2065,7 @@
           <w14:ligatures w14:val="standardContextual"/>
         </w:rPr>
       </w:pPr>
-      <w:hyperlink w:anchor="_Toc231565791" w:history="1">
+      <w:hyperlink w:anchor="_Toc232618732" w:history="1">
         <w:r>
           <w:rPr>
             <w:rStyle w:val="Hyperlink"/>
@@ -2109,7 +2109,7 @@
             <w:noProof/>
             <w:webHidden/>
           </w:rPr>
-          <w:instrText xml:space="preserve"> PAGEREF _Toc231565791 \h </w:instrText>
+          <w:instrText xml:space="preserve"> PAGEREF _Toc232618732 \h </w:instrText>
         </w:r>
         <w:r>
           <w:rPr>
@@ -2155,7 +2155,7 @@
           <w14:ligatures w14:val="standardContextual"/>
         </w:rPr>
       </w:pPr>
-      <w:hyperlink w:anchor="_Toc231565792" w:history="1">
+      <w:hyperlink w:anchor="_Toc232618733" w:history="1">
         <w:r>
           <w:rPr>
             <w:rStyle w:val="Hyperlink"/>
@@ -2178,7 +2178,7 @@
             <w:rStyle w:val="Hyperlink"/>
             <w:noProof/>
           </w:rPr>
-          <w:t>Hibridni pristup</w:t>
+          <w:t>Frekvencijski ovisan model odjeka</w:t>
         </w:r>
         <w:r>
           <w:rPr>
@@ -2199,7 +2199,7 @@
             <w:noProof/>
             <w:webHidden/>
           </w:rPr>
-          <w:instrText xml:space="preserve"> PAGEREF _Toc231565792 \h </w:instrText>
+          <w:instrText xml:space="preserve"> PAGEREF _Toc232618733 \h </w:instrText>
         </w:r>
         <w:r>
           <w:rPr>
@@ -2219,7 +2219,7 @@
             <w:noProof/>
             <w:webHidden/>
           </w:rPr>
-          <w:t>17</w:t>
+          <w:t>16</w:t>
         </w:r>
         <w:r>
           <w:rPr>
@@ -2232,9 +2232,9 @@
     </w:p>
     <w:p>
       <w:pPr>
-        <w:pStyle w:val="TOC1"/>
-        <w:tabs>
-          <w:tab w:val="left" w:pos="480"/>
+        <w:pStyle w:val="TOC2"/>
+        <w:tabs>
+          <w:tab w:val="left" w:pos="960"/>
           <w:tab w:val="right" w:leader="dot" w:pos="8778"/>
         </w:tabs>
         <w:rPr>
@@ -2245,13 +2245,13 @@
           <w14:ligatures w14:val="standardContextual"/>
         </w:rPr>
       </w:pPr>
-      <w:hyperlink w:anchor="_Toc231565793" w:history="1">
+      <w:hyperlink w:anchor="_Toc232618734" w:history="1">
         <w:r>
           <w:rPr>
             <w:rStyle w:val="Hyperlink"/>
             <w:noProof/>
           </w:rPr>
-          <w:t>6.</w:t>
+          <w:t>5.4.</w:t>
         </w:r>
         <w:r>
           <w:rPr>
@@ -2268,7 +2268,7 @@
             <w:rStyle w:val="Hyperlink"/>
             <w:noProof/>
           </w:rPr>
-          <w:t>Implementacija aplikacije</w:t>
+          <w:t>Hibridni pristup</w:t>
         </w:r>
         <w:r>
           <w:rPr>
@@ -2289,7 +2289,7 @@
             <w:noProof/>
             <w:webHidden/>
           </w:rPr>
-          <w:instrText xml:space="preserve"> PAGEREF _Toc231565793 \h </w:instrText>
+          <w:instrText xml:space="preserve"> PAGEREF _Toc232618734 \h </w:instrText>
         </w:r>
         <w:r>
           <w:rPr>
@@ -2322,9 +2322,9 @@
     </w:p>
     <w:p>
       <w:pPr>
-        <w:pStyle w:val="TOC2"/>
-        <w:tabs>
-          <w:tab w:val="left" w:pos="960"/>
+        <w:pStyle w:val="TOC1"/>
+        <w:tabs>
+          <w:tab w:val="left" w:pos="480"/>
           <w:tab w:val="right" w:leader="dot" w:pos="8778"/>
         </w:tabs>
         <w:rPr>
@@ -2335,13 +2335,13 @@
           <w14:ligatures w14:val="standardContextual"/>
         </w:rPr>
       </w:pPr>
-      <w:hyperlink w:anchor="_Toc231565794" w:history="1">
+      <w:hyperlink w:anchor="_Toc232618735" w:history="1">
         <w:r>
           <w:rPr>
             <w:rStyle w:val="Hyperlink"/>
             <w:noProof/>
           </w:rPr>
-          <w:t>6.1.</w:t>
+          <w:t>6.</w:t>
         </w:r>
         <w:r>
           <w:rPr>
@@ -2358,7 +2358,7 @@
             <w:rStyle w:val="Hyperlink"/>
             <w:noProof/>
           </w:rPr>
-          <w:t>Korištene tehnologije</w:t>
+          <w:t>Implementacija aplikacije</w:t>
         </w:r>
         <w:r>
           <w:rPr>
@@ -2379,7 +2379,7 @@
             <w:noProof/>
             <w:webHidden/>
           </w:rPr>
-          <w:instrText xml:space="preserve"> PAGEREF _Toc231565794 \h </w:instrText>
+          <w:instrText xml:space="preserve"> PAGEREF _Toc232618735 \h </w:instrText>
         </w:r>
         <w:r>
           <w:rPr>
@@ -2399,7 +2399,7 @@
             <w:noProof/>
             <w:webHidden/>
           </w:rPr>
-          <w:t>18</w:t>
+          <w:t>19</w:t>
         </w:r>
         <w:r>
           <w:rPr>
@@ -2425,13 +2425,13 @@
           <w14:ligatures w14:val="standardContextual"/>
         </w:rPr>
       </w:pPr>
-      <w:hyperlink w:anchor="_Toc231565795" w:history="1">
+      <w:hyperlink w:anchor="_Toc232618736" w:history="1">
         <w:r>
           <w:rPr>
             <w:rStyle w:val="Hyperlink"/>
             <w:noProof/>
           </w:rPr>
-          <w:t>6.2.</w:t>
+          <w:t>6.1.</w:t>
         </w:r>
         <w:r>
           <w:rPr>
@@ -2448,7 +2448,7 @@
             <w:rStyle w:val="Hyperlink"/>
             <w:noProof/>
           </w:rPr>
-          <w:t>Arhitektura aplikacije</w:t>
+          <w:t>Korištene tehnologije</w:t>
         </w:r>
         <w:r>
           <w:rPr>
@@ -2469,7 +2469,7 @@
             <w:noProof/>
             <w:webHidden/>
           </w:rPr>
-          <w:instrText xml:space="preserve"> PAGEREF _Toc231565795 \h </w:instrText>
+          <w:instrText xml:space="preserve"> PAGEREF _Toc232618736 \h </w:instrText>
         </w:r>
         <w:r>
           <w:rPr>
@@ -2489,7 +2489,7 @@
             <w:noProof/>
             <w:webHidden/>
           </w:rPr>
-          <w:t>18</w:t>
+          <w:t>19</w:t>
         </w:r>
         <w:r>
           <w:rPr>
@@ -2515,13 +2515,13 @@
           <w14:ligatures w14:val="standardContextual"/>
         </w:rPr>
       </w:pPr>
-      <w:hyperlink w:anchor="_Toc231565796" w:history="1">
+      <w:hyperlink w:anchor="_Toc232618737" w:history="1">
         <w:r>
           <w:rPr>
             <w:rStyle w:val="Hyperlink"/>
             <w:noProof/>
           </w:rPr>
-          <w:t>6.3.</w:t>
+          <w:t>6.2.</w:t>
         </w:r>
         <w:r>
           <w:rPr>
@@ -2538,7 +2538,7 @@
             <w:rStyle w:val="Hyperlink"/>
             <w:noProof/>
           </w:rPr>
-          <w:t>Modul za materijale</w:t>
+          <w:t>Arhitektura aplikacije</w:t>
         </w:r>
         <w:r>
           <w:rPr>
@@ -2559,7 +2559,7 @@
             <w:noProof/>
             <w:webHidden/>
           </w:rPr>
-          <w:instrText xml:space="preserve"> PAGEREF _Toc231565796 \h </w:instrText>
+          <w:instrText xml:space="preserve"> PAGEREF _Toc232618737 \h </w:instrText>
         </w:r>
         <w:r>
           <w:rPr>
@@ -2605,13 +2605,13 @@
           <w14:ligatures w14:val="standardContextual"/>
         </w:rPr>
       </w:pPr>
-      <w:hyperlink w:anchor="_Toc231565797" w:history="1">
+      <w:hyperlink w:anchor="_Toc232618738" w:history="1">
         <w:r>
           <w:rPr>
             <w:rStyle w:val="Hyperlink"/>
             <w:noProof/>
           </w:rPr>
-          <w:t>6.4.</w:t>
+          <w:t>6.3.</w:t>
         </w:r>
         <w:r>
           <w:rPr>
@@ -2628,7 +2628,7 @@
             <w:rStyle w:val="Hyperlink"/>
             <w:noProof/>
           </w:rPr>
-          <w:t>Modul za impulsni odziv</w:t>
+          <w:t>Modul za materijale</w:t>
         </w:r>
         <w:r>
           <w:rPr>
@@ -2649,7 +2649,7 @@
             <w:noProof/>
             <w:webHidden/>
           </w:rPr>
-          <w:instrText xml:space="preserve"> PAGEREF _Toc231565797 \h </w:instrText>
+          <w:instrText xml:space="preserve"> PAGEREF _Toc232618738 \h </w:instrText>
         </w:r>
         <w:r>
           <w:rPr>
@@ -2695,13 +2695,13 @@
           <w14:ligatures w14:val="standardContextual"/>
         </w:rPr>
       </w:pPr>
-      <w:hyperlink w:anchor="_Toc231565798" w:history="1">
+      <w:hyperlink w:anchor="_Toc232618739" w:history="1">
         <w:r>
           <w:rPr>
             <w:rStyle w:val="Hyperlink"/>
             <w:noProof/>
           </w:rPr>
-          <w:t>6.5.</w:t>
+          <w:t>6.4.</w:t>
         </w:r>
         <w:r>
           <w:rPr>
@@ -2718,7 +2718,7 @@
             <w:rStyle w:val="Hyperlink"/>
             <w:noProof/>
           </w:rPr>
-          <w:t>Modul za vizualizaciju</w:t>
+          <w:t>Modul za impulsni odziv</w:t>
         </w:r>
         <w:r>
           <w:rPr>
@@ -2739,7 +2739,7 @@
             <w:noProof/>
             <w:webHidden/>
           </w:rPr>
-          <w:instrText xml:space="preserve"> PAGEREF _Toc231565798 \h </w:instrText>
+          <w:instrText xml:space="preserve"> PAGEREF _Toc232618739 \h </w:instrText>
         </w:r>
         <w:r>
           <w:rPr>
@@ -2759,7 +2759,7 @@
             <w:noProof/>
             <w:webHidden/>
           </w:rPr>
-          <w:t>22</w:t>
+          <w:t>21</w:t>
         </w:r>
         <w:r>
           <w:rPr>
@@ -2785,13 +2785,13 @@
           <w14:ligatures w14:val="standardContextual"/>
         </w:rPr>
       </w:pPr>
-      <w:hyperlink w:anchor="_Toc231565799" w:history="1">
+      <w:hyperlink w:anchor="_Toc232618740" w:history="1">
         <w:r>
           <w:rPr>
             <w:rStyle w:val="Hyperlink"/>
             <w:noProof/>
           </w:rPr>
-          <w:t>6.6.</w:t>
+          <w:t>6.5.</w:t>
         </w:r>
         <w:r>
           <w:rPr>
@@ -2808,7 +2808,7 @@
             <w:rStyle w:val="Hyperlink"/>
             <w:noProof/>
           </w:rPr>
-          <w:t>Modul za auralizaciju</w:t>
+          <w:t>Modul za vizualizaciju</w:t>
         </w:r>
         <w:r>
           <w:rPr>
@@ -2829,7 +2829,7 @@
             <w:noProof/>
             <w:webHidden/>
           </w:rPr>
-          <w:instrText xml:space="preserve"> PAGEREF _Toc231565799 \h </w:instrText>
+          <w:instrText xml:space="preserve"> PAGEREF _Toc232618740 \h </w:instrText>
         </w:r>
         <w:r>
           <w:rPr>
@@ -2862,9 +2862,9 @@
     </w:p>
     <w:p>
       <w:pPr>
-        <w:pStyle w:val="TOC1"/>
-        <w:tabs>
-          <w:tab w:val="left" w:pos="480"/>
+        <w:pStyle w:val="TOC2"/>
+        <w:tabs>
+          <w:tab w:val="left" w:pos="960"/>
           <w:tab w:val="right" w:leader="dot" w:pos="8778"/>
         </w:tabs>
         <w:rPr>
@@ -2875,13 +2875,13 @@
           <w14:ligatures w14:val="standardContextual"/>
         </w:rPr>
       </w:pPr>
-      <w:hyperlink w:anchor="_Toc231565800" w:history="1">
+      <w:hyperlink w:anchor="_Toc232618741" w:history="1">
         <w:r>
           <w:rPr>
             <w:rStyle w:val="Hyperlink"/>
             <w:noProof/>
           </w:rPr>
-          <w:t>7.</w:t>
+          <w:t>6.6.</w:t>
         </w:r>
         <w:r>
           <w:rPr>
@@ -2898,7 +2898,7 @@
             <w:rStyle w:val="Hyperlink"/>
             <w:noProof/>
           </w:rPr>
-          <w:t>Auralizacija zvuka</w:t>
+          <w:t>Modul za auralizaciju</w:t>
         </w:r>
         <w:r>
           <w:rPr>
@@ -2919,7 +2919,7 @@
             <w:noProof/>
             <w:webHidden/>
           </w:rPr>
-          <w:instrText xml:space="preserve"> PAGEREF _Toc231565800 \h </w:instrText>
+          <w:instrText xml:space="preserve"> PAGEREF _Toc232618741 \h </w:instrText>
         </w:r>
         <w:r>
           <w:rPr>
@@ -2939,7 +2939,7 @@
             <w:noProof/>
             <w:webHidden/>
           </w:rPr>
-          <w:t>25</w:t>
+          <w:t>24</w:t>
         </w:r>
         <w:r>
           <w:rPr>
@@ -2952,9 +2952,9 @@
     </w:p>
     <w:p>
       <w:pPr>
-        <w:pStyle w:val="TOC2"/>
-        <w:tabs>
-          <w:tab w:val="left" w:pos="960"/>
+        <w:pStyle w:val="TOC1"/>
+        <w:tabs>
+          <w:tab w:val="left" w:pos="480"/>
           <w:tab w:val="right" w:leader="dot" w:pos="8778"/>
         </w:tabs>
         <w:rPr>
@@ -2965,13 +2965,13 @@
           <w14:ligatures w14:val="standardContextual"/>
         </w:rPr>
       </w:pPr>
-      <w:hyperlink w:anchor="_Toc231565801" w:history="1">
+      <w:hyperlink w:anchor="_Toc232618742" w:history="1">
         <w:r>
           <w:rPr>
             <w:rStyle w:val="Hyperlink"/>
             <w:noProof/>
           </w:rPr>
-          <w:t>7.1.</w:t>
+          <w:t>7.</w:t>
         </w:r>
         <w:r>
           <w:rPr>
@@ -2988,7 +2988,7 @@
             <w:rStyle w:val="Hyperlink"/>
             <w:noProof/>
           </w:rPr>
-          <w:t>Osnovni princip auralizacije</w:t>
+          <w:t>Auralizacija zvuka</w:t>
         </w:r>
         <w:r>
           <w:rPr>
@@ -3009,7 +3009,7 @@
             <w:noProof/>
             <w:webHidden/>
           </w:rPr>
-          <w:instrText xml:space="preserve"> PAGEREF _Toc231565801 \h </w:instrText>
+          <w:instrText xml:space="preserve"> PAGEREF _Toc232618742 \h </w:instrText>
         </w:r>
         <w:r>
           <w:rPr>
@@ -3029,7 +3029,7 @@
             <w:noProof/>
             <w:webHidden/>
           </w:rPr>
-          <w:t>25</w:t>
+          <w:t>26</w:t>
         </w:r>
         <w:r>
           <w:rPr>
@@ -3055,13 +3055,13 @@
           <w14:ligatures w14:val="standardContextual"/>
         </w:rPr>
       </w:pPr>
-      <w:hyperlink w:anchor="_Toc231565802" w:history="1">
+      <w:hyperlink w:anchor="_Toc232618743" w:history="1">
         <w:r>
           <w:rPr>
             <w:rStyle w:val="Hyperlink"/>
             <w:noProof/>
           </w:rPr>
-          <w:t>7.2.</w:t>
+          <w:t>7.1.</w:t>
         </w:r>
         <w:r>
           <w:rPr>
@@ -3078,7 +3078,7 @@
             <w:rStyle w:val="Hyperlink"/>
             <w:noProof/>
           </w:rPr>
-          <w:t>Implementacija konvolucije</w:t>
+          <w:t>Osnovni princip auralizacije</w:t>
         </w:r>
         <w:r>
           <w:rPr>
@@ -3099,7 +3099,7 @@
             <w:noProof/>
             <w:webHidden/>
           </w:rPr>
-          <w:instrText xml:space="preserve"> PAGEREF _Toc231565802 \h </w:instrText>
+          <w:instrText xml:space="preserve"> PAGEREF _Toc232618743 \h </w:instrText>
         </w:r>
         <w:r>
           <w:rPr>
@@ -3119,7 +3119,7 @@
             <w:noProof/>
             <w:webHidden/>
           </w:rPr>
-          <w:t>25</w:t>
+          <w:t>26</w:t>
         </w:r>
         <w:r>
           <w:rPr>
@@ -3145,13 +3145,13 @@
           <w14:ligatures w14:val="standardContextual"/>
         </w:rPr>
       </w:pPr>
-      <w:hyperlink w:anchor="_Toc231565803" w:history="1">
+      <w:hyperlink w:anchor="_Toc232618744" w:history="1">
         <w:r>
           <w:rPr>
             <w:rStyle w:val="Hyperlink"/>
             <w:noProof/>
           </w:rPr>
-          <w:t>7.3.</w:t>
+          <w:t>7.2.</w:t>
         </w:r>
         <w:r>
           <w:rPr>
@@ -3168,7 +3168,7 @@
             <w:rStyle w:val="Hyperlink"/>
             <w:noProof/>
           </w:rPr>
-          <w:t>Mono i stereo obrada</w:t>
+          <w:t>Implementacija konvolucije</w:t>
         </w:r>
         <w:r>
           <w:rPr>
@@ -3189,7 +3189,7 @@
             <w:noProof/>
             <w:webHidden/>
           </w:rPr>
-          <w:instrText xml:space="preserve"> PAGEREF _Toc231565803 \h </w:instrText>
+          <w:instrText xml:space="preserve"> PAGEREF _Toc232618744 \h </w:instrText>
         </w:r>
         <w:r>
           <w:rPr>
@@ -3209,7 +3209,7 @@
             <w:noProof/>
             <w:webHidden/>
           </w:rPr>
-          <w:t>25</w:t>
+          <w:t>26</w:t>
         </w:r>
         <w:r>
           <w:rPr>
@@ -3235,13 +3235,13 @@
           <w14:ligatures w14:val="standardContextual"/>
         </w:rPr>
       </w:pPr>
-      <w:hyperlink w:anchor="_Toc231565804" w:history="1">
+      <w:hyperlink w:anchor="_Toc232618745" w:history="1">
         <w:r>
           <w:rPr>
             <w:rStyle w:val="Hyperlink"/>
             <w:noProof/>
           </w:rPr>
-          <w:t>7.4.</w:t>
+          <w:t>7.3.</w:t>
         </w:r>
         <w:r>
           <w:rPr>
@@ -3258,7 +3258,7 @@
             <w:rStyle w:val="Hyperlink"/>
             <w:noProof/>
           </w:rPr>
-          <w:t>Normalizacija signala</w:t>
+          <w:t>Mono i stereo obrada</w:t>
         </w:r>
         <w:r>
           <w:rPr>
@@ -3279,7 +3279,7 @@
             <w:noProof/>
             <w:webHidden/>
           </w:rPr>
-          <w:instrText xml:space="preserve"> PAGEREF _Toc231565804 \h </w:instrText>
+          <w:instrText xml:space="preserve"> PAGEREF _Toc232618745 \h </w:instrText>
         </w:r>
         <w:r>
           <w:rPr>
@@ -3325,13 +3325,13 @@
           <w14:ligatures w14:val="standardContextual"/>
         </w:rPr>
       </w:pPr>
-      <w:hyperlink w:anchor="_Toc231565805" w:history="1">
+      <w:hyperlink w:anchor="_Toc232618746" w:history="1">
         <w:r>
           <w:rPr>
             <w:rStyle w:val="Hyperlink"/>
             <w:noProof/>
           </w:rPr>
-          <w:t>7.5.</w:t>
+          <w:t>7.4.</w:t>
         </w:r>
         <w:r>
           <w:rPr>
@@ -3348,7 +3348,7 @@
             <w:rStyle w:val="Hyperlink"/>
             <w:noProof/>
           </w:rPr>
-          <w:t>Subjektivni dojam prostora</w:t>
+          <w:t>Normalizacija signala</w:t>
         </w:r>
         <w:r>
           <w:rPr>
@@ -3369,7 +3369,7 @@
             <w:noProof/>
             <w:webHidden/>
           </w:rPr>
-          <w:instrText xml:space="preserve"> PAGEREF _Toc231565805 \h </w:instrText>
+          <w:instrText xml:space="preserve"> PAGEREF _Toc232618746 \h </w:instrText>
         </w:r>
         <w:r>
           <w:rPr>
@@ -3402,9 +3402,9 @@
     </w:p>
     <w:p>
       <w:pPr>
-        <w:pStyle w:val="TOC1"/>
-        <w:tabs>
-          <w:tab w:val="left" w:pos="480"/>
+        <w:pStyle w:val="TOC2"/>
+        <w:tabs>
+          <w:tab w:val="left" w:pos="960"/>
           <w:tab w:val="right" w:leader="dot" w:pos="8778"/>
         </w:tabs>
         <w:rPr>
@@ -3415,13 +3415,13 @@
           <w14:ligatures w14:val="standardContextual"/>
         </w:rPr>
       </w:pPr>
-      <w:hyperlink w:anchor="_Toc231565806" w:history="1">
+      <w:hyperlink w:anchor="_Toc232618747" w:history="1">
         <w:r>
           <w:rPr>
             <w:rStyle w:val="Hyperlink"/>
             <w:noProof/>
           </w:rPr>
-          <w:t>8.</w:t>
+          <w:t>7.5.</w:t>
         </w:r>
         <w:r>
           <w:rPr>
@@ -3438,7 +3438,7 @@
             <w:rStyle w:val="Hyperlink"/>
             <w:noProof/>
           </w:rPr>
-          <w:t>Vizualizacija prostorije</w:t>
+          <w:t>Subjektivni dojam prostora</w:t>
         </w:r>
         <w:r>
           <w:rPr>
@@ -3459,7 +3459,7 @@
             <w:noProof/>
             <w:webHidden/>
           </w:rPr>
-          <w:instrText xml:space="preserve"> PAGEREF _Toc231565806 \h </w:instrText>
+          <w:instrText xml:space="preserve"> PAGEREF _Toc232618747 \h </w:instrText>
         </w:r>
         <w:r>
           <w:rPr>
@@ -3492,9 +3492,9 @@
     </w:p>
     <w:p>
       <w:pPr>
-        <w:pStyle w:val="TOC2"/>
-        <w:tabs>
-          <w:tab w:val="left" w:pos="960"/>
+        <w:pStyle w:val="TOC1"/>
+        <w:tabs>
+          <w:tab w:val="left" w:pos="480"/>
           <w:tab w:val="right" w:leader="dot" w:pos="8778"/>
         </w:tabs>
         <w:rPr>
@@ -3505,13 +3505,13 @@
           <w14:ligatures w14:val="standardContextual"/>
         </w:rPr>
       </w:pPr>
-      <w:hyperlink w:anchor="_Toc231565807" w:history="1">
+      <w:hyperlink w:anchor="_Toc232618748" w:history="1">
         <w:r>
           <w:rPr>
             <w:rStyle w:val="Hyperlink"/>
             <w:noProof/>
           </w:rPr>
-          <w:t>8.1.</w:t>
+          <w:t>8.</w:t>
         </w:r>
         <w:r>
           <w:rPr>
@@ -3549,7 +3549,7 @@
             <w:noProof/>
             <w:webHidden/>
           </w:rPr>
-          <w:instrText xml:space="preserve"> PAGEREF _Toc231565807 \h </w:instrText>
+          <w:instrText xml:space="preserve"> PAGEREF _Toc232618748 \h </w:instrText>
         </w:r>
         <w:r>
           <w:rPr>
@@ -3569,7 +3569,7 @@
             <w:noProof/>
             <w:webHidden/>
           </w:rPr>
-          <w:t>28</w:t>
+          <w:t>29</w:t>
         </w:r>
         <w:r>
           <w:rPr>
@@ -3595,13 +3595,13 @@
           <w14:ligatures w14:val="standardContextual"/>
         </w:rPr>
       </w:pPr>
-      <w:hyperlink w:anchor="_Toc231565808" w:history="1">
+      <w:hyperlink w:anchor="_Toc232618749" w:history="1">
         <w:r>
           <w:rPr>
             <w:rStyle w:val="Hyperlink"/>
             <w:noProof/>
           </w:rPr>
-          <w:t>8.2.</w:t>
+          <w:t>8.1.</w:t>
         </w:r>
         <w:r>
           <w:rPr>
@@ -3618,7 +3618,7 @@
             <w:rStyle w:val="Hyperlink"/>
             <w:noProof/>
           </w:rPr>
-          <w:t>Izvor zvuka i slušatelj</w:t>
+          <w:t>Vizualizacija prostorije</w:t>
         </w:r>
         <w:r>
           <w:rPr>
@@ -3639,7 +3639,7 @@
             <w:noProof/>
             <w:webHidden/>
           </w:rPr>
-          <w:instrText xml:space="preserve"> PAGEREF _Toc231565808 \h </w:instrText>
+          <w:instrText xml:space="preserve"> PAGEREF _Toc232618749 \h </w:instrText>
         </w:r>
         <w:r>
           <w:rPr>
@@ -3659,7 +3659,7 @@
             <w:noProof/>
             <w:webHidden/>
           </w:rPr>
-          <w:t>28</w:t>
+          <w:t>29</w:t>
         </w:r>
         <w:r>
           <w:rPr>
@@ -3685,13 +3685,13 @@
           <w14:ligatures w14:val="standardContextual"/>
         </w:rPr>
       </w:pPr>
-      <w:hyperlink w:anchor="_Toc231565809" w:history="1">
+      <w:hyperlink w:anchor="_Toc232618750" w:history="1">
         <w:r>
           <w:rPr>
             <w:rStyle w:val="Hyperlink"/>
             <w:noProof/>
           </w:rPr>
-          <w:t>8.3.</w:t>
+          <w:t>8.2.</w:t>
         </w:r>
         <w:r>
           <w:rPr>
@@ -3708,7 +3708,7 @@
             <w:rStyle w:val="Hyperlink"/>
             <w:noProof/>
           </w:rPr>
-          <w:t>Virtualni izvori</w:t>
+          <w:t>Izvor zvuka i slušatelj</w:t>
         </w:r>
         <w:r>
           <w:rPr>
@@ -3729,7 +3729,7 @@
             <w:noProof/>
             <w:webHidden/>
           </w:rPr>
-          <w:instrText xml:space="preserve"> PAGEREF _Toc231565809 \h </w:instrText>
+          <w:instrText xml:space="preserve"> PAGEREF _Toc232618750 \h </w:instrText>
         </w:r>
         <w:r>
           <w:rPr>
@@ -3749,7 +3749,7 @@
             <w:noProof/>
             <w:webHidden/>
           </w:rPr>
-          <w:t>28</w:t>
+          <w:t>29</w:t>
         </w:r>
         <w:r>
           <w:rPr>
@@ -3762,9 +3762,9 @@
     </w:p>
     <w:p>
       <w:pPr>
-        <w:pStyle w:val="TOC1"/>
-        <w:tabs>
-          <w:tab w:val="left" w:pos="480"/>
+        <w:pStyle w:val="TOC2"/>
+        <w:tabs>
+          <w:tab w:val="left" w:pos="960"/>
           <w:tab w:val="right" w:leader="dot" w:pos="8778"/>
         </w:tabs>
         <w:rPr>
@@ -3775,13 +3775,13 @@
           <w14:ligatures w14:val="standardContextual"/>
         </w:rPr>
       </w:pPr>
-      <w:hyperlink w:anchor="_Toc231565810" w:history="1">
+      <w:hyperlink w:anchor="_Toc232618751" w:history="1">
         <w:r>
           <w:rPr>
             <w:rStyle w:val="Hyperlink"/>
             <w:noProof/>
           </w:rPr>
-          <w:t>9.</w:t>
+          <w:t>8.3.</w:t>
         </w:r>
         <w:r>
           <w:rPr>
@@ -3798,7 +3798,7 @@
             <w:rStyle w:val="Hyperlink"/>
             <w:noProof/>
           </w:rPr>
-          <w:t>Rezultati i analiza</w:t>
+          <w:t>Virtualni izvori</w:t>
         </w:r>
         <w:r>
           <w:rPr>
@@ -3819,7 +3819,7 @@
             <w:noProof/>
             <w:webHidden/>
           </w:rPr>
-          <w:instrText xml:space="preserve"> PAGEREF _Toc231565810 \h </w:instrText>
+          <w:instrText xml:space="preserve"> PAGEREF _Toc232618751 \h </w:instrText>
         </w:r>
         <w:r>
           <w:rPr>
@@ -3839,7 +3839,7 @@
             <w:noProof/>
             <w:webHidden/>
           </w:rPr>
-          <w:t>31</w:t>
+          <w:t>29</w:t>
         </w:r>
         <w:r>
           <w:rPr>
@@ -3852,9 +3852,9 @@
     </w:p>
     <w:p>
       <w:pPr>
-        <w:pStyle w:val="TOC2"/>
-        <w:tabs>
-          <w:tab w:val="left" w:pos="960"/>
+        <w:pStyle w:val="TOC1"/>
+        <w:tabs>
+          <w:tab w:val="left" w:pos="480"/>
           <w:tab w:val="right" w:leader="dot" w:pos="8778"/>
         </w:tabs>
         <w:rPr>
@@ -3865,13 +3865,13 @@
           <w14:ligatures w14:val="standardContextual"/>
         </w:rPr>
       </w:pPr>
-      <w:hyperlink w:anchor="_Toc231565811" w:history="1">
+      <w:hyperlink w:anchor="_Toc232618752" w:history="1">
         <w:r>
           <w:rPr>
             <w:rStyle w:val="Hyperlink"/>
             <w:noProof/>
           </w:rPr>
-          <w:t>9.1.</w:t>
+          <w:t>9.</w:t>
         </w:r>
         <w:r>
           <w:rPr>
@@ -3888,7 +3888,7 @@
             <w:rStyle w:val="Hyperlink"/>
             <w:noProof/>
           </w:rPr>
-          <w:t>Primjer prostorije</w:t>
+          <w:t>Rezultati i analiza</w:t>
         </w:r>
         <w:r>
           <w:rPr>
@@ -3909,7 +3909,7 @@
             <w:noProof/>
             <w:webHidden/>
           </w:rPr>
-          <w:instrText xml:space="preserve"> PAGEREF _Toc231565811 \h </w:instrText>
+          <w:instrText xml:space="preserve"> PAGEREF _Toc232618752 \h </w:instrText>
         </w:r>
         <w:r>
           <w:rPr>
@@ -3955,13 +3955,13 @@
           <w14:ligatures w14:val="standardContextual"/>
         </w:rPr>
       </w:pPr>
-      <w:hyperlink w:anchor="_Toc231565812" w:history="1">
+      <w:hyperlink w:anchor="_Toc232618753" w:history="1">
         <w:r>
           <w:rPr>
             <w:rStyle w:val="Hyperlink"/>
             <w:noProof/>
           </w:rPr>
-          <w:t>9.2.</w:t>
+          <w:t>9.1.</w:t>
         </w:r>
         <w:r>
           <w:rPr>
@@ -3978,7 +3978,7 @@
             <w:rStyle w:val="Hyperlink"/>
             <w:noProof/>
           </w:rPr>
-          <w:t>Graf impulsnog odziva</w:t>
+          <w:t>Primjer prostorije</w:t>
         </w:r>
         <w:r>
           <w:rPr>
@@ -3999,7 +3999,7 @@
             <w:noProof/>
             <w:webHidden/>
           </w:rPr>
-          <w:instrText xml:space="preserve"> PAGEREF _Toc231565812 \h </w:instrText>
+          <w:instrText xml:space="preserve"> PAGEREF _Toc232618753 \h </w:instrText>
         </w:r>
         <w:r>
           <w:rPr>
@@ -4019,7 +4019,7 @@
             <w:noProof/>
             <w:webHidden/>
           </w:rPr>
-          <w:t>32</w:t>
+          <w:t>31</w:t>
         </w:r>
         <w:r>
           <w:rPr>
@@ -4045,13 +4045,13 @@
           <w14:ligatures w14:val="standardContextual"/>
         </w:rPr>
       </w:pPr>
-      <w:hyperlink w:anchor="_Toc231565813" w:history="1">
+      <w:hyperlink w:anchor="_Toc232618754" w:history="1">
         <w:r>
           <w:rPr>
             <w:rStyle w:val="Hyperlink"/>
             <w:noProof/>
           </w:rPr>
-          <w:t>9.3.</w:t>
+          <w:t>9.2.</w:t>
         </w:r>
         <w:r>
           <w:rPr>
@@ -4068,7 +4068,7 @@
             <w:rStyle w:val="Hyperlink"/>
             <w:noProof/>
           </w:rPr>
-          <w:t>Rezultati izračuna vremena odjeka</w:t>
+          <w:t>Graf impulsnog odziva</w:t>
         </w:r>
         <w:r>
           <w:rPr>
@@ -4089,7 +4089,7 @@
             <w:noProof/>
             <w:webHidden/>
           </w:rPr>
-          <w:instrText xml:space="preserve"> PAGEREF _Toc231565813 \h </w:instrText>
+          <w:instrText xml:space="preserve"> PAGEREF _Toc232618754 \h </w:instrText>
         </w:r>
         <w:r>
           <w:rPr>
@@ -4135,13 +4135,13 @@
           <w14:ligatures w14:val="standardContextual"/>
         </w:rPr>
       </w:pPr>
-      <w:hyperlink w:anchor="_Toc231565814" w:history="1">
+      <w:hyperlink w:anchor="_Toc232618755" w:history="1">
         <w:r>
           <w:rPr>
             <w:rStyle w:val="Hyperlink"/>
             <w:noProof/>
           </w:rPr>
-          <w:t>9.4.</w:t>
+          <w:t>9.3.</w:t>
         </w:r>
         <w:r>
           <w:rPr>
@@ -4158,7 +4158,7 @@
             <w:rStyle w:val="Hyperlink"/>
             <w:noProof/>
           </w:rPr>
-          <w:t>Usporedba materijala</w:t>
+          <w:t>Rezultati izračuna vremena odjeka</w:t>
         </w:r>
         <w:r>
           <w:rPr>
@@ -4179,7 +4179,7 @@
             <w:noProof/>
             <w:webHidden/>
           </w:rPr>
-          <w:instrText xml:space="preserve"> PAGEREF _Toc231565814 \h </w:instrText>
+          <w:instrText xml:space="preserve"> PAGEREF _Toc232618755 \h </w:instrText>
         </w:r>
         <w:r>
           <w:rPr>
@@ -4199,7 +4199,7 @@
             <w:noProof/>
             <w:webHidden/>
           </w:rPr>
-          <w:t>33</w:t>
+          <w:t>32</w:t>
         </w:r>
         <w:r>
           <w:rPr>
@@ -4225,13 +4225,13 @@
           <w14:ligatures w14:val="standardContextual"/>
         </w:rPr>
       </w:pPr>
-      <w:hyperlink w:anchor="_Toc231565815" w:history="1">
+      <w:hyperlink w:anchor="_Toc232618756" w:history="1">
         <w:r>
           <w:rPr>
             <w:rStyle w:val="Hyperlink"/>
             <w:noProof/>
           </w:rPr>
-          <w:t>9.5.</w:t>
+          <w:t>9.4.</w:t>
         </w:r>
         <w:r>
           <w:rPr>
@@ -4248,7 +4248,7 @@
             <w:rStyle w:val="Hyperlink"/>
             <w:noProof/>
           </w:rPr>
-          <w:t>Subjektivni dojam slušanja</w:t>
+          <w:t>Usporedba materijala</w:t>
         </w:r>
         <w:r>
           <w:rPr>
@@ -4269,7 +4269,7 @@
             <w:noProof/>
             <w:webHidden/>
           </w:rPr>
-          <w:instrText xml:space="preserve"> PAGEREF _Toc231565815 \h </w:instrText>
+          <w:instrText xml:space="preserve"> PAGEREF _Toc232618756 \h </w:instrText>
         </w:r>
         <w:r>
           <w:rPr>
@@ -4289,7 +4289,7 @@
             <w:noProof/>
             <w:webHidden/>
           </w:rPr>
-          <w:t>34</w:t>
+          <w:t>33</w:t>
         </w:r>
         <w:r>
           <w:rPr>
@@ -4302,8 +4302,9 @@
     </w:p>
     <w:p>
       <w:pPr>
-        <w:pStyle w:val="TOC1"/>
-        <w:tabs>
+        <w:pStyle w:val="TOC2"/>
+        <w:tabs>
+          <w:tab w:val="left" w:pos="960"/>
           <w:tab w:val="right" w:leader="dot" w:pos="8778"/>
         </w:tabs>
         <w:rPr>
@@ -4314,23 +4315,40 @@
           <w14:ligatures w14:val="standardContextual"/>
         </w:rPr>
       </w:pPr>
-      <w:hyperlink w:anchor="_Toc231565816" w:history="1">
+      <w:hyperlink w:anchor="_Toc232618757" w:history="1">
         <w:r>
           <w:rPr>
             <w:rStyle w:val="Hyperlink"/>
             <w:noProof/>
           </w:rPr>
-          <w:t>Zaključak</w:t>
-        </w:r>
-        <w:r>
-          <w:rPr>
-            <w:noProof/>
-            <w:webHidden/>
+          <w:t>9.5.</w:t>
+        </w:r>
+        <w:r>
+          <w:rPr>
+            <w:rFonts w:asciiTheme="minorHAnsi" w:eastAsiaTheme="minorEastAsia" w:hAnsiTheme="minorHAnsi" w:cstheme="minorBidi"/>
+            <w:noProof/>
+            <w:kern w:val="2"/>
+            <w:lang w:eastAsia="hr-HR"/>
+            <w14:ligatures w14:val="standardContextual"/>
           </w:rPr>
           <w:tab/>
         </w:r>
         <w:r>
           <w:rPr>
+            <w:rStyle w:val="Hyperlink"/>
+            <w:noProof/>
+          </w:rPr>
+          <w:t>Subjektivni dojam slušanja</w:t>
+        </w:r>
+        <w:r>
+          <w:rPr>
+            <w:noProof/>
+            <w:webHidden/>
+          </w:rPr>
+          <w:tab/>
+        </w:r>
+        <w:r>
+          <w:rPr>
             <w:noProof/>
             <w:webHidden/>
           </w:rPr>
@@ -4341,7 +4359,7 @@
             <w:noProof/>
             <w:webHidden/>
           </w:rPr>
-          <w:instrText xml:space="preserve"> PAGEREF _Toc231565816 \h </w:instrText>
+          <w:instrText xml:space="preserve"> PAGEREF _Toc232618757 \h </w:instrText>
         </w:r>
         <w:r>
           <w:rPr>
@@ -4361,7 +4379,7 @@
             <w:noProof/>
             <w:webHidden/>
           </w:rPr>
-          <w:t>35</w:t>
+          <w:t>34</w:t>
         </w:r>
         <w:r>
           <w:rPr>
@@ -4386,13 +4404,13 @@
           <w14:ligatures w14:val="standardContextual"/>
         </w:rPr>
       </w:pPr>
-      <w:hyperlink w:anchor="_Toc231565817" w:history="1">
+      <w:hyperlink w:anchor="_Toc232618758" w:history="1">
         <w:r>
           <w:rPr>
             <w:rStyle w:val="Hyperlink"/>
             <w:noProof/>
           </w:rPr>
-          <w:t>Literatura</w:t>
+          <w:t>Zaključak</w:t>
         </w:r>
         <w:r>
           <w:rPr>
@@ -4413,7 +4431,7 @@
             <w:noProof/>
             <w:webHidden/>
           </w:rPr>
-          <w:instrText xml:space="preserve"> PAGEREF _Toc231565817 \h </w:instrText>
+          <w:instrText xml:space="preserve"> PAGEREF _Toc232618758 \h </w:instrText>
         </w:r>
         <w:r>
           <w:rPr>
@@ -4433,7 +4451,7 @@
             <w:noProof/>
             <w:webHidden/>
           </w:rPr>
-          <w:t>36</w:t>
+          <w:t>35</w:t>
         </w:r>
         <w:r>
           <w:rPr>
@@ -4458,13 +4476,13 @@
           <w14:ligatures w14:val="standardContextual"/>
         </w:rPr>
       </w:pPr>
-      <w:hyperlink w:anchor="_Toc231565818" w:history="1">
+      <w:hyperlink w:anchor="_Toc232618759" w:history="1">
         <w:r>
           <w:rPr>
             <w:rStyle w:val="Hyperlink"/>
             <w:noProof/>
           </w:rPr>
-          <w:t>Sažetak</w:t>
+          <w:t>Literatura</w:t>
         </w:r>
         <w:r>
           <w:rPr>
@@ -4485,7 +4503,7 @@
             <w:noProof/>
             <w:webHidden/>
           </w:rPr>
-          <w:instrText xml:space="preserve"> PAGEREF _Toc231565818 \h </w:instrText>
+          <w:instrText xml:space="preserve"> PAGEREF _Toc232618759 \h </w:instrText>
         </w:r>
         <w:r>
           <w:rPr>
@@ -4505,7 +4523,7 @@
             <w:noProof/>
             <w:webHidden/>
           </w:rPr>
-          <w:t>37</w:t>
+          <w:t>36</w:t>
         </w:r>
         <w:r>
           <w:rPr>
@@ -4530,13 +4548,13 @@
           <w14:ligatures w14:val="standardContextual"/>
         </w:rPr>
       </w:pPr>
-      <w:hyperlink w:anchor="_Toc231565819" w:history="1">
+      <w:hyperlink w:anchor="_Toc232618760" w:history="1">
         <w:r>
           <w:rPr>
             <w:rStyle w:val="Hyperlink"/>
             <w:noProof/>
           </w:rPr>
-          <w:t>Summary</w:t>
+          <w:t>Sažetak</w:t>
         </w:r>
         <w:r>
           <w:rPr>
@@ -4557,7 +4575,7 @@
             <w:noProof/>
             <w:webHidden/>
           </w:rPr>
-          <w:instrText xml:space="preserve"> PAGEREF _Toc231565819 \h </w:instrText>
+          <w:instrText xml:space="preserve"> PAGEREF _Toc232618760 \h </w:instrText>
         </w:r>
         <w:r>
           <w:rPr>
@@ -4577,7 +4595,7 @@
             <w:noProof/>
             <w:webHidden/>
           </w:rPr>
-          <w:t>38</w:t>
+          <w:t>37</w:t>
         </w:r>
         <w:r>
           <w:rPr>
@@ -4602,12 +4620,84 @@
           <w14:ligatures w14:val="standardContextual"/>
         </w:rPr>
       </w:pPr>
-      <w:hyperlink w:anchor="_Toc231565820" w:history="1">
+      <w:hyperlink w:anchor="_Toc232618761" w:history="1">
         <w:r>
           <w:rPr>
             <w:rStyle w:val="Hyperlink"/>
             <w:noProof/>
           </w:rPr>
+          <w:t>Summary</w:t>
+        </w:r>
+        <w:r>
+          <w:rPr>
+            <w:noProof/>
+            <w:webHidden/>
+          </w:rPr>
+          <w:tab/>
+        </w:r>
+        <w:r>
+          <w:rPr>
+            <w:noProof/>
+            <w:webHidden/>
+          </w:rPr>
+          <w:fldChar w:fldCharType="begin"/>
+        </w:r>
+        <w:r>
+          <w:rPr>
+            <w:noProof/>
+            <w:webHidden/>
+          </w:rPr>
+          <w:instrText xml:space="preserve"> PAGEREF _Toc232618761 \h </w:instrText>
+        </w:r>
+        <w:r>
+          <w:rPr>
+            <w:noProof/>
+            <w:webHidden/>
+          </w:rPr>
+        </w:r>
+        <w:r>
+          <w:rPr>
+            <w:noProof/>
+            <w:webHidden/>
+          </w:rPr>
+          <w:fldChar w:fldCharType="separate"/>
+        </w:r>
+        <w:r>
+          <w:rPr>
+            <w:noProof/>
+            <w:webHidden/>
+          </w:rPr>
+          <w:t>38</w:t>
+        </w:r>
+        <w:r>
+          <w:rPr>
+            <w:noProof/>
+            <w:webHidden/>
+          </w:rPr>
+          <w:fldChar w:fldCharType="end"/>
+        </w:r>
+      </w:hyperlink>
+    </w:p>
+    <w:p>
+      <w:pPr>
+        <w:pStyle w:val="TOC1"/>
+        <w:tabs>
+          <w:tab w:val="right" w:leader="dot" w:pos="8778"/>
+        </w:tabs>
+        <w:rPr>
+          <w:rFonts w:asciiTheme="minorHAnsi" w:eastAsiaTheme="minorEastAsia" w:hAnsiTheme="minorHAnsi" w:cstheme="minorBidi"/>
+          <w:noProof/>
+          <w:kern w:val="2"/>
+          <w:lang w:eastAsia="hr-HR"/>
+          <w14:ligatures w14:val="standardContextual"/>
+        </w:rPr>
+      </w:pPr>
+      <w:hyperlink w:anchor="_Toc232618762" w:history="1">
+        <w:r>
+          <w:rPr>
+            <w:rStyle w:val="Hyperlink"/>
+            <w:noProof/>
+          </w:rPr>
           <w:t>Privitak</w:t>
         </w:r>
         <w:r>
@@ -4629,7 +4719,7 @@
             <w:noProof/>
             <w:webHidden/>
           </w:rPr>
-          <w:instrText xml:space="preserve"> PAGEREF _Toc231565820 \h </w:instrText>
+          <w:instrText xml:space="preserve"> PAGEREF _Toc232618762 \h </w:instrText>
         </w:r>
         <w:r>
           <w:rPr>
@@ -4724,7 +4814,7 @@
           <w:numId w:val="0"/>
         </w:numPr>
       </w:pPr>
-      <w:bookmarkStart w:id="0" w:name="_Toc231565769"/>
+      <w:bookmarkStart w:id="0" w:name="_Toc232618710"/>
       <w:r>
         <w:lastRenderedPageBreak/>
         <w:t>Uvod</w:t>
@@ -4796,7 +4886,7 @@
       <w:pPr>
         <w:pStyle w:val="Heading1"/>
       </w:pPr>
-      <w:bookmarkStart w:id="1" w:name="_Toc231565770"/>
+      <w:bookmarkStart w:id="1" w:name="_Toc232618711"/>
       <w:r>
         <w:lastRenderedPageBreak/>
         <w:t>Teorijska osnova akustike prostorija</w:t>
@@ -4810,7 +4900,7 @@
           <w:lang w:eastAsia="hr-HR"/>
         </w:rPr>
       </w:pPr>
-      <w:bookmarkStart w:id="2" w:name="_Toc231565771"/>
+      <w:bookmarkStart w:id="2" w:name="_Toc232618712"/>
       <w:r>
         <w:rPr>
           <w:lang w:eastAsia="hr-HR"/>
@@ -4846,7 +4936,7 @@
           <w:lang w:eastAsia="hr-HR"/>
         </w:rPr>
       </w:pPr>
-      <w:bookmarkStart w:id="3" w:name="_Toc231565772"/>
+      <w:bookmarkStart w:id="3" w:name="_Toc232618713"/>
       <w:r>
         <w:rPr>
           <w:lang w:eastAsia="hr-HR"/>
@@ -5008,7 +5098,7 @@
           <w:lang w:eastAsia="hr-HR"/>
         </w:rPr>
       </w:pPr>
-      <w:bookmarkStart w:id="4" w:name="_Toc231565773"/>
+      <w:bookmarkStart w:id="4" w:name="_Toc232618714"/>
       <w:r>
         <w:rPr>
           <w:lang w:eastAsia="hr-HR"/>
@@ -5296,7 +5386,7 @@
       <w:pPr>
         <w:pStyle w:val="Heading1"/>
       </w:pPr>
-      <w:bookmarkStart w:id="5" w:name="_Toc231565774"/>
+      <w:bookmarkStart w:id="5" w:name="_Toc232618715"/>
       <w:r>
         <w:lastRenderedPageBreak/>
         <w:t>Vrijeme odjeka (</w:t>
@@ -5401,7 +5491,7 @@
           <w:lang w:eastAsia="hr-HR"/>
         </w:rPr>
       </w:pPr>
-      <w:bookmarkStart w:id="6" w:name="_Toc231565775"/>
+      <w:bookmarkStart w:id="6" w:name="_Toc232618716"/>
       <w:r>
         <w:rPr>
           <w:lang w:eastAsia="hr-HR"/>
@@ -6243,7 +6333,7 @@
           <w:lang w:eastAsia="hr-HR"/>
         </w:rPr>
       </w:pPr>
-      <w:bookmarkStart w:id="7" w:name="_Toc231565776"/>
+      <w:bookmarkStart w:id="7" w:name="_Toc232618717"/>
       <w:r>
         <w:rPr>
           <w:lang w:eastAsia="hr-HR"/>
@@ -6538,7 +6628,7 @@
           <w:lang w:eastAsia="hr-HR"/>
         </w:rPr>
       </w:pPr>
-      <w:bookmarkStart w:id="8" w:name="_Toc231565777"/>
+      <w:bookmarkStart w:id="8" w:name="_Toc232618718"/>
       <w:r>
         <w:rPr>
           <w:lang w:eastAsia="hr-HR"/>
@@ -6726,7 +6816,7 @@
           <w:lang w:eastAsia="hr-HR"/>
         </w:rPr>
       </w:pPr>
-      <w:bookmarkStart w:id="9" w:name="_Toc231565778"/>
+      <w:bookmarkStart w:id="9" w:name="_Toc232618719"/>
       <w:r>
         <w:rPr>
           <w:lang w:eastAsia="hr-HR"/>
@@ -6988,7 +7078,7 @@
       <w:pPr>
         <w:pStyle w:val="Heading1"/>
       </w:pPr>
-      <w:bookmarkStart w:id="10" w:name="_Toc231565779"/>
+      <w:bookmarkStart w:id="10" w:name="_Toc232618720"/>
       <w:r>
         <w:lastRenderedPageBreak/>
         <w:t>Impulsni odziv prostorije</w:t>
@@ -7004,7 +7094,7 @@
       <w:pPr>
         <w:pStyle w:val="Heading2"/>
       </w:pPr>
-      <w:bookmarkStart w:id="11" w:name="_Toc231565780"/>
+      <w:bookmarkStart w:id="11" w:name="_Toc232618721"/>
       <w:r>
         <w:t>Definicija impulsnog odziva</w:t>
       </w:r>
@@ -7197,7 +7287,7 @@
       <w:pPr>
         <w:pStyle w:val="Heading2"/>
       </w:pPr>
-      <w:bookmarkStart w:id="12" w:name="_Toc231565781"/>
+      <w:bookmarkStart w:id="12" w:name="_Toc232618722"/>
       <w:r>
         <w:t>Direktni zvuk i refleksije</w:t>
       </w:r>
@@ -7227,7 +7317,7 @@
       <w:pPr>
         <w:pStyle w:val="Heading2"/>
       </w:pPr>
-      <w:bookmarkStart w:id="13" w:name="_Toc231565782"/>
+      <w:bookmarkStart w:id="13" w:name="_Toc232618723"/>
       <w:r>
         <w:lastRenderedPageBreak/>
         <w:t>Ran</w:t>
@@ -7400,7 +7490,7 @@
       <w:pPr>
         <w:pStyle w:val="Heading2"/>
       </w:pPr>
-      <w:bookmarkStart w:id="14" w:name="_Toc231565783"/>
+      <w:bookmarkStart w:id="14" w:name="_Toc232618724"/>
       <w:r>
         <w:t>Veza impulsnog odziva i percepcije prostora</w:t>
       </w:r>
@@ -7510,7 +7600,7 @@
       <w:pPr>
         <w:pStyle w:val="Heading1"/>
       </w:pPr>
-      <w:bookmarkStart w:id="15" w:name="_Toc231565784"/>
+      <w:bookmarkStart w:id="15" w:name="_Toc232618725"/>
       <w:r>
         <w:lastRenderedPageBreak/>
         <w:t>Metoda zrcalnih izvora</w:t>
@@ -7616,7 +7706,7 @@
       <w:pPr>
         <w:pStyle w:val="Heading2"/>
       </w:pPr>
-      <w:bookmarkStart w:id="16" w:name="_Toc231565785"/>
+      <w:bookmarkStart w:id="16" w:name="_Toc232618726"/>
       <w:r>
         <w:t>Osnovna ideja virtualnih izvora</w:t>
       </w:r>
@@ -7768,7 +7858,7 @@
       <w:pPr>
         <w:pStyle w:val="Heading2"/>
       </w:pPr>
-      <w:bookmarkStart w:id="17" w:name="_Toc231565786"/>
+      <w:bookmarkStart w:id="17" w:name="_Toc232618727"/>
       <w:r>
         <w:t>Refleksije po osima</w:t>
       </w:r>
@@ -8134,7 +8224,7 @@
       <w:pPr>
         <w:pStyle w:val="Heading2"/>
       </w:pPr>
-      <w:bookmarkStart w:id="18" w:name="_Toc231565787"/>
+      <w:bookmarkStart w:id="18" w:name="_Toc232618728"/>
       <w:r>
         <w:t xml:space="preserve">Ograničenje redova </w:t>
       </w:r>
@@ -8367,7 +8457,7 @@
       <w:pPr>
         <w:pStyle w:val="Heading2"/>
       </w:pPr>
-      <w:bookmarkStart w:id="19" w:name="_Toc231565788"/>
+      <w:bookmarkStart w:id="19" w:name="_Toc232618729"/>
       <w:r>
         <w:lastRenderedPageBreak/>
         <w:t>Prednosti i nedostaci</w:t>
@@ -8538,7 +8628,7 @@
       <w:pPr>
         <w:pStyle w:val="Heading1"/>
       </w:pPr>
-      <w:bookmarkStart w:id="20" w:name="_Toc231565789"/>
+      <w:bookmarkStart w:id="20" w:name="_Toc232618730"/>
       <w:r>
         <w:lastRenderedPageBreak/>
         <w:t>Model</w:t>
@@ -8555,7 +8645,7 @@
       <w:pPr>
         <w:pStyle w:val="Heading2"/>
       </w:pPr>
-      <w:bookmarkStart w:id="21" w:name="_Toc231565790"/>
+      <w:bookmarkStart w:id="21" w:name="_Toc232618731"/>
       <w:r>
         <w:t>Potreba za statističkim modelom</w:t>
       </w:r>
@@ -8623,7 +8713,7 @@
       <w:pPr>
         <w:pStyle w:val="Heading2"/>
       </w:pPr>
-      <w:bookmarkStart w:id="22" w:name="_Toc231565791"/>
+      <w:bookmarkStart w:id="22" w:name="_Toc232618732"/>
       <w:r>
         <w:t>Eksponencijalni pad energije</w:t>
       </w:r>
@@ -8939,7 +9029,7 @@
                       <w:rPr>
                         <w:rFonts w:ascii="Cambria Math" w:hAnsi="Cambria Math"/>
                       </w:rPr>
-                      <m:t>-6.91⋅t</m:t>
+                      <m:t>-13.82⋅t</m:t>
                     </m:r>
                     <m:r>
                       <m:rPr>
@@ -9037,11 +9127,393 @@
         <w:t>Ovaj model čini osnovu za generiranje kasnog dijela impulsnog odziva u simulacijama.</w:t>
       </w:r>
     </w:p>
+    <w:p>
+      <w:pPr>
+        <w:pStyle w:val="Heading2"/>
+      </w:pPr>
+      <w:bookmarkStart w:id="23" w:name="_Toc232618733"/>
+      <w:r>
+        <w:t>Frekvencijski ovisan model odjeka</w:t>
+      </w:r>
+      <w:bookmarkEnd w:id="23"/>
+    </w:p>
+    <w:p>
+      <w:r>
+        <w:t xml:space="preserve">U aplikaciji </w:t>
+      </w:r>
+      <w:r>
+        <w:t xml:space="preserve">odjek se </w:t>
+      </w:r>
+      <w:r>
+        <w:t>generira</w:t>
+      </w:r>
+      <w:r>
+        <w:t xml:space="preserve"> </w:t>
+      </w:r>
+      <w:r>
+        <w:t>korištenjem statističkog modela temeljenog na filtriranom bijelom šumu. Takav pristup omogućuje realističniji prikaz odjeka jer uzima u obzir frekvencijsku ovisnost vremena odjeka.</w:t>
+      </w:r>
+    </w:p>
+    <w:p>
+      <w:r>
+        <w:t>Postupak generiranja odjeka sastoji se od sljedećih koraka:</w:t>
+      </w:r>
+    </w:p>
+    <w:p>
+      <w:pPr>
+        <w:numPr>
+          <w:ilvl w:val="0"/>
+          <w:numId w:val="49"/>
+        </w:numPr>
+      </w:pPr>
+      <w:r>
+        <w:t xml:space="preserve">Iz apsorpcijskih koeficijenata svih ploha prostorije izračunava se vrijeme odjeka </w:t>
+      </w:r>
+      <m:oMath>
+        <m:r>
+          <w:rPr>
+            <w:rFonts w:ascii="Cambria Math" w:hAnsi="Cambria Math"/>
+          </w:rPr>
+          <m:t>R</m:t>
+        </m:r>
+        <m:sSub>
+          <m:sSubPr>
+            <m:ctrlPr>
+              <w:rPr>
+                <w:rFonts w:ascii="Cambria Math" w:hAnsi="Cambria Math"/>
+              </w:rPr>
+            </m:ctrlPr>
+          </m:sSubPr>
+          <m:e>
+            <m:r>
+              <w:rPr>
+                <w:rFonts w:ascii="Cambria Math" w:hAnsi="Cambria Math"/>
+              </w:rPr>
+              <m:t>T</m:t>
+            </m:r>
+          </m:e>
+          <m:sub>
+            <m:r>
+              <w:rPr>
+                <w:rFonts w:ascii="Cambria Math" w:hAnsi="Cambria Math"/>
+              </w:rPr>
+              <m:t>60</m:t>
+            </m:r>
+          </m:sub>
+        </m:sSub>
+      </m:oMath>
+      <w:r>
+        <w:t xml:space="preserve"> </w:t>
+      </w:r>
+      <w:r>
+        <w:t xml:space="preserve">po Sabineovoj formuli za osam oktavnih pojaseva središnjih frekvencija 63 Hz, 125 Hz, 250 Hz, 500 Hz, 1 kHz, 2 kHz, 4 kHz i 8 kHz. </w:t>
+      </w:r>
+    </w:p>
+    <w:p>
+      <w:pPr>
+        <w:numPr>
+          <w:ilvl w:val="0"/>
+          <w:numId w:val="49"/>
+        </w:numPr>
+      </w:pPr>
+      <w:r>
+        <w:t>Generira se uzorak bijelog šuma dovoljne duljine. Duljina uzorka određuje se kao</w:t>
+      </w:r>
+      <w:r>
+        <w:t xml:space="preserve"> </w:t>
+      </w:r>
+      <w:r>
+        <w:t>1</w:t>
+      </w:r>
+      <w:r>
+        <w:t>.</w:t>
+      </w:r>
+      <w:r>
+        <w:t xml:space="preserve">5 puta najveća izračunana vrijednost vremena odjeka, uz ograničenje na maksimalno 30 s. </w:t>
+      </w:r>
+    </w:p>
+    <w:p>
+      <w:pPr>
+        <w:numPr>
+          <w:ilvl w:val="0"/>
+          <w:numId w:val="49"/>
+        </w:numPr>
+      </w:pPr>
+      <w:r>
+        <w:t xml:space="preserve">Bijeli šum filtrira se po oktavnim pojasevima čime se dobivaju zasebne komponente šuma za svaki frekvencijski pojas. </w:t>
+      </w:r>
+    </w:p>
+    <w:p>
+      <w:pPr>
+        <w:numPr>
+          <w:ilvl w:val="0"/>
+          <w:numId w:val="49"/>
+        </w:numPr>
+      </w:pPr>
+      <w:r>
+        <w:t xml:space="preserve">Za svaki pojas generira se eksponencijalna ovojnica definirana izrazom </w:t>
+      </w:r>
+      <w:r>
+        <w:t>(9)</w:t>
+      </w:r>
+    </w:p>
+    <w:p>
+      <w:pPr>
+        <w:numPr>
+          <w:ilvl w:val="0"/>
+          <w:numId w:val="50"/>
+        </w:numPr>
+      </w:pPr>
+      <w:r>
+        <w:t>Filtrirani bijeli šum množi se pripadajućom ovojnicom, čime se dobiva model odjeka u pojedinom pojasu</w:t>
+      </w:r>
+    </w:p>
+    <w:p>
+      <w:pPr>
+        <w:numPr>
+          <w:ilvl w:val="0"/>
+          <w:numId w:val="50"/>
+        </w:numPr>
+      </w:pPr>
+      <w:r>
+        <w:t>Odjeci</w:t>
+      </w:r>
+      <w:r>
+        <w:t xml:space="preserve"> svih pojaseva zbrajaju se u jedinstveni signal kasnog odjeka, koji se zatim amplitudno prilagođava razini ranih refleksija kako bi se osigurao prirodan prijelaz između dva dijela odziva. </w:t>
+      </w:r>
+    </w:p>
+    <w:p>
+      <w:r>
+        <w:t>Odjek ne započinje neposredno nakon direktnog zvuka, nego nakon kratkog vremenskog odmaka (</w:t>
+      </w:r>
+      <w:r>
+        <w:t xml:space="preserve">engl. </w:t>
+      </w:r>
+      <w:r>
+        <w:rPr>
+          <w:i/>
+          <w:iCs/>
+        </w:rPr>
+        <w:t>predelay</w:t>
+      </w:r>
+      <w:r>
+        <w:t>), koji se procjenjuje iz karakteristične dimenzije prostorije:</w:t>
+      </w:r>
+    </w:p>
+    <w:tbl>
+      <w:tblPr>
+        <w:tblW w:w="0" w:type="auto"/>
+        <w:tblLook w:val="04A0" w:firstRow="1" w:lastRow="0" w:firstColumn="1" w:lastColumn="0" w:noHBand="0" w:noVBand="1"/>
+      </w:tblPr>
+      <w:tblGrid>
+        <w:gridCol w:w="8120"/>
+        <w:gridCol w:w="668"/>
+      </w:tblGrid>
+      <w:tr>
+        <w:tc>
+          <w:tcPr>
+            <w:tcW w:w="8120" w:type="dxa"/>
+            <w:vAlign w:val="center"/>
+          </w:tcPr>
+          <w:p>
+            <w:pPr>
+              <w:rPr>
+                <w:lang w:eastAsia="hr-HR"/>
+              </w:rPr>
+            </w:pPr>
+            <m:oMathPara>
+              <m:oMath>
+                <m:sSub>
+                  <m:sSubPr>
+                    <m:ctrlPr>
+                      <w:rPr>
+                        <w:rFonts w:ascii="Cambria Math" w:hAnsi="Cambria Math"/>
+                      </w:rPr>
+                    </m:ctrlPr>
+                  </m:sSubPr>
+                  <m:e>
+                    <m:r>
+                      <w:rPr>
+                        <w:rFonts w:ascii="Cambria Math" w:hAnsi="Cambria Math"/>
+                      </w:rPr>
+                      <m:t>t</m:t>
+                    </m:r>
+                  </m:e>
+                  <m:sub>
+                    <m:r>
+                      <w:rPr>
+                        <w:rFonts w:ascii="Cambria Math" w:hAnsi="Cambria Math"/>
+                      </w:rPr>
+                      <m:t>p</m:t>
+                    </m:r>
+                  </m:sub>
+                </m:sSub>
+                <m:r>
+                  <w:rPr>
+                    <w:rFonts w:ascii="Cambria Math" w:hAnsi="Cambria Math"/>
+                  </w:rPr>
+                  <m:t>=</m:t>
+                </m:r>
+                <m:f>
+                  <m:fPr>
+                    <m:ctrlPr>
+                      <w:rPr>
+                        <w:rFonts w:ascii="Cambria Math" w:hAnsi="Cambria Math"/>
+                      </w:rPr>
+                    </m:ctrlPr>
+                  </m:fPr>
+                  <m:num>
+                    <m:r>
+                      <w:rPr>
+                        <w:rFonts w:ascii="Cambria Math" w:hAnsi="Cambria Math"/>
+                      </w:rPr>
+                      <m:t>2</m:t>
+                    </m:r>
+                    <m:rad>
+                      <m:radPr>
+                        <m:ctrlPr>
+                          <w:rPr>
+                            <w:rFonts w:ascii="Cambria Math" w:hAnsi="Cambria Math"/>
+                          </w:rPr>
+                        </m:ctrlPr>
+                      </m:radPr>
+                      <m:deg>
+                        <m:r>
+                          <w:rPr>
+                            <w:rFonts w:ascii="Cambria Math" w:hAnsi="Cambria Math"/>
+                          </w:rPr>
+                          <m:t>3</m:t>
+                        </m:r>
+                      </m:deg>
+                      <m:e>
+                        <m:r>
+                          <w:rPr>
+                            <w:rFonts w:ascii="Cambria Math" w:hAnsi="Cambria Math"/>
+                          </w:rPr>
+                          <m:t>V</m:t>
+                        </m:r>
+                      </m:e>
+                    </m:rad>
+                  </m:num>
+                  <m:den>
+                    <m:r>
+                      <w:rPr>
+                        <w:rFonts w:ascii="Cambria Math" w:hAnsi="Cambria Math"/>
+                      </w:rPr>
+                      <m:t>1000</m:t>
+                    </m:r>
+                  </m:den>
+                </m:f>
+              </m:oMath>
+            </m:oMathPara>
+          </w:p>
+        </w:tc>
+        <w:tc>
+          <w:tcPr>
+            <w:tcW w:w="668" w:type="dxa"/>
+            <w:vAlign w:val="center"/>
+          </w:tcPr>
+          <w:p>
+            <w:pPr>
+              <w:pStyle w:val="formula"/>
+              <w:jc w:val="right"/>
+              <w:rPr>
+                <w:lang w:val="hr-HR"/>
+              </w:rPr>
+            </w:pPr>
+            <w:r>
+              <w:rPr>
+                <w:lang w:val="hr-HR"/>
+              </w:rPr>
+              <w:t>(</w:t>
+            </w:r>
+            <w:r>
+              <w:rPr>
+                <w:lang w:val="hr-HR"/>
+              </w:rPr>
+              <w:t>10</w:t>
+            </w:r>
+            <w:r>
+              <w:rPr>
+                <w:lang w:val="hr-HR"/>
+              </w:rPr>
+              <w:t>)</w:t>
+            </w:r>
+          </w:p>
+        </w:tc>
+      </w:tr>
+    </w:tbl>
+    <w:p>
+      <w:r>
+        <w:t>gdje je:</w:t>
+      </w:r>
+    </w:p>
+    <w:p>
+      <w:pPr>
+        <w:numPr>
+          <w:ilvl w:val="0"/>
+          <w:numId w:val="53"/>
+        </w:numPr>
+      </w:pPr>
+      <m:oMath>
+        <m:sSub>
+          <m:sSubPr>
+            <m:ctrlPr>
+              <w:rPr>
+                <w:rFonts w:ascii="Cambria Math" w:hAnsi="Cambria Math"/>
+              </w:rPr>
+            </m:ctrlPr>
+          </m:sSubPr>
+          <m:e>
+            <m:r>
+              <w:rPr>
+                <w:rFonts w:ascii="Cambria Math" w:hAnsi="Cambria Math"/>
+              </w:rPr>
+              <m:t>t</m:t>
+            </m:r>
+          </m:e>
+          <m:sub>
+            <m:r>
+              <w:rPr>
+                <w:rFonts w:ascii="Cambria Math" w:hAnsi="Cambria Math"/>
+              </w:rPr>
+              <m:t>p</m:t>
+            </m:r>
+          </m:sub>
+        </m:sSub>
+      </m:oMath>
+      <w:r>
+        <w:t xml:space="preserve">– vrijeme početka kasnog odjeka, </w:t>
+      </w:r>
+    </w:p>
+    <w:p>
+      <w:pPr>
+        <w:numPr>
+          <w:ilvl w:val="0"/>
+          <w:numId w:val="53"/>
+        </w:numPr>
+      </w:pPr>
+      <m:oMath>
+        <m:r>
+          <w:rPr>
+            <w:rFonts w:ascii="Cambria Math" w:hAnsi="Cambria Math"/>
+          </w:rPr>
+          <m:t>V</m:t>
+        </m:r>
+      </m:oMath>
+      <w:r>
+        <w:t xml:space="preserve">– volumen prostorije. </w:t>
+      </w:r>
+    </w:p>
+    <w:p>
+      <w:r>
+        <w:lastRenderedPageBreak/>
+        <w:t>Na taj se način osigurava da su direktni zvuk i rane refleksije jasno odvojeni od difuznog dijela odziva.</w:t>
+      </w:r>
+    </w:p>
     <w:p/>
     <w:p>
       <w:pPr>
-        <w:spacing w:line="240" w:lineRule="auto"/>
-        <w:jc w:val="left"/>
         <w:rPr>
           <w:rFonts w:ascii="Courier New" w:hAnsi="Courier New" w:cs="Courier New"/>
           <w:sz w:val="18"/>
@@ -9054,13 +9526,11 @@
           <w:sz w:val="18"/>
           <w:szCs w:val="18"/>
         </w:rPr>
-        <w:t>rt60_for_tail = avg_rt60_eyring if avg_rt60_eyring &gt; 0 else avg_rt60_sabine</w:t>
-      </w:r>
-    </w:p>
-    <w:p>
-      <w:pPr>
-        <w:spacing w:line="240" w:lineRule="auto"/>
-        <w:jc w:val="left"/>
+        <w:t>bands = np.array([63, 125, 250, 500, 1000, 2000, 4000, 8000], dtype=float)</w:t>
+      </w:r>
+    </w:p>
+    <w:p>
+      <w:pPr>
         <w:rPr>
           <w:rFonts w:ascii="Courier New" w:hAnsi="Courier New" w:cs="Courier New"/>
           <w:sz w:val="18"/>
@@ -9073,13 +9543,11 @@
           <w:sz w:val="18"/>
           <w:szCs w:val="18"/>
         </w:rPr>
-        <w:t>if rt60_for_tail &lt;= 0:</w:t>
-      </w:r>
-    </w:p>
-    <w:p>
-      <w:pPr>
-        <w:spacing w:line="240" w:lineRule="auto"/>
-        <w:jc w:val="left"/>
+        <w:t>white_noise = np.random.normal(0.0, 1.0, noise_len)</w:t>
+      </w:r>
+    </w:p>
+    <w:p>
+      <w:pPr>
         <w:rPr>
           <w:rFonts w:ascii="Courier New" w:hAnsi="Courier New" w:cs="Courier New"/>
           <w:sz w:val="18"/>
@@ -9092,111 +9560,96 @@
           <w:sz w:val="18"/>
           <w:szCs w:val="18"/>
         </w:rPr>
-        <w:t>    rt60_for_tail = 1.0</w:t>
-      </w:r>
-    </w:p>
-    <w:p>
-      <w:pPr>
-        <w:spacing w:line="240" w:lineRule="auto"/>
-        <w:jc w:val="left"/>
+        <w:t>final_tail = np.zeros(tail_len)</w:t>
+      </w:r>
+    </w:p>
+    <w:p>
+      <w:pPr>
         <w:rPr>
           <w:rFonts w:ascii="Courier New" w:hAnsi="Courier New" w:cs="Courier New"/>
           <w:sz w:val="18"/>
           <w:szCs w:val="18"/>
         </w:rPr>
       </w:pPr>
-    </w:p>
-    <w:p>
-      <w:pPr>
-        <w:spacing w:line="240" w:lineRule="auto"/>
-        <w:jc w:val="left"/>
+      <w:r>
         <w:rPr>
           <w:rFonts w:ascii="Courier New" w:hAnsi="Courier New" w:cs="Courier New"/>
           <w:sz w:val="18"/>
           <w:szCs w:val="18"/>
         </w:rPr>
-      </w:pPr>
-      <w:r>
+        <w:t>for b_idx, center in enumerate(bands):</w:t>
+      </w:r>
+    </w:p>
+    <w:p>
+      <w:pPr>
         <w:rPr>
           <w:rFonts w:ascii="Courier New" w:hAnsi="Courier New" w:cs="Courier New"/>
           <w:sz w:val="18"/>
           <w:szCs w:val="18"/>
         </w:rPr>
-        <w:t>predelay = 2.0 * V ** (1.0 / 3.0) / c</w:t>
-      </w:r>
-    </w:p>
-    <w:p>
-      <w:pPr>
-        <w:spacing w:line="240" w:lineRule="auto"/>
-        <w:jc w:val="left"/>
+      </w:pPr>
+      <w:r>
         <w:rPr>
           <w:rFonts w:ascii="Courier New" w:hAnsi="Courier New" w:cs="Courier New"/>
           <w:sz w:val="18"/>
           <w:szCs w:val="18"/>
         </w:rPr>
-      </w:pPr>
-      <w:r>
+        <w:t xml:space="preserve">    low = center / np.sqrt(2.0)</w:t>
+      </w:r>
+    </w:p>
+    <w:p>
+      <w:pPr>
         <w:rPr>
           <w:rFonts w:ascii="Courier New" w:hAnsi="Courier New" w:cs="Courier New"/>
           <w:sz w:val="18"/>
           <w:szCs w:val="18"/>
         </w:rPr>
-        <w:t>tail_start = int(predelay * self.fs)</w:t>
-      </w:r>
-    </w:p>
-    <w:p>
-      <w:pPr>
-        <w:spacing w:line="240" w:lineRule="auto"/>
-        <w:jc w:val="left"/>
+      </w:pPr>
+      <w:r>
         <w:rPr>
           <w:rFonts w:ascii="Courier New" w:hAnsi="Courier New" w:cs="Courier New"/>
           <w:sz w:val="18"/>
           <w:szCs w:val="18"/>
         </w:rPr>
-      </w:pPr>
-      <w:r>
+        <w:t xml:space="preserve">    high = center * np.sqrt(2.0)</w:t>
+      </w:r>
+    </w:p>
+    <w:p>
+      <w:pPr>
         <w:rPr>
           <w:rFonts w:ascii="Courier New" w:hAnsi="Courier New" w:cs="Courier New"/>
           <w:sz w:val="18"/>
           <w:szCs w:val="18"/>
         </w:rPr>
-        <w:t>if max_reflection_delay &gt; 0:</w:t>
-      </w:r>
-    </w:p>
-    <w:p>
-      <w:pPr>
-        <w:spacing w:line="240" w:lineRule="auto"/>
-        <w:jc w:val="left"/>
+      </w:pPr>
+      <w:r>
         <w:rPr>
           <w:rFonts w:ascii="Courier New" w:hAnsi="Courier New" w:cs="Courier New"/>
           <w:sz w:val="18"/>
           <w:szCs w:val="18"/>
         </w:rPr>
-      </w:pPr>
-      <w:r>
+        <w:t xml:space="preserve">    sos = butter(4, [low, high],</w:t>
+      </w:r>
+    </w:p>
+    <w:p>
+      <w:pPr>
         <w:rPr>
           <w:rFonts w:ascii="Courier New" w:hAnsi="Courier New" w:cs="Courier New"/>
           <w:sz w:val="18"/>
           <w:szCs w:val="18"/>
         </w:rPr>
-        <w:t>    tail_start = max(tail_start, max_reflection_delay + 1)</w:t>
-      </w:r>
-    </w:p>
-    <w:p>
-      <w:pPr>
-        <w:spacing w:line="240" w:lineRule="auto"/>
-        <w:jc w:val="left"/>
+      </w:pPr>
+      <w:r>
         <w:rPr>
           <w:rFonts w:ascii="Courier New" w:hAnsi="Courier New" w:cs="Courier New"/>
           <w:sz w:val="18"/>
           <w:szCs w:val="18"/>
         </w:rPr>
-      </w:pPr>
-    </w:p>
-    <w:p>
-      <w:pPr>
-        <w:spacing w:line="240" w:lineRule="auto"/>
-        <w:jc w:val="left"/>
+        <w:t xml:space="preserve">                 btype='band',</w:t>
+      </w:r>
+    </w:p>
+    <w:p>
+      <w:pPr>
         <w:rPr>
           <w:rFonts w:ascii="Courier New" w:hAnsi="Courier New" w:cs="Courier New"/>
           <w:sz w:val="18"/>
@@ -9209,13 +9662,11 @@
           <w:sz w:val="18"/>
           <w:szCs w:val="18"/>
         </w:rPr>
-        <w:t>if tail_start &lt; ir_length:</w:t>
-      </w:r>
-    </w:p>
-    <w:p>
-      <w:pPr>
-        <w:spacing w:line="240" w:lineRule="auto"/>
-        <w:jc w:val="left"/>
+        <w:t xml:space="preserve">                 fs=self.fs,</w:t>
+      </w:r>
+    </w:p>
+    <w:p>
+      <w:pPr>
         <w:rPr>
           <w:rFonts w:ascii="Courier New" w:hAnsi="Courier New" w:cs="Courier New"/>
           <w:sz w:val="18"/>
@@ -9228,13 +9679,11 @@
           <w:sz w:val="18"/>
           <w:szCs w:val="18"/>
         </w:rPr>
-        <w:t>    tail_len = ir_length - tail_start</w:t>
-      </w:r>
-    </w:p>
-    <w:p>
-      <w:pPr>
-        <w:spacing w:line="240" w:lineRule="auto"/>
-        <w:jc w:val="left"/>
+        <w:t xml:space="preserve">                 output='sos')</w:t>
+      </w:r>
+    </w:p>
+    <w:p>
+      <w:pPr>
         <w:rPr>
           <w:rFonts w:ascii="Courier New" w:hAnsi="Courier New" w:cs="Courier New"/>
           <w:sz w:val="18"/>
@@ -9247,13 +9696,11 @@
           <w:sz w:val="18"/>
           <w:szCs w:val="18"/>
         </w:rPr>
-        <w:t>    tail_time = np.arange(tail_len) / self.fs</w:t>
-      </w:r>
-    </w:p>
-    <w:p>
-      <w:pPr>
-        <w:spacing w:line="240" w:lineRule="auto"/>
-        <w:jc w:val="left"/>
+        <w:t xml:space="preserve">    band_noise = sosfilt(sos, white_noise)</w:t>
+      </w:r>
+    </w:p>
+    <w:p>
+      <w:pPr>
         <w:rPr>
           <w:rFonts w:ascii="Courier New" w:hAnsi="Courier New" w:cs="Courier New"/>
           <w:sz w:val="18"/>
@@ -9266,13 +9713,11 @@
           <w:sz w:val="18"/>
           <w:szCs w:val="18"/>
         </w:rPr>
-        <w:t>    decay = np.exp(-6.91 * tail_time / rt60_for_tail)</w:t>
-      </w:r>
-    </w:p>
-    <w:p>
-      <w:pPr>
-        <w:spacing w:line="240" w:lineRule="auto"/>
-        <w:jc w:val="left"/>
+        <w:t xml:space="preserve">    rt60_band = rt60_bands[b_idx]</w:t>
+      </w:r>
+    </w:p>
+    <w:p>
+      <w:pPr>
         <w:rPr>
           <w:rFonts w:ascii="Courier New" w:hAnsi="Courier New" w:cs="Courier New"/>
           <w:sz w:val="18"/>
@@ -9285,13 +9730,11 @@
           <w:sz w:val="18"/>
           <w:szCs w:val="18"/>
         </w:rPr>
-        <w:t>    window_size = int(0.02 * self.fs)</w:t>
-      </w:r>
-    </w:p>
-    <w:p>
-      <w:pPr>
-        <w:spacing w:line="240" w:lineRule="auto"/>
-        <w:jc w:val="left"/>
+        <w:t xml:space="preserve">    env_t = np.arange(len(band_noise)) / self.fs</w:t>
+      </w:r>
+    </w:p>
+    <w:p>
+      <w:pPr>
         <w:rPr>
           <w:rFonts w:ascii="Courier New" w:hAnsi="Courier New" w:cs="Courier New"/>
           <w:sz w:val="18"/>
@@ -9304,13 +9747,11 @@
           <w:sz w:val="18"/>
           <w:szCs w:val="18"/>
         </w:rPr>
-        <w:t>    search_start = max(0, tail_start - window_size)</w:t>
-      </w:r>
-    </w:p>
-    <w:p>
-      <w:pPr>
-        <w:spacing w:line="240" w:lineRule="auto"/>
-        <w:jc w:val="left"/>
+        <w:t xml:space="preserve">    envelope = np.exp(-13.82 * env_t / rt60_band)</w:t>
+      </w:r>
+    </w:p>
+    <w:p>
+      <w:pPr>
         <w:rPr>
           <w:rFonts w:ascii="Courier New" w:hAnsi="Courier New" w:cs="Courier New"/>
           <w:sz w:val="18"/>
@@ -9323,13 +9764,11 @@
           <w:sz w:val="18"/>
           <w:szCs w:val="18"/>
         </w:rPr>
-        <w:t>    if search_start &lt; tail_start:</w:t>
-      </w:r>
-    </w:p>
-    <w:p>
-      <w:pPr>
-        <w:spacing w:line="240" w:lineRule="auto"/>
-        <w:jc w:val="left"/>
+        <w:t xml:space="preserve">    band_tail = band_noise * envelope</w:t>
+      </w:r>
+    </w:p>
+    <w:p>
+      <w:pPr>
         <w:rPr>
           <w:rFonts w:ascii="Courier New" w:hAnsi="Courier New" w:cs="Courier New"/>
           <w:sz w:val="18"/>
@@ -9342,281 +9781,111 @@
           <w:sz w:val="18"/>
           <w:szCs w:val="18"/>
         </w:rPr>
-        <w:t>        reflections_segment = np.abs(self.reflection_ir[search_start:tail_start])</w:t>
-      </w:r>
-    </w:p>
-    <w:p>
-      <w:pPr>
-        <w:spacing w:line="240" w:lineRule="auto"/>
-        <w:jc w:val="left"/>
+        <w:t xml:space="preserve">    final_tail += band_tail[:tail_len]</w:t>
+      </w:r>
+    </w:p>
+    <w:p>
+      <w:pPr>
         <w:rPr>
           <w:rFonts w:ascii="Courier New" w:hAnsi="Courier New" w:cs="Courier New"/>
           <w:sz w:val="18"/>
           <w:szCs w:val="18"/>
         </w:rPr>
       </w:pPr>
-      <w:r>
+    </w:p>
+    <w:p>
+      <w:pPr>
+        <w:jc w:val="center"/>
+      </w:pPr>
+      <w:r>
+        <w:t>Kod 1 – Pojednostavljeni prikaz algoritma za generiranje frekvencijski ovisnog odjeka</w:t>
+      </w:r>
+    </w:p>
+    <w:p>
+      <w:pPr>
+        <w:jc w:val="center"/>
         <w:rPr>
           <w:rFonts w:ascii="Courier New" w:hAnsi="Courier New" w:cs="Courier New"/>
           <w:sz w:val="18"/>
           <w:szCs w:val="18"/>
         </w:rPr>
-        <w:t>        if reflections_segment.size and np.any(reflections_segment &gt; 0):</w:t>
-      </w:r>
-    </w:p>
-    <w:p>
-      <w:pPr>
-        <w:spacing w:line="240" w:lineRule="auto"/>
-        <w:jc w:val="left"/>
+      </w:pPr>
+    </w:p>
+    <w:p>
+      <w:pPr>
+        <w:jc w:val="center"/>
         <w:rPr>
           <w:rFonts w:ascii="Courier New" w:hAnsi="Courier New" w:cs="Courier New"/>
           <w:sz w:val="18"/>
           <w:szCs w:val="18"/>
         </w:rPr>
       </w:pPr>
-      <w:r>
+    </w:p>
+    <w:p>
+      <w:pPr>
+        <w:jc w:val="center"/>
         <w:rPr>
           <w:rFonts w:ascii="Courier New" w:hAnsi="Courier New" w:cs="Courier New"/>
           <w:sz w:val="18"/>
           <w:szCs w:val="18"/>
         </w:rPr>
-        <w:t>            start_amp = np.mean(reflections_segment[reflections_segment &gt; 0])</w:t>
-      </w:r>
-    </w:p>
-    <w:p>
-      <w:pPr>
-        <w:spacing w:line="240" w:lineRule="auto"/>
-        <w:jc w:val="left"/>
+      </w:pPr>
+    </w:p>
+    <w:p>
+      <w:pPr>
+        <w:jc w:val="center"/>
         <w:rPr>
           <w:rFonts w:ascii="Courier New" w:hAnsi="Courier New" w:cs="Courier New"/>
           <w:sz w:val="18"/>
           <w:szCs w:val="18"/>
         </w:rPr>
       </w:pPr>
-      <w:r>
+    </w:p>
+    <w:p>
+      <w:pPr>
+        <w:jc w:val="center"/>
         <w:rPr>
           <w:rFonts w:ascii="Courier New" w:hAnsi="Courier New" w:cs="Courier New"/>
           <w:sz w:val="18"/>
           <w:szCs w:val="18"/>
         </w:rPr>
-        <w:t>        else:</w:t>
-      </w:r>
-    </w:p>
-    <w:p>
-      <w:pPr>
-        <w:spacing w:line="240" w:lineRule="auto"/>
-        <w:jc w:val="left"/>
+      </w:pPr>
+    </w:p>
+    <w:p>
+      <w:pPr>
+        <w:jc w:val="center"/>
         <w:rPr>
           <w:rFonts w:ascii="Courier New" w:hAnsi="Courier New" w:cs="Courier New"/>
           <w:sz w:val="18"/>
           <w:szCs w:val="18"/>
         </w:rPr>
       </w:pPr>
-      <w:r>
+    </w:p>
+    <w:p>
+      <w:pPr>
+        <w:jc w:val="center"/>
         <w:rPr>
           <w:rFonts w:ascii="Courier New" w:hAnsi="Courier New" w:cs="Courier New"/>
           <w:sz w:val="18"/>
           <w:szCs w:val="18"/>
         </w:rPr>
-        <w:t>            start_amp = np.max(np.abs(self.ir[search_start:tail_start]))</w:t>
-      </w:r>
-    </w:p>
-    <w:p>
-      <w:pPr>
-        <w:spacing w:line="240" w:lineRule="auto"/>
-        <w:jc w:val="left"/>
-        <w:rPr>
-          <w:rFonts w:ascii="Courier New" w:hAnsi="Courier New" w:cs="Courier New"/>
-          <w:sz w:val="18"/>
-          <w:szCs w:val="18"/>
-        </w:rPr>
-      </w:pPr>
-      <w:r>
-        <w:rPr>
-          <w:rFonts w:ascii="Courier New" w:hAnsi="Courier New" w:cs="Courier New"/>
-          <w:sz w:val="18"/>
-          <w:szCs w:val="18"/>
-        </w:rPr>
-        <w:t>        start_amp = max(start_amp, 0.02)</w:t>
-      </w:r>
-    </w:p>
-    <w:p>
-      <w:pPr>
-        <w:spacing w:line="240" w:lineRule="auto"/>
-        <w:jc w:val="left"/>
-        <w:rPr>
-          <w:rFonts w:ascii="Courier New" w:hAnsi="Courier New" w:cs="Courier New"/>
-          <w:sz w:val="18"/>
-          <w:szCs w:val="18"/>
-        </w:rPr>
-      </w:pPr>
-      <w:r>
-        <w:rPr>
-          <w:rFonts w:ascii="Courier New" w:hAnsi="Courier New" w:cs="Courier New"/>
-          <w:sz w:val="18"/>
-          <w:szCs w:val="18"/>
-        </w:rPr>
-        <w:t>    else:</w:t>
-      </w:r>
-    </w:p>
-    <w:p>
-      <w:pPr>
-        <w:spacing w:line="240" w:lineRule="auto"/>
-        <w:jc w:val="left"/>
-        <w:rPr>
-          <w:rFonts w:ascii="Courier New" w:hAnsi="Courier New" w:cs="Courier New"/>
-          <w:sz w:val="18"/>
-          <w:szCs w:val="18"/>
-        </w:rPr>
-      </w:pPr>
-      <w:r>
-        <w:rPr>
-          <w:rFonts w:ascii="Courier New" w:hAnsi="Courier New" w:cs="Courier New"/>
-          <w:sz w:val="18"/>
-          <w:szCs w:val="18"/>
-        </w:rPr>
-        <w:t>        start_amp = 0.02</w:t>
-      </w:r>
-    </w:p>
-    <w:p>
-      <w:pPr>
-        <w:spacing w:line="240" w:lineRule="auto"/>
-        <w:jc w:val="left"/>
-        <w:rPr>
-          <w:rFonts w:ascii="Courier New" w:hAnsi="Courier New" w:cs="Courier New"/>
-          <w:sz w:val="18"/>
-          <w:szCs w:val="18"/>
-        </w:rPr>
-      </w:pPr>
-    </w:p>
-    <w:p>
-      <w:pPr>
-        <w:spacing w:line="240" w:lineRule="auto"/>
-        <w:jc w:val="left"/>
-        <w:rPr>
-          <w:rFonts w:ascii="Courier New" w:hAnsi="Courier New" w:cs="Courier New"/>
-          <w:sz w:val="18"/>
-          <w:szCs w:val="18"/>
-        </w:rPr>
-      </w:pPr>
-      <w:r>
-        <w:rPr>
-          <w:rFonts w:ascii="Courier New" w:hAnsi="Courier New" w:cs="Courier New"/>
-          <w:sz w:val="18"/>
-          <w:szCs w:val="18"/>
-        </w:rPr>
-        <w:t>    tail = start_amp * decay</w:t>
-      </w:r>
-    </w:p>
-    <w:p>
-      <w:pPr>
-        <w:spacing w:line="240" w:lineRule="auto"/>
-        <w:jc w:val="left"/>
-        <w:rPr>
-          <w:rFonts w:ascii="Courier New" w:hAnsi="Courier New" w:cs="Courier New"/>
-          <w:sz w:val="18"/>
-          <w:szCs w:val="18"/>
-        </w:rPr>
-      </w:pPr>
-    </w:p>
-    <w:p>
-      <w:pPr>
-        <w:spacing w:line="240" w:lineRule="auto"/>
-        <w:jc w:val="left"/>
-        <w:rPr>
-          <w:rFonts w:ascii="Courier New" w:hAnsi="Courier New" w:cs="Courier New"/>
-          <w:sz w:val="18"/>
-          <w:szCs w:val="18"/>
-        </w:rPr>
-      </w:pPr>
-      <w:r>
-        <w:rPr>
-          <w:rFonts w:ascii="Courier New" w:hAnsi="Courier New" w:cs="Courier New"/>
-          <w:sz w:val="18"/>
-          <w:szCs w:val="18"/>
-        </w:rPr>
-        <w:t>    self.ir[tail_start:] += tail</w:t>
-      </w:r>
-    </w:p>
-    <w:p>
-      <w:pPr>
-        <w:spacing w:line="240" w:lineRule="auto"/>
-        <w:jc w:val="left"/>
-        <w:rPr>
-          <w:rFonts w:ascii="Courier New" w:hAnsi="Courier New" w:cs="Courier New"/>
-          <w:sz w:val="18"/>
-          <w:szCs w:val="18"/>
-        </w:rPr>
-      </w:pPr>
-      <w:r>
-        <w:rPr>
-          <w:rFonts w:ascii="Courier New" w:hAnsi="Courier New" w:cs="Courier New"/>
-          <w:sz w:val="18"/>
-          <w:szCs w:val="18"/>
-        </w:rPr>
-        <w:t>    self.reflection_ir[tail_start:] += tail</w:t>
-      </w:r>
-    </w:p>
-    <w:p>
-      <w:pPr>
-        <w:spacing w:line="240" w:lineRule="auto"/>
-        <w:rPr>
-          <w:rFonts w:ascii="Courier New" w:hAnsi="Courier New" w:cs="Courier New"/>
-          <w:sz w:val="20"/>
-          <w:szCs w:val="20"/>
-        </w:rPr>
       </w:pPr>
     </w:p>
     <w:p>
       <w:pPr>
         <w:jc w:val="center"/>
       </w:pPr>
-      <w:r>
-        <w:t xml:space="preserve">Kod 1 – </w:t>
-      </w:r>
-      <w:r>
-        <w:t>I</w:t>
-      </w:r>
-      <w:r>
-        <w:t xml:space="preserve">mplementacija </w:t>
-      </w:r>
-      <w:r>
-        <w:t>modela</w:t>
-      </w:r>
-      <w:r>
-        <w:t xml:space="preserve"> odjeka</w:t>
-      </w:r>
-    </w:p>
-    <w:p>
-      <w:pPr>
-        <w:jc w:val="center"/>
-      </w:pPr>
-    </w:p>
-    <w:p>
-      <w:pPr>
-        <w:jc w:val="center"/>
-      </w:pPr>
-    </w:p>
-    <w:p>
-      <w:pPr>
-        <w:jc w:val="center"/>
-      </w:pPr>
-    </w:p>
-    <w:p>
-      <w:pPr>
-        <w:jc w:val="center"/>
-      </w:pPr>
     </w:p>
     <w:p>
       <w:pPr>
         <w:pStyle w:val="Heading2"/>
       </w:pPr>
-      <w:bookmarkStart w:id="23" w:name="_Toc231565792"/>
+      <w:bookmarkStart w:id="24" w:name="_Toc232618734"/>
       <w:r>
         <w:lastRenderedPageBreak/>
         <w:t>Hibridni pristup</w:t>
       </w:r>
-      <w:bookmarkEnd w:id="23"/>
+      <w:bookmarkEnd w:id="24"/>
     </w:p>
     <w:p>
       <w:r>
@@ -9710,7 +9979,7 @@
         </w:numPr>
       </w:pPr>
       <w:r>
-        <w:t xml:space="preserve">računalnu učinkovitost (izbjegavanje velikog broja refleksija), </w:t>
+        <w:t>frekvencijski ovisno modeliranje odjeka korištenjem različitih vrijednosti vremena odjeka po oktavnim pojasevima</w:t>
       </w:r>
     </w:p>
     <w:p>
@@ -9721,6 +9990,17 @@
         </w:numPr>
       </w:pPr>
       <w:r>
+        <w:t xml:space="preserve">računalnu učinkovitost (izbjegavanje velikog broja refleksija), </w:t>
+      </w:r>
+    </w:p>
+    <w:p>
+      <w:pPr>
+        <w:numPr>
+          <w:ilvl w:val="0"/>
+          <w:numId w:val="25"/>
+        </w:numPr>
+      </w:pPr>
+      <w:r>
         <w:t xml:space="preserve">perceptivno </w:t>
       </w:r>
       <w:r>
@@ -9738,29 +10018,32 @@
     </w:p>
     <w:p>
       <w:r>
-        <w:t>U implementaciji simulacija, odjek se često dodaje kao kontinuirani signal koji započinje nakon određenog vremena (npr. 100–200 ms nakon direktnog zvuka), čime se osigurava glatki prijelaz između determinističkog i statističkog dijela odziva.</w:t>
+        <w:t>U implementaciji</w:t>
+      </w:r>
+      <w:r>
+        <w:t xml:space="preserve"> aplikacije upravo se ovakav hibridni model koristi za izračun impulsnog odziva i auralizaciju učitanih audio zapisa</w:t>
       </w:r>
     </w:p>
     <w:p>
       <w:pPr>
         <w:pStyle w:val="Heading1"/>
       </w:pPr>
-      <w:bookmarkStart w:id="24" w:name="_Toc231565793"/>
+      <w:bookmarkStart w:id="25" w:name="_Toc232618735"/>
       <w:r>
         <w:lastRenderedPageBreak/>
         <w:t>Implementacija aplikacije</w:t>
       </w:r>
-      <w:bookmarkEnd w:id="24"/>
+      <w:bookmarkEnd w:id="25"/>
     </w:p>
     <w:p>
       <w:pPr>
         <w:pStyle w:val="Heading2"/>
       </w:pPr>
-      <w:bookmarkStart w:id="25" w:name="_Toc231565794"/>
+      <w:bookmarkStart w:id="26" w:name="_Toc232618736"/>
       <w:r>
         <w:t>Korištene tehnologije</w:t>
       </w:r>
-      <w:bookmarkEnd w:id="25"/>
+      <w:bookmarkEnd w:id="26"/>
     </w:p>
     <w:p>
       <w:pPr>
@@ -9816,11 +10099,11 @@
       <w:pPr>
         <w:pStyle w:val="Heading2"/>
       </w:pPr>
-      <w:bookmarkStart w:id="26" w:name="_Toc231565795"/>
+      <w:bookmarkStart w:id="27" w:name="_Toc232618737"/>
       <w:r>
         <w:t>Arhitektura aplikacije</w:t>
       </w:r>
-      <w:bookmarkEnd w:id="26"/>
+      <w:bookmarkEnd w:id="27"/>
     </w:p>
     <w:p>
       <w:r>
@@ -9956,11 +10239,11 @@
       <w:pPr>
         <w:pStyle w:val="Heading2"/>
       </w:pPr>
-      <w:bookmarkStart w:id="27" w:name="_Toc231565796"/>
+      <w:bookmarkStart w:id="28" w:name="_Toc232618738"/>
       <w:r>
         <w:t>Modul za materijale</w:t>
       </w:r>
-      <w:bookmarkEnd w:id="27"/>
+      <w:bookmarkEnd w:id="28"/>
     </w:p>
     <w:p>
       <w:r>
@@ -10132,7 +10415,7 @@
               <w:rPr>
                 <w:lang w:val="hr-HR"/>
               </w:rPr>
-              <w:t>0</w:t>
+              <w:t>1</w:t>
             </w:r>
             <w:r>
               <w:rPr>
@@ -10224,11 +10507,11 @@
       <w:pPr>
         <w:pStyle w:val="Heading2"/>
       </w:pPr>
-      <w:bookmarkStart w:id="28" w:name="_Toc231565797"/>
+      <w:bookmarkStart w:id="29" w:name="_Toc232618739"/>
       <w:r>
         <w:t>Modul za impulsni odziv</w:t>
       </w:r>
-      <w:bookmarkEnd w:id="28"/>
+      <w:bookmarkEnd w:id="29"/>
     </w:p>
     <w:p>
       <w:r>
@@ -10306,7 +10589,13 @@
         <w:t>.</w:t>
       </w:r>
       <w:r>
-        <w:t xml:space="preserve"> Red refleksije je fiksno definiran na 3 kako bi se ograničila računalna složenost i osigurala stabilnost i predvidljivost simulacije. </w:t>
+        <w:t xml:space="preserve"> Red refleksije je fiksno definiran na </w:t>
+      </w:r>
+      <w:r>
+        <w:t>1</w:t>
+      </w:r>
+      <w:r>
+        <w:t xml:space="preserve"> kako bi se ograničila računalna složenost i osigurala stabilnost i predvidljivost simulacije. </w:t>
       </w:r>
     </w:p>
     <w:p/>
@@ -10494,15 +10783,12 @@
         <w:jc w:val="center"/>
       </w:pPr>
       <w:r>
-        <w:rPr>
-          <w:noProof/>
-        </w:rPr>
         <w:lastRenderedPageBreak/>
         <w:drawing>
-          <wp:inline distT="0" distB="0" distL="0" distR="0" wp14:anchorId="14D069B9" wp14:editId="1C4173F6">
-            <wp:extent cx="5580380" cy="3680460"/>
+          <wp:inline distT="0" distB="0" distL="0" distR="0" wp14:anchorId="610F4B86" wp14:editId="35917668">
+            <wp:extent cx="5580380" cy="3685540"/>
             <wp:effectExtent l="0" t="0" r="1270" b="0"/>
-            <wp:docPr id="817228533" name="Picture 1"/>
+            <wp:docPr id="133769638" name="Picture 1"/>
             <wp:cNvGraphicFramePr>
               <a:graphicFrameLocks xmlns:a="http://schemas.openxmlformats.org/drawingml/2006/main" noChangeAspect="1"/>
             </wp:cNvGraphicFramePr>
@@ -10510,7 +10796,7 @@
               <a:graphicData uri="http://schemas.openxmlformats.org/drawingml/2006/picture">
                 <pic:pic xmlns:pic="http://schemas.openxmlformats.org/drawingml/2006/picture">
                   <pic:nvPicPr>
-                    <pic:cNvPr id="817228533" name=""/>
+                    <pic:cNvPr id="133769638" name=""/>
                     <pic:cNvPicPr/>
                   </pic:nvPicPr>
                   <pic:blipFill>
@@ -10522,7 +10808,7 @@
                   <pic:spPr>
                     <a:xfrm>
                       <a:off x="0" y="0"/>
-                      <a:ext cx="5580380" cy="3680460"/>
+                      <a:ext cx="5580380" cy="3685540"/>
                     </a:xfrm>
                     <a:prstGeom prst="rect">
                       <a:avLst/>
@@ -10547,11 +10833,11 @@
       <w:pPr>
         <w:pStyle w:val="Heading2"/>
       </w:pPr>
-      <w:bookmarkStart w:id="29" w:name="_Toc231565798"/>
+      <w:bookmarkStart w:id="30" w:name="_Toc232618740"/>
       <w:r>
         <w:t>Modul za vizualizaciju</w:t>
       </w:r>
-      <w:bookmarkEnd w:id="29"/>
+      <w:bookmarkEnd w:id="30"/>
     </w:p>
     <w:p>
       <w:r>
@@ -10651,11 +10937,11 @@
       <w:pPr>
         <w:pStyle w:val="Heading2"/>
       </w:pPr>
-      <w:bookmarkStart w:id="30" w:name="_Toc231565799"/>
+      <w:bookmarkStart w:id="31" w:name="_Toc232618741"/>
       <w:r>
         <w:t>Modul za auralizaciju</w:t>
       </w:r>
-      <w:bookmarkEnd w:id="30"/>
+      <w:bookmarkEnd w:id="31"/>
     </w:p>
     <w:p>
       <w:r>
@@ -10809,22 +11095,22 @@
       <w:pPr>
         <w:pStyle w:val="Heading1"/>
       </w:pPr>
-      <w:bookmarkStart w:id="31" w:name="_Toc231565800"/>
+      <w:bookmarkStart w:id="32" w:name="_Toc232618742"/>
       <w:r>
         <w:lastRenderedPageBreak/>
         <w:t>Auralizacija zvuka</w:t>
       </w:r>
-      <w:bookmarkEnd w:id="31"/>
+      <w:bookmarkEnd w:id="32"/>
     </w:p>
     <w:p>
       <w:pPr>
         <w:pStyle w:val="Heading2"/>
       </w:pPr>
-      <w:bookmarkStart w:id="32" w:name="_Toc231565801"/>
+      <w:bookmarkStart w:id="33" w:name="_Toc232618743"/>
       <w:r>
         <w:t>Osnovni princip auralizacije</w:t>
       </w:r>
-      <w:bookmarkEnd w:id="32"/>
+      <w:bookmarkEnd w:id="33"/>
     </w:p>
     <w:p>
       <w:r>
@@ -10858,11 +11144,11 @@
       <w:pPr>
         <w:pStyle w:val="Heading2"/>
       </w:pPr>
-      <w:bookmarkStart w:id="33" w:name="_Toc231565802"/>
+      <w:bookmarkStart w:id="34" w:name="_Toc232618744"/>
       <w:r>
         <w:t>Implementacija konvolucije</w:t>
       </w:r>
-      <w:bookmarkEnd w:id="33"/>
+      <w:bookmarkEnd w:id="34"/>
     </w:p>
     <w:p>
       <w:pPr>
@@ -10999,7 +11285,7 @@
               <w:rPr>
                 <w:lang w:val="hr-HR"/>
               </w:rPr>
-              <w:t>1</w:t>
+              <w:t>2</w:t>
             </w:r>
             <w:r>
               <w:rPr>
@@ -11028,11 +11314,11 @@
       <w:pPr>
         <w:pStyle w:val="Heading2"/>
       </w:pPr>
-      <w:bookmarkStart w:id="34" w:name="_Toc231565803"/>
+      <w:bookmarkStart w:id="35" w:name="_Toc232618745"/>
       <w:r>
         <w:t>Mono i stereo obrada</w:t>
       </w:r>
-      <w:bookmarkEnd w:id="34"/>
+      <w:bookmarkEnd w:id="35"/>
     </w:p>
     <w:p>
       <w:r>
@@ -11082,12 +11368,12 @@
       <w:pPr>
         <w:pStyle w:val="Heading2"/>
       </w:pPr>
-      <w:bookmarkStart w:id="35" w:name="_Toc231565804"/>
+      <w:bookmarkStart w:id="36" w:name="_Toc232618746"/>
       <w:r>
         <w:lastRenderedPageBreak/>
         <w:t>Normalizacija signala</w:t>
       </w:r>
-      <w:bookmarkEnd w:id="35"/>
+      <w:bookmarkEnd w:id="36"/>
     </w:p>
     <w:p>
       <w:pPr>
@@ -11326,7 +11612,7 @@
               <w:rPr>
                 <w:lang w:val="hr-HR"/>
               </w:rPr>
-              <w:t>2</w:t>
+              <w:t>3</w:t>
             </w:r>
             <w:r>
               <w:rPr>
@@ -11377,7 +11663,425 @@
     </w:p>
     <w:p>
       <w:pPr>
+        <w:rPr>
+          <w:rFonts w:ascii="Courier New" w:hAnsi="Courier New" w:cs="Courier New"/>
+          <w:sz w:val="18"/>
+          <w:szCs w:val="18"/>
+          <w:lang w:eastAsia="hr-HR"/>
+        </w:rPr>
+      </w:pPr>
+      <w:r>
+        <w:rPr>
+          <w:rFonts w:ascii="Courier New" w:hAnsi="Courier New" w:cs="Courier New"/>
+          <w:sz w:val="18"/>
+          <w:szCs w:val="18"/>
+          <w:lang w:eastAsia="hr-HR"/>
+        </w:rPr>
+        <w:t>def auralize(self):</w:t>
+      </w:r>
+    </w:p>
+    <w:p>
+      <w:pPr>
+        <w:rPr>
+          <w:rFonts w:ascii="Courier New" w:hAnsi="Courier New" w:cs="Courier New"/>
+          <w:sz w:val="18"/>
+          <w:szCs w:val="18"/>
+          <w:lang w:eastAsia="hr-HR"/>
+        </w:rPr>
+      </w:pPr>
+      <w:r>
+        <w:rPr>
+          <w:rFonts w:ascii="Courier New" w:hAnsi="Courier New" w:cs="Courier New"/>
+          <w:sz w:val="18"/>
+          <w:szCs w:val="18"/>
+          <w:lang w:eastAsia="hr-HR"/>
+        </w:rPr>
+        <w:t xml:space="preserve">    if not hasattr(self, 'ir') or not hasattr(self, 'wav_data'):</w:t>
+      </w:r>
+    </w:p>
+    <w:p>
+      <w:pPr>
+        <w:rPr>
+          <w:rFonts w:ascii="Courier New" w:hAnsi="Courier New" w:cs="Courier New"/>
+          <w:sz w:val="18"/>
+          <w:szCs w:val="18"/>
+          <w:lang w:eastAsia="hr-HR"/>
+        </w:rPr>
+      </w:pPr>
+      <w:r>
+        <w:rPr>
+          <w:rFonts w:ascii="Courier New" w:hAnsi="Courier New" w:cs="Courier New"/>
+          <w:sz w:val="18"/>
+          <w:szCs w:val="18"/>
+          <w:lang w:eastAsia="hr-HR"/>
+        </w:rPr>
+        <w:t xml:space="preserve">        retur</w:t>
+      </w:r>
+      <w:r>
+        <w:rPr>
+          <w:rFonts w:ascii="Courier New" w:hAnsi="Courier New" w:cs="Courier New"/>
+          <w:sz w:val="18"/>
+          <w:szCs w:val="18"/>
+          <w:lang w:eastAsia="hr-HR"/>
+        </w:rPr>
+        <w:t>n</w:t>
+      </w:r>
+    </w:p>
+    <w:p>
+      <w:pPr>
+        <w:rPr>
+          <w:rFonts w:ascii="Courier New" w:hAnsi="Courier New" w:cs="Courier New"/>
+          <w:sz w:val="18"/>
+          <w:szCs w:val="18"/>
+          <w:lang w:eastAsia="hr-HR"/>
+        </w:rPr>
+      </w:pPr>
+      <w:r>
+        <w:rPr>
+          <w:rFonts w:ascii="Courier New" w:hAnsi="Courier New" w:cs="Courier New"/>
+          <w:sz w:val="18"/>
+          <w:szCs w:val="18"/>
+          <w:lang w:eastAsia="hr-HR"/>
+        </w:rPr>
+        <w:t xml:space="preserve">    input_audio = self.wav_data</w:t>
+      </w:r>
+    </w:p>
+    <w:p>
+      <w:pPr>
+        <w:rPr>
+          <w:rFonts w:ascii="Courier New" w:hAnsi="Courier New" w:cs="Courier New"/>
+          <w:sz w:val="18"/>
+          <w:szCs w:val="18"/>
+          <w:lang w:eastAsia="hr-HR"/>
+        </w:rPr>
+      </w:pPr>
+      <w:r>
+        <w:rPr>
+          <w:rFonts w:ascii="Courier New" w:hAnsi="Courier New" w:cs="Courier New"/>
+          <w:sz w:val="18"/>
+          <w:szCs w:val="18"/>
+          <w:lang w:eastAsia="hr-HR"/>
+        </w:rPr>
+        <w:t xml:space="preserve">    if input_audio.ndim &gt; 1:</w:t>
+      </w:r>
+    </w:p>
+    <w:p>
+      <w:pPr>
+        <w:rPr>
+          <w:rFonts w:ascii="Courier New" w:hAnsi="Courier New" w:cs="Courier New"/>
+          <w:sz w:val="18"/>
+          <w:szCs w:val="18"/>
+          <w:lang w:eastAsia="hr-HR"/>
+        </w:rPr>
+      </w:pPr>
+      <w:r>
+        <w:rPr>
+          <w:rFonts w:ascii="Courier New" w:hAnsi="Courier New" w:cs="Courier New"/>
+          <w:sz w:val="18"/>
+          <w:szCs w:val="18"/>
+          <w:lang w:eastAsia="hr-HR"/>
+        </w:rPr>
+        <w:t xml:space="preserve">        input_audio = np.mean(input_audio, axis=1</w:t>
+      </w:r>
+      <w:r>
+        <w:rPr>
+          <w:rFonts w:ascii="Courier New" w:hAnsi="Courier New" w:cs="Courier New"/>
+          <w:sz w:val="18"/>
+          <w:szCs w:val="18"/>
+          <w:lang w:eastAsia="hr-HR"/>
+        </w:rPr>
+        <w:t>)</w:t>
+      </w:r>
+    </w:p>
+    <w:p>
+      <w:pPr>
+        <w:rPr>
+          <w:rFonts w:ascii="Courier New" w:hAnsi="Courier New" w:cs="Courier New"/>
+          <w:sz w:val="18"/>
+          <w:szCs w:val="18"/>
+          <w:lang w:eastAsia="hr-HR"/>
+        </w:rPr>
+      </w:pPr>
+      <w:r>
+        <w:rPr>
+          <w:rFonts w:ascii="Courier New" w:hAnsi="Courier New" w:cs="Courier New"/>
+          <w:sz w:val="18"/>
+          <w:szCs w:val="18"/>
+          <w:lang w:eastAsia="hr-HR"/>
+        </w:rPr>
+        <w:t xml:space="preserve">    bands = [63, 125, 250, 500, 1000, 2000, 4000, 8000]</w:t>
+      </w:r>
+    </w:p>
+    <w:p>
+      <w:pPr>
+        <w:rPr>
+          <w:rFonts w:ascii="Courier New" w:hAnsi="Courier New" w:cs="Courier New"/>
+          <w:sz w:val="18"/>
+          <w:szCs w:val="18"/>
+          <w:lang w:eastAsia="hr-HR"/>
+        </w:rPr>
+      </w:pPr>
+      <w:r>
+        <w:rPr>
+          <w:rFonts w:ascii="Courier New" w:hAnsi="Courier New" w:cs="Courier New"/>
+          <w:sz w:val="18"/>
+          <w:szCs w:val="18"/>
+          <w:lang w:eastAsia="hr-HR"/>
+        </w:rPr>
+        <w:t xml:space="preserve">    final_signal = np.zeros(len(input_audio) + len(self.ir))</w:t>
+      </w:r>
+    </w:p>
+    <w:p>
+      <w:pPr>
+        <w:rPr>
+          <w:rFonts w:ascii="Courier New" w:hAnsi="Courier New" w:cs="Courier New"/>
+          <w:sz w:val="18"/>
+          <w:szCs w:val="18"/>
+          <w:lang w:eastAsia="hr-HR"/>
+        </w:rPr>
+      </w:pPr>
+      <w:r>
+        <w:rPr>
+          <w:rFonts w:ascii="Courier New" w:hAnsi="Courier New" w:cs="Courier New"/>
+          <w:sz w:val="18"/>
+          <w:szCs w:val="18"/>
+          <w:lang w:eastAsia="hr-HR"/>
+        </w:rPr>
+        <w:t xml:space="preserve">    for i, center_freq in enumerate(bands):</w:t>
+      </w:r>
+    </w:p>
+    <w:p>
+      <w:pPr>
+        <w:rPr>
+          <w:rFonts w:ascii="Courier New" w:hAnsi="Courier New" w:cs="Courier New"/>
+          <w:sz w:val="18"/>
+          <w:szCs w:val="18"/>
+          <w:lang w:eastAsia="hr-HR"/>
+        </w:rPr>
+      </w:pPr>
+      <w:r>
+        <w:rPr>
+          <w:rFonts w:ascii="Courier New" w:hAnsi="Courier New" w:cs="Courier New"/>
+          <w:sz w:val="18"/>
+          <w:szCs w:val="18"/>
+          <w:lang w:eastAsia="hr-HR"/>
+        </w:rPr>
+        <w:t xml:space="preserve">        band_input = bandpass_filter(input_audio, center_freq)</w:t>
+      </w:r>
+    </w:p>
+    <w:p>
+      <w:pPr>
+        <w:rPr>
+          <w:rFonts w:ascii="Courier New" w:hAnsi="Courier New" w:cs="Courier New"/>
+          <w:sz w:val="18"/>
+          <w:szCs w:val="18"/>
+          <w:lang w:eastAsia="hr-HR"/>
+        </w:rPr>
+      </w:pPr>
+      <w:r>
+        <w:rPr>
+          <w:rFonts w:ascii="Courier New" w:hAnsi="Courier New" w:cs="Courier New"/>
+          <w:sz w:val="18"/>
+          <w:szCs w:val="18"/>
+          <w:lang w:eastAsia="hr-HR"/>
+        </w:rPr>
+        <w:t xml:space="preserve">        noise = generate_white_noise()</w:t>
+      </w:r>
+    </w:p>
+    <w:p>
+      <w:pPr>
+        <w:rPr>
+          <w:rFonts w:ascii="Courier New" w:hAnsi="Courier New" w:cs="Courier New"/>
+          <w:sz w:val="18"/>
+          <w:szCs w:val="18"/>
+          <w:lang w:eastAsia="hr-HR"/>
+        </w:rPr>
+      </w:pPr>
+      <w:r>
+        <w:rPr>
+          <w:rFonts w:ascii="Courier New" w:hAnsi="Courier New" w:cs="Courier New"/>
+          <w:sz w:val="18"/>
+          <w:szCs w:val="18"/>
+          <w:lang w:eastAsia="hr-HR"/>
+        </w:rPr>
+        <w:t xml:space="preserve">        rt60 = self.rt60[i]</w:t>
+      </w:r>
+    </w:p>
+    <w:p>
+      <w:pPr>
+        <w:rPr>
+          <w:rFonts w:ascii="Courier New" w:hAnsi="Courier New" w:cs="Courier New"/>
+          <w:sz w:val="18"/>
+          <w:szCs w:val="18"/>
+          <w:lang w:eastAsia="hr-HR"/>
+        </w:rPr>
+      </w:pPr>
+      <w:r>
+        <w:rPr>
+          <w:rFonts w:ascii="Courier New" w:hAnsi="Courier New" w:cs="Courier New"/>
+          <w:sz w:val="18"/>
+          <w:szCs w:val="18"/>
+          <w:lang w:eastAsia="hr-HR"/>
+        </w:rPr>
+        <w:t xml:space="preserve">        decay = exponential_decay(rt60)</w:t>
+      </w:r>
+    </w:p>
+    <w:p>
+      <w:pPr>
+        <w:rPr>
+          <w:rFonts w:ascii="Courier New" w:hAnsi="Courier New" w:cs="Courier New"/>
+          <w:sz w:val="18"/>
+          <w:szCs w:val="18"/>
+          <w:lang w:eastAsia="hr-HR"/>
+        </w:rPr>
+      </w:pPr>
+      <w:r>
+        <w:rPr>
+          <w:rFonts w:ascii="Courier New" w:hAnsi="Courier New" w:cs="Courier New"/>
+          <w:sz w:val="18"/>
+          <w:szCs w:val="18"/>
+          <w:lang w:eastAsia="hr-HR"/>
+        </w:rPr>
+        <w:t xml:space="preserve">        late_reverb = noise * decay</w:t>
+      </w:r>
+    </w:p>
+    <w:p>
+      <w:pPr>
+        <w:rPr>
+          <w:rFonts w:ascii="Courier New" w:hAnsi="Courier New" w:cs="Courier New"/>
+          <w:sz w:val="18"/>
+          <w:szCs w:val="18"/>
+          <w:lang w:eastAsia="hr-HR"/>
+        </w:rPr>
+      </w:pPr>
+      <w:r>
+        <w:rPr>
+          <w:rFonts w:ascii="Courier New" w:hAnsi="Courier New" w:cs="Courier New"/>
+          <w:sz w:val="18"/>
+          <w:szCs w:val="18"/>
+          <w:lang w:eastAsia="hr-HR"/>
+        </w:rPr>
+        <w:t xml:space="preserve">        early = convolve(band_input, self.direct_ir)</w:t>
+      </w:r>
+    </w:p>
+    <w:p>
+      <w:pPr>
+        <w:rPr>
+          <w:rFonts w:ascii="Courier New" w:hAnsi="Courier New" w:cs="Courier New"/>
+          <w:sz w:val="18"/>
+          <w:szCs w:val="18"/>
+          <w:lang w:eastAsia="hr-HR"/>
+        </w:rPr>
+      </w:pPr>
+      <w:r>
+        <w:rPr>
+          <w:rFonts w:ascii="Courier New" w:hAnsi="Courier New" w:cs="Courier New"/>
+          <w:sz w:val="18"/>
+          <w:szCs w:val="18"/>
+          <w:lang w:eastAsia="hr-HR"/>
+        </w:rPr>
+        <w:t xml:space="preserve">        late = convolve(band_input, late_reverb)</w:t>
+      </w:r>
+    </w:p>
+    <w:p>
+      <w:pPr>
+        <w:rPr>
+          <w:rFonts w:ascii="Courier New" w:hAnsi="Courier New" w:cs="Courier New"/>
+          <w:sz w:val="18"/>
+          <w:szCs w:val="18"/>
+          <w:lang w:eastAsia="hr-HR"/>
+        </w:rPr>
+      </w:pPr>
+      <w:r>
+        <w:rPr>
+          <w:rFonts w:ascii="Courier New" w:hAnsi="Courier New" w:cs="Courier New"/>
+          <w:sz w:val="18"/>
+          <w:szCs w:val="18"/>
+          <w:lang w:eastAsia="hr-HR"/>
+        </w:rPr>
+        <w:t xml:space="preserve">        final_signal += early + late</w:t>
+      </w:r>
+    </w:p>
+    <w:p>
+      <w:pPr>
+        <w:rPr>
+          <w:rFonts w:ascii="Courier New" w:hAnsi="Courier New" w:cs="Courier New"/>
+          <w:sz w:val="18"/>
+          <w:szCs w:val="18"/>
+          <w:lang w:eastAsia="hr-HR"/>
+        </w:rPr>
+      </w:pPr>
+      <w:r>
+        <w:rPr>
+          <w:rFonts w:ascii="Courier New" w:hAnsi="Courier New" w:cs="Courier New"/>
+          <w:sz w:val="18"/>
+          <w:szCs w:val="18"/>
+          <w:lang w:eastAsia="hr-HR"/>
+        </w:rPr>
+        <w:t xml:space="preserve">    final_signal = normalize(final_signal)</w:t>
+      </w:r>
+    </w:p>
+    <w:p>
+      <w:pPr>
+        <w:rPr>
+          <w:rFonts w:ascii="Courier New" w:hAnsi="Courier New" w:cs="Courier New"/>
+          <w:sz w:val="18"/>
+          <w:szCs w:val="18"/>
+          <w:lang w:eastAsia="hr-HR"/>
+        </w:rPr>
+      </w:pPr>
+      <w:r>
+        <w:rPr>
+          <w:rFonts w:ascii="Courier New" w:hAnsi="Courier New" w:cs="Courier New"/>
+          <w:sz w:val="18"/>
+          <w:szCs w:val="18"/>
+          <w:lang w:eastAsia="hr-HR"/>
+        </w:rPr>
+        <w:t xml:space="preserve">    self.auralized = final_signal</w:t>
+      </w:r>
+    </w:p>
+    <w:p>
+      <w:pPr>
+        <w:rPr>
+          <w:rFonts w:ascii="Courier New" w:hAnsi="Courier New" w:cs="Courier New"/>
+          <w:sz w:val="18"/>
+          <w:szCs w:val="18"/>
+          <w:lang w:eastAsia="hr-HR"/>
+        </w:rPr>
+      </w:pPr>
+      <w:r>
+        <w:rPr>
+          <w:rFonts w:ascii="Courier New" w:hAnsi="Courier New" w:cs="Courier New"/>
+          <w:sz w:val="18"/>
+          <w:szCs w:val="18"/>
+          <w:lang w:eastAsia="hr-HR"/>
+        </w:rPr>
+        <w:t xml:space="preserve">    write_wav(self.auralized)</w:t>
+      </w:r>
+    </w:p>
+    <w:p>
+      <w:pPr>
+        <w:rPr>
+          <w:rFonts w:ascii="Courier New" w:hAnsi="Courier New" w:cs="Courier New"/>
+          <w:sz w:val="18"/>
+          <w:szCs w:val="18"/>
+          <w:lang w:eastAsia="hr-HR"/>
+        </w:rPr>
+      </w:pPr>
+      <w:r>
+        <w:rPr>
+          <w:rFonts w:ascii="Courier New" w:hAnsi="Courier New" w:cs="Courier New"/>
+          <w:sz w:val="18"/>
+          <w:szCs w:val="18"/>
+          <w:lang w:eastAsia="hr-HR"/>
+        </w:rPr>
+        <w:t xml:space="preserve">    load_to_player()</w:t>
+      </w:r>
+    </w:p>
+    <w:p>
+      <w:pPr>
         <w:spacing w:line="240" w:lineRule="auto"/>
+        <w:jc w:val="left"/>
         <w:rPr>
           <w:rFonts w:ascii="Courier New" w:hAnsi="Courier New" w:cs="Courier New"/>
           <w:sz w:val="16"/>
@@ -11385,607 +12089,6 @@
           <w:lang w:eastAsia="hr-HR"/>
         </w:rPr>
       </w:pPr>
-      <w:r>
-        <w:rPr>
-          <w:rFonts w:ascii="Courier New" w:hAnsi="Courier New" w:cs="Courier New"/>
-          <w:sz w:val="16"/>
-          <w:szCs w:val="16"/>
-          <w:lang w:eastAsia="hr-HR"/>
-        </w:rPr>
-        <w:t>def auralize(self):</w:t>
-      </w:r>
-    </w:p>
-    <w:p>
-      <w:pPr>
-        <w:spacing w:line="240" w:lineRule="auto"/>
-        <w:rPr>
-          <w:rFonts w:ascii="Courier New" w:hAnsi="Courier New" w:cs="Courier New"/>
-          <w:sz w:val="16"/>
-          <w:szCs w:val="16"/>
-          <w:lang w:eastAsia="hr-HR"/>
-        </w:rPr>
-      </w:pPr>
-      <w:r>
-        <w:rPr>
-          <w:rFonts w:ascii="Courier New" w:hAnsi="Courier New" w:cs="Courier New"/>
-          <w:sz w:val="16"/>
-          <w:szCs w:val="16"/>
-          <w:lang w:eastAsia="hr-HR"/>
-        </w:rPr>
-        <w:t>    if not hasattr(self, 'ir'):</w:t>
-      </w:r>
-    </w:p>
-    <w:p>
-      <w:pPr>
-        <w:spacing w:line="240" w:lineRule="auto"/>
-        <w:rPr>
-          <w:rFonts w:ascii="Courier New" w:hAnsi="Courier New" w:cs="Courier New"/>
-          <w:sz w:val="16"/>
-          <w:szCs w:val="16"/>
-          <w:lang w:eastAsia="hr-HR"/>
-        </w:rPr>
-      </w:pPr>
-      <w:r>
-        <w:rPr>
-          <w:rFonts w:ascii="Courier New" w:hAnsi="Courier New" w:cs="Courier New"/>
-          <w:sz w:val="16"/>
-          <w:szCs w:val="16"/>
-          <w:lang w:eastAsia="hr-HR"/>
-        </w:rPr>
-        <w:t>        self.calculate_ir()</w:t>
-      </w:r>
-    </w:p>
-    <w:p>
-      <w:pPr>
-        <w:spacing w:line="240" w:lineRule="auto"/>
-        <w:rPr>
-          <w:rFonts w:ascii="Courier New" w:hAnsi="Courier New" w:cs="Courier New"/>
-          <w:sz w:val="16"/>
-          <w:szCs w:val="16"/>
-          <w:lang w:eastAsia="hr-HR"/>
-        </w:rPr>
-      </w:pPr>
-      <w:r>
-        <w:rPr>
-          <w:rFonts w:ascii="Courier New" w:hAnsi="Courier New" w:cs="Courier New"/>
-          <w:sz w:val="16"/>
-          <w:szCs w:val="16"/>
-          <w:lang w:eastAsia="hr-HR"/>
-        </w:rPr>
-        <w:t>    if hasattr(self, 'wav_data') and hasattr(self, 'ir'):</w:t>
-      </w:r>
-    </w:p>
-    <w:p>
-      <w:pPr>
-        <w:spacing w:line="240" w:lineRule="auto"/>
-        <w:rPr>
-          <w:rFonts w:ascii="Courier New" w:hAnsi="Courier New" w:cs="Courier New"/>
-          <w:sz w:val="16"/>
-          <w:szCs w:val="16"/>
-          <w:lang w:eastAsia="hr-HR"/>
-        </w:rPr>
-      </w:pPr>
-      <w:r>
-        <w:rPr>
-          <w:rFonts w:ascii="Courier New" w:hAnsi="Courier New" w:cs="Courier New"/>
-          <w:sz w:val="16"/>
-          <w:szCs w:val="16"/>
-          <w:lang w:eastAsia="hr-HR"/>
-        </w:rPr>
-        <w:t>        self.media_player.stop()</w:t>
-      </w:r>
-    </w:p>
-    <w:p>
-      <w:pPr>
-        <w:spacing w:line="240" w:lineRule="auto"/>
-        <w:rPr>
-          <w:rFonts w:ascii="Courier New" w:hAnsi="Courier New" w:cs="Courier New"/>
-          <w:sz w:val="16"/>
-          <w:szCs w:val="16"/>
-          <w:lang w:eastAsia="hr-HR"/>
-        </w:rPr>
-      </w:pPr>
-      <w:r>
-        <w:rPr>
-          <w:rFonts w:ascii="Courier New" w:hAnsi="Courier New" w:cs="Courier New"/>
-          <w:sz w:val="16"/>
-          <w:szCs w:val="16"/>
-          <w:lang w:eastAsia="hr-HR"/>
-        </w:rPr>
-        <w:t>        if self.wav_data.ndim == 1:</w:t>
-      </w:r>
-    </w:p>
-    <w:p>
-      <w:pPr>
-        <w:spacing w:line="240" w:lineRule="auto"/>
-        <w:rPr>
-          <w:rFonts w:ascii="Courier New" w:hAnsi="Courier New" w:cs="Courier New"/>
-          <w:sz w:val="16"/>
-          <w:szCs w:val="16"/>
-          <w:lang w:eastAsia="hr-HR"/>
-        </w:rPr>
-      </w:pPr>
-      <w:r>
-        <w:rPr>
-          <w:rFonts w:ascii="Courier New" w:hAnsi="Courier New" w:cs="Courier New"/>
-          <w:sz w:val="16"/>
-          <w:szCs w:val="16"/>
-          <w:lang w:eastAsia="hr-HR"/>
-        </w:rPr>
-        <w:t>            auralized = convolve(self.wav_data, self.ir, mode='full')</w:t>
-      </w:r>
-    </w:p>
-    <w:p>
-      <w:pPr>
-        <w:spacing w:line="240" w:lineRule="auto"/>
-        <w:rPr>
-          <w:rFonts w:ascii="Courier New" w:hAnsi="Courier New" w:cs="Courier New"/>
-          <w:sz w:val="16"/>
-          <w:szCs w:val="16"/>
-          <w:lang w:eastAsia="hr-HR"/>
-        </w:rPr>
-      </w:pPr>
-      <w:r>
-        <w:rPr>
-          <w:rFonts w:ascii="Courier New" w:hAnsi="Courier New" w:cs="Courier New"/>
-          <w:sz w:val="16"/>
-          <w:szCs w:val="16"/>
-          <w:lang w:eastAsia="hr-HR"/>
-        </w:rPr>
-        <w:t>        else:</w:t>
-      </w:r>
-    </w:p>
-    <w:p>
-      <w:pPr>
-        <w:spacing w:line="240" w:lineRule="auto"/>
-        <w:rPr>
-          <w:rFonts w:ascii="Courier New" w:hAnsi="Courier New" w:cs="Courier New"/>
-          <w:sz w:val="16"/>
-          <w:szCs w:val="16"/>
-          <w:lang w:eastAsia="hr-HR"/>
-        </w:rPr>
-      </w:pPr>
-      <w:r>
-        <w:rPr>
-          <w:rFonts w:ascii="Courier New" w:hAnsi="Courier New" w:cs="Courier New"/>
-          <w:sz w:val="16"/>
-          <w:szCs w:val="16"/>
-          <w:lang w:eastAsia="hr-HR"/>
-        </w:rPr>
-        <w:t>            channels = []</w:t>
-      </w:r>
-    </w:p>
-    <w:p>
-      <w:pPr>
-        <w:spacing w:line="240" w:lineRule="auto"/>
-        <w:rPr>
-          <w:rFonts w:ascii="Courier New" w:hAnsi="Courier New" w:cs="Courier New"/>
-          <w:sz w:val="16"/>
-          <w:szCs w:val="16"/>
-          <w:lang w:eastAsia="hr-HR"/>
-        </w:rPr>
-      </w:pPr>
-      <w:r>
-        <w:rPr>
-          <w:rFonts w:ascii="Courier New" w:hAnsi="Courier New" w:cs="Courier New"/>
-          <w:sz w:val="16"/>
-          <w:szCs w:val="16"/>
-          <w:lang w:eastAsia="hr-HR"/>
-        </w:rPr>
-        <w:t>            for ch in range(self.wav_data.shape[1]):</w:t>
-      </w:r>
-    </w:p>
-    <w:p>
-      <w:pPr>
-        <w:spacing w:line="240" w:lineRule="auto"/>
-        <w:rPr>
-          <w:rFonts w:ascii="Courier New" w:hAnsi="Courier New" w:cs="Courier New"/>
-          <w:sz w:val="16"/>
-          <w:szCs w:val="16"/>
-          <w:lang w:eastAsia="hr-HR"/>
-        </w:rPr>
-      </w:pPr>
-      <w:r>
-        <w:rPr>
-          <w:rFonts w:ascii="Courier New" w:hAnsi="Courier New" w:cs="Courier New"/>
-          <w:sz w:val="16"/>
-          <w:szCs w:val="16"/>
-          <w:lang w:eastAsia="hr-HR"/>
-        </w:rPr>
-        <w:t>                channels.append(convolve(self.wav_data[:, ch], self.ir, mode='full'))</w:t>
-      </w:r>
-    </w:p>
-    <w:p>
-      <w:pPr>
-        <w:spacing w:line="240" w:lineRule="auto"/>
-        <w:rPr>
-          <w:rFonts w:ascii="Courier New" w:hAnsi="Courier New" w:cs="Courier New"/>
-          <w:sz w:val="16"/>
-          <w:szCs w:val="16"/>
-          <w:lang w:eastAsia="hr-HR"/>
-        </w:rPr>
-      </w:pPr>
-      <w:r>
-        <w:rPr>
-          <w:rFonts w:ascii="Courier New" w:hAnsi="Courier New" w:cs="Courier New"/>
-          <w:sz w:val="16"/>
-          <w:szCs w:val="16"/>
-          <w:lang w:eastAsia="hr-HR"/>
-        </w:rPr>
-        <w:t>            auralized = np.stack(channels, axis=-1)</w:t>
-      </w:r>
-    </w:p>
-    <w:p>
-      <w:pPr>
-        <w:spacing w:line="240" w:lineRule="auto"/>
-        <w:rPr>
-          <w:rFonts w:ascii="Courier New" w:hAnsi="Courier New" w:cs="Courier New"/>
-          <w:sz w:val="16"/>
-          <w:szCs w:val="16"/>
-          <w:lang w:eastAsia="hr-HR"/>
-        </w:rPr>
-      </w:pPr>
-      <w:r>
-        <w:rPr>
-          <w:rFonts w:ascii="Courier New" w:hAnsi="Courier New" w:cs="Courier New"/>
-          <w:sz w:val="16"/>
-          <w:szCs w:val="16"/>
-          <w:lang w:eastAsia="hr-HR"/>
-        </w:rPr>
-        <w:t>        max_val = np.max(np.abs(auralized))</w:t>
-      </w:r>
-    </w:p>
-    <w:p>
-      <w:pPr>
-        <w:spacing w:line="240" w:lineRule="auto"/>
-        <w:rPr>
-          <w:rFonts w:ascii="Courier New" w:hAnsi="Courier New" w:cs="Courier New"/>
-          <w:sz w:val="16"/>
-          <w:szCs w:val="16"/>
-          <w:lang w:eastAsia="hr-HR"/>
-        </w:rPr>
-      </w:pPr>
-      <w:r>
-        <w:rPr>
-          <w:rFonts w:ascii="Courier New" w:hAnsi="Courier New" w:cs="Courier New"/>
-          <w:sz w:val="16"/>
-          <w:szCs w:val="16"/>
-          <w:lang w:eastAsia="hr-HR"/>
-        </w:rPr>
-        <w:t>        if max_val &gt; 0:</w:t>
-      </w:r>
-    </w:p>
-    <w:p>
-      <w:pPr>
-        <w:spacing w:line="240" w:lineRule="auto"/>
-        <w:rPr>
-          <w:rFonts w:ascii="Courier New" w:hAnsi="Courier New" w:cs="Courier New"/>
-          <w:sz w:val="16"/>
-          <w:szCs w:val="16"/>
-          <w:lang w:eastAsia="hr-HR"/>
-        </w:rPr>
-      </w:pPr>
-      <w:r>
-        <w:rPr>
-          <w:rFonts w:ascii="Courier New" w:hAnsi="Courier New" w:cs="Courier New"/>
-          <w:sz w:val="16"/>
-          <w:szCs w:val="16"/>
-          <w:lang w:eastAsia="hr-HR"/>
-        </w:rPr>
-        <w:t>            auralized = auralized / max_val</w:t>
-      </w:r>
-    </w:p>
-    <w:p>
-      <w:pPr>
-        <w:spacing w:line="240" w:lineRule="auto"/>
-        <w:rPr>
-          <w:rFonts w:ascii="Courier New" w:hAnsi="Courier New" w:cs="Courier New"/>
-          <w:sz w:val="16"/>
-          <w:szCs w:val="16"/>
-          <w:lang w:eastAsia="hr-HR"/>
-        </w:rPr>
-      </w:pPr>
-      <w:r>
-        <w:rPr>
-          <w:rFonts w:ascii="Courier New" w:hAnsi="Courier New" w:cs="Courier New"/>
-          <w:sz w:val="16"/>
-          <w:szCs w:val="16"/>
-          <w:lang w:eastAsia="hr-HR"/>
-        </w:rPr>
-        <w:t>        self.auralized = auralized.astype(np.float32)</w:t>
-      </w:r>
-    </w:p>
-    <w:p>
-      <w:pPr>
-        <w:spacing w:line="240" w:lineRule="auto"/>
-        <w:rPr>
-          <w:rFonts w:ascii="Courier New" w:hAnsi="Courier New" w:cs="Courier New"/>
-          <w:sz w:val="16"/>
-          <w:szCs w:val="16"/>
-          <w:lang w:eastAsia="hr-HR"/>
-        </w:rPr>
-      </w:pPr>
-      <w:r>
-        <w:rPr>
-          <w:rFonts w:ascii="Courier New" w:hAnsi="Courier New" w:cs="Courier New"/>
-          <w:sz w:val="16"/>
-          <w:szCs w:val="16"/>
-          <w:lang w:eastAsia="hr-HR"/>
-        </w:rPr>
-        <w:t>        if self.temp_file:</w:t>
-      </w:r>
-    </w:p>
-    <w:p>
-      <w:pPr>
-        <w:spacing w:line="240" w:lineRule="auto"/>
-        <w:rPr>
-          <w:rFonts w:ascii="Courier New" w:hAnsi="Courier New" w:cs="Courier New"/>
-          <w:sz w:val="16"/>
-          <w:szCs w:val="16"/>
-          <w:lang w:eastAsia="hr-HR"/>
-        </w:rPr>
-      </w:pPr>
-      <w:r>
-        <w:rPr>
-          <w:rFonts w:ascii="Courier New" w:hAnsi="Courier New" w:cs="Courier New"/>
-          <w:sz w:val="16"/>
-          <w:szCs w:val="16"/>
-          <w:lang w:eastAsia="hr-HR"/>
-        </w:rPr>
-        <w:t>            try:</w:t>
-      </w:r>
-    </w:p>
-    <w:p>
-      <w:pPr>
-        <w:spacing w:line="240" w:lineRule="auto"/>
-        <w:rPr>
-          <w:rFonts w:ascii="Courier New" w:hAnsi="Courier New" w:cs="Courier New"/>
-          <w:sz w:val="16"/>
-          <w:szCs w:val="16"/>
-          <w:lang w:eastAsia="hr-HR"/>
-        </w:rPr>
-      </w:pPr>
-      <w:r>
-        <w:rPr>
-          <w:rFonts w:ascii="Courier New" w:hAnsi="Courier New" w:cs="Courier New"/>
-          <w:sz w:val="16"/>
-          <w:szCs w:val="16"/>
-          <w:lang w:eastAsia="hr-HR"/>
-        </w:rPr>
-        <w:t>                if os.path.exists(self.temp_file.name):</w:t>
-      </w:r>
-    </w:p>
-    <w:p>
-      <w:pPr>
-        <w:spacing w:line="240" w:lineRule="auto"/>
-        <w:rPr>
-          <w:rFonts w:ascii="Courier New" w:hAnsi="Courier New" w:cs="Courier New"/>
-          <w:sz w:val="16"/>
-          <w:szCs w:val="16"/>
-          <w:lang w:eastAsia="hr-HR"/>
-        </w:rPr>
-      </w:pPr>
-      <w:r>
-        <w:rPr>
-          <w:rFonts w:ascii="Courier New" w:hAnsi="Courier New" w:cs="Courier New"/>
-          <w:sz w:val="16"/>
-          <w:szCs w:val="16"/>
-          <w:lang w:eastAsia="hr-HR"/>
-        </w:rPr>
-        <w:t>                    os.unlink(self.temp_file.name)</w:t>
-      </w:r>
-    </w:p>
-    <w:p>
-      <w:pPr>
-        <w:spacing w:line="240" w:lineRule="auto"/>
-        <w:rPr>
-          <w:rFonts w:ascii="Courier New" w:hAnsi="Courier New" w:cs="Courier New"/>
-          <w:sz w:val="16"/>
-          <w:szCs w:val="16"/>
-          <w:lang w:eastAsia="hr-HR"/>
-        </w:rPr>
-      </w:pPr>
-      <w:r>
-        <w:rPr>
-          <w:rFonts w:ascii="Courier New" w:hAnsi="Courier New" w:cs="Courier New"/>
-          <w:sz w:val="16"/>
-          <w:szCs w:val="16"/>
-          <w:lang w:eastAsia="hr-HR"/>
-        </w:rPr>
-        <w:t>            except:</w:t>
-      </w:r>
-    </w:p>
-    <w:p>
-      <w:pPr>
-        <w:spacing w:line="240" w:lineRule="auto"/>
-        <w:rPr>
-          <w:rFonts w:ascii="Courier New" w:hAnsi="Courier New" w:cs="Courier New"/>
-          <w:sz w:val="16"/>
-          <w:szCs w:val="16"/>
-          <w:lang w:eastAsia="hr-HR"/>
-        </w:rPr>
-      </w:pPr>
-      <w:r>
-        <w:rPr>
-          <w:rFonts w:ascii="Courier New" w:hAnsi="Courier New" w:cs="Courier New"/>
-          <w:sz w:val="16"/>
-          <w:szCs w:val="16"/>
-          <w:lang w:eastAsia="hr-HR"/>
-        </w:rPr>
-        <w:t>                pass</w:t>
-      </w:r>
-    </w:p>
-    <w:p>
-      <w:pPr>
-        <w:spacing w:line="240" w:lineRule="auto"/>
-        <w:rPr>
-          <w:rFonts w:ascii="Courier New" w:hAnsi="Courier New" w:cs="Courier New"/>
-          <w:sz w:val="16"/>
-          <w:szCs w:val="16"/>
-          <w:lang w:eastAsia="hr-HR"/>
-        </w:rPr>
-      </w:pPr>
-      <w:r>
-        <w:rPr>
-          <w:rFonts w:ascii="Courier New" w:hAnsi="Courier New" w:cs="Courier New"/>
-          <w:sz w:val="16"/>
-          <w:szCs w:val="16"/>
-          <w:lang w:eastAsia="hr-HR"/>
-        </w:rPr>
-        <w:t>        self.temp_file = tempfile.NamedTemporaryFile(delete=False, suffix='.wav')</w:t>
-      </w:r>
-    </w:p>
-    <w:p>
-      <w:pPr>
-        <w:spacing w:line="240" w:lineRule="auto"/>
-        <w:rPr>
-          <w:rFonts w:ascii="Courier New" w:hAnsi="Courier New" w:cs="Courier New"/>
-          <w:sz w:val="16"/>
-          <w:szCs w:val="16"/>
-          <w:lang w:eastAsia="hr-HR"/>
-        </w:rPr>
-      </w:pPr>
-      <w:r>
-        <w:rPr>
-          <w:rFonts w:ascii="Courier New" w:hAnsi="Courier New" w:cs="Courier New"/>
-          <w:sz w:val="16"/>
-          <w:szCs w:val="16"/>
-          <w:lang w:eastAsia="hr-HR"/>
-        </w:rPr>
-        <w:t>        sf.write(self.temp_file.name, self.auralized, self.samplerate)</w:t>
-      </w:r>
-    </w:p>
-    <w:p>
-      <w:pPr>
-        <w:spacing w:line="240" w:lineRule="auto"/>
-        <w:rPr>
-          <w:rFonts w:ascii="Courier New" w:hAnsi="Courier New" w:cs="Courier New"/>
-          <w:sz w:val="16"/>
-          <w:szCs w:val="16"/>
-          <w:lang w:eastAsia="hr-HR"/>
-        </w:rPr>
-      </w:pPr>
-      <w:r>
-        <w:rPr>
-          <w:rFonts w:ascii="Courier New" w:hAnsi="Courier New" w:cs="Courier New"/>
-          <w:sz w:val="16"/>
-          <w:szCs w:val="16"/>
-          <w:lang w:eastAsia="hr-HR"/>
-        </w:rPr>
-        <w:t>        self.media_player.setSource(QUrl.fromLocalFile(self.temp_file.name))</w:t>
-      </w:r>
-    </w:p>
-    <w:p>
-      <w:pPr>
-        <w:spacing w:line="240" w:lineRule="auto"/>
-        <w:rPr>
-          <w:rFonts w:ascii="Courier New" w:hAnsi="Courier New" w:cs="Courier New"/>
-          <w:sz w:val="16"/>
-          <w:szCs w:val="16"/>
-          <w:lang w:eastAsia="hr-HR"/>
-        </w:rPr>
-      </w:pPr>
-      <w:r>
-        <w:rPr>
-          <w:rFonts w:ascii="Courier New" w:hAnsi="Courier New" w:cs="Courier New"/>
-          <w:sz w:val="16"/>
-          <w:szCs w:val="16"/>
-          <w:lang w:eastAsia="hr-HR"/>
-        </w:rPr>
-        <w:t>        self.playing_label.setText(f"{self.current_filename} (auralizirano)")</w:t>
-      </w:r>
-    </w:p>
-    <w:p>
-      <w:pPr>
-        <w:spacing w:line="240" w:lineRule="auto"/>
-        <w:rPr>
-          <w:rFonts w:ascii="Courier New" w:hAnsi="Courier New" w:cs="Courier New"/>
-          <w:sz w:val="16"/>
-          <w:szCs w:val="16"/>
-          <w:lang w:eastAsia="hr-HR"/>
-        </w:rPr>
-      </w:pPr>
-      <w:r>
-        <w:rPr>
-          <w:rFonts w:ascii="Courier New" w:hAnsi="Courier New" w:cs="Courier New"/>
-          <w:sz w:val="16"/>
-          <w:szCs w:val="16"/>
-          <w:lang w:eastAsia="hr-HR"/>
-        </w:rPr>
-        <w:t>        self.save_auralized_button.setEnabled(True)</w:t>
-      </w:r>
-    </w:p>
-    <w:p>
-      <w:pPr>
-        <w:spacing w:line="240" w:lineRule="auto"/>
-        <w:rPr>
-          <w:rFonts w:ascii="Courier New" w:hAnsi="Courier New" w:cs="Courier New"/>
-          <w:sz w:val="16"/>
-          <w:szCs w:val="16"/>
-          <w:lang w:eastAsia="hr-HR"/>
-        </w:rPr>
-      </w:pPr>
-      <w:r>
-        <w:rPr>
-          <w:rFonts w:ascii="Courier New" w:hAnsi="Courier New" w:cs="Courier New"/>
-          <w:sz w:val="16"/>
-          <w:szCs w:val="16"/>
-          <w:lang w:eastAsia="hr-HR"/>
-        </w:rPr>
-        <w:t>        QMessageBox.information(self, "Info", "Auralizacija završena")</w:t>
-      </w:r>
-    </w:p>
-    <w:p>
-      <w:pPr>
-        <w:spacing w:line="240" w:lineRule="auto"/>
-        <w:rPr>
-          <w:rFonts w:ascii="Courier New" w:hAnsi="Courier New" w:cs="Courier New"/>
-          <w:sz w:val="16"/>
-          <w:szCs w:val="16"/>
-          <w:lang w:eastAsia="hr-HR"/>
-        </w:rPr>
-      </w:pPr>
-      <w:r>
-        <w:rPr>
-          <w:rFonts w:ascii="Courier New" w:hAnsi="Courier New" w:cs="Courier New"/>
-          <w:sz w:val="16"/>
-          <w:szCs w:val="16"/>
-          <w:lang w:eastAsia="hr-HR"/>
-        </w:rPr>
-        <w:t>    else:</w:t>
-      </w:r>
-    </w:p>
-    <w:p>
-      <w:pPr>
-        <w:spacing w:line="240" w:lineRule="auto"/>
-        <w:rPr>
-          <w:rFonts w:ascii="Courier New" w:hAnsi="Courier New" w:cs="Courier New"/>
-          <w:sz w:val="16"/>
-          <w:szCs w:val="16"/>
-          <w:lang w:eastAsia="hr-HR"/>
-        </w:rPr>
-      </w:pPr>
-      <w:r>
-        <w:rPr>
-          <w:rFonts w:ascii="Courier New" w:hAnsi="Courier New" w:cs="Courier New"/>
-          <w:sz w:val="16"/>
-          <w:szCs w:val="16"/>
-          <w:lang w:eastAsia="hr-HR"/>
-        </w:rPr>
-        <w:t>        QMessageBox.warning(self, "Upozorenje", "Učitajte wav i izračunajte IR prvo")</w:t>
-      </w:r>
-    </w:p>
-    <w:p>
-      <w:pPr>
-        <w:spacing w:line="240" w:lineRule="auto"/>
-        <w:jc w:val="left"/>
-        <w:rPr>
-          <w:rFonts w:ascii="Courier New" w:hAnsi="Courier New" w:cs="Courier New"/>
-          <w:sz w:val="16"/>
-          <w:szCs w:val="16"/>
-          <w:lang w:eastAsia="hr-HR"/>
-        </w:rPr>
-      </w:pPr>
     </w:p>
     <w:p>
       <w:pPr>
@@ -11998,19 +12101,49 @@
         <w:rPr>
           <w:lang w:eastAsia="hr-HR"/>
         </w:rPr>
-        <w:t>Kod 2. Programska implementacija auralizacije</w:t>
+        <w:t xml:space="preserve">Kod 2. </w:t>
+      </w:r>
+      <w:r>
+        <w:rPr>
+          <w:lang w:eastAsia="hr-HR"/>
+        </w:rPr>
+        <w:t>Pojednostavljena</w:t>
+      </w:r>
+      <w:r>
+        <w:rPr>
+          <w:lang w:eastAsia="hr-HR"/>
+        </w:rPr>
+        <w:t xml:space="preserve"> implementacija</w:t>
+      </w:r>
+      <w:r>
+        <w:rPr>
+          <w:lang w:eastAsia="hr-HR"/>
+        </w:rPr>
+        <w:t xml:space="preserve"> algoritma za</w:t>
+      </w:r>
+      <w:r>
+        <w:rPr>
+          <w:lang w:eastAsia="hr-HR"/>
+        </w:rPr>
+        <w:t xml:space="preserve"> auralizacij</w:t>
+      </w:r>
+      <w:r>
+        <w:rPr>
+          <w:lang w:eastAsia="hr-HR"/>
+        </w:rPr>
+        <w:t>u</w:t>
       </w:r>
     </w:p>
     <w:p>
       <w:pPr>
         <w:pStyle w:val="Heading2"/>
       </w:pPr>
-      <w:bookmarkStart w:id="36" w:name="_Toc231565805"/>
+      <w:bookmarkStart w:id="37" w:name="_Toc232618747"/>
       <w:r>
         <w:lastRenderedPageBreak/>
         <w:t>Subjektivni dojam prostora</w:t>
       </w:r>
-      <w:bookmarkEnd w:id="36"/>
+      <w:bookmarkEnd w:id="37"/>
     </w:p>
     <w:p>
       <w:r>
@@ -12093,22 +12226,22 @@
       <w:pPr>
         <w:pStyle w:val="Heading1"/>
       </w:pPr>
-      <w:bookmarkStart w:id="37" w:name="_Toc231565806"/>
+      <w:bookmarkStart w:id="38" w:name="_Toc232618748"/>
       <w:r>
         <w:lastRenderedPageBreak/>
         <w:t>Vizualizacija prostorije</w:t>
       </w:r>
-      <w:bookmarkEnd w:id="37"/>
+      <w:bookmarkEnd w:id="38"/>
     </w:p>
     <w:p>
       <w:pPr>
         <w:pStyle w:val="Heading2"/>
       </w:pPr>
-      <w:bookmarkStart w:id="38" w:name="_Toc231565807"/>
+      <w:bookmarkStart w:id="39" w:name="_Toc232618749"/>
       <w:r>
         <w:t>Vizualizacija prostorije</w:t>
       </w:r>
-      <w:bookmarkEnd w:id="38"/>
+      <w:bookmarkEnd w:id="39"/>
     </w:p>
     <w:p>
       <w:r>
@@ -12159,11 +12292,11 @@
       <w:pPr>
         <w:pStyle w:val="Heading2"/>
       </w:pPr>
-      <w:bookmarkStart w:id="39" w:name="_Toc231565808"/>
+      <w:bookmarkStart w:id="40" w:name="_Toc232618750"/>
       <w:r>
         <w:t>Izvor zvuka i slušatelj</w:t>
       </w:r>
-      <w:bookmarkEnd w:id="39"/>
+      <w:bookmarkEnd w:id="40"/>
     </w:p>
     <w:p>
       <w:r>
@@ -12225,11 +12358,11 @@
       <w:pPr>
         <w:pStyle w:val="Heading2"/>
       </w:pPr>
-      <w:bookmarkStart w:id="40" w:name="_Toc231565809"/>
+      <w:bookmarkStart w:id="41" w:name="_Toc232618751"/>
       <w:r>
         <w:t>Virtualni izvori</w:t>
       </w:r>
-      <w:bookmarkEnd w:id="40"/>
+      <w:bookmarkEnd w:id="41"/>
     </w:p>
     <w:p>
       <w:r>
@@ -12379,12 +12512,12 @@
       <w:pPr>
         <w:pStyle w:val="Heading1"/>
       </w:pPr>
-      <w:bookmarkStart w:id="41" w:name="_Toc231565810"/>
+      <w:bookmarkStart w:id="42" w:name="_Toc232618752"/>
       <w:r>
         <w:lastRenderedPageBreak/>
         <w:t>Rezultati i analiza</w:t>
       </w:r>
-      <w:bookmarkEnd w:id="41"/>
+      <w:bookmarkEnd w:id="42"/>
     </w:p>
     <w:p>
       <w:r>
@@ -12411,11 +12544,11 @@
       <w:pPr>
         <w:pStyle w:val="Heading2"/>
       </w:pPr>
-      <w:bookmarkStart w:id="42" w:name="_Toc231565811"/>
+      <w:bookmarkStart w:id="43" w:name="_Toc232618753"/>
       <w:r>
         <w:t>Primjer prostorije</w:t>
       </w:r>
-      <w:bookmarkEnd w:id="42"/>
+      <w:bookmarkEnd w:id="43"/>
     </w:p>
     <w:p>
       <w:r>
@@ -12500,12 +12633,12 @@
       <w:pPr>
         <w:pStyle w:val="Heading2"/>
       </w:pPr>
-      <w:bookmarkStart w:id="43" w:name="_Toc231565812"/>
+      <w:bookmarkStart w:id="44" w:name="_Toc232618754"/>
       <w:r>
         <w:lastRenderedPageBreak/>
         <w:t>Graf impulsnog odziva</w:t>
       </w:r>
-      <w:bookmarkEnd w:id="43"/>
+      <w:bookmarkEnd w:id="44"/>
     </w:p>
     <w:p>
       <w:pPr>
@@ -12573,14 +12706,11 @@
         <w:spacing w:before="120" w:beforeAutospacing="0" w:after="60" w:afterAutospacing="0" w:line="360" w:lineRule="auto"/>
       </w:pPr>
       <w:r>
-        <w:rPr>
-          <w:noProof/>
-        </w:rPr>
         <w:drawing>
-          <wp:inline distT="0" distB="0" distL="0" distR="0" wp14:anchorId="44DB5E35" wp14:editId="16F7FCCB">
-            <wp:extent cx="5580380" cy="2312035"/>
-            <wp:effectExtent l="0" t="0" r="1270" b="0"/>
-            <wp:docPr id="13429906" name="Picture 1"/>
+          <wp:inline distT="0" distB="0" distL="0" distR="0" wp14:anchorId="37155B0E" wp14:editId="273A2FF9">
+            <wp:extent cx="5580380" cy="2545080"/>
+            <wp:effectExtent l="0" t="0" r="1270" b="7620"/>
+            <wp:docPr id="2051014658" name="Picture 1"/>
             <wp:cNvGraphicFramePr>
               <a:graphicFrameLocks xmlns:a="http://schemas.openxmlformats.org/drawingml/2006/main" noChangeAspect="1"/>
             </wp:cNvGraphicFramePr>
@@ -12588,7 +12718,7 @@
               <a:graphicData uri="http://schemas.openxmlformats.org/drawingml/2006/picture">
                 <pic:pic xmlns:pic="http://schemas.openxmlformats.org/drawingml/2006/picture">
                   <pic:nvPicPr>
-                    <pic:cNvPr id="13429906" name=""/>
+                    <pic:cNvPr id="2051014658" name=""/>
                     <pic:cNvPicPr/>
                   </pic:nvPicPr>
                   <pic:blipFill>
@@ -12600,7 +12730,7 @@
                   <pic:spPr>
                     <a:xfrm>
                       <a:off x="0" y="0"/>
-                      <a:ext cx="5580380" cy="2312035"/>
+                      <a:ext cx="5580380" cy="2545080"/>
                     </a:xfrm>
                     <a:prstGeom prst="rect">
                       <a:avLst/>
@@ -12627,7 +12757,7 @@
       <w:pPr>
         <w:pStyle w:val="Heading2"/>
       </w:pPr>
-      <w:bookmarkStart w:id="44" w:name="_Toc231565813"/>
+      <w:bookmarkStart w:id="45" w:name="_Toc232618755"/>
       <w:r>
         <w:t>R</w:t>
       </w:r>
@@ -12637,7 +12767,7 @@
       <w:r>
         <w:t xml:space="preserve"> izračuna vremena odjeka</w:t>
       </w:r>
-      <w:bookmarkEnd w:id="44"/>
+      <w:bookmarkEnd w:id="45"/>
     </w:p>
     <w:p>
       <w:r>
@@ -12795,11 +12925,11 @@
       <w:pPr>
         <w:pStyle w:val="Heading2"/>
       </w:pPr>
-      <w:bookmarkStart w:id="45" w:name="_Toc231565814"/>
+      <w:bookmarkStart w:id="46" w:name="_Toc232618756"/>
       <w:r>
         <w:t>Usporedba materijala</w:t>
       </w:r>
-      <w:bookmarkEnd w:id="45"/>
+      <w:bookmarkEnd w:id="46"/>
     </w:p>
     <w:p>
       <w:pPr>
@@ -12864,12 +12994,12 @@
       <w:pPr>
         <w:pStyle w:val="Heading2"/>
       </w:pPr>
-      <w:bookmarkStart w:id="46" w:name="_Toc231565815"/>
+      <w:bookmarkStart w:id="47" w:name="_Toc232618757"/>
       <w:r>
         <w:lastRenderedPageBreak/>
         <w:t>Subjektivni dojam slušanja</w:t>
       </w:r>
-      <w:bookmarkEnd w:id="46"/>
+      <w:bookmarkEnd w:id="47"/>
     </w:p>
     <w:p>
       <w:pPr>
@@ -12941,12 +13071,12 @@
           <w:numId w:val="0"/>
         </w:numPr>
       </w:pPr>
-      <w:bookmarkStart w:id="47" w:name="_Toc231565816"/>
+      <w:bookmarkStart w:id="48" w:name="_Toc232618758"/>
       <w:r>
         <w:lastRenderedPageBreak/>
         <w:t>Zaključak</w:t>
       </w:r>
-      <w:bookmarkEnd w:id="47"/>
+      <w:bookmarkEnd w:id="48"/>
     </w:p>
     <w:p>
       <w:r>
@@ -13040,12 +13170,12 @@
           <w:numId w:val="0"/>
         </w:numPr>
       </w:pPr>
-      <w:bookmarkStart w:id="48" w:name="_Toc231565817"/>
+      <w:bookmarkStart w:id="49" w:name="_Toc232618759"/>
       <w:r>
         <w:lastRenderedPageBreak/>
         <w:t>Literatura</w:t>
       </w:r>
-      <w:bookmarkEnd w:id="48"/>
+      <w:bookmarkEnd w:id="49"/>
     </w:p>
     <w:p>
       <w:pPr>
@@ -13492,12 +13622,12 @@
           <w:numId w:val="0"/>
         </w:numPr>
       </w:pPr>
-      <w:bookmarkStart w:id="49" w:name="_Toc231565818"/>
+      <w:bookmarkStart w:id="50" w:name="_Toc232618760"/>
       <w:r>
         <w:lastRenderedPageBreak/>
         <w:t>Sažetak</w:t>
       </w:r>
-      <w:bookmarkEnd w:id="49"/>
+      <w:bookmarkEnd w:id="50"/>
     </w:p>
     <w:p>
       <w:r>
@@ -13552,12 +13682,12 @@
           <w:numId w:val="0"/>
         </w:numPr>
       </w:pPr>
-      <w:bookmarkStart w:id="50" w:name="_Toc231565819"/>
+      <w:bookmarkStart w:id="51" w:name="_Toc232618761"/>
       <w:r>
         <w:lastRenderedPageBreak/>
         <w:t>Summary</w:t>
       </w:r>
-      <w:bookmarkEnd w:id="50"/>
+      <w:bookmarkEnd w:id="51"/>
     </w:p>
     <w:p>
       <w:r>
@@ -13614,12 +13744,12 @@
           <w:numId w:val="0"/>
         </w:numPr>
       </w:pPr>
-      <w:bookmarkStart w:id="51" w:name="_Toc231565820"/>
+      <w:bookmarkStart w:id="52" w:name="_Toc232618762"/>
       <w:r>
         <w:lastRenderedPageBreak/>
         <w:t>Privitak</w:t>
       </w:r>
-      <w:bookmarkEnd w:id="51"/>
+      <w:bookmarkEnd w:id="52"/>
     </w:p>
     <w:p>
       <w:pPr>
@@ -13705,13 +13835,7 @@
       <w:rPr>
         <w:noProof/>
       </w:rPr>
-      <w:t>i</w:t>
-    </w:r>
-    <w:r>
-      <w:rPr>
-        <w:noProof/>
-      </w:rPr>
-      <w:t>v</w:t>
+      <w:t>iv</w:t>
     </w:r>
     <w:r>
       <w:fldChar w:fldCharType="end"/>
@@ -13755,14 +13879,7 @@
         <w:rStyle w:val="PageNumber"/>
         <w:noProof/>
       </w:rPr>
-      <w:t>1</w:t>
-    </w:r>
-    <w:r>
-      <w:rPr>
-        <w:rStyle w:val="PageNumber"/>
-        <w:noProof/>
-      </w:rPr>
-      <w:t>5</w:t>
+      <w:t>15</w:t>
     </w:r>
     <w:r>
       <w:rPr>
@@ -17411,6 +17528,155 @@
     </w:lvl>
   </w:abstractNum>
   <w:abstractNum w:abstractNumId="24" w15:restartNumberingAfterBreak="0">
+    <w:nsid w:val="382F1930"/>
+    <w:multiLevelType w:val="multilevel"/>
+    <w:tmpl w:val="FCC240EA"/>
+    <w:lvl w:ilvl="0">
+      <w:start w:val="1"/>
+      <w:numFmt w:val="bullet"/>
+      <w:lvlText w:val=""/>
+      <w:lvlJc w:val="left"/>
+      <w:pPr>
+        <w:tabs>
+          <w:tab w:val="num" w:pos="720"/>
+        </w:tabs>
+        <w:ind w:left="720" w:hanging="360"/>
+      </w:pPr>
+      <w:rPr>
+        <w:rFonts w:ascii="Symbol" w:hAnsi="Symbol" w:hint="default"/>
+        <w:sz w:val="20"/>
+      </w:rPr>
+    </w:lvl>
+    <w:lvl w:ilvl="1" w:tentative="1">
+      <w:start w:val="1"/>
+      <w:numFmt w:val="bullet"/>
+      <w:lvlText w:val="o"/>
+      <w:lvlJc w:val="left"/>
+      <w:pPr>
+        <w:tabs>
+          <w:tab w:val="num" w:pos="1440"/>
+        </w:tabs>
+        <w:ind w:left="1440" w:hanging="360"/>
+      </w:pPr>
+      <w:rPr>
+        <w:rFonts w:ascii="Courier New" w:hAnsi="Courier New" w:hint="default"/>
+        <w:sz w:val="20"/>
+      </w:rPr>
+    </w:lvl>
+    <w:lvl w:ilvl="2" w:tentative="1">
+      <w:start w:val="1"/>
+      <w:numFmt w:val="bullet"/>
+      <w:lvlText w:val=""/>
+      <w:lvlJc w:val="left"/>
+      <w:pPr>
+        <w:tabs>
+          <w:tab w:val="num" w:pos="2160"/>
+        </w:tabs>
+        <w:ind w:left="2160" w:hanging="360"/>
+      </w:pPr>
+      <w:rPr>
+        <w:rFonts w:ascii="Wingdings" w:hAnsi="Wingdings" w:hint="default"/>
+        <w:sz w:val="20"/>
+      </w:rPr>
+    </w:lvl>
+    <w:lvl w:ilvl="3" w:tentative="1">
+      <w:start w:val="1"/>
+      <w:numFmt w:val="bullet"/>
+      <w:lvlText w:val=""/>
+      <w:lvlJc w:val="left"/>
+      <w:pPr>
+        <w:tabs>
+          <w:tab w:val="num" w:pos="2880"/>
+        </w:tabs>
+        <w:ind w:left="2880" w:hanging="360"/>
+      </w:pPr>
+      <w:rPr>
+        <w:rFonts w:ascii="Wingdings" w:hAnsi="Wingdings" w:hint="default"/>
+        <w:sz w:val="20"/>
+      </w:rPr>
+    </w:lvl>
+    <w:lvl w:ilvl="4" w:tentative="1">
+      <w:start w:val="1"/>
+      <w:numFmt w:val="bullet"/>
+      <w:lvlText w:val=""/>
+      <w:lvlJc w:val="left"/>
+      <w:pPr>
+        <w:tabs>
+          <w:tab w:val="num" w:pos="3600"/>
+        </w:tabs>
+        <w:ind w:left="3600" w:hanging="360"/>
+      </w:pPr>
+      <w:rPr>
+        <w:rFonts w:ascii="Wingdings" w:hAnsi="Wingdings" w:hint="default"/>
+        <w:sz w:val="20"/>
+      </w:rPr>
+    </w:lvl>
+    <w:lvl w:ilvl="5" w:tentative="1">
+      <w:start w:val="1"/>
+      <w:numFmt w:val="bullet"/>
+      <w:lvlText w:val=""/>
+      <w:lvlJc w:val="left"/>
+      <w:pPr>
+        <w:tabs>
+          <w:tab w:val="num" w:pos="4320"/>
+        </w:tabs>
+        <w:ind w:left="4320" w:hanging="360"/>
+      </w:pPr>
+      <w:rPr>
+        <w:rFonts w:ascii="Wingdings" w:hAnsi="Wingdings" w:hint="default"/>
+        <w:sz w:val="20"/>
+      </w:rPr>
+    </w:lvl>
+    <w:lvl w:ilvl="6" w:tentative="1">
+      <w:start w:val="1"/>
+      <w:numFmt w:val="bullet"/>
+      <w:lvlText w:val=""/>
+      <w:lvlJc w:val="left"/>
+      <w:pPr>
+        <w:tabs>
+          <w:tab w:val="num" w:pos="5040"/>
+        </w:tabs>
+        <w:ind w:left="5040" w:hanging="360"/>
+      </w:pPr>
+      <w:rPr>
+        <w:rFonts w:ascii="Wingdings" w:hAnsi="Wingdings" w:hint="default"/>
+        <w:sz w:val="20"/>
+      </w:rPr>
+    </w:lvl>
+    <w:lvl w:ilvl="7" w:tentative="1">
+      <w:start w:val="1"/>
+      <w:numFmt w:val="bullet"/>
+      <w:lvlText w:val=""/>
+      <w:lvlJc w:val="left"/>
+      <w:pPr>
+        <w:tabs>
+          <w:tab w:val="num" w:pos="5760"/>
+        </w:tabs>
+        <w:ind w:left="5760" w:hanging="360"/>
+      </w:pPr>
+      <w:rPr>
+        <w:rFonts w:ascii="Wingdings" w:hAnsi="Wingdings" w:hint="default"/>
+        <w:sz w:val="20"/>
+      </w:rPr>
+    </w:lvl>
+    <w:lvl w:ilvl="8" w:tentative="1">
+      <w:start w:val="1"/>
+      <w:numFmt w:val="bullet"/>
+      <w:lvlText w:val=""/>
+      <w:lvlJc w:val="left"/>
+      <w:pPr>
+        <w:tabs>
+          <w:tab w:val="num" w:pos="6480"/>
+        </w:tabs>
+        <w:ind w:left="6480" w:hanging="360"/>
+      </w:pPr>
+      <w:rPr>
+        <w:rFonts w:ascii="Wingdings" w:hAnsi="Wingdings" w:hint="default"/>
+        <w:sz w:val="20"/>
+      </w:rPr>
+    </w:lvl>
+  </w:abstractNum>
+  <w:abstractNum w:abstractNumId="25" w15:restartNumberingAfterBreak="0">
     <w:nsid w:val="3A7C6508"/>
     <w:multiLevelType w:val="hybridMultilevel"/>
     <w:tmpl w:val="3D7AF2BC"/>
@@ -17551,7 +17817,7 @@
       </w:rPr>
     </w:lvl>
   </w:abstractNum>
-  <w:abstractNum w:abstractNumId="25" w15:restartNumberingAfterBreak="0">
+  <w:abstractNum w:abstractNumId="26" w15:restartNumberingAfterBreak="0">
     <w:nsid w:val="3D187FFD"/>
     <w:multiLevelType w:val="hybridMultilevel"/>
     <w:tmpl w:val="1700A63E"/>
@@ -17668,7 +17934,7 @@
       </w:pPr>
     </w:lvl>
   </w:abstractNum>
-  <w:abstractNum w:abstractNumId="26" w15:restartNumberingAfterBreak="0">
+  <w:abstractNum w:abstractNumId="27" w15:restartNumberingAfterBreak="0">
     <w:nsid w:val="437C3EEA"/>
     <w:multiLevelType w:val="multilevel"/>
     <w:tmpl w:val="944E1FF2"/>
@@ -17817,7 +18083,7 @@
       </w:rPr>
     </w:lvl>
   </w:abstractNum>
-  <w:abstractNum w:abstractNumId="27" w15:restartNumberingAfterBreak="0">
+  <w:abstractNum w:abstractNumId="28" w15:restartNumberingAfterBreak="0">
     <w:nsid w:val="442D4280"/>
     <w:multiLevelType w:val="hybridMultilevel"/>
     <w:tmpl w:val="EF3C80DE"/>
@@ -17934,7 +18200,7 @@
       </w:pPr>
     </w:lvl>
   </w:abstractNum>
-  <w:abstractNum w:abstractNumId="28" w15:restartNumberingAfterBreak="0">
+  <w:abstractNum w:abstractNumId="29" w15:restartNumberingAfterBreak="0">
     <w:nsid w:val="44E96BEE"/>
     <w:multiLevelType w:val="multilevel"/>
     <w:tmpl w:val="C58AF2D0"/>
@@ -18083,7 +18349,7 @@
       </w:rPr>
     </w:lvl>
   </w:abstractNum>
-  <w:abstractNum w:abstractNumId="29" w15:restartNumberingAfterBreak="0">
+  <w:abstractNum w:abstractNumId="30" w15:restartNumberingAfterBreak="0">
     <w:nsid w:val="48023103"/>
     <w:multiLevelType w:val="multilevel"/>
     <w:tmpl w:val="FDBA6730"/>
@@ -18232,7 +18498,7 @@
       </w:rPr>
     </w:lvl>
   </w:abstractNum>
-  <w:abstractNum w:abstractNumId="30" w15:restartNumberingAfterBreak="0">
+  <w:abstractNum w:abstractNumId="31" w15:restartNumberingAfterBreak="0">
     <w:nsid w:val="4901005F"/>
     <w:multiLevelType w:val="multilevel"/>
     <w:tmpl w:val="F5127EFE"/>
@@ -18381,7 +18647,120 @@
       </w:rPr>
     </w:lvl>
   </w:abstractNum>
-  <w:abstractNum w:abstractNumId="31" w15:restartNumberingAfterBreak="0">
+  <w:abstractNum w:abstractNumId="32" w15:restartNumberingAfterBreak="0">
+    <w:nsid w:val="493121FA"/>
+    <w:multiLevelType w:val="multilevel"/>
+    <w:tmpl w:val="43E287B0"/>
+    <w:lvl w:ilvl="0">
+      <w:start w:val="5"/>
+      <w:numFmt w:val="decimal"/>
+      <w:lvlText w:val="%1."/>
+      <w:lvlJc w:val="left"/>
+      <w:pPr>
+        <w:tabs>
+          <w:tab w:val="num" w:pos="720"/>
+        </w:tabs>
+        <w:ind w:left="720" w:hanging="360"/>
+      </w:pPr>
+    </w:lvl>
+    <w:lvl w:ilvl="1" w:tentative="1">
+      <w:start w:val="1"/>
+      <w:numFmt w:val="decimal"/>
+      <w:lvlText w:val="%2."/>
+      <w:lvlJc w:val="left"/>
+      <w:pPr>
+        <w:tabs>
+          <w:tab w:val="num" w:pos="1440"/>
+        </w:tabs>
+        <w:ind w:left="1440" w:hanging="360"/>
+      </w:pPr>
+    </w:lvl>
+    <w:lvl w:ilvl="2" w:tentative="1">
+      <w:start w:val="1"/>
+      <w:numFmt w:val="decimal"/>
+      <w:lvlText w:val="%3."/>
+      <w:lvlJc w:val="left"/>
+      <w:pPr>
+        <w:tabs>
+          <w:tab w:val="num" w:pos="2160"/>
+        </w:tabs>
+        <w:ind w:left="2160" w:hanging="360"/>
+      </w:pPr>
+    </w:lvl>
+    <w:lvl w:ilvl="3" w:tentative="1">
+      <w:start w:val="1"/>
+      <w:numFmt w:val="decimal"/>
+      <w:lvlText w:val="%4."/>
+      <w:lvlJc w:val="left"/>
+      <w:pPr>
+        <w:tabs>
+          <w:tab w:val="num" w:pos="2880"/>
+        </w:tabs>
+        <w:ind w:left="2880" w:hanging="360"/>
+      </w:pPr>
+    </w:lvl>
+    <w:lvl w:ilvl="4" w:tentative="1">
+      <w:start w:val="1"/>
+      <w:numFmt w:val="decimal"/>
+      <w:lvlText w:val="%5."/>
+      <w:lvlJc w:val="left"/>
+      <w:pPr>
+        <w:tabs>
+          <w:tab w:val="num" w:pos="3600"/>
+        </w:tabs>
+        <w:ind w:left="3600" w:hanging="360"/>
+      </w:pPr>
+    </w:lvl>
+    <w:lvl w:ilvl="5" w:tentative="1">
+      <w:start w:val="1"/>
+      <w:numFmt w:val="decimal"/>
+      <w:lvlText w:val="%6."/>
+      <w:lvlJc w:val="left"/>
+      <w:pPr>
+        <w:tabs>
+          <w:tab w:val="num" w:pos="4320"/>
+        </w:tabs>
+        <w:ind w:left="4320" w:hanging="360"/>
+      </w:pPr>
+    </w:lvl>
+    <w:lvl w:ilvl="6" w:tentative="1">
+      <w:start w:val="1"/>
+      <w:numFmt w:val="decimal"/>
+      <w:lvlText w:val="%7."/>
+      <w:lvlJc w:val="left"/>
+      <w:pPr>
+        <w:tabs>
+          <w:tab w:val="num" w:pos="5040"/>
+        </w:tabs>
+        <w:ind w:left="5040" w:hanging="360"/>
+      </w:pPr>
+    </w:lvl>
+    <w:lvl w:ilvl="7" w:tentative="1">
+      <w:start w:val="1"/>
+      <w:numFmt w:val="decimal"/>
+      <w:lvlText w:val="%8."/>
+      <w:lvlJc w:val="left"/>
+      <w:pPr>
+        <w:tabs>
+          <w:tab w:val="num" w:pos="5760"/>
+        </w:tabs>
+        <w:ind w:left="5760" w:hanging="360"/>
+      </w:pPr>
+    </w:lvl>
+    <w:lvl w:ilvl="8" w:tentative="1">
+      <w:start w:val="1"/>
+      <w:numFmt w:val="decimal"/>
+      <w:lvlText w:val="%9."/>
+      <w:lvlJc w:val="left"/>
+      <w:pPr>
+        <w:tabs>
+          <w:tab w:val="num" w:pos="6480"/>
+        </w:tabs>
+        <w:ind w:left="6480" w:hanging="360"/>
+      </w:pPr>
+    </w:lvl>
+  </w:abstractNum>
+  <w:abstractNum w:abstractNumId="33" w15:restartNumberingAfterBreak="0">
     <w:nsid w:val="4A206ACA"/>
     <w:multiLevelType w:val="multilevel"/>
     <w:tmpl w:val="17B4B168"/>
@@ -18530,7 +18909,7 @@
       </w:rPr>
     </w:lvl>
   </w:abstractNum>
-  <w:abstractNum w:abstractNumId="32" w15:restartNumberingAfterBreak="0">
+  <w:abstractNum w:abstractNumId="34" w15:restartNumberingAfterBreak="0">
     <w:nsid w:val="4D853419"/>
     <w:multiLevelType w:val="multilevel"/>
     <w:tmpl w:val="9C862606"/>
@@ -18679,7 +19058,7 @@
       </w:rPr>
     </w:lvl>
   </w:abstractNum>
-  <w:abstractNum w:abstractNumId="33" w15:restartNumberingAfterBreak="0">
+  <w:abstractNum w:abstractNumId="35" w15:restartNumberingAfterBreak="0">
     <w:nsid w:val="510C07B0"/>
     <w:multiLevelType w:val="multilevel"/>
     <w:tmpl w:val="4616364C"/>
@@ -18828,7 +19207,7 @@
       </w:rPr>
     </w:lvl>
   </w:abstractNum>
-  <w:abstractNum w:abstractNumId="34" w15:restartNumberingAfterBreak="0">
+  <w:abstractNum w:abstractNumId="36" w15:restartNumberingAfterBreak="0">
     <w:nsid w:val="52681E8E"/>
     <w:multiLevelType w:val="hybridMultilevel"/>
     <w:tmpl w:val="B8D8CC1C"/>
@@ -18945,7 +19324,269 @@
       </w:pPr>
     </w:lvl>
   </w:abstractNum>
-  <w:abstractNum w:abstractNumId="35" w15:restartNumberingAfterBreak="0">
+  <w:abstractNum w:abstractNumId="37" w15:restartNumberingAfterBreak="0">
+    <w:nsid w:val="53302780"/>
+    <w:multiLevelType w:val="multilevel"/>
+    <w:tmpl w:val="01EAC4DC"/>
+    <w:lvl w:ilvl="0">
+      <w:start w:val="1"/>
+      <w:numFmt w:val="bullet"/>
+      <w:lvlText w:val=""/>
+      <w:lvlJc w:val="left"/>
+      <w:pPr>
+        <w:tabs>
+          <w:tab w:val="num" w:pos="720"/>
+        </w:tabs>
+        <w:ind w:left="720" w:hanging="360"/>
+      </w:pPr>
+      <w:rPr>
+        <w:rFonts w:ascii="Symbol" w:hAnsi="Symbol" w:hint="default"/>
+        <w:sz w:val="20"/>
+      </w:rPr>
+    </w:lvl>
+    <w:lvl w:ilvl="1" w:tentative="1">
+      <w:start w:val="1"/>
+      <w:numFmt w:val="bullet"/>
+      <w:lvlText w:val="o"/>
+      <w:lvlJc w:val="left"/>
+      <w:pPr>
+        <w:tabs>
+          <w:tab w:val="num" w:pos="1440"/>
+        </w:tabs>
+        <w:ind w:left="1440" w:hanging="360"/>
+      </w:pPr>
+      <w:rPr>
+        <w:rFonts w:ascii="Courier New" w:hAnsi="Courier New" w:hint="default"/>
+        <w:sz w:val="20"/>
+      </w:rPr>
+    </w:lvl>
+    <w:lvl w:ilvl="2" w:tentative="1">
+      <w:start w:val="1"/>
+      <w:numFmt w:val="bullet"/>
+      <w:lvlText w:val=""/>
+      <w:lvlJc w:val="left"/>
+      <w:pPr>
+        <w:tabs>
+          <w:tab w:val="num" w:pos="2160"/>
+        </w:tabs>
+        <w:ind w:left="2160" w:hanging="360"/>
+      </w:pPr>
+      <w:rPr>
+        <w:rFonts w:ascii="Wingdings" w:hAnsi="Wingdings" w:hint="default"/>
+        <w:sz w:val="20"/>
+      </w:rPr>
+    </w:lvl>
+    <w:lvl w:ilvl="3" w:tentative="1">
+      <w:start w:val="1"/>
+      <w:numFmt w:val="bullet"/>
+      <w:lvlText w:val=""/>
+      <w:lvlJc w:val="left"/>
+      <w:pPr>
+        <w:tabs>
+          <w:tab w:val="num" w:pos="2880"/>
+        </w:tabs>
+        <w:ind w:left="2880" w:hanging="360"/>
+      </w:pPr>
+      <w:rPr>
+        <w:rFonts w:ascii="Wingdings" w:hAnsi="Wingdings" w:hint="default"/>
+        <w:sz w:val="20"/>
+      </w:rPr>
+    </w:lvl>
+    <w:lvl w:ilvl="4" w:tentative="1">
+      <w:start w:val="1"/>
+      <w:numFmt w:val="bullet"/>
+      <w:lvlText w:val=""/>
+      <w:lvlJc w:val="left"/>
+      <w:pPr>
+        <w:tabs>
+          <w:tab w:val="num" w:pos="3600"/>
+        </w:tabs>
+        <w:ind w:left="3600" w:hanging="360"/>
+      </w:pPr>
+      <w:rPr>
+        <w:rFonts w:ascii="Wingdings" w:hAnsi="Wingdings" w:hint="default"/>
+        <w:sz w:val="20"/>
+      </w:rPr>
+    </w:lvl>
+    <w:lvl w:ilvl="5" w:tentative="1">
+      <w:start w:val="1"/>
+      <w:numFmt w:val="bullet"/>
+      <w:lvlText w:val=""/>
+      <w:lvlJc w:val="left"/>
+      <w:pPr>
+        <w:tabs>
+          <w:tab w:val="num" w:pos="4320"/>
+        </w:tabs>
+        <w:ind w:left="4320" w:hanging="360"/>
+      </w:pPr>
+      <w:rPr>
+        <w:rFonts w:ascii="Wingdings" w:hAnsi="Wingdings" w:hint="default"/>
+        <w:sz w:val="20"/>
+      </w:rPr>
+    </w:lvl>
+    <w:lvl w:ilvl="6" w:tentative="1">
+      <w:start w:val="1"/>
+      <w:numFmt w:val="bullet"/>
+      <w:lvlText w:val=""/>
+      <w:lvlJc w:val="left"/>
+      <w:pPr>
+        <w:tabs>
+          <w:tab w:val="num" w:pos="5040"/>
+        </w:tabs>
+        <w:ind w:left="5040" w:hanging="360"/>
+      </w:pPr>
+      <w:rPr>
+        <w:rFonts w:ascii="Wingdings" w:hAnsi="Wingdings" w:hint="default"/>
+        <w:sz w:val="20"/>
+      </w:rPr>
+    </w:lvl>
+    <w:lvl w:ilvl="7" w:tentative="1">
+      <w:start w:val="1"/>
+      <w:numFmt w:val="bullet"/>
+      <w:lvlText w:val=""/>
+      <w:lvlJc w:val="left"/>
+      <w:pPr>
+        <w:tabs>
+          <w:tab w:val="num" w:pos="5760"/>
+        </w:tabs>
+        <w:ind w:left="5760" w:hanging="360"/>
+      </w:pPr>
+      <w:rPr>
+        <w:rFonts w:ascii="Wingdings" w:hAnsi="Wingdings" w:hint="default"/>
+        <w:sz w:val="20"/>
+      </w:rPr>
+    </w:lvl>
+    <w:lvl w:ilvl="8" w:tentative="1">
+      <w:start w:val="1"/>
+      <w:numFmt w:val="bullet"/>
+      <w:lvlText w:val=""/>
+      <w:lvlJc w:val="left"/>
+      <w:pPr>
+        <w:tabs>
+          <w:tab w:val="num" w:pos="6480"/>
+        </w:tabs>
+        <w:ind w:left="6480" w:hanging="360"/>
+      </w:pPr>
+      <w:rPr>
+        <w:rFonts w:ascii="Wingdings" w:hAnsi="Wingdings" w:hint="default"/>
+        <w:sz w:val="20"/>
+      </w:rPr>
+    </w:lvl>
+  </w:abstractNum>
+  <w:abstractNum w:abstractNumId="38" w15:restartNumberingAfterBreak="0">
+    <w:nsid w:val="549107BD"/>
+    <w:multiLevelType w:val="multilevel"/>
+    <w:tmpl w:val="1486A7AA"/>
+    <w:lvl w:ilvl="0">
+      <w:start w:val="6"/>
+      <w:numFmt w:val="decimal"/>
+      <w:lvlText w:val="%1."/>
+      <w:lvlJc w:val="left"/>
+      <w:pPr>
+        <w:tabs>
+          <w:tab w:val="num" w:pos="720"/>
+        </w:tabs>
+        <w:ind w:left="720" w:hanging="360"/>
+      </w:pPr>
+    </w:lvl>
+    <w:lvl w:ilvl="1" w:tentative="1">
+      <w:start w:val="1"/>
+      <w:numFmt w:val="decimal"/>
+      <w:lvlText w:val="%2."/>
+      <w:lvlJc w:val="left"/>
+      <w:pPr>
+        <w:tabs>
+          <w:tab w:val="num" w:pos="1440"/>
+        </w:tabs>
+        <w:ind w:left="1440" w:hanging="360"/>
+      </w:pPr>
+    </w:lvl>
+    <w:lvl w:ilvl="2" w:tentative="1">
+      <w:start w:val="1"/>
+      <w:numFmt w:val="decimal"/>
+      <w:lvlText w:val="%3."/>
+      <w:lvlJc w:val="left"/>
+      <w:pPr>
+        <w:tabs>
+          <w:tab w:val="num" w:pos="2160"/>
+        </w:tabs>
+        <w:ind w:left="2160" w:hanging="360"/>
+      </w:pPr>
+    </w:lvl>
+    <w:lvl w:ilvl="3" w:tentative="1">
+      <w:start w:val="1"/>
+      <w:numFmt w:val="decimal"/>
+      <w:lvlText w:val="%4."/>
+      <w:lvlJc w:val="left"/>
+      <w:pPr>
+        <w:tabs>
+          <w:tab w:val="num" w:pos="2880"/>
+        </w:tabs>
+        <w:ind w:left="2880" w:hanging="360"/>
+      </w:pPr>
+    </w:lvl>
+    <w:lvl w:ilvl="4" w:tentative="1">
+      <w:start w:val="1"/>
+      <w:numFmt w:val="decimal"/>
+      <w:lvlText w:val="%5."/>
+      <w:lvlJc w:val="left"/>
+      <w:pPr>
+        <w:tabs>
+          <w:tab w:val="num" w:pos="3600"/>
+        </w:tabs>
+        <w:ind w:left="3600" w:hanging="360"/>
+      </w:pPr>
+    </w:lvl>
+    <w:lvl w:ilvl="5" w:tentative="1">
+      <w:start w:val="1"/>
+      <w:numFmt w:val="decimal"/>
+      <w:lvlText w:val="%6."/>
+      <w:lvlJc w:val="left"/>
+      <w:pPr>
+        <w:tabs>
+          <w:tab w:val="num" w:pos="4320"/>
+        </w:tabs>
+        <w:ind w:left="4320" w:hanging="360"/>
+      </w:pPr>
+    </w:lvl>
+    <w:lvl w:ilvl="6" w:tentative="1">
+      <w:start w:val="1"/>
+      <w:numFmt w:val="decimal"/>
+      <w:lvlText w:val="%7."/>
+      <w:lvlJc w:val="left"/>
+      <w:pPr>
+        <w:tabs>
+          <w:tab w:val="num" w:pos="5040"/>
+        </w:tabs>
+        <w:ind w:left="5040" w:hanging="360"/>
+      </w:pPr>
+    </w:lvl>
+    <w:lvl w:ilvl="7" w:tentative="1">
+      <w:start w:val="1"/>
+      <w:numFmt w:val="decimal"/>
+      <w:lvlText w:val="%8."/>
+      <w:lvlJc w:val="left"/>
+      <w:pPr>
+        <w:tabs>
+          <w:tab w:val="num" w:pos="5760"/>
+        </w:tabs>
+        <w:ind w:left="5760" w:hanging="360"/>
+      </w:pPr>
+    </w:lvl>
+    <w:lvl w:ilvl="8" w:tentative="1">
+      <w:start w:val="1"/>
+      <w:numFmt w:val="decimal"/>
+      <w:lvlText w:val="%9."/>
+      <w:lvlJc w:val="left"/>
+      <w:pPr>
+        <w:tabs>
+          <w:tab w:val="num" w:pos="6480"/>
+        </w:tabs>
+        <w:ind w:left="6480" w:hanging="360"/>
+      </w:pPr>
+    </w:lvl>
+  </w:abstractNum>
+  <w:abstractNum w:abstractNumId="39" w15:restartNumberingAfterBreak="0">
     <w:nsid w:val="5D501AB6"/>
     <w:multiLevelType w:val="multilevel"/>
     <w:tmpl w:val="DA48938E"/>
@@ -19094,7 +19735,7 @@
       </w:rPr>
     </w:lvl>
   </w:abstractNum>
-  <w:abstractNum w:abstractNumId="36" w15:restartNumberingAfterBreak="0">
+  <w:abstractNum w:abstractNumId="40" w15:restartNumberingAfterBreak="0">
     <w:nsid w:val="5FC8541A"/>
     <w:multiLevelType w:val="multilevel"/>
     <w:tmpl w:val="68F27A78"/>
@@ -19243,7 +19884,7 @@
       </w:rPr>
     </w:lvl>
   </w:abstractNum>
-  <w:abstractNum w:abstractNumId="37" w15:restartNumberingAfterBreak="0">
+  <w:abstractNum w:abstractNumId="41" w15:restartNumberingAfterBreak="0">
     <w:nsid w:val="612C3267"/>
     <w:multiLevelType w:val="hybridMultilevel"/>
     <w:tmpl w:val="8AE63E00"/>
@@ -19360,7 +20001,7 @@
       </w:pPr>
     </w:lvl>
   </w:abstractNum>
-  <w:abstractNum w:abstractNumId="38" w15:restartNumberingAfterBreak="0">
+  <w:abstractNum w:abstractNumId="42" w15:restartNumberingAfterBreak="0">
     <w:nsid w:val="65A82A3D"/>
     <w:multiLevelType w:val="hybridMultilevel"/>
     <w:tmpl w:val="10CA8502"/>
@@ -19502,7 +20143,7 @@
       </w:rPr>
     </w:lvl>
   </w:abstractNum>
-  <w:abstractNum w:abstractNumId="39" w15:restartNumberingAfterBreak="0">
+  <w:abstractNum w:abstractNumId="43" w15:restartNumberingAfterBreak="0">
     <w:nsid w:val="693971F6"/>
     <w:multiLevelType w:val="multilevel"/>
     <w:tmpl w:val="651EBBC2"/>
@@ -19651,7 +20292,7 @@
       </w:rPr>
     </w:lvl>
   </w:abstractNum>
-  <w:abstractNum w:abstractNumId="40" w15:restartNumberingAfterBreak="0">
+  <w:abstractNum w:abstractNumId="44" w15:restartNumberingAfterBreak="0">
     <w:nsid w:val="6D05196C"/>
     <w:multiLevelType w:val="multilevel"/>
     <w:tmpl w:val="D338A580"/>
@@ -19800,7 +20441,7 @@
       </w:rPr>
     </w:lvl>
   </w:abstractNum>
-  <w:abstractNum w:abstractNumId="41" w15:restartNumberingAfterBreak="0">
+  <w:abstractNum w:abstractNumId="45" w15:restartNumberingAfterBreak="0">
     <w:nsid w:val="6FBA7008"/>
     <w:multiLevelType w:val="multilevel"/>
     <w:tmpl w:val="4D7AAFDA"/>
@@ -19949,7 +20590,7 @@
       </w:rPr>
     </w:lvl>
   </w:abstractNum>
-  <w:abstractNum w:abstractNumId="42" w15:restartNumberingAfterBreak="0">
+  <w:abstractNum w:abstractNumId="46" w15:restartNumberingAfterBreak="0">
     <w:nsid w:val="71A80736"/>
     <w:multiLevelType w:val="multilevel"/>
     <w:tmpl w:val="BD4A6D6A"/>
@@ -20098,7 +20739,7 @@
       </w:rPr>
     </w:lvl>
   </w:abstractNum>
-  <w:abstractNum w:abstractNumId="43" w15:restartNumberingAfterBreak="0">
+  <w:abstractNum w:abstractNumId="47" w15:restartNumberingAfterBreak="0">
     <w:nsid w:val="71E0712D"/>
     <w:multiLevelType w:val="multilevel"/>
     <w:tmpl w:val="30D48E3A"/>
@@ -20247,7 +20888,7 @@
       </w:rPr>
     </w:lvl>
   </w:abstractNum>
-  <w:abstractNum w:abstractNumId="44" w15:restartNumberingAfterBreak="0">
+  <w:abstractNum w:abstractNumId="48" w15:restartNumberingAfterBreak="0">
     <w:nsid w:val="74F36A84"/>
     <w:multiLevelType w:val="multilevel"/>
     <w:tmpl w:val="43E071DE"/>
@@ -20396,7 +21037,120 @@
       </w:rPr>
     </w:lvl>
   </w:abstractNum>
-  <w:abstractNum w:abstractNumId="45" w15:restartNumberingAfterBreak="0">
+  <w:abstractNum w:abstractNumId="49" w15:restartNumberingAfterBreak="0">
+    <w:nsid w:val="77890856"/>
+    <w:multiLevelType w:val="multilevel"/>
+    <w:tmpl w:val="EBA4B348"/>
+    <w:lvl w:ilvl="0">
+      <w:start w:val="1"/>
+      <w:numFmt w:val="decimal"/>
+      <w:lvlText w:val="%1."/>
+      <w:lvlJc w:val="left"/>
+      <w:pPr>
+        <w:tabs>
+          <w:tab w:val="num" w:pos="720"/>
+        </w:tabs>
+        <w:ind w:left="720" w:hanging="360"/>
+      </w:pPr>
+    </w:lvl>
+    <w:lvl w:ilvl="1" w:tentative="1">
+      <w:start w:val="1"/>
+      <w:numFmt w:val="decimal"/>
+      <w:lvlText w:val="%2."/>
+      <w:lvlJc w:val="left"/>
+      <w:pPr>
+        <w:tabs>
+          <w:tab w:val="num" w:pos="1440"/>
+        </w:tabs>
+        <w:ind w:left="1440" w:hanging="360"/>
+      </w:pPr>
+    </w:lvl>
+    <w:lvl w:ilvl="2" w:tentative="1">
+      <w:start w:val="1"/>
+      <w:numFmt w:val="decimal"/>
+      <w:lvlText w:val="%3."/>
+      <w:lvlJc w:val="left"/>
+      <w:pPr>
+        <w:tabs>
+          <w:tab w:val="num" w:pos="2160"/>
+        </w:tabs>
+        <w:ind w:left="2160" w:hanging="360"/>
+      </w:pPr>
+    </w:lvl>
+    <w:lvl w:ilvl="3" w:tentative="1">
+      <w:start w:val="1"/>
+      <w:numFmt w:val="decimal"/>
+      <w:lvlText w:val="%4."/>
+      <w:lvlJc w:val="left"/>
+      <w:pPr>
+        <w:tabs>
+          <w:tab w:val="num" w:pos="2880"/>
+        </w:tabs>
+        <w:ind w:left="2880" w:hanging="360"/>
+      </w:pPr>
+    </w:lvl>
+    <w:lvl w:ilvl="4" w:tentative="1">
+      <w:start w:val="1"/>
+      <w:numFmt w:val="decimal"/>
+      <w:lvlText w:val="%5."/>
+      <w:lvlJc w:val="left"/>
+      <w:pPr>
+        <w:tabs>
+          <w:tab w:val="num" w:pos="3600"/>
+        </w:tabs>
+        <w:ind w:left="3600" w:hanging="360"/>
+      </w:pPr>
+    </w:lvl>
+    <w:lvl w:ilvl="5" w:tentative="1">
+      <w:start w:val="1"/>
+      <w:numFmt w:val="decimal"/>
+      <w:lvlText w:val="%6."/>
+      <w:lvlJc w:val="left"/>
+      <w:pPr>
+        <w:tabs>
+          <w:tab w:val="num" w:pos="4320"/>
+        </w:tabs>
+        <w:ind w:left="4320" w:hanging="360"/>
+      </w:pPr>
+    </w:lvl>
+    <w:lvl w:ilvl="6" w:tentative="1">
+      <w:start w:val="1"/>
+      <w:numFmt w:val="decimal"/>
+      <w:lvlText w:val="%7."/>
+      <w:lvlJc w:val="left"/>
+      <w:pPr>
+        <w:tabs>
+          <w:tab w:val="num" w:pos="5040"/>
+        </w:tabs>
+        <w:ind w:left="5040" w:hanging="360"/>
+      </w:pPr>
+    </w:lvl>
+    <w:lvl w:ilvl="7" w:tentative="1">
+      <w:start w:val="1"/>
+      <w:numFmt w:val="decimal"/>
+      <w:lvlText w:val="%8."/>
+      <w:lvlJc w:val="left"/>
+      <w:pPr>
+        <w:tabs>
+          <w:tab w:val="num" w:pos="5760"/>
+        </w:tabs>
+        <w:ind w:left="5760" w:hanging="360"/>
+      </w:pPr>
+    </w:lvl>
+    <w:lvl w:ilvl="8" w:tentative="1">
+      <w:start w:val="1"/>
+      <w:numFmt w:val="decimal"/>
+      <w:lvlText w:val="%9."/>
+      <w:lvlJc w:val="left"/>
+      <w:pPr>
+        <w:tabs>
+          <w:tab w:val="num" w:pos="6480"/>
+        </w:tabs>
+        <w:ind w:left="6480" w:hanging="360"/>
+      </w:pPr>
+    </w:lvl>
+  </w:abstractNum>
+  <w:abstractNum w:abstractNumId="50" w15:restartNumberingAfterBreak="0">
     <w:nsid w:val="7AEC748C"/>
     <w:multiLevelType w:val="multilevel"/>
     <w:tmpl w:val="C254A50E"/>
@@ -20545,7 +21299,7 @@
       </w:rPr>
     </w:lvl>
   </w:abstractNum>
-  <w:abstractNum w:abstractNumId="46" w15:restartNumberingAfterBreak="0">
+  <w:abstractNum w:abstractNumId="51" w15:restartNumberingAfterBreak="0">
     <w:nsid w:val="7D2F5128"/>
     <w:multiLevelType w:val="multilevel"/>
     <w:tmpl w:val="55BA270E"/>
@@ -20694,7 +21448,7 @@
       </w:rPr>
     </w:lvl>
   </w:abstractNum>
-  <w:abstractNum w:abstractNumId="47" w15:restartNumberingAfterBreak="0">
+  <w:abstractNum w:abstractNumId="52" w15:restartNumberingAfterBreak="0">
     <w:nsid w:val="7E056399"/>
     <w:multiLevelType w:val="multilevel"/>
     <w:tmpl w:val="4CCED2C0"/>
@@ -20847,25 +21601,25 @@
     <w:abstractNumId w:val="2"/>
   </w:num>
   <w:num w:numId="2" w16cid:durableId="1623611652">
-    <w:abstractNumId w:val="38"/>
+    <w:abstractNumId w:val="42"/>
   </w:num>
   <w:num w:numId="3" w16cid:durableId="726607496">
-    <w:abstractNumId w:val="24"/>
+    <w:abstractNumId w:val="25"/>
   </w:num>
   <w:num w:numId="4" w16cid:durableId="2049916356">
     <w:abstractNumId w:val="12"/>
   </w:num>
   <w:num w:numId="5" w16cid:durableId="1488401854">
-    <w:abstractNumId w:val="37"/>
+    <w:abstractNumId w:val="41"/>
   </w:num>
   <w:num w:numId="6" w16cid:durableId="2039885879">
-    <w:abstractNumId w:val="25"/>
+    <w:abstractNumId w:val="26"/>
   </w:num>
   <w:num w:numId="7" w16cid:durableId="1572543531">
-    <w:abstractNumId w:val="27"/>
+    <w:abstractNumId w:val="28"/>
   </w:num>
   <w:num w:numId="8" w16cid:durableId="1620868712">
-    <w:abstractNumId w:val="34"/>
+    <w:abstractNumId w:val="36"/>
   </w:num>
   <w:num w:numId="9" w16cid:durableId="1312565192">
     <w:abstractNumId w:val="18"/>
@@ -20874,7 +21628,7 @@
     <w:abstractNumId w:val="5"/>
   </w:num>
   <w:num w:numId="11" w16cid:durableId="760445093">
-    <w:abstractNumId w:val="33"/>
+    <w:abstractNumId w:val="35"/>
   </w:num>
   <w:num w:numId="12" w16cid:durableId="1087188638">
     <w:abstractNumId w:val="16"/>
@@ -20883,10 +21637,10 @@
     <w:abstractNumId w:val="15"/>
   </w:num>
   <w:num w:numId="14" w16cid:durableId="1808860104">
-    <w:abstractNumId w:val="43"/>
+    <w:abstractNumId w:val="47"/>
   </w:num>
   <w:num w:numId="15" w16cid:durableId="1427724617">
-    <w:abstractNumId w:val="41"/>
+    <w:abstractNumId w:val="45"/>
   </w:num>
   <w:num w:numId="16" w16cid:durableId="1996372421">
     <w:abstractNumId w:val="8"/>
@@ -20895,10 +21649,10 @@
     <w:abstractNumId w:val="23"/>
   </w:num>
   <w:num w:numId="18" w16cid:durableId="1479108668">
-    <w:abstractNumId w:val="45"/>
+    <w:abstractNumId w:val="50"/>
   </w:num>
   <w:num w:numId="19" w16cid:durableId="1614676932">
-    <w:abstractNumId w:val="47"/>
+    <w:abstractNumId w:val="52"/>
   </w:num>
   <w:num w:numId="20" w16cid:durableId="1532843485">
     <w:abstractNumId w:val="17"/>
@@ -20913,13 +21667,13 @@
     <w:abstractNumId w:val="20"/>
   </w:num>
   <w:num w:numId="24" w16cid:durableId="85158021">
-    <w:abstractNumId w:val="32"/>
+    <w:abstractNumId w:val="34"/>
   </w:num>
   <w:num w:numId="25" w16cid:durableId="2062820225">
-    <w:abstractNumId w:val="44"/>
+    <w:abstractNumId w:val="48"/>
   </w:num>
   <w:num w:numId="26" w16cid:durableId="33426418">
-    <w:abstractNumId w:val="42"/>
+    <w:abstractNumId w:val="46"/>
   </w:num>
   <w:num w:numId="27" w16cid:durableId="192808216">
     <w:abstractNumId w:val="14"/>
@@ -20931,7 +21685,7 @@
     <w:abstractNumId w:val="21"/>
   </w:num>
   <w:num w:numId="30" w16cid:durableId="1776170347">
-    <w:abstractNumId w:val="36"/>
+    <w:abstractNumId w:val="40"/>
   </w:num>
   <w:num w:numId="31" w16cid:durableId="1759210428">
     <w:abstractNumId w:val="1"/>
@@ -20940,13 +21694,13 @@
     <w:abstractNumId w:val="0"/>
   </w:num>
   <w:num w:numId="33" w16cid:durableId="445275629">
-    <w:abstractNumId w:val="29"/>
+    <w:abstractNumId w:val="30"/>
   </w:num>
   <w:num w:numId="34" w16cid:durableId="1469518858">
     <w:abstractNumId w:val="4"/>
   </w:num>
   <w:num w:numId="35" w16cid:durableId="1719628683">
-    <w:abstractNumId w:val="40"/>
+    <w:abstractNumId w:val="44"/>
   </w:num>
   <w:num w:numId="36" w16cid:durableId="1926383115">
     <w:abstractNumId w:val="9"/>
@@ -20955,28 +21709,28 @@
     <w:abstractNumId w:val="22"/>
   </w:num>
   <w:num w:numId="38" w16cid:durableId="1001664656">
-    <w:abstractNumId w:val="39"/>
+    <w:abstractNumId w:val="43"/>
   </w:num>
   <w:num w:numId="39" w16cid:durableId="452603718">
-    <w:abstractNumId w:val="30"/>
+    <w:abstractNumId w:val="31"/>
   </w:num>
   <w:num w:numId="40" w16cid:durableId="1358577541">
-    <w:abstractNumId w:val="28"/>
+    <w:abstractNumId w:val="29"/>
   </w:num>
   <w:num w:numId="41" w16cid:durableId="858279465">
-    <w:abstractNumId w:val="31"/>
+    <w:abstractNumId w:val="33"/>
   </w:num>
   <w:num w:numId="42" w16cid:durableId="1031029333">
     <w:abstractNumId w:val="11"/>
   </w:num>
   <w:num w:numId="43" w16cid:durableId="1333800757">
-    <w:abstractNumId w:val="46"/>
+    <w:abstractNumId w:val="51"/>
   </w:num>
   <w:num w:numId="44" w16cid:durableId="1807894821">
     <w:abstractNumId w:val="19"/>
   </w:num>
   <w:num w:numId="45" w16cid:durableId="434520325">
-    <w:abstractNumId w:val="35"/>
+    <w:abstractNumId w:val="39"/>
   </w:num>
   <w:num w:numId="46" w16cid:durableId="1719550023">
     <w:abstractNumId w:val="3"/>
@@ -20985,7 +21739,22 @@
     <w:abstractNumId w:val="13"/>
   </w:num>
   <w:num w:numId="48" w16cid:durableId="1846363563">
-    <w:abstractNumId w:val="26"/>
+    <w:abstractNumId w:val="27"/>
+  </w:num>
+  <w:num w:numId="49" w16cid:durableId="809635722">
+    <w:abstractNumId w:val="49"/>
+  </w:num>
+  <w:num w:numId="50" w16cid:durableId="2018802962">
+    <w:abstractNumId w:val="32"/>
+  </w:num>
+  <w:num w:numId="51" w16cid:durableId="1753968392">
+    <w:abstractNumId w:val="24"/>
+  </w:num>
+  <w:num w:numId="52" w16cid:durableId="1264873980">
+    <w:abstractNumId w:val="38"/>
+  </w:num>
+  <w:num w:numId="53" w16cid:durableId="1941982641">
+    <w:abstractNumId w:val="37"/>
   </w:num>
   <w:numIdMacAtCleanup w:val="48"/>
 </w:numbering>
@@ -21492,7 +22261,6 @@
   <w:style w:type="character" w:default="1" w:styleId="DefaultParagraphFont">
     <w:name w:val="Default Paragraph Font"/>
     <w:uiPriority w:val="1"/>
-    <w:semiHidden/>
     <w:unhideWhenUsed/>
   </w:style>
   <w:style w:type="table" w:default="1" w:styleId="TableNormal">
@@ -21557,6 +22325,7 @@
         <w:numId w:val="3"/>
       </w:numPr>
       <w:tabs>
+        <w:tab w:val="num" w:pos="360"/>
         <w:tab w:val="left" w:pos="851"/>
       </w:tabs>
       <w:spacing w:after="60"/>
